--- a/Plan_MultivendorMarketplace.docx
+++ b/Plan_MultivendorMarketplace.docx
@@ -197,6 +197,3690 @@
         <w:t>K8s / Docker</w:t>
       </w:r>
     </w:p>
+    <w:p>
+      <w:pPr>
+        <w:pStyle w:val="Heading1"/>
+      </w:pPr>
+      <w:r>
+        <w:t>Các bước làm việc</w:t>
+      </w:r>
+    </w:p>
+    <w:p>
+      <w:r>
+        <w:t>Giai đoạn 1: Thiết kế database</w:t>
+      </w:r>
+    </w:p>
+    <w:p>
+      <w:pPr>
+        <w:pStyle w:val="ListParagraph"/>
+        <w:numPr>
+          <w:ilvl w:val="0"/>
+          <w:numId w:val="42"/>
+        </w:numPr>
+      </w:pPr>
+      <w:r>
+        <w:t>Thiết kế database.</w:t>
+      </w:r>
+    </w:p>
+    <w:p>
+      <w:pPr>
+        <w:pStyle w:val="ListParagraph"/>
+        <w:numPr>
+          <w:ilvl w:val="0"/>
+          <w:numId w:val="42"/>
+        </w:numPr>
+        <w:rPr>
+          <w:szCs w:val="24"/>
+        </w:rPr>
+      </w:pPr>
+      <w:r>
+        <w:t>Zod Schema: Định nghĩa sche</w:t>
+      </w:r>
+      <w:r>
+        <w:rPr>
+          <w:szCs w:val="24"/>
+        </w:rPr>
+        <w:t>ma cho từng Model dùng chung cho cả Validation và Type Inference.</w:t>
+      </w:r>
+    </w:p>
+    <w:p>
+      <w:pPr>
+        <w:pStyle w:val="ng-star-inserted"/>
+        <w:numPr>
+          <w:ilvl w:val="0"/>
+          <w:numId w:val="42"/>
+        </w:numPr>
+        <w:shd w:val="clear" w:color="auto" w:fill="FFFFFF"/>
+        <w:spacing w:before="0" w:beforeAutospacing="0" w:after="105" w:afterAutospacing="0" w:line="315" w:lineRule="atLeast"/>
+        <w:rPr>
+          <w:rFonts w:ascii="Cambria" w:hAnsi="Cambria" w:cs="Arial"/>
+          <w:color w:val="2B2D31"/>
+        </w:rPr>
+      </w:pPr>
+      <w:r>
+        <w:rPr>
+          <w:rStyle w:val="ng-star-inserted1"/>
+          <w:rFonts w:ascii="Cambria" w:eastAsiaTheme="majorEastAsia" w:hAnsi="Cambria" w:cs="Arial"/>
+          <w:color w:val="2B2D31"/>
+        </w:rPr>
+        <w:t>Soft Delete: Với một Marketplace, không nên xóa cứng (Hard Delete) sản phẩm hay đơn hàng. Hãy thêm trường </w:t>
+      </w:r>
+      <w:r>
+        <w:rPr>
+          <w:rStyle w:val="inline-code"/>
+          <w:rFonts w:ascii="Cambria" w:eastAsiaTheme="majorEastAsia" w:hAnsi="Cambria" w:cs="Arial"/>
+          <w:color w:val="2B2D31"/>
+          <w:bdr w:val="none" w:sz="0" w:space="0" w:color="auto" w:frame="1"/>
+        </w:rPr>
+        <w:t>deletedAt</w:t>
+      </w:r>
+      <w:r>
+        <w:rPr>
+          <w:rStyle w:val="ng-star-inserted1"/>
+          <w:rFonts w:ascii="Cambria" w:eastAsiaTheme="majorEastAsia" w:hAnsi="Cambria" w:cs="Arial"/>
+          <w:color w:val="2B2D31"/>
+        </w:rPr>
+        <w:t> để quản lý.</w:t>
+      </w:r>
+    </w:p>
+    <w:p>
+      <w:r>
+        <w:t>Giai đoạn 2: Authentication và Authorization</w:t>
+      </w:r>
+    </w:p>
+    <w:p>
+      <w:pPr>
+        <w:pStyle w:val="ListParagraph"/>
+        <w:numPr>
+          <w:ilvl w:val="0"/>
+          <w:numId w:val="44"/>
+        </w:numPr>
+      </w:pPr>
+      <w:r>
+        <w:t>Authentication: Register/Login với JWT (Access Token &amp; Refresh Token).</w:t>
+      </w:r>
+      <w:r>
+        <w:t xml:space="preserve"> Dùng </w:t>
+      </w:r>
+      <w:r>
+        <w:t>Refresh Token Rotatio</w:t>
+      </w:r>
+      <w:r>
+        <w:t>n, tức là mỗi khi lấy Access Token mới thì cấp luôn Refresh Token mới để tăng tính bảo mật.</w:t>
+      </w:r>
+    </w:p>
+    <w:p>
+      <w:pPr>
+        <w:pStyle w:val="ListParagraph"/>
+        <w:numPr>
+          <w:ilvl w:val="0"/>
+          <w:numId w:val="44"/>
+        </w:numPr>
+      </w:pPr>
+      <w:r>
+        <w:t>Authorization: Viết middleware checkRole(['ADMIN', 'SELLER', USER']).</w:t>
+      </w:r>
+    </w:p>
+    <w:p>
+      <w:pPr>
+        <w:pStyle w:val="ListParagraph"/>
+        <w:numPr>
+          <w:ilvl w:val="0"/>
+          <w:numId w:val="44"/>
+        </w:numPr>
+      </w:pPr>
+      <w:r>
+        <w:t>Seller Request: User gửi yêu cầu lên Seller -&gt; BullMQ xử lý gửi Mail thông báo cho Admin/User qua Nodemailer.</w:t>
+      </w:r>
+    </w:p>
+    <w:p>
+      <w:r>
+        <w:t>Giai đoạn 3: Core Features &amp; Transactions</w:t>
+      </w:r>
+    </w:p>
+    <w:p>
+      <w:pPr>
+        <w:pStyle w:val="ListParagraph"/>
+        <w:numPr>
+          <w:ilvl w:val="0"/>
+          <w:numId w:val="48"/>
+        </w:numPr>
+      </w:pPr>
+      <w:r>
+        <w:t>CRUD Product: Seller quản lý sản phẩm của họ.</w:t>
+      </w:r>
+    </w:p>
+    <w:p>
+      <w:pPr>
+        <w:pStyle w:val="ListParagraph"/>
+        <w:numPr>
+          <w:ilvl w:val="0"/>
+          <w:numId w:val="48"/>
+        </w:numPr>
+      </w:pPr>
+      <w:r>
+        <w:t>Cart &amp; Checkout: Đây là nơi dùng Prisma Interactive Transactions.</w:t>
+      </w:r>
+    </w:p>
+    <w:p>
+      <w:pPr>
+        <w:pStyle w:val="ListParagraph"/>
+        <w:numPr>
+          <w:ilvl w:val="1"/>
+          <w:numId w:val="48"/>
+        </w:numPr>
+        <w:ind w:left="1080"/>
+      </w:pPr>
+      <w:r>
+        <w:rPr>
+          <w:i/>
+          <w:iCs/>
+        </w:rPr>
+        <w:t>Quy trình:</w:t>
+      </w:r>
+      <w:r>
+        <w:t> Kiểm tra stock -&gt; Tạo Order -&gt; Giảm stock sản phẩm -&gt; Lưu Payment log (giả lập). Nếu 1 bước lỗi, rollback toàn bộ.</w:t>
+      </w:r>
+    </w:p>
+    <w:p>
+      <w:pPr>
+        <w:pStyle w:val="ListParagraph"/>
+        <w:numPr>
+          <w:ilvl w:val="0"/>
+          <w:numId w:val="49"/>
+        </w:numPr>
+      </w:pPr>
+      <w:r>
+        <w:t>Pagination: Viết một Utility function/class để xử lý cả offset-based (cho Admin) và cursor-based (cho Infinite Scroll của người dùng).</w:t>
+      </w:r>
+    </w:p>
+    <w:p>
+      <w:r>
+        <w:t>Giai đoạn 4: Optimization &amp; Cachin</w:t>
+      </w:r>
+      <w:r>
+        <w:t>g</w:t>
+      </w:r>
+    </w:p>
+    <w:p>
+      <w:pPr>
+        <w:pStyle w:val="ListParagraph"/>
+        <w:numPr>
+          <w:ilvl w:val="0"/>
+          <w:numId w:val="49"/>
+        </w:numPr>
+      </w:pPr>
+      <w:r>
+        <w:lastRenderedPageBreak/>
+        <w:t>Redis Caching: Lưu thông tin sản phẩm hot, danh mục.</w:t>
+      </w:r>
+    </w:p>
+    <w:p>
+      <w:r>
+        <w:rPr>
+          <w:i/>
+          <w:iCs/>
+        </w:rPr>
+        <w:t>Versioning:</w:t>
+      </w:r>
+      <w:r>
+        <w:t> Sử dụng key dạng v1:products:list hoặc gắn version vào dữ liệu để dễ dàng invalidate cache khi có update.</w:t>
+      </w:r>
+      <w:r>
+        <w:t xml:space="preserve"> Caching của một sản phẩm (detail) sẽ được xóa. Còn caching của cả trang dữ liệu thì sẽ được dùng bằng kiểu versioning để tối ưu</w:t>
+      </w:r>
+    </w:p>
+    <w:p>
+      <w:pPr>
+        <w:pStyle w:val="ListParagraph"/>
+        <w:numPr>
+          <w:ilvl w:val="0"/>
+          <w:numId w:val="49"/>
+        </w:numPr>
+      </w:pPr>
+      <w:r>
+        <w:t>BullMQ: Xử lý các tác vụ nặng (gửi mail, tính toán báo cáo doanh thu cuối ngày cho Seller - Cron job).</w:t>
+      </w:r>
+    </w:p>
+    <w:p>
+      <w:r>
+        <w:t xml:space="preserve">Giai đoạn 5: Security &amp; Final Polish </w:t>
+      </w:r>
+    </w:p>
+    <w:p>
+      <w:pPr>
+        <w:pStyle w:val="ListParagraph"/>
+        <w:numPr>
+          <w:ilvl w:val="0"/>
+          <w:numId w:val="49"/>
+        </w:numPr>
+      </w:pPr>
+      <w:r>
+        <w:t>Security: Helmet, CORS, Rate Limit (dùng express-rate-limit kết hợp Redis).</w:t>
+      </w:r>
+    </w:p>
+    <w:p>
+      <w:pPr>
+        <w:pStyle w:val="ListParagraph"/>
+        <w:numPr>
+          <w:ilvl w:val="0"/>
+          <w:numId w:val="49"/>
+        </w:numPr>
+      </w:pPr>
+      <w:r>
+        <w:t>Error Handling: Global Error Middleware để bắt mọi lỗi và trả về format JSON đồng nhất.</w:t>
+      </w:r>
+    </w:p>
+    <w:p>
+      <w:r>
+        <w:t>Trả về thành công của một API sẽ là:</w:t>
+      </w:r>
+    </w:p>
+    <w:p>
+      <w:pPr>
+        <w:rPr>
+          <w:rFonts w:ascii="Courier New" w:hAnsi="Courier New" w:cs="Courier New"/>
+          <w:sz w:val="20"/>
+          <w:szCs w:val="20"/>
+        </w:rPr>
+      </w:pPr>
+      <w:r>
+        <w:rPr>
+          <w:rFonts w:ascii="Courier New" w:hAnsi="Courier New" w:cs="Courier New"/>
+          <w:sz w:val="20"/>
+          <w:szCs w:val="20"/>
+        </w:rPr>
+        <w:t>{</w:t>
+      </w:r>
+    </w:p>
+    <w:p>
+      <w:pPr>
+        <w:rPr>
+          <w:rFonts w:ascii="Courier New" w:hAnsi="Courier New" w:cs="Courier New"/>
+          <w:sz w:val="20"/>
+          <w:szCs w:val="20"/>
+        </w:rPr>
+      </w:pPr>
+      <w:r>
+        <w:rPr>
+          <w:rFonts w:ascii="Courier New" w:hAnsi="Courier New" w:cs="Courier New"/>
+          <w:sz w:val="20"/>
+          <w:szCs w:val="20"/>
+        </w:rPr>
+        <w:t xml:space="preserve">  success: true,</w:t>
+      </w:r>
+    </w:p>
+    <w:p>
+      <w:pPr>
+        <w:rPr>
+          <w:rFonts w:ascii="Courier New" w:hAnsi="Courier New" w:cs="Courier New"/>
+          <w:sz w:val="20"/>
+          <w:szCs w:val="20"/>
+        </w:rPr>
+      </w:pPr>
+      <w:r>
+        <w:rPr>
+          <w:rFonts w:ascii="Courier New" w:hAnsi="Courier New" w:cs="Courier New"/>
+          <w:sz w:val="20"/>
+          <w:szCs w:val="20"/>
+        </w:rPr>
+        <w:t xml:space="preserve">  message: “</w:t>
+      </w:r>
+      <w:r>
+        <w:rPr>
+          <w:rFonts w:ascii="Courier New" w:hAnsi="Courier New" w:cs="Courier New"/>
+          <w:sz w:val="20"/>
+          <w:szCs w:val="20"/>
+        </w:rPr>
+        <w:t>…</w:t>
+      </w:r>
+      <w:r>
+        <w:rPr>
+          <w:rFonts w:ascii="Courier New" w:hAnsi="Courier New" w:cs="Courier New"/>
+          <w:sz w:val="20"/>
+          <w:szCs w:val="20"/>
+        </w:rPr>
+        <w:t>”,</w:t>
+      </w:r>
+    </w:p>
+    <w:p>
+      <w:pPr>
+        <w:rPr>
+          <w:rFonts w:ascii="Courier New" w:hAnsi="Courier New" w:cs="Courier New"/>
+          <w:sz w:val="20"/>
+          <w:szCs w:val="20"/>
+        </w:rPr>
+      </w:pPr>
+      <w:r>
+        <w:rPr>
+          <w:rFonts w:ascii="Courier New" w:hAnsi="Courier New" w:cs="Courier New"/>
+          <w:sz w:val="20"/>
+          <w:szCs w:val="20"/>
+        </w:rPr>
+        <w:t xml:space="preserve">  data: {…} hoặc data […]</w:t>
+      </w:r>
+    </w:p>
+    <w:p>
+      <w:pPr>
+        <w:rPr>
+          <w:rFonts w:ascii="Courier New" w:hAnsi="Courier New" w:cs="Courier New"/>
+          <w:sz w:val="20"/>
+          <w:szCs w:val="20"/>
+        </w:rPr>
+      </w:pPr>
+      <w:r>
+        <w:rPr>
+          <w:rFonts w:ascii="Courier New" w:hAnsi="Courier New" w:cs="Courier New"/>
+          <w:sz w:val="20"/>
+          <w:szCs w:val="20"/>
+        </w:rPr>
+        <w:t>}</w:t>
+      </w:r>
+    </w:p>
+    <w:p>
+      <w:pPr>
+        <w:rPr>
+          <w:rFonts w:cs="Courier New"/>
+          <w:szCs w:val="24"/>
+        </w:rPr>
+      </w:pPr>
+      <w:r>
+        <w:rPr>
+          <w:rFonts w:cs="Courier New"/>
+          <w:szCs w:val="24"/>
+        </w:rPr>
+        <w:t>Trả về thất bại của một API sẽ là</w:t>
+      </w:r>
+    </w:p>
+    <w:p>
+      <w:pPr>
+        <w:rPr>
+          <w:rFonts w:ascii="Courier New" w:hAnsi="Courier New" w:cs="Courier New"/>
+          <w:sz w:val="20"/>
+          <w:szCs w:val="20"/>
+        </w:rPr>
+      </w:pPr>
+      <w:r>
+        <w:rPr>
+          <w:rFonts w:ascii="Courier New" w:hAnsi="Courier New" w:cs="Courier New"/>
+          <w:sz w:val="20"/>
+          <w:szCs w:val="20"/>
+        </w:rPr>
+        <w:t>{</w:t>
+      </w:r>
+    </w:p>
+    <w:p>
+      <w:pPr>
+        <w:rPr>
+          <w:rFonts w:ascii="Courier New" w:hAnsi="Courier New" w:cs="Courier New"/>
+          <w:sz w:val="20"/>
+          <w:szCs w:val="20"/>
+        </w:rPr>
+      </w:pPr>
+      <w:r>
+        <w:rPr>
+          <w:rFonts w:ascii="Courier New" w:hAnsi="Courier New" w:cs="Courier New"/>
+          <w:sz w:val="20"/>
+          <w:szCs w:val="20"/>
+        </w:rPr>
+        <w:t xml:space="preserve">  success:</w:t>
+      </w:r>
+      <w:r>
+        <w:rPr>
+          <w:rFonts w:ascii="Courier New" w:hAnsi="Courier New" w:cs="Courier New"/>
+          <w:sz w:val="20"/>
+          <w:szCs w:val="20"/>
+        </w:rPr>
+        <w:t xml:space="preserve"> false</w:t>
+      </w:r>
+      <w:r>
+        <w:rPr>
+          <w:rFonts w:ascii="Courier New" w:hAnsi="Courier New" w:cs="Courier New"/>
+          <w:sz w:val="20"/>
+          <w:szCs w:val="20"/>
+        </w:rPr>
+        <w:t>,</w:t>
+      </w:r>
+    </w:p>
+    <w:p>
+      <w:pPr>
+        <w:rPr>
+          <w:rFonts w:ascii="Courier New" w:hAnsi="Courier New" w:cs="Courier New"/>
+          <w:sz w:val="20"/>
+          <w:szCs w:val="20"/>
+        </w:rPr>
+      </w:pPr>
+      <w:r>
+        <w:rPr>
+          <w:rFonts w:ascii="Courier New" w:hAnsi="Courier New" w:cs="Courier New"/>
+          <w:sz w:val="20"/>
+          <w:szCs w:val="20"/>
+        </w:rPr>
+        <w:t xml:space="preserve">  message: “</w:t>
+      </w:r>
+      <w:r>
+        <w:rPr>
+          <w:rFonts w:ascii="Courier New" w:hAnsi="Courier New" w:cs="Courier New"/>
+          <w:sz w:val="20"/>
+          <w:szCs w:val="20"/>
+        </w:rPr>
+        <w:t>…</w:t>
+      </w:r>
+      <w:r>
+        <w:rPr>
+          <w:rFonts w:ascii="Courier New" w:hAnsi="Courier New" w:cs="Courier New"/>
+          <w:sz w:val="20"/>
+          <w:szCs w:val="20"/>
+        </w:rPr>
+        <w:t>”,</w:t>
+      </w:r>
+    </w:p>
+    <w:p>
+      <w:pPr>
+        <w:rPr>
+          <w:rFonts w:ascii="Courier New" w:hAnsi="Courier New" w:cs="Courier New"/>
+          <w:sz w:val="20"/>
+          <w:szCs w:val="20"/>
+        </w:rPr>
+      </w:pPr>
+      <w:r>
+        <w:rPr>
+          <w:rFonts w:ascii="Courier New" w:hAnsi="Courier New" w:cs="Courier New"/>
+          <w:sz w:val="20"/>
+          <w:szCs w:val="20"/>
+        </w:rPr>
+        <w:t xml:space="preserve">  </w:t>
+      </w:r>
+      <w:r>
+        <w:rPr>
+          <w:rFonts w:ascii="Courier New" w:hAnsi="Courier New" w:cs="Courier New"/>
+          <w:sz w:val="20"/>
+          <w:szCs w:val="20"/>
+        </w:rPr>
+        <w:t>errors</w:t>
+      </w:r>
+      <w:r>
+        <w:rPr>
+          <w:rFonts w:ascii="Courier New" w:hAnsi="Courier New" w:cs="Courier New"/>
+          <w:sz w:val="20"/>
+          <w:szCs w:val="20"/>
+        </w:rPr>
+        <w:t>: {…} hoặc data […]</w:t>
+      </w:r>
+    </w:p>
+    <w:p>
+      <w:pPr>
+        <w:rPr>
+          <w:rFonts w:ascii="Courier New" w:hAnsi="Courier New" w:cs="Courier New"/>
+          <w:sz w:val="20"/>
+          <w:szCs w:val="20"/>
+        </w:rPr>
+      </w:pPr>
+      <w:r>
+        <w:rPr>
+          <w:rFonts w:ascii="Courier New" w:hAnsi="Courier New" w:cs="Courier New"/>
+          <w:sz w:val="20"/>
+          <w:szCs w:val="20"/>
+        </w:rPr>
+        <w:t>}</w:t>
+      </w:r>
+    </w:p>
+    <w:p>
+      <w:r>
+        <w:t>Giỏ hàng trong dự án sẽ được lưu trên Redis để tối ưu hiệu năng thay vì lưu trong database. Code sẽ được viết theo kiểu Modular Layered Architechture.</w:t>
+      </w:r>
+    </w:p>
+    <w:p/>
+    <w:p/>
+    <w:p>
+      <w:pPr>
+        <w:pStyle w:val="Heading1"/>
+      </w:pPr>
+      <w:r>
+        <w:t>Đề xuất của Gemini</w:t>
+      </w:r>
+    </w:p>
+    <w:p>
+      <w:pPr>
+        <w:rPr>
+          <w:b/>
+          <w:bCs/>
+        </w:rPr>
+      </w:pPr>
+      <w:r>
+        <w:rPr>
+          <w:b/>
+          <w:bCs/>
+        </w:rPr>
+        <w:t>Giai đoạn 1 &amp; 2: Database &amp; Auth</w:t>
+      </w:r>
+    </w:p>
+    <w:p>
+      <w:pPr>
+        <w:numPr>
+          <w:ilvl w:val="0"/>
+          <w:numId w:val="51"/>
+        </w:numPr>
+      </w:pPr>
+      <w:r>
+        <w:rPr>
+          <w:b/>
+          <w:bCs/>
+        </w:rPr>
+        <w:t>Refresh Token Rotation:</w:t>
+      </w:r>
+      <w:r>
+        <w:t> Bạn nên bổ sung cơ chế lưu Refresh Token vào Redis (có TTL). Khi User logout, xóa token này đi. Ngoài ra, nên cân nhắc cơ chế </w:t>
+      </w:r>
+      <w:r>
+        <w:rPr>
+          <w:i/>
+          <w:iCs/>
+        </w:rPr>
+        <w:t>Rotation</w:t>
+      </w:r>
+      <w:r>
+        <w:t> (mỗi khi lấy Access Token mới thì cấp luôn Refresh Token mới) để tăng tính bảo mật.</w:t>
+      </w:r>
+    </w:p>
+    <w:p>
+      <w:pPr>
+        <w:numPr>
+          <w:ilvl w:val="0"/>
+          <w:numId w:val="51"/>
+        </w:numPr>
+      </w:pPr>
+      <w:r>
+        <w:rPr>
+          <w:b/>
+          <w:bCs/>
+        </w:rPr>
+        <w:t>Soft Delete:</w:t>
+      </w:r>
+      <w:r>
+        <w:t> Với một Marketplace, không nên xóa cứng (Hard Delete) sản phẩm hay đơn hàng. Hãy thêm trường deletedAt để quản lý.</w:t>
+      </w:r>
+    </w:p>
+    <w:p>
+      <w:pPr>
+        <w:rPr>
+          <w:b/>
+          <w:bCs/>
+        </w:rPr>
+      </w:pPr>
+      <w:r>
+        <w:rPr>
+          <w:b/>
+          <w:bCs/>
+        </w:rPr>
+        <w:t>Giai đoạn 3: Transactions &amp; Core</w:t>
+      </w:r>
+    </w:p>
+    <w:p>
+      <w:pPr>
+        <w:numPr>
+          <w:ilvl w:val="0"/>
+          <w:numId w:val="52"/>
+        </w:numPr>
+      </w:pPr>
+      <w:r>
+        <w:rPr>
+          <w:b/>
+          <w:bCs/>
+        </w:rPr>
+        <w:t>Xử lý Concurrency (Tranh chấp kho hàng):</w:t>
+      </w:r>
+      <w:r>
+        <w:t> Khi có 100 người cùng mua 1 sản phẩm cuối cùng, Prisma Transaction có thể xử lý được nhưng bạn cần lưu ý về </w:t>
+      </w:r>
+      <w:r>
+        <w:rPr>
+          <w:b/>
+          <w:bCs/>
+        </w:rPr>
+        <w:t>Isolation Level</w:t>
+      </w:r>
+      <w:r>
+        <w:t>. Hãy cân nhắc dùng Check constraint trong database để quantity không bao giờ &lt; 0.</w:t>
+      </w:r>
+    </w:p>
+    <w:p>
+      <w:pPr>
+        <w:numPr>
+          <w:ilvl w:val="0"/>
+          <w:numId w:val="52"/>
+        </w:numPr>
+      </w:pPr>
+      <w:r>
+        <w:rPr>
+          <w:b/>
+          <w:bCs/>
+        </w:rPr>
+        <w:lastRenderedPageBreak/>
+        <w:t>Logic Cart (Redis):</w:t>
+      </w:r>
+      <w:r>
+        <w:t> Vì Redis là bộ nhớ tạm, bạn cần quyết định: Khi User đăng nhập trên thiết bị khác, họ có thấy giỏ hàng không? Nếu có, bạn cần đồng bộ Redis theo userId. Nếu không, thì theo sessionId.</w:t>
+      </w:r>
+    </w:p>
+    <w:p>
+      <w:pPr>
+        <w:rPr>
+          <w:b/>
+          <w:bCs/>
+        </w:rPr>
+      </w:pPr>
+      <w:r>
+        <w:rPr>
+          <w:b/>
+          <w:bCs/>
+        </w:rPr>
+        <w:t>Giai đoạn 4: Optimization</w:t>
+      </w:r>
+    </w:p>
+    <w:p>
+      <w:pPr>
+        <w:numPr>
+          <w:ilvl w:val="0"/>
+          <w:numId w:val="53"/>
+        </w:numPr>
+      </w:pPr>
+      <w:r>
+        <w:rPr>
+          <w:b/>
+          <w:bCs/>
+        </w:rPr>
+        <w:t>Versioning Cache chi tiết:</w:t>
+      </w:r>
+      <w:r>
+        <w:t> Với Versioning, thay vì dùng v1:products:list, hãy thử công thức: key = "products:list:v={version_number}". Khi một sản phẩm bất kỳ được cập nhật, bạn chỉ cần tăng version_number (lưu trong Redis) lên 1. Ngay lập tức, tất cả các request sau sẽ không lấy cache cũ nữa mà tạo cache mới với version mới.</w:t>
+      </w:r>
+    </w:p>
+    <w:p>
+      <w:pPr>
+        <w:numPr>
+          <w:ilvl w:val="0"/>
+          <w:numId w:val="53"/>
+        </w:numPr>
+      </w:pPr>
+      <w:r>
+        <w:rPr>
+          <w:b/>
+          <w:bCs/>
+        </w:rPr>
+        <w:t>Phân biệt Caching:</w:t>
+      </w:r>
+      <w:r>
+        <w:t> Nên bổ sung lớp </w:t>
+      </w:r>
+      <w:r>
+        <w:rPr>
+          <w:b/>
+          <w:bCs/>
+        </w:rPr>
+        <w:t>Interceptor</w:t>
+      </w:r>
+      <w:r>
+        <w:t> hoặc </w:t>
+      </w:r>
+      <w:r>
+        <w:rPr>
+          <w:b/>
+          <w:bCs/>
+        </w:rPr>
+        <w:t>Middleware</w:t>
+      </w:r>
+      <w:r>
+        <w:t> để tự động hóa việc cache, tránh viết code logic cache tràn lan trong Service.</w:t>
+      </w:r>
+    </w:p>
+    <w:p>
+      <w:pPr>
+        <w:rPr>
+          <w:b/>
+          <w:bCs/>
+        </w:rPr>
+      </w:pPr>
+      <w:r>
+        <w:rPr>
+          <w:b/>
+          <w:bCs/>
+        </w:rPr>
+        <w:t>Giai đoạn 5: Security &amp; Errors</w:t>
+      </w:r>
+    </w:p>
+    <w:p>
+      <w:pPr>
+        <w:numPr>
+          <w:ilvl w:val="0"/>
+          <w:numId w:val="54"/>
+        </w:numPr>
+      </w:pPr>
+      <w:r>
+        <w:rPr>
+          <w:b/>
+          <w:bCs/>
+        </w:rPr>
+        <w:t>Status Codes:</w:t>
+      </w:r>
+      <w:r>
+        <w:t> Trong format trả về, hãy đảm bảo bạn sử dụng đúng HTTP Status Codes (200, 201, 400, 401, 403, 404, 500).</w:t>
+      </w:r>
+    </w:p>
+    <w:p>
+      <w:pPr>
+        <w:numPr>
+          <w:ilvl w:val="0"/>
+          <w:numId w:val="54"/>
+        </w:numPr>
+      </w:pPr>
+      <w:r>
+        <w:rPr>
+          <w:b/>
+          <w:bCs/>
+        </w:rPr>
+        <w:t>Error Format:</w:t>
+      </w:r>
+      <w:r>
+        <w:t> Bạn nên bổ sung thêm trường stack trong môi trường development để dễ debug, và ẩn nó đi ở môi trường production.</w:t>
+      </w:r>
+    </w:p>
+    <w:p>
+      <w:r>
+        <w:t>codeJSON</w:t>
+      </w:r>
+    </w:p>
+    <w:p>
+      <w:r>
+        <w:t>{</w:t>
+      </w:r>
+    </w:p>
+    <w:p>
+      <w:r>
+        <w:t xml:space="preserve">  "success": false,</w:t>
+      </w:r>
+    </w:p>
+    <w:p>
+      <w:r>
+        <w:t xml:space="preserve">  "message": "Validation Failed",</w:t>
+      </w:r>
+    </w:p>
+    <w:p>
+      <w:r>
+        <w:t xml:space="preserve">  "errors": [...],</w:t>
+      </w:r>
+    </w:p>
+    <w:p>
+      <w:r>
+        <w:t xml:space="preserve">  "stack": "..." // Chỉ hiện khi NODE_ENV === 'development'</w:t>
+      </w:r>
+    </w:p>
+    <w:p>
+      <w:r>
+        <w:t>}</w:t>
+      </w:r>
+    </w:p>
+    <w:p>
+      <w:pPr>
+        <w:rPr>
+          <w:b/>
+          <w:bCs/>
+        </w:rPr>
+      </w:pPr>
+      <w:r>
+        <w:rPr>
+          <w:b/>
+          <w:bCs/>
+        </w:rPr>
+        <w:t>3. Đề xuất thêm các "Gia vị" cho đồ án xịn hơn</w:t>
+      </w:r>
+    </w:p>
+    <w:p>
+      <w:pPr>
+        <w:numPr>
+          <w:ilvl w:val="0"/>
+          <w:numId w:val="55"/>
+        </w:numPr>
+      </w:pPr>
+      <w:r>
+        <w:rPr>
+          <w:b/>
+          <w:bCs/>
+        </w:rPr>
+        <w:t>Image Upload:</w:t>
+      </w:r>
+      <w:r>
+        <w:t> Bạn định lưu ảnh ở đâu? Với dự án này, hãy dùng </w:t>
+      </w:r>
+      <w:r>
+        <w:rPr>
+          <w:b/>
+          <w:bCs/>
+        </w:rPr>
+        <w:t>Cloudinary</w:t>
+      </w:r>
+      <w:r>
+        <w:t> hoặc </w:t>
+      </w:r>
+      <w:r>
+        <w:rPr>
+          <w:b/>
+          <w:bCs/>
+        </w:rPr>
+        <w:t>AWS S3</w:t>
+      </w:r>
+      <w:r>
+        <w:t> (hoặc giả lập bằng MinIO). Đừng lưu ảnh trực tiếp vào folder source code.</w:t>
+      </w:r>
+    </w:p>
+    <w:p>
+      <w:pPr>
+        <w:numPr>
+          <w:ilvl w:val="0"/>
+          <w:numId w:val="55"/>
+        </w:numPr>
+      </w:pPr>
+      <w:r>
+        <w:rPr>
+          <w:b/>
+          <w:bCs/>
+        </w:rPr>
+        <w:t>Search:</w:t>
+      </w:r>
+      <w:r>
+        <w:t> Prisma hỗ trợ Full-text search cơ bản. Nếu muốn "xịn" hơn, bạn có thể tích hợp một chút logic tìm kiếm theo tên/mô tả sản phẩm.</w:t>
+      </w:r>
+    </w:p>
+    <w:p>
+      <w:pPr>
+        <w:numPr>
+          <w:ilvl w:val="0"/>
+          <w:numId w:val="55"/>
+        </w:numPr>
+      </w:pPr>
+      <w:r>
+        <w:rPr>
+          <w:b/>
+          <w:bCs/>
+        </w:rPr>
+        <w:t>Logging:</w:t>
+      </w:r>
+      <w:r>
+        <w:t> Sử dụng winston hoặc pino để ghi lại log (đặc biệt là log giao dịch/thanh toán). Khi đi phỏng vấn, nếu bạn nói "Em có log lại các giao dịch lỗi để đối soát", bạn sẽ được đánh giá rất cao.</w:t>
+      </w:r>
+    </w:p>
+    <w:p/>
+    <w:p>
+      <w:pPr>
+        <w:pStyle w:val="Heading1"/>
+      </w:pPr>
+      <w:r>
+        <w:t>Database Prisma</w:t>
+      </w:r>
+    </w:p>
+    <w:tbl>
+      <w:tblPr>
+        <w:tblStyle w:val="TableGrid"/>
+        <w:tblW w:w="0" w:type="auto"/>
+        <w:tblLook w:val="04A0" w:firstRow="1" w:lastRow="0" w:firstColumn="1" w:lastColumn="0" w:noHBand="0" w:noVBand="1"/>
+      </w:tblPr>
+      <w:tblGrid>
+        <w:gridCol w:w="10790"/>
+      </w:tblGrid>
+      <w:tr>
+        <w:tc>
+          <w:tcPr>
+            <w:tcW w:w="10790" w:type="dxa"/>
+            <w:tcBorders>
+              <w:top w:val="nil"/>
+              <w:left w:val="nil"/>
+              <w:bottom w:val="nil"/>
+              <w:right w:val="nil"/>
+            </w:tcBorders>
+            <w:shd w:val="clear" w:color="auto" w:fill="D9D9D9" w:themeFill="background1" w:themeFillShade="D9"/>
+          </w:tcPr>
+          <w:p>
+            <w:pPr>
+              <w:rPr>
+                <w:rFonts w:ascii="Courier New" w:hAnsi="Courier New" w:cs="Courier New"/>
+                <w:sz w:val="20"/>
+                <w:szCs w:val="20"/>
+              </w:rPr>
+            </w:pPr>
+            <w:r>
+              <w:rPr>
+                <w:rFonts w:ascii="Courier New" w:hAnsi="Courier New" w:cs="Courier New"/>
+                <w:sz w:val="20"/>
+                <w:szCs w:val="20"/>
+              </w:rPr>
+              <w:t>// --- ENUMS (Giữ nguyên) ---</w:t>
+            </w:r>
+          </w:p>
+          <w:p>
+            <w:pPr>
+              <w:rPr>
+                <w:rFonts w:ascii="Courier New" w:hAnsi="Courier New" w:cs="Courier New"/>
+                <w:sz w:val="20"/>
+                <w:szCs w:val="20"/>
+              </w:rPr>
+            </w:pPr>
+          </w:p>
+          <w:p>
+            <w:pPr>
+              <w:rPr>
+                <w:rFonts w:ascii="Courier New" w:hAnsi="Courier New" w:cs="Courier New"/>
+                <w:sz w:val="20"/>
+                <w:szCs w:val="20"/>
+              </w:rPr>
+            </w:pPr>
+            <w:r>
+              <w:rPr>
+                <w:rFonts w:ascii="Courier New" w:hAnsi="Courier New" w:cs="Courier New"/>
+                <w:sz w:val="20"/>
+                <w:szCs w:val="20"/>
+              </w:rPr>
+              <w:t>model User {</w:t>
+            </w:r>
+          </w:p>
+          <w:p>
+            <w:pPr>
+              <w:rPr>
+                <w:rFonts w:ascii="Courier New" w:hAnsi="Courier New" w:cs="Courier New"/>
+                <w:sz w:val="20"/>
+                <w:szCs w:val="20"/>
+              </w:rPr>
+            </w:pPr>
+            <w:r>
+              <w:rPr>
+                <w:rFonts w:ascii="Courier New" w:hAnsi="Courier New" w:cs="Courier New"/>
+                <w:sz w:val="20"/>
+                <w:szCs w:val="20"/>
+              </w:rPr>
+              <w:t xml:space="preserve">  id            String    @id @default(uuid()) @db.Uuid</w:t>
+            </w:r>
+          </w:p>
+          <w:p>
+            <w:pPr>
+              <w:rPr>
+                <w:rFonts w:ascii="Courier New" w:hAnsi="Courier New" w:cs="Courier New"/>
+                <w:sz w:val="20"/>
+                <w:szCs w:val="20"/>
+              </w:rPr>
+            </w:pPr>
+            <w:r>
+              <w:rPr>
+                <w:rFonts w:ascii="Courier New" w:hAnsi="Courier New" w:cs="Courier New"/>
+                <w:sz w:val="20"/>
+                <w:szCs w:val="20"/>
+              </w:rPr>
+              <w:t xml:space="preserve">  email         String    @unique</w:t>
+            </w:r>
+          </w:p>
+          <w:p>
+            <w:pPr>
+              <w:rPr>
+                <w:rFonts w:ascii="Courier New" w:hAnsi="Courier New" w:cs="Courier New"/>
+                <w:sz w:val="20"/>
+                <w:szCs w:val="20"/>
+              </w:rPr>
+            </w:pPr>
+            <w:r>
+              <w:rPr>
+                <w:rFonts w:ascii="Courier New" w:hAnsi="Courier New" w:cs="Courier New"/>
+                <w:sz w:val="20"/>
+                <w:szCs w:val="20"/>
+              </w:rPr>
+              <w:t xml:space="preserve">  password      String</w:t>
+            </w:r>
+          </w:p>
+          <w:p>
+            <w:pPr>
+              <w:rPr>
+                <w:rFonts w:ascii="Courier New" w:hAnsi="Courier New" w:cs="Courier New"/>
+                <w:sz w:val="20"/>
+                <w:szCs w:val="20"/>
+              </w:rPr>
+            </w:pPr>
+            <w:r>
+              <w:rPr>
+                <w:rFonts w:ascii="Courier New" w:hAnsi="Courier New" w:cs="Courier New"/>
+                <w:sz w:val="20"/>
+                <w:szCs w:val="20"/>
+              </w:rPr>
+              <w:t xml:space="preserve">  role          UserRole  @default(USER)</w:t>
+            </w:r>
+          </w:p>
+          <w:p>
+            <w:pPr>
+              <w:rPr>
+                <w:rFonts w:ascii="Courier New" w:hAnsi="Courier New" w:cs="Courier New"/>
+                <w:sz w:val="20"/>
+                <w:szCs w:val="20"/>
+              </w:rPr>
+            </w:pPr>
+            <w:r>
+              <w:rPr>
+                <w:rFonts w:ascii="Courier New" w:hAnsi="Courier New" w:cs="Courier New"/>
+                <w:sz w:val="20"/>
+                <w:szCs w:val="20"/>
+              </w:rPr>
+              <w:lastRenderedPageBreak/>
+              <w:t xml:space="preserve">  fullName      String</w:t>
+            </w:r>
+          </w:p>
+          <w:p>
+            <w:pPr>
+              <w:rPr>
+                <w:rFonts w:ascii="Courier New" w:hAnsi="Courier New" w:cs="Courier New"/>
+                <w:sz w:val="20"/>
+                <w:szCs w:val="20"/>
+              </w:rPr>
+            </w:pPr>
+            <w:r>
+              <w:rPr>
+                <w:rFonts w:ascii="Courier New" w:hAnsi="Courier New" w:cs="Courier New"/>
+                <w:sz w:val="20"/>
+                <w:szCs w:val="20"/>
+              </w:rPr>
+              <w:t xml:space="preserve">  avatarUrl     String?</w:t>
+            </w:r>
+          </w:p>
+          <w:p>
+            <w:pPr>
+              <w:rPr>
+                <w:rFonts w:ascii="Courier New" w:hAnsi="Courier New" w:cs="Courier New"/>
+                <w:sz w:val="20"/>
+                <w:szCs w:val="20"/>
+              </w:rPr>
+            </w:pPr>
+            <w:r>
+              <w:rPr>
+                <w:rFonts w:ascii="Courier New" w:hAnsi="Courier New" w:cs="Courier New"/>
+                <w:sz w:val="20"/>
+                <w:szCs w:val="20"/>
+              </w:rPr>
+              <w:t xml:space="preserve">  bio           String?   @db.Text</w:t>
+            </w:r>
+          </w:p>
+          <w:p>
+            <w:pPr>
+              <w:rPr>
+                <w:rFonts w:ascii="Courier New" w:hAnsi="Courier New" w:cs="Courier New"/>
+                <w:sz w:val="20"/>
+                <w:szCs w:val="20"/>
+              </w:rPr>
+            </w:pPr>
+            <w:r>
+              <w:rPr>
+                <w:rFonts w:ascii="Courier New" w:hAnsi="Courier New" w:cs="Courier New"/>
+                <w:sz w:val="20"/>
+                <w:szCs w:val="20"/>
+              </w:rPr>
+              <w:t xml:space="preserve">  isVerified    Boolean   @default(false)</w:t>
+            </w:r>
+          </w:p>
+          <w:p>
+            <w:pPr>
+              <w:rPr>
+                <w:rFonts w:ascii="Courier New" w:hAnsi="Courier New" w:cs="Courier New"/>
+                <w:sz w:val="20"/>
+                <w:szCs w:val="20"/>
+              </w:rPr>
+            </w:pPr>
+            <w:r>
+              <w:rPr>
+                <w:rFonts w:ascii="Courier New" w:hAnsi="Courier New" w:cs="Courier New"/>
+                <w:sz w:val="20"/>
+                <w:szCs w:val="20"/>
+              </w:rPr>
+              <w:t xml:space="preserve">  refreshToken  String?   @db.Text</w:t>
+            </w:r>
+          </w:p>
+          <w:p>
+            <w:pPr>
+              <w:rPr>
+                <w:rFonts w:ascii="Courier New" w:hAnsi="Courier New" w:cs="Courier New"/>
+                <w:sz w:val="20"/>
+                <w:szCs w:val="20"/>
+              </w:rPr>
+            </w:pPr>
+            <w:r>
+              <w:rPr>
+                <w:rFonts w:ascii="Courier New" w:hAnsi="Courier New" w:cs="Courier New"/>
+                <w:sz w:val="20"/>
+                <w:szCs w:val="20"/>
+              </w:rPr>
+              <w:t xml:space="preserve">  createdAt     DateTime  @default(now())</w:t>
+            </w:r>
+          </w:p>
+          <w:p>
+            <w:pPr>
+              <w:rPr>
+                <w:rFonts w:ascii="Courier New" w:hAnsi="Courier New" w:cs="Courier New"/>
+                <w:sz w:val="20"/>
+                <w:szCs w:val="20"/>
+              </w:rPr>
+            </w:pPr>
+            <w:r>
+              <w:rPr>
+                <w:rFonts w:ascii="Courier New" w:hAnsi="Courier New" w:cs="Courier New"/>
+                <w:sz w:val="20"/>
+                <w:szCs w:val="20"/>
+              </w:rPr>
+              <w:t xml:space="preserve">  updatedAt     DateTime  @updatedAt</w:t>
+            </w:r>
+          </w:p>
+          <w:p>
+            <w:pPr>
+              <w:rPr>
+                <w:rFonts w:ascii="Courier New" w:hAnsi="Courier New" w:cs="Courier New"/>
+                <w:sz w:val="20"/>
+                <w:szCs w:val="20"/>
+              </w:rPr>
+            </w:pPr>
+            <w:r>
+              <w:rPr>
+                <w:rFonts w:ascii="Courier New" w:hAnsi="Courier New" w:cs="Courier New"/>
+                <w:sz w:val="20"/>
+                <w:szCs w:val="20"/>
+              </w:rPr>
+              <w:t xml:space="preserve">  deletedAt     DateTime?</w:t>
+            </w:r>
+          </w:p>
+          <w:p>
+            <w:pPr>
+              <w:rPr>
+                <w:rFonts w:ascii="Courier New" w:hAnsi="Courier New" w:cs="Courier New"/>
+                <w:sz w:val="20"/>
+                <w:szCs w:val="20"/>
+              </w:rPr>
+            </w:pPr>
+          </w:p>
+          <w:p>
+            <w:pPr>
+              <w:rPr>
+                <w:rFonts w:ascii="Courier New" w:hAnsi="Courier New" w:cs="Courier New"/>
+                <w:sz w:val="20"/>
+                <w:szCs w:val="20"/>
+              </w:rPr>
+            </w:pPr>
+            <w:r>
+              <w:rPr>
+                <w:rFonts w:ascii="Courier New" w:hAnsi="Courier New" w:cs="Courier New"/>
+                <w:sz w:val="20"/>
+                <w:szCs w:val="20"/>
+              </w:rPr>
+              <w:t xml:space="preserve">  addresses     Address[]</w:t>
+            </w:r>
+          </w:p>
+          <w:p>
+            <w:pPr>
+              <w:rPr>
+                <w:rFonts w:ascii="Courier New" w:hAnsi="Courier New" w:cs="Courier New"/>
+                <w:sz w:val="20"/>
+                <w:szCs w:val="20"/>
+              </w:rPr>
+            </w:pPr>
+            <w:r>
+              <w:rPr>
+                <w:rFonts w:ascii="Courier New" w:hAnsi="Courier New" w:cs="Courier New"/>
+                <w:sz w:val="20"/>
+                <w:szCs w:val="20"/>
+              </w:rPr>
+              <w:t xml:space="preserve">  shop          Shop?</w:t>
+            </w:r>
+          </w:p>
+          <w:p>
+            <w:pPr>
+              <w:rPr>
+                <w:rFonts w:ascii="Courier New" w:hAnsi="Courier New" w:cs="Courier New"/>
+                <w:sz w:val="20"/>
+                <w:szCs w:val="20"/>
+              </w:rPr>
+            </w:pPr>
+            <w:r>
+              <w:rPr>
+                <w:rFonts w:ascii="Courier New" w:hAnsi="Courier New" w:cs="Courier New"/>
+                <w:sz w:val="20"/>
+                <w:szCs w:val="20"/>
+              </w:rPr>
+              <w:t xml:space="preserve">  orders        Order[]</w:t>
+            </w:r>
+          </w:p>
+          <w:p>
+            <w:pPr>
+              <w:rPr>
+                <w:rFonts w:ascii="Courier New" w:hAnsi="Courier New" w:cs="Courier New"/>
+                <w:sz w:val="20"/>
+                <w:szCs w:val="20"/>
+              </w:rPr>
+            </w:pPr>
+            <w:r>
+              <w:rPr>
+                <w:rFonts w:ascii="Courier New" w:hAnsi="Courier New" w:cs="Courier New"/>
+                <w:sz w:val="20"/>
+                <w:szCs w:val="20"/>
+              </w:rPr>
+              <w:t xml:space="preserve">  reviews       Review[]</w:t>
+            </w:r>
+          </w:p>
+          <w:p>
+            <w:pPr>
+              <w:rPr>
+                <w:rFonts w:ascii="Courier New" w:hAnsi="Courier New" w:cs="Courier New"/>
+                <w:sz w:val="20"/>
+                <w:szCs w:val="20"/>
+              </w:rPr>
+            </w:pPr>
+          </w:p>
+          <w:p>
+            <w:pPr>
+              <w:rPr>
+                <w:rFonts w:ascii="Courier New" w:hAnsi="Courier New" w:cs="Courier New"/>
+                <w:sz w:val="20"/>
+                <w:szCs w:val="20"/>
+              </w:rPr>
+            </w:pPr>
+            <w:r>
+              <w:rPr>
+                <w:rFonts w:ascii="Courier New" w:hAnsi="Courier New" w:cs="Courier New"/>
+                <w:sz w:val="20"/>
+                <w:szCs w:val="20"/>
+              </w:rPr>
+              <w:t xml:space="preserve">  @@index([role, deletedAt]) // Email đã có @unique index rồi</w:t>
+            </w:r>
+          </w:p>
+          <w:p>
+            <w:pPr>
+              <w:rPr>
+                <w:rFonts w:ascii="Courier New" w:hAnsi="Courier New" w:cs="Courier New"/>
+                <w:sz w:val="20"/>
+                <w:szCs w:val="20"/>
+              </w:rPr>
+            </w:pPr>
+            <w:r>
+              <w:rPr>
+                <w:rFonts w:ascii="Courier New" w:hAnsi="Courier New" w:cs="Courier New"/>
+                <w:sz w:val="20"/>
+                <w:szCs w:val="20"/>
+              </w:rPr>
+              <w:t xml:space="preserve">  @@map("users")</w:t>
+            </w:r>
+          </w:p>
+          <w:p>
+            <w:pPr>
+              <w:rPr>
+                <w:rFonts w:ascii="Courier New" w:hAnsi="Courier New" w:cs="Courier New"/>
+                <w:sz w:val="20"/>
+                <w:szCs w:val="20"/>
+              </w:rPr>
+            </w:pPr>
+            <w:r>
+              <w:rPr>
+                <w:rFonts w:ascii="Courier New" w:hAnsi="Courier New" w:cs="Courier New"/>
+                <w:sz w:val="20"/>
+                <w:szCs w:val="20"/>
+              </w:rPr>
+              <w:t>}</w:t>
+            </w:r>
+          </w:p>
+          <w:p>
+            <w:pPr>
+              <w:rPr>
+                <w:rFonts w:ascii="Courier New" w:hAnsi="Courier New" w:cs="Courier New"/>
+                <w:sz w:val="20"/>
+                <w:szCs w:val="20"/>
+              </w:rPr>
+            </w:pPr>
+          </w:p>
+          <w:p>
+            <w:pPr>
+              <w:rPr>
+                <w:rFonts w:ascii="Courier New" w:hAnsi="Courier New" w:cs="Courier New"/>
+                <w:sz w:val="20"/>
+                <w:szCs w:val="20"/>
+              </w:rPr>
+            </w:pPr>
+            <w:r>
+              <w:rPr>
+                <w:rFonts w:ascii="Courier New" w:hAnsi="Courier New" w:cs="Courier New"/>
+                <w:sz w:val="20"/>
+                <w:szCs w:val="20"/>
+              </w:rPr>
+              <w:t>model Address {</w:t>
+            </w:r>
+          </w:p>
+          <w:p>
+            <w:pPr>
+              <w:rPr>
+                <w:rFonts w:ascii="Courier New" w:hAnsi="Courier New" w:cs="Courier New"/>
+                <w:sz w:val="20"/>
+                <w:szCs w:val="20"/>
+              </w:rPr>
+            </w:pPr>
+            <w:r>
+              <w:rPr>
+                <w:rFonts w:ascii="Courier New" w:hAnsi="Courier New" w:cs="Courier New"/>
+                <w:sz w:val="20"/>
+                <w:szCs w:val="20"/>
+              </w:rPr>
+              <w:t xml:space="preserve">  id             String   @id @default(uuid()) @db.Uuid</w:t>
+            </w:r>
+          </w:p>
+          <w:p>
+            <w:pPr>
+              <w:rPr>
+                <w:rFonts w:ascii="Courier New" w:hAnsi="Courier New" w:cs="Courier New"/>
+                <w:sz w:val="20"/>
+                <w:szCs w:val="20"/>
+              </w:rPr>
+            </w:pPr>
+            <w:r>
+              <w:rPr>
+                <w:rFonts w:ascii="Courier New" w:hAnsi="Courier New" w:cs="Courier New"/>
+                <w:sz w:val="20"/>
+                <w:szCs w:val="20"/>
+              </w:rPr>
+              <w:t xml:space="preserve">  userId         String   @db.Uuid</w:t>
+            </w:r>
+          </w:p>
+          <w:p>
+            <w:pPr>
+              <w:rPr>
+                <w:rFonts w:ascii="Courier New" w:hAnsi="Courier New" w:cs="Courier New"/>
+                <w:sz w:val="20"/>
+                <w:szCs w:val="20"/>
+              </w:rPr>
+            </w:pPr>
+            <w:r>
+              <w:rPr>
+                <w:rFonts w:ascii="Courier New" w:hAnsi="Courier New" w:cs="Courier New"/>
+                <w:sz w:val="20"/>
+                <w:szCs w:val="20"/>
+              </w:rPr>
+              <w:t xml:space="preserve">  receiverName   String</w:t>
+            </w:r>
+          </w:p>
+          <w:p>
+            <w:pPr>
+              <w:rPr>
+                <w:rFonts w:ascii="Courier New" w:hAnsi="Courier New" w:cs="Courier New"/>
+                <w:sz w:val="20"/>
+                <w:szCs w:val="20"/>
+              </w:rPr>
+            </w:pPr>
+            <w:r>
+              <w:rPr>
+                <w:rFonts w:ascii="Courier New" w:hAnsi="Courier New" w:cs="Courier New"/>
+                <w:sz w:val="20"/>
+                <w:szCs w:val="20"/>
+              </w:rPr>
+              <w:t xml:space="preserve">  receiverPhone  String</w:t>
+            </w:r>
+          </w:p>
+          <w:p>
+            <w:pPr>
+              <w:rPr>
+                <w:rFonts w:ascii="Courier New" w:hAnsi="Courier New" w:cs="Courier New"/>
+                <w:sz w:val="20"/>
+                <w:szCs w:val="20"/>
+              </w:rPr>
+            </w:pPr>
+            <w:r>
+              <w:rPr>
+                <w:rFonts w:ascii="Courier New" w:hAnsi="Courier New" w:cs="Courier New"/>
+                <w:sz w:val="20"/>
+                <w:szCs w:val="20"/>
+              </w:rPr>
+              <w:t xml:space="preserve">  province       String</w:t>
+            </w:r>
+          </w:p>
+          <w:p>
+            <w:pPr>
+              <w:rPr>
+                <w:rFonts w:ascii="Courier New" w:hAnsi="Courier New" w:cs="Courier New"/>
+                <w:sz w:val="20"/>
+                <w:szCs w:val="20"/>
+              </w:rPr>
+            </w:pPr>
+            <w:r>
+              <w:rPr>
+                <w:rFonts w:ascii="Courier New" w:hAnsi="Courier New" w:cs="Courier New"/>
+                <w:sz w:val="20"/>
+                <w:szCs w:val="20"/>
+              </w:rPr>
+              <w:t xml:space="preserve">  ward           String</w:t>
+            </w:r>
+          </w:p>
+          <w:p>
+            <w:pPr>
+              <w:rPr>
+                <w:rFonts w:ascii="Courier New" w:hAnsi="Courier New" w:cs="Courier New"/>
+                <w:sz w:val="20"/>
+                <w:szCs w:val="20"/>
+              </w:rPr>
+            </w:pPr>
+            <w:r>
+              <w:rPr>
+                <w:rFonts w:ascii="Courier New" w:hAnsi="Courier New" w:cs="Courier New"/>
+                <w:sz w:val="20"/>
+                <w:szCs w:val="20"/>
+              </w:rPr>
+              <w:t xml:space="preserve">  detailAddress  String   @db.Text</w:t>
+            </w:r>
+          </w:p>
+          <w:p>
+            <w:pPr>
+              <w:rPr>
+                <w:rFonts w:ascii="Courier New" w:hAnsi="Courier New" w:cs="Courier New"/>
+                <w:sz w:val="20"/>
+                <w:szCs w:val="20"/>
+              </w:rPr>
+            </w:pPr>
+            <w:r>
+              <w:rPr>
+                <w:rFonts w:ascii="Courier New" w:hAnsi="Courier New" w:cs="Courier New"/>
+                <w:sz w:val="20"/>
+                <w:szCs w:val="20"/>
+              </w:rPr>
+              <w:t xml:space="preserve">  isDefault      Boolean  @default(false)</w:t>
+            </w:r>
+          </w:p>
+          <w:p>
+            <w:pPr>
+              <w:rPr>
+                <w:rFonts w:ascii="Courier New" w:hAnsi="Courier New" w:cs="Courier New"/>
+                <w:sz w:val="20"/>
+                <w:szCs w:val="20"/>
+              </w:rPr>
+            </w:pPr>
+            <w:r>
+              <w:rPr>
+                <w:rFonts w:ascii="Courier New" w:hAnsi="Courier New" w:cs="Courier New"/>
+                <w:sz w:val="20"/>
+                <w:szCs w:val="20"/>
+              </w:rPr>
+              <w:t xml:space="preserve">  createdAt      DateTime @default(now())</w:t>
+            </w:r>
+          </w:p>
+          <w:p>
+            <w:pPr>
+              <w:rPr>
+                <w:rFonts w:ascii="Courier New" w:hAnsi="Courier New" w:cs="Courier New"/>
+                <w:sz w:val="20"/>
+                <w:szCs w:val="20"/>
+              </w:rPr>
+            </w:pPr>
+          </w:p>
+          <w:p>
+            <w:pPr>
+              <w:rPr>
+                <w:rFonts w:ascii="Courier New" w:hAnsi="Courier New" w:cs="Courier New"/>
+                <w:sz w:val="20"/>
+                <w:szCs w:val="20"/>
+              </w:rPr>
+            </w:pPr>
+            <w:r>
+              <w:rPr>
+                <w:rFonts w:ascii="Courier New" w:hAnsi="Courier New" w:cs="Courier New"/>
+                <w:sz w:val="20"/>
+                <w:szCs w:val="20"/>
+              </w:rPr>
+              <w:t xml:space="preserve">  user           User     @relation(fields: [userId], references: [id], onDelete: Cascade)</w:t>
+            </w:r>
+          </w:p>
+          <w:p>
+            <w:pPr>
+              <w:rPr>
+                <w:rFonts w:ascii="Courier New" w:hAnsi="Courier New" w:cs="Courier New"/>
+                <w:sz w:val="20"/>
+                <w:szCs w:val="20"/>
+              </w:rPr>
+            </w:pPr>
+          </w:p>
+          <w:p>
+            <w:pPr>
+              <w:rPr>
+                <w:rFonts w:ascii="Courier New" w:hAnsi="Courier New" w:cs="Courier New"/>
+                <w:sz w:val="20"/>
+                <w:szCs w:val="20"/>
+              </w:rPr>
+            </w:pPr>
+            <w:r>
+              <w:rPr>
+                <w:rFonts w:ascii="Courier New" w:hAnsi="Courier New" w:cs="Courier New"/>
+                <w:sz w:val="20"/>
+                <w:szCs w:val="20"/>
+              </w:rPr>
+              <w:t xml:space="preserve">  @@index([userId])</w:t>
+            </w:r>
+          </w:p>
+          <w:p>
+            <w:pPr>
+              <w:rPr>
+                <w:rFonts w:ascii="Courier New" w:hAnsi="Courier New" w:cs="Courier New"/>
+                <w:sz w:val="20"/>
+                <w:szCs w:val="20"/>
+              </w:rPr>
+            </w:pPr>
+            <w:r>
+              <w:rPr>
+                <w:rFonts w:ascii="Courier New" w:hAnsi="Courier New" w:cs="Courier New"/>
+                <w:sz w:val="20"/>
+                <w:szCs w:val="20"/>
+              </w:rPr>
+              <w:t xml:space="preserve">  @@map("addresses")</w:t>
+            </w:r>
+          </w:p>
+          <w:p>
+            <w:pPr>
+              <w:rPr>
+                <w:rFonts w:ascii="Courier New" w:hAnsi="Courier New" w:cs="Courier New"/>
+                <w:sz w:val="20"/>
+                <w:szCs w:val="20"/>
+              </w:rPr>
+            </w:pPr>
+            <w:r>
+              <w:rPr>
+                <w:rFonts w:ascii="Courier New" w:hAnsi="Courier New" w:cs="Courier New"/>
+                <w:sz w:val="20"/>
+                <w:szCs w:val="20"/>
+              </w:rPr>
+              <w:t>}</w:t>
+            </w:r>
+          </w:p>
+          <w:p>
+            <w:pPr>
+              <w:rPr>
+                <w:rFonts w:ascii="Courier New" w:hAnsi="Courier New" w:cs="Courier New"/>
+                <w:sz w:val="20"/>
+                <w:szCs w:val="20"/>
+              </w:rPr>
+            </w:pPr>
+          </w:p>
+          <w:p>
+            <w:pPr>
+              <w:rPr>
+                <w:rFonts w:ascii="Courier New" w:hAnsi="Courier New" w:cs="Courier New"/>
+                <w:sz w:val="20"/>
+                <w:szCs w:val="20"/>
+              </w:rPr>
+            </w:pPr>
+            <w:r>
+              <w:rPr>
+                <w:rFonts w:ascii="Courier New" w:hAnsi="Courier New" w:cs="Courier New"/>
+                <w:sz w:val="20"/>
+                <w:szCs w:val="20"/>
+              </w:rPr>
+              <w:t>model Shop {</w:t>
+            </w:r>
+          </w:p>
+          <w:p>
+            <w:pPr>
+              <w:rPr>
+                <w:rFonts w:ascii="Courier New" w:hAnsi="Courier New" w:cs="Courier New"/>
+                <w:sz w:val="20"/>
+                <w:szCs w:val="20"/>
+              </w:rPr>
+            </w:pPr>
+            <w:r>
+              <w:rPr>
+                <w:rFonts w:ascii="Courier New" w:hAnsi="Courier New" w:cs="Courier New"/>
+                <w:sz w:val="20"/>
+                <w:szCs w:val="20"/>
+              </w:rPr>
+              <w:t xml:space="preserve">  id          String     @id @default(uuid()) @db.Uuid</w:t>
+            </w:r>
+          </w:p>
+          <w:p>
+            <w:pPr>
+              <w:rPr>
+                <w:rFonts w:ascii="Courier New" w:hAnsi="Courier New" w:cs="Courier New"/>
+                <w:sz w:val="20"/>
+                <w:szCs w:val="20"/>
+              </w:rPr>
+            </w:pPr>
+            <w:r>
+              <w:rPr>
+                <w:rFonts w:ascii="Courier New" w:hAnsi="Courier New" w:cs="Courier New"/>
+                <w:sz w:val="20"/>
+                <w:szCs w:val="20"/>
+              </w:rPr>
+              <w:t xml:space="preserve">  ownerId     String     @unique @db.Uuid</w:t>
+            </w:r>
+          </w:p>
+          <w:p>
+            <w:pPr>
+              <w:rPr>
+                <w:rFonts w:ascii="Courier New" w:hAnsi="Courier New" w:cs="Courier New"/>
+                <w:sz w:val="20"/>
+                <w:szCs w:val="20"/>
+              </w:rPr>
+            </w:pPr>
+            <w:r>
+              <w:rPr>
+                <w:rFonts w:ascii="Courier New" w:hAnsi="Courier New" w:cs="Courier New"/>
+                <w:sz w:val="20"/>
+                <w:szCs w:val="20"/>
+              </w:rPr>
+              <w:t xml:space="preserve">  name        String</w:t>
+            </w:r>
+          </w:p>
+          <w:p>
+            <w:pPr>
+              <w:rPr>
+                <w:rFonts w:ascii="Courier New" w:hAnsi="Courier New" w:cs="Courier New"/>
+                <w:sz w:val="20"/>
+                <w:szCs w:val="20"/>
+              </w:rPr>
+            </w:pPr>
+            <w:r>
+              <w:rPr>
+                <w:rFonts w:ascii="Courier New" w:hAnsi="Courier New" w:cs="Courier New"/>
+                <w:sz w:val="20"/>
+                <w:szCs w:val="20"/>
+              </w:rPr>
+              <w:t xml:space="preserve">  slug        String     @unique</w:t>
+            </w:r>
+          </w:p>
+          <w:p>
+            <w:pPr>
+              <w:rPr>
+                <w:rFonts w:ascii="Courier New" w:hAnsi="Courier New" w:cs="Courier New"/>
+                <w:sz w:val="20"/>
+                <w:szCs w:val="20"/>
+              </w:rPr>
+            </w:pPr>
+            <w:r>
+              <w:rPr>
+                <w:rFonts w:ascii="Courier New" w:hAnsi="Courier New" w:cs="Courier New"/>
+                <w:sz w:val="20"/>
+                <w:szCs w:val="20"/>
+              </w:rPr>
+              <w:t xml:space="preserve">  description String?    @db.Text</w:t>
+            </w:r>
+          </w:p>
+          <w:p>
+            <w:pPr>
+              <w:rPr>
+                <w:rFonts w:ascii="Courier New" w:hAnsi="Courier New" w:cs="Courier New"/>
+                <w:sz w:val="20"/>
+                <w:szCs w:val="20"/>
+              </w:rPr>
+            </w:pPr>
+            <w:r>
+              <w:rPr>
+                <w:rFonts w:ascii="Courier New" w:hAnsi="Courier New" w:cs="Courier New"/>
+                <w:sz w:val="20"/>
+                <w:szCs w:val="20"/>
+              </w:rPr>
+              <w:t xml:space="preserve">  logoUrl     String?</w:t>
+            </w:r>
+          </w:p>
+          <w:p>
+            <w:pPr>
+              <w:rPr>
+                <w:rFonts w:ascii="Courier New" w:hAnsi="Courier New" w:cs="Courier New"/>
+                <w:sz w:val="20"/>
+                <w:szCs w:val="20"/>
+              </w:rPr>
+            </w:pPr>
+            <w:r>
+              <w:rPr>
+                <w:rFonts w:ascii="Courier New" w:hAnsi="Courier New" w:cs="Courier New"/>
+                <w:sz w:val="20"/>
+                <w:szCs w:val="20"/>
+              </w:rPr>
+              <w:t xml:space="preserve">  status      ShopStatus @default(PENDING)</w:t>
+            </w:r>
+          </w:p>
+          <w:p>
+            <w:pPr>
+              <w:rPr>
+                <w:rFonts w:ascii="Courier New" w:hAnsi="Courier New" w:cs="Courier New"/>
+                <w:sz w:val="20"/>
+                <w:szCs w:val="20"/>
+              </w:rPr>
+            </w:pPr>
+            <w:r>
+              <w:rPr>
+                <w:rFonts w:ascii="Courier New" w:hAnsi="Courier New" w:cs="Courier New"/>
+                <w:sz w:val="20"/>
+                <w:szCs w:val="20"/>
+              </w:rPr>
+              <w:t xml:space="preserve">  balance     Decimal    @default(0) @db.Decimal(12, 2)</w:t>
+            </w:r>
+          </w:p>
+          <w:p>
+            <w:pPr>
+              <w:rPr>
+                <w:rFonts w:ascii="Courier New" w:hAnsi="Courier New" w:cs="Courier New"/>
+                <w:sz w:val="20"/>
+                <w:szCs w:val="20"/>
+              </w:rPr>
+            </w:pPr>
+            <w:r>
+              <w:rPr>
+                <w:rFonts w:ascii="Courier New" w:hAnsi="Courier New" w:cs="Courier New"/>
+                <w:sz w:val="20"/>
+                <w:szCs w:val="20"/>
+              </w:rPr>
+              <w:t xml:space="preserve">  createdAt   DateTime   @default(now())</w:t>
+            </w:r>
+          </w:p>
+          <w:p>
+            <w:pPr>
+              <w:rPr>
+                <w:rFonts w:ascii="Courier New" w:hAnsi="Courier New" w:cs="Courier New"/>
+                <w:sz w:val="20"/>
+                <w:szCs w:val="20"/>
+              </w:rPr>
+            </w:pPr>
+            <w:r>
+              <w:rPr>
+                <w:rFonts w:ascii="Courier New" w:hAnsi="Courier New" w:cs="Courier New"/>
+                <w:sz w:val="20"/>
+                <w:szCs w:val="20"/>
+              </w:rPr>
+              <w:t xml:space="preserve">  updatedAt   DateTime   @updatedAt</w:t>
+            </w:r>
+          </w:p>
+          <w:p>
+            <w:pPr>
+              <w:rPr>
+                <w:rFonts w:ascii="Courier New" w:hAnsi="Courier New" w:cs="Courier New"/>
+                <w:sz w:val="20"/>
+                <w:szCs w:val="20"/>
+              </w:rPr>
+            </w:pPr>
+            <w:r>
+              <w:rPr>
+                <w:rFonts w:ascii="Courier New" w:hAnsi="Courier New" w:cs="Courier New"/>
+                <w:sz w:val="20"/>
+                <w:szCs w:val="20"/>
+              </w:rPr>
+              <w:t xml:space="preserve">  deletedAt   DateTime?</w:t>
+            </w:r>
+          </w:p>
+          <w:p>
+            <w:pPr>
+              <w:rPr>
+                <w:rFonts w:ascii="Courier New" w:hAnsi="Courier New" w:cs="Courier New"/>
+                <w:sz w:val="20"/>
+                <w:szCs w:val="20"/>
+              </w:rPr>
+            </w:pPr>
+          </w:p>
+          <w:p>
+            <w:pPr>
+              <w:rPr>
+                <w:rFonts w:ascii="Courier New" w:hAnsi="Courier New" w:cs="Courier New"/>
+                <w:sz w:val="20"/>
+                <w:szCs w:val="20"/>
+              </w:rPr>
+            </w:pPr>
+            <w:r>
+              <w:rPr>
+                <w:rFonts w:ascii="Courier New" w:hAnsi="Courier New" w:cs="Courier New"/>
+                <w:sz w:val="20"/>
+                <w:szCs w:val="20"/>
+              </w:rPr>
+              <w:t xml:space="preserve">  owner       User       @relation(fields: [ownerId], references: [id])</w:t>
+            </w:r>
+          </w:p>
+          <w:p>
+            <w:pPr>
+              <w:rPr>
+                <w:rFonts w:ascii="Courier New" w:hAnsi="Courier New" w:cs="Courier New"/>
+                <w:sz w:val="20"/>
+                <w:szCs w:val="20"/>
+              </w:rPr>
+            </w:pPr>
+            <w:r>
+              <w:rPr>
+                <w:rFonts w:ascii="Courier New" w:hAnsi="Courier New" w:cs="Courier New"/>
+                <w:sz w:val="20"/>
+                <w:szCs w:val="20"/>
+              </w:rPr>
+              <w:t xml:space="preserve">  products    Product[]</w:t>
+            </w:r>
+          </w:p>
+          <w:p>
+            <w:pPr>
+              <w:rPr>
+                <w:rFonts w:ascii="Courier New" w:hAnsi="Courier New" w:cs="Courier New"/>
+                <w:sz w:val="20"/>
+                <w:szCs w:val="20"/>
+              </w:rPr>
+            </w:pPr>
+            <w:r>
+              <w:rPr>
+                <w:rFonts w:ascii="Courier New" w:hAnsi="Courier New" w:cs="Courier New"/>
+                <w:sz w:val="20"/>
+                <w:szCs w:val="20"/>
+              </w:rPr>
+              <w:t xml:space="preserve">  orderItems  OrderItem[]</w:t>
+            </w:r>
+          </w:p>
+          <w:p>
+            <w:pPr>
+              <w:rPr>
+                <w:rFonts w:ascii="Courier New" w:hAnsi="Courier New" w:cs="Courier New"/>
+                <w:sz w:val="20"/>
+                <w:szCs w:val="20"/>
+              </w:rPr>
+            </w:pPr>
+          </w:p>
+          <w:p>
+            <w:pPr>
+              <w:rPr>
+                <w:rFonts w:ascii="Courier New" w:hAnsi="Courier New" w:cs="Courier New"/>
+                <w:sz w:val="20"/>
+                <w:szCs w:val="20"/>
+              </w:rPr>
+            </w:pPr>
+            <w:r>
+              <w:rPr>
+                <w:rFonts w:ascii="Courier New" w:hAnsi="Courier New" w:cs="Courier New"/>
+                <w:sz w:val="20"/>
+                <w:szCs w:val="20"/>
+              </w:rPr>
+              <w:t xml:space="preserve">  @@index([status, deletedAt])</w:t>
+            </w:r>
+          </w:p>
+          <w:p>
+            <w:pPr>
+              <w:rPr>
+                <w:rFonts w:ascii="Courier New" w:hAnsi="Courier New" w:cs="Courier New"/>
+                <w:sz w:val="20"/>
+                <w:szCs w:val="20"/>
+              </w:rPr>
+            </w:pPr>
+            <w:r>
+              <w:rPr>
+                <w:rFonts w:ascii="Courier New" w:hAnsi="Courier New" w:cs="Courier New"/>
+                <w:sz w:val="20"/>
+                <w:szCs w:val="20"/>
+              </w:rPr>
+              <w:t xml:space="preserve">  @@map("shops")</w:t>
+            </w:r>
+          </w:p>
+          <w:p>
+            <w:pPr>
+              <w:rPr>
+                <w:rFonts w:ascii="Courier New" w:hAnsi="Courier New" w:cs="Courier New"/>
+                <w:sz w:val="20"/>
+                <w:szCs w:val="20"/>
+              </w:rPr>
+            </w:pPr>
+            <w:r>
+              <w:rPr>
+                <w:rFonts w:ascii="Courier New" w:hAnsi="Courier New" w:cs="Courier New"/>
+                <w:sz w:val="20"/>
+                <w:szCs w:val="20"/>
+              </w:rPr>
+              <w:t>}</w:t>
+            </w:r>
+          </w:p>
+          <w:p>
+            <w:pPr>
+              <w:rPr>
+                <w:rFonts w:ascii="Courier New" w:hAnsi="Courier New" w:cs="Courier New"/>
+                <w:sz w:val="20"/>
+                <w:szCs w:val="20"/>
+              </w:rPr>
+            </w:pPr>
+          </w:p>
+          <w:p>
+            <w:pPr>
+              <w:rPr>
+                <w:rFonts w:ascii="Courier New" w:hAnsi="Courier New" w:cs="Courier New"/>
+                <w:sz w:val="20"/>
+                <w:szCs w:val="20"/>
+              </w:rPr>
+            </w:pPr>
+            <w:r>
+              <w:rPr>
+                <w:rFonts w:ascii="Courier New" w:hAnsi="Courier New" w:cs="Courier New"/>
+                <w:sz w:val="20"/>
+                <w:szCs w:val="20"/>
+              </w:rPr>
+              <w:t>model Category {</w:t>
+            </w:r>
+          </w:p>
+          <w:p>
+            <w:pPr>
+              <w:rPr>
+                <w:rFonts w:ascii="Courier New" w:hAnsi="Courier New" w:cs="Courier New"/>
+                <w:sz w:val="20"/>
+                <w:szCs w:val="20"/>
+              </w:rPr>
+            </w:pPr>
+            <w:r>
+              <w:rPr>
+                <w:rFonts w:ascii="Courier New" w:hAnsi="Courier New" w:cs="Courier New"/>
+                <w:sz w:val="20"/>
+                <w:szCs w:val="20"/>
+              </w:rPr>
+              <w:t xml:space="preserve">  id        Int      @id @default(autoincrement())</w:t>
+            </w:r>
+          </w:p>
+          <w:p>
+            <w:pPr>
+              <w:rPr>
+                <w:rFonts w:ascii="Courier New" w:hAnsi="Courier New" w:cs="Courier New"/>
+                <w:sz w:val="20"/>
+                <w:szCs w:val="20"/>
+              </w:rPr>
+            </w:pPr>
+            <w:r>
+              <w:rPr>
+                <w:rFonts w:ascii="Courier New" w:hAnsi="Courier New" w:cs="Courier New"/>
+                <w:sz w:val="20"/>
+                <w:szCs w:val="20"/>
+              </w:rPr>
+              <w:t xml:space="preserve">  name      String</w:t>
+            </w:r>
+          </w:p>
+          <w:p>
+            <w:pPr>
+              <w:rPr>
+                <w:rFonts w:ascii="Courier New" w:hAnsi="Courier New" w:cs="Courier New"/>
+                <w:sz w:val="20"/>
+                <w:szCs w:val="20"/>
+              </w:rPr>
+            </w:pPr>
+            <w:r>
+              <w:rPr>
+                <w:rFonts w:ascii="Courier New" w:hAnsi="Courier New" w:cs="Courier New"/>
+                <w:sz w:val="20"/>
+                <w:szCs w:val="20"/>
+              </w:rPr>
+              <w:t xml:space="preserve">  slug      String   @unique</w:t>
+            </w:r>
+          </w:p>
+          <w:p>
+            <w:pPr>
+              <w:rPr>
+                <w:rFonts w:ascii="Courier New" w:hAnsi="Courier New" w:cs="Courier New"/>
+                <w:sz w:val="20"/>
+                <w:szCs w:val="20"/>
+              </w:rPr>
+            </w:pPr>
+            <w:r>
+              <w:rPr>
+                <w:rFonts w:ascii="Courier New" w:hAnsi="Courier New" w:cs="Courier New"/>
+                <w:sz w:val="20"/>
+                <w:szCs w:val="20"/>
+              </w:rPr>
+              <w:t xml:space="preserve">  imageUrl  String?</w:t>
+            </w:r>
+          </w:p>
+          <w:p>
+            <w:pPr>
+              <w:rPr>
+                <w:rFonts w:ascii="Courier New" w:hAnsi="Courier New" w:cs="Courier New"/>
+                <w:sz w:val="20"/>
+                <w:szCs w:val="20"/>
+              </w:rPr>
+            </w:pPr>
+            <w:r>
+              <w:rPr>
+                <w:rFonts w:ascii="Courier New" w:hAnsi="Courier New" w:cs="Courier New"/>
+                <w:sz w:val="20"/>
+                <w:szCs w:val="20"/>
+              </w:rPr>
+              <w:t xml:space="preserve">  parentId  Int?</w:t>
+            </w:r>
+          </w:p>
+          <w:p>
+            <w:pPr>
+              <w:rPr>
+                <w:rFonts w:ascii="Courier New" w:hAnsi="Courier New" w:cs="Courier New"/>
+                <w:sz w:val="20"/>
+                <w:szCs w:val="20"/>
+              </w:rPr>
+            </w:pPr>
+            <w:r>
+              <w:rPr>
+                <w:rFonts w:ascii="Courier New" w:hAnsi="Courier New" w:cs="Courier New"/>
+                <w:sz w:val="20"/>
+                <w:szCs w:val="20"/>
+              </w:rPr>
+              <w:t xml:space="preserve">  </w:t>
+            </w:r>
+          </w:p>
+          <w:p>
+            <w:pPr>
+              <w:rPr>
+                <w:rFonts w:ascii="Courier New" w:hAnsi="Courier New" w:cs="Courier New"/>
+                <w:sz w:val="20"/>
+                <w:szCs w:val="20"/>
+              </w:rPr>
+            </w:pPr>
+            <w:r>
+              <w:rPr>
+                <w:rFonts w:ascii="Courier New" w:hAnsi="Courier New" w:cs="Courier New"/>
+                <w:sz w:val="20"/>
+                <w:szCs w:val="20"/>
+              </w:rPr>
+              <w:lastRenderedPageBreak/>
+              <w:t xml:space="preserve">  parent    Category?  @relation("CategoryToCategory", fields: [parentId], references: [id])</w:t>
+            </w:r>
+          </w:p>
+          <w:p>
+            <w:pPr>
+              <w:rPr>
+                <w:rFonts w:ascii="Courier New" w:hAnsi="Courier New" w:cs="Courier New"/>
+                <w:sz w:val="20"/>
+                <w:szCs w:val="20"/>
+              </w:rPr>
+            </w:pPr>
+            <w:r>
+              <w:rPr>
+                <w:rFonts w:ascii="Courier New" w:hAnsi="Courier New" w:cs="Courier New"/>
+                <w:sz w:val="20"/>
+                <w:szCs w:val="20"/>
+              </w:rPr>
+              <w:t xml:space="preserve">  children  Category[] @relation("CategoryToCategory")</w:t>
+            </w:r>
+          </w:p>
+          <w:p>
+            <w:pPr>
+              <w:rPr>
+                <w:rFonts w:ascii="Courier New" w:hAnsi="Courier New" w:cs="Courier New"/>
+                <w:sz w:val="20"/>
+                <w:szCs w:val="20"/>
+              </w:rPr>
+            </w:pPr>
+            <w:r>
+              <w:rPr>
+                <w:rFonts w:ascii="Courier New" w:hAnsi="Courier New" w:cs="Courier New"/>
+                <w:sz w:val="20"/>
+                <w:szCs w:val="20"/>
+              </w:rPr>
+              <w:t xml:space="preserve">  products  Product[]</w:t>
+            </w:r>
+          </w:p>
+          <w:p>
+            <w:pPr>
+              <w:rPr>
+                <w:rFonts w:ascii="Courier New" w:hAnsi="Courier New" w:cs="Courier New"/>
+                <w:sz w:val="20"/>
+                <w:szCs w:val="20"/>
+              </w:rPr>
+            </w:pPr>
+          </w:p>
+          <w:p>
+            <w:pPr>
+              <w:rPr>
+                <w:rFonts w:ascii="Courier New" w:hAnsi="Courier New" w:cs="Courier New"/>
+                <w:sz w:val="20"/>
+                <w:szCs w:val="20"/>
+              </w:rPr>
+            </w:pPr>
+            <w:r>
+              <w:rPr>
+                <w:rFonts w:ascii="Courier New" w:hAnsi="Courier New" w:cs="Courier New"/>
+                <w:sz w:val="20"/>
+                <w:szCs w:val="20"/>
+              </w:rPr>
+              <w:t xml:space="preserve">  @@index([parentId])</w:t>
+            </w:r>
+          </w:p>
+          <w:p>
+            <w:pPr>
+              <w:rPr>
+                <w:rFonts w:ascii="Courier New" w:hAnsi="Courier New" w:cs="Courier New"/>
+                <w:sz w:val="20"/>
+                <w:szCs w:val="20"/>
+              </w:rPr>
+            </w:pPr>
+            <w:r>
+              <w:rPr>
+                <w:rFonts w:ascii="Courier New" w:hAnsi="Courier New" w:cs="Courier New"/>
+                <w:sz w:val="20"/>
+                <w:szCs w:val="20"/>
+              </w:rPr>
+              <w:t xml:space="preserve">  @@map("categories")</w:t>
+            </w:r>
+          </w:p>
+          <w:p>
+            <w:pPr>
+              <w:rPr>
+                <w:rFonts w:ascii="Courier New" w:hAnsi="Courier New" w:cs="Courier New"/>
+                <w:sz w:val="20"/>
+                <w:szCs w:val="20"/>
+              </w:rPr>
+            </w:pPr>
+            <w:r>
+              <w:rPr>
+                <w:rFonts w:ascii="Courier New" w:hAnsi="Courier New" w:cs="Courier New"/>
+                <w:sz w:val="20"/>
+                <w:szCs w:val="20"/>
+              </w:rPr>
+              <w:t>}</w:t>
+            </w:r>
+          </w:p>
+          <w:p>
+            <w:pPr>
+              <w:rPr>
+                <w:rFonts w:ascii="Courier New" w:hAnsi="Courier New" w:cs="Courier New"/>
+                <w:sz w:val="20"/>
+                <w:szCs w:val="20"/>
+              </w:rPr>
+            </w:pPr>
+          </w:p>
+          <w:p>
+            <w:pPr>
+              <w:rPr>
+                <w:rFonts w:ascii="Courier New" w:hAnsi="Courier New" w:cs="Courier New"/>
+                <w:sz w:val="20"/>
+                <w:szCs w:val="20"/>
+              </w:rPr>
+            </w:pPr>
+            <w:r>
+              <w:rPr>
+                <w:rFonts w:ascii="Courier New" w:hAnsi="Courier New" w:cs="Courier New"/>
+                <w:sz w:val="20"/>
+                <w:szCs w:val="20"/>
+              </w:rPr>
+              <w:t>model Product {</w:t>
+            </w:r>
+          </w:p>
+          <w:p>
+            <w:pPr>
+              <w:rPr>
+                <w:rFonts w:ascii="Courier New" w:hAnsi="Courier New" w:cs="Courier New"/>
+                <w:sz w:val="20"/>
+                <w:szCs w:val="20"/>
+              </w:rPr>
+            </w:pPr>
+            <w:r>
+              <w:rPr>
+                <w:rFonts w:ascii="Courier New" w:hAnsi="Courier New" w:cs="Courier New"/>
+                <w:sz w:val="20"/>
+                <w:szCs w:val="20"/>
+              </w:rPr>
+              <w:t xml:space="preserve">  id            String        @id @default(uuid()) @db.Uuid</w:t>
+            </w:r>
+          </w:p>
+          <w:p>
+            <w:pPr>
+              <w:rPr>
+                <w:rFonts w:ascii="Courier New" w:hAnsi="Courier New" w:cs="Courier New"/>
+                <w:sz w:val="20"/>
+                <w:szCs w:val="20"/>
+              </w:rPr>
+            </w:pPr>
+            <w:r>
+              <w:rPr>
+                <w:rFonts w:ascii="Courier New" w:hAnsi="Courier New" w:cs="Courier New"/>
+                <w:sz w:val="20"/>
+                <w:szCs w:val="20"/>
+              </w:rPr>
+              <w:t xml:space="preserve">  shopId        String        @db.Uuid</w:t>
+            </w:r>
+          </w:p>
+          <w:p>
+            <w:pPr>
+              <w:rPr>
+                <w:rFonts w:ascii="Courier New" w:hAnsi="Courier New" w:cs="Courier New"/>
+                <w:sz w:val="20"/>
+                <w:szCs w:val="20"/>
+              </w:rPr>
+            </w:pPr>
+            <w:r>
+              <w:rPr>
+                <w:rFonts w:ascii="Courier New" w:hAnsi="Courier New" w:cs="Courier New"/>
+                <w:sz w:val="20"/>
+                <w:szCs w:val="20"/>
+              </w:rPr>
+              <w:t xml:space="preserve">  categoryId    Int</w:t>
+            </w:r>
+          </w:p>
+          <w:p>
+            <w:pPr>
+              <w:rPr>
+                <w:rFonts w:ascii="Courier New" w:hAnsi="Courier New" w:cs="Courier New"/>
+                <w:sz w:val="20"/>
+                <w:szCs w:val="20"/>
+              </w:rPr>
+            </w:pPr>
+            <w:r>
+              <w:rPr>
+                <w:rFonts w:ascii="Courier New" w:hAnsi="Courier New" w:cs="Courier New"/>
+                <w:sz w:val="20"/>
+                <w:szCs w:val="20"/>
+              </w:rPr>
+              <w:t xml:space="preserve">  name          String</w:t>
+            </w:r>
+          </w:p>
+          <w:p>
+            <w:pPr>
+              <w:rPr>
+                <w:rFonts w:ascii="Courier New" w:hAnsi="Courier New" w:cs="Courier New"/>
+                <w:sz w:val="20"/>
+                <w:szCs w:val="20"/>
+              </w:rPr>
+            </w:pPr>
+            <w:r>
+              <w:rPr>
+                <w:rFonts w:ascii="Courier New" w:hAnsi="Courier New" w:cs="Courier New"/>
+                <w:sz w:val="20"/>
+                <w:szCs w:val="20"/>
+              </w:rPr>
+              <w:t xml:space="preserve">  slug          String</w:t>
+            </w:r>
+          </w:p>
+          <w:p>
+            <w:pPr>
+              <w:rPr>
+                <w:rFonts w:ascii="Courier New" w:hAnsi="Courier New" w:cs="Courier New"/>
+                <w:sz w:val="20"/>
+                <w:szCs w:val="20"/>
+              </w:rPr>
+            </w:pPr>
+            <w:r>
+              <w:rPr>
+                <w:rFonts w:ascii="Courier New" w:hAnsi="Courier New" w:cs="Courier New"/>
+                <w:sz w:val="20"/>
+                <w:szCs w:val="20"/>
+              </w:rPr>
+              <w:t xml:space="preserve">  description   String?       @db.Text</w:t>
+            </w:r>
+          </w:p>
+          <w:p>
+            <w:pPr>
+              <w:rPr>
+                <w:rFonts w:ascii="Courier New" w:hAnsi="Courier New" w:cs="Courier New"/>
+                <w:sz w:val="20"/>
+                <w:szCs w:val="20"/>
+              </w:rPr>
+            </w:pPr>
+            <w:r>
+              <w:rPr>
+                <w:rFonts w:ascii="Courier New" w:hAnsi="Courier New" w:cs="Courier New"/>
+                <w:sz w:val="20"/>
+                <w:szCs w:val="20"/>
+              </w:rPr>
+              <w:t xml:space="preserve">  price         Decimal       @db.Decimal(12, 2)</w:t>
+            </w:r>
+          </w:p>
+          <w:p>
+            <w:pPr>
+              <w:rPr>
+                <w:rFonts w:ascii="Courier New" w:hAnsi="Courier New" w:cs="Courier New"/>
+                <w:sz w:val="20"/>
+                <w:szCs w:val="20"/>
+              </w:rPr>
+            </w:pPr>
+            <w:r>
+              <w:rPr>
+                <w:rFonts w:ascii="Courier New" w:hAnsi="Courier New" w:cs="Courier New"/>
+                <w:sz w:val="20"/>
+                <w:szCs w:val="20"/>
+              </w:rPr>
+              <w:t xml:space="preserve">  stock         Int           @default(0)</w:t>
+            </w:r>
+          </w:p>
+          <w:p>
+            <w:pPr>
+              <w:rPr>
+                <w:rFonts w:ascii="Courier New" w:hAnsi="Courier New" w:cs="Courier New"/>
+                <w:sz w:val="20"/>
+                <w:szCs w:val="20"/>
+              </w:rPr>
+            </w:pPr>
+            <w:r>
+              <w:rPr>
+                <w:rFonts w:ascii="Courier New" w:hAnsi="Courier New" w:cs="Courier New"/>
+                <w:sz w:val="20"/>
+                <w:szCs w:val="20"/>
+              </w:rPr>
+              <w:t xml:space="preserve">  images        String[]      </w:t>
+            </w:r>
+          </w:p>
+          <w:p>
+            <w:pPr>
+              <w:rPr>
+                <w:rFonts w:ascii="Courier New" w:hAnsi="Courier New" w:cs="Courier New"/>
+                <w:sz w:val="20"/>
+                <w:szCs w:val="20"/>
+              </w:rPr>
+            </w:pPr>
+            <w:r>
+              <w:rPr>
+                <w:rFonts w:ascii="Courier New" w:hAnsi="Courier New" w:cs="Courier New"/>
+                <w:sz w:val="20"/>
+                <w:szCs w:val="20"/>
+              </w:rPr>
+              <w:t xml:space="preserve">  status        ProductStatus @default(DRAFT)</w:t>
+            </w:r>
+          </w:p>
+          <w:p>
+            <w:pPr>
+              <w:rPr>
+                <w:rFonts w:ascii="Courier New" w:hAnsi="Courier New" w:cs="Courier New"/>
+                <w:sz w:val="20"/>
+                <w:szCs w:val="20"/>
+              </w:rPr>
+            </w:pPr>
+            <w:r>
+              <w:rPr>
+                <w:rFonts w:ascii="Courier New" w:hAnsi="Courier New" w:cs="Courier New"/>
+                <w:sz w:val="20"/>
+                <w:szCs w:val="20"/>
+              </w:rPr>
+              <w:t xml:space="preserve">  averageRating Decimal       @default(0) @db.Decimal(3, 2)</w:t>
+            </w:r>
+          </w:p>
+          <w:p>
+            <w:pPr>
+              <w:rPr>
+                <w:rFonts w:ascii="Courier New" w:hAnsi="Courier New" w:cs="Courier New"/>
+                <w:sz w:val="20"/>
+                <w:szCs w:val="20"/>
+              </w:rPr>
+            </w:pPr>
+            <w:r>
+              <w:rPr>
+                <w:rFonts w:ascii="Courier New" w:hAnsi="Courier New" w:cs="Courier New"/>
+                <w:sz w:val="20"/>
+                <w:szCs w:val="20"/>
+              </w:rPr>
+              <w:t xml:space="preserve">  createdAt     DateTime      @default(now())</w:t>
+            </w:r>
+          </w:p>
+          <w:p>
+            <w:pPr>
+              <w:rPr>
+                <w:rFonts w:ascii="Courier New" w:hAnsi="Courier New" w:cs="Courier New"/>
+                <w:sz w:val="20"/>
+                <w:szCs w:val="20"/>
+              </w:rPr>
+            </w:pPr>
+            <w:r>
+              <w:rPr>
+                <w:rFonts w:ascii="Courier New" w:hAnsi="Courier New" w:cs="Courier New"/>
+                <w:sz w:val="20"/>
+                <w:szCs w:val="20"/>
+              </w:rPr>
+              <w:t xml:space="preserve">  updatedAt     DateTime      @updatedAt</w:t>
+            </w:r>
+          </w:p>
+          <w:p>
+            <w:pPr>
+              <w:rPr>
+                <w:rFonts w:ascii="Courier New" w:hAnsi="Courier New" w:cs="Courier New"/>
+                <w:sz w:val="20"/>
+                <w:szCs w:val="20"/>
+              </w:rPr>
+            </w:pPr>
+            <w:r>
+              <w:rPr>
+                <w:rFonts w:ascii="Courier New" w:hAnsi="Courier New" w:cs="Courier New"/>
+                <w:sz w:val="20"/>
+                <w:szCs w:val="20"/>
+              </w:rPr>
+              <w:t xml:space="preserve">  deletedAt     DateTime?</w:t>
+            </w:r>
+          </w:p>
+          <w:p>
+            <w:pPr>
+              <w:rPr>
+                <w:rFonts w:ascii="Courier New" w:hAnsi="Courier New" w:cs="Courier New"/>
+                <w:sz w:val="20"/>
+                <w:szCs w:val="20"/>
+              </w:rPr>
+            </w:pPr>
+          </w:p>
+          <w:p>
+            <w:pPr>
+              <w:rPr>
+                <w:rFonts w:ascii="Courier New" w:hAnsi="Courier New" w:cs="Courier New"/>
+                <w:sz w:val="20"/>
+                <w:szCs w:val="20"/>
+              </w:rPr>
+            </w:pPr>
+            <w:r>
+              <w:rPr>
+                <w:rFonts w:ascii="Courier New" w:hAnsi="Courier New" w:cs="Courier New"/>
+                <w:sz w:val="20"/>
+                <w:szCs w:val="20"/>
+              </w:rPr>
+              <w:t xml:space="preserve">  shop          Shop          @relation(fields: [shopId], references: [id])</w:t>
+            </w:r>
+          </w:p>
+          <w:p>
+            <w:pPr>
+              <w:rPr>
+                <w:rFonts w:ascii="Courier New" w:hAnsi="Courier New" w:cs="Courier New"/>
+                <w:sz w:val="20"/>
+                <w:szCs w:val="20"/>
+              </w:rPr>
+            </w:pPr>
+            <w:r>
+              <w:rPr>
+                <w:rFonts w:ascii="Courier New" w:hAnsi="Courier New" w:cs="Courier New"/>
+                <w:sz w:val="20"/>
+                <w:szCs w:val="20"/>
+              </w:rPr>
+              <w:t xml:space="preserve">  category      Category      @relation(fields: [categoryId], references: [id])</w:t>
+            </w:r>
+          </w:p>
+          <w:p>
+            <w:pPr>
+              <w:rPr>
+                <w:rFonts w:ascii="Courier New" w:hAnsi="Courier New" w:cs="Courier New"/>
+                <w:sz w:val="20"/>
+                <w:szCs w:val="20"/>
+              </w:rPr>
+            </w:pPr>
+            <w:r>
+              <w:rPr>
+                <w:rFonts w:ascii="Courier New" w:hAnsi="Courier New" w:cs="Courier New"/>
+                <w:sz w:val="20"/>
+                <w:szCs w:val="20"/>
+              </w:rPr>
+              <w:t xml:space="preserve">  orderItems    OrderItem[]</w:t>
+            </w:r>
+          </w:p>
+          <w:p>
+            <w:pPr>
+              <w:rPr>
+                <w:rFonts w:ascii="Courier New" w:hAnsi="Courier New" w:cs="Courier New"/>
+                <w:sz w:val="20"/>
+                <w:szCs w:val="20"/>
+              </w:rPr>
+            </w:pPr>
+            <w:r>
+              <w:rPr>
+                <w:rFonts w:ascii="Courier New" w:hAnsi="Courier New" w:cs="Courier New"/>
+                <w:sz w:val="20"/>
+                <w:szCs w:val="20"/>
+              </w:rPr>
+              <w:t xml:space="preserve">  reviews       Review[]</w:t>
+            </w:r>
+          </w:p>
+          <w:p>
+            <w:pPr>
+              <w:rPr>
+                <w:rFonts w:ascii="Courier New" w:hAnsi="Courier New" w:cs="Courier New"/>
+                <w:sz w:val="20"/>
+                <w:szCs w:val="20"/>
+              </w:rPr>
+            </w:pPr>
+          </w:p>
+          <w:p>
+            <w:pPr>
+              <w:rPr>
+                <w:rFonts w:ascii="Courier New" w:hAnsi="Courier New" w:cs="Courier New"/>
+                <w:sz w:val="20"/>
+                <w:szCs w:val="20"/>
+              </w:rPr>
+            </w:pPr>
+            <w:r>
+              <w:rPr>
+                <w:rFonts w:ascii="Courier New" w:hAnsi="Courier New" w:cs="Courier New"/>
+                <w:sz w:val="20"/>
+                <w:szCs w:val="20"/>
+              </w:rPr>
+              <w:t xml:space="preserve">  @@unique([shopId, slug])</w:t>
+            </w:r>
+          </w:p>
+          <w:p>
+            <w:pPr>
+              <w:rPr>
+                <w:rFonts w:ascii="Courier New" w:hAnsi="Courier New" w:cs="Courier New"/>
+                <w:sz w:val="20"/>
+                <w:szCs w:val="20"/>
+              </w:rPr>
+            </w:pPr>
+            <w:r>
+              <w:rPr>
+                <w:rFonts w:ascii="Courier New" w:hAnsi="Courier New" w:cs="Courier New"/>
+                <w:sz w:val="20"/>
+                <w:szCs w:val="20"/>
+              </w:rPr>
+              <w:t xml:space="preserve">  // Tách index để tối ưu cho các kiểu query khác nhau</w:t>
+            </w:r>
+          </w:p>
+          <w:p>
+            <w:pPr>
+              <w:rPr>
+                <w:rFonts w:ascii="Courier New" w:hAnsi="Courier New" w:cs="Courier New"/>
+                <w:sz w:val="20"/>
+                <w:szCs w:val="20"/>
+              </w:rPr>
+            </w:pPr>
+            <w:r>
+              <w:rPr>
+                <w:rFonts w:ascii="Courier New" w:hAnsi="Courier New" w:cs="Courier New"/>
+                <w:sz w:val="20"/>
+                <w:szCs w:val="20"/>
+              </w:rPr>
+              <w:t xml:space="preserve">  @@index([categoryId, status, deletedAt]) // Query theo danh mục</w:t>
+            </w:r>
+          </w:p>
+          <w:p>
+            <w:pPr>
+              <w:rPr>
+                <w:rFonts w:ascii="Courier New" w:hAnsi="Courier New" w:cs="Courier New"/>
+                <w:sz w:val="20"/>
+                <w:szCs w:val="20"/>
+              </w:rPr>
+            </w:pPr>
+            <w:r>
+              <w:rPr>
+                <w:rFonts w:ascii="Courier New" w:hAnsi="Courier New" w:cs="Courier New"/>
+                <w:sz w:val="20"/>
+                <w:szCs w:val="20"/>
+              </w:rPr>
+              <w:t xml:space="preserve">  @@index([price, status, deletedAt])      // Query theo giá</w:t>
+            </w:r>
+          </w:p>
+          <w:p>
+            <w:pPr>
+              <w:rPr>
+                <w:rFonts w:ascii="Courier New" w:hAnsi="Courier New" w:cs="Courier New"/>
+                <w:sz w:val="20"/>
+                <w:szCs w:val="20"/>
+              </w:rPr>
+            </w:pPr>
+            <w:r>
+              <w:rPr>
+                <w:rFonts w:ascii="Courier New" w:hAnsi="Courier New" w:cs="Courier New"/>
+                <w:sz w:val="20"/>
+                <w:szCs w:val="20"/>
+              </w:rPr>
+              <w:t xml:space="preserve">  @@index([name])                          // Query search (B-Tree cho tiền tố)</w:t>
+            </w:r>
+          </w:p>
+          <w:p>
+            <w:pPr>
+              <w:rPr>
+                <w:rFonts w:ascii="Courier New" w:hAnsi="Courier New" w:cs="Courier New"/>
+                <w:sz w:val="20"/>
+                <w:szCs w:val="20"/>
+              </w:rPr>
+            </w:pPr>
+            <w:r>
+              <w:rPr>
+                <w:rFonts w:ascii="Courier New" w:hAnsi="Courier New" w:cs="Courier New"/>
+                <w:sz w:val="20"/>
+                <w:szCs w:val="20"/>
+              </w:rPr>
+              <w:t xml:space="preserve">  @@map("products")</w:t>
+            </w:r>
+          </w:p>
+          <w:p>
+            <w:pPr>
+              <w:rPr>
+                <w:rFonts w:ascii="Courier New" w:hAnsi="Courier New" w:cs="Courier New"/>
+                <w:sz w:val="20"/>
+                <w:szCs w:val="20"/>
+              </w:rPr>
+            </w:pPr>
+            <w:r>
+              <w:rPr>
+                <w:rFonts w:ascii="Courier New" w:hAnsi="Courier New" w:cs="Courier New"/>
+                <w:sz w:val="20"/>
+                <w:szCs w:val="20"/>
+              </w:rPr>
+              <w:t>}</w:t>
+            </w:r>
+          </w:p>
+          <w:p>
+            <w:pPr>
+              <w:rPr>
+                <w:rFonts w:ascii="Courier New" w:hAnsi="Courier New" w:cs="Courier New"/>
+                <w:sz w:val="20"/>
+                <w:szCs w:val="20"/>
+              </w:rPr>
+            </w:pPr>
+          </w:p>
+          <w:p>
+            <w:pPr>
+              <w:rPr>
+                <w:rFonts w:ascii="Courier New" w:hAnsi="Courier New" w:cs="Courier New"/>
+                <w:sz w:val="20"/>
+                <w:szCs w:val="20"/>
+              </w:rPr>
+            </w:pPr>
+            <w:r>
+              <w:rPr>
+                <w:rFonts w:ascii="Courier New" w:hAnsi="Courier New" w:cs="Courier New"/>
+                <w:sz w:val="20"/>
+                <w:szCs w:val="20"/>
+              </w:rPr>
+              <w:t>model Order {</w:t>
+            </w:r>
+          </w:p>
+          <w:p>
+            <w:pPr>
+              <w:rPr>
+                <w:rFonts w:ascii="Courier New" w:hAnsi="Courier New" w:cs="Courier New"/>
+                <w:sz w:val="20"/>
+                <w:szCs w:val="20"/>
+              </w:rPr>
+            </w:pPr>
+            <w:r>
+              <w:rPr>
+                <w:rFonts w:ascii="Courier New" w:hAnsi="Courier New" w:cs="Courier New"/>
+                <w:sz w:val="20"/>
+                <w:szCs w:val="20"/>
+              </w:rPr>
+              <w:t xml:space="preserve">  id                  String        @id @default(uuid()) @db.Uuid</w:t>
+            </w:r>
+          </w:p>
+          <w:p>
+            <w:pPr>
+              <w:rPr>
+                <w:rFonts w:ascii="Courier New" w:hAnsi="Courier New" w:cs="Courier New"/>
+                <w:sz w:val="20"/>
+                <w:szCs w:val="20"/>
+              </w:rPr>
+            </w:pPr>
+            <w:r>
+              <w:rPr>
+                <w:rFonts w:ascii="Courier New" w:hAnsi="Courier New" w:cs="Courier New"/>
+                <w:sz w:val="20"/>
+                <w:szCs w:val="20"/>
+              </w:rPr>
+              <w:t xml:space="preserve">  userId              String        @db.Uuid</w:t>
+            </w:r>
+          </w:p>
+          <w:p>
+            <w:pPr>
+              <w:rPr>
+                <w:rFonts w:ascii="Courier New" w:hAnsi="Courier New" w:cs="Courier New"/>
+                <w:sz w:val="20"/>
+                <w:szCs w:val="20"/>
+              </w:rPr>
+            </w:pPr>
+            <w:r>
+              <w:rPr>
+                <w:rFonts w:ascii="Courier New" w:hAnsi="Courier New" w:cs="Courier New"/>
+                <w:sz w:val="20"/>
+                <w:szCs w:val="20"/>
+              </w:rPr>
+              <w:t xml:space="preserve">  totalAmount         Decimal       @db.Decimal(12, 2)</w:t>
+            </w:r>
+          </w:p>
+          <w:p>
+            <w:pPr>
+              <w:rPr>
+                <w:rFonts w:ascii="Courier New" w:hAnsi="Courier New" w:cs="Courier New"/>
+                <w:sz w:val="20"/>
+                <w:szCs w:val="20"/>
+              </w:rPr>
+            </w:pPr>
+            <w:r>
+              <w:rPr>
+                <w:rFonts w:ascii="Courier New" w:hAnsi="Courier New" w:cs="Courier New"/>
+                <w:sz w:val="20"/>
+                <w:szCs w:val="20"/>
+              </w:rPr>
+              <w:t xml:space="preserve">  status              OrderStatus   @default(PENDING)</w:t>
+            </w:r>
+          </w:p>
+          <w:p>
+            <w:pPr>
+              <w:rPr>
+                <w:rFonts w:ascii="Courier New" w:hAnsi="Courier New" w:cs="Courier New"/>
+                <w:sz w:val="20"/>
+                <w:szCs w:val="20"/>
+              </w:rPr>
+            </w:pPr>
+            <w:r>
+              <w:rPr>
+                <w:rFonts w:ascii="Courier New" w:hAnsi="Courier New" w:cs="Courier New"/>
+                <w:sz w:val="20"/>
+                <w:szCs w:val="20"/>
+              </w:rPr>
+              <w:t xml:space="preserve">  shippingName        String</w:t>
+            </w:r>
+          </w:p>
+          <w:p>
+            <w:pPr>
+              <w:rPr>
+                <w:rFonts w:ascii="Courier New" w:hAnsi="Courier New" w:cs="Courier New"/>
+                <w:sz w:val="20"/>
+                <w:szCs w:val="20"/>
+              </w:rPr>
+            </w:pPr>
+            <w:r>
+              <w:rPr>
+                <w:rFonts w:ascii="Courier New" w:hAnsi="Courier New" w:cs="Courier New"/>
+                <w:sz w:val="20"/>
+                <w:szCs w:val="20"/>
+              </w:rPr>
+              <w:t xml:space="preserve">  shippingPhone       String</w:t>
+            </w:r>
+          </w:p>
+          <w:p>
+            <w:pPr>
+              <w:rPr>
+                <w:rFonts w:ascii="Courier New" w:hAnsi="Courier New" w:cs="Courier New"/>
+                <w:sz w:val="20"/>
+                <w:szCs w:val="20"/>
+              </w:rPr>
+            </w:pPr>
+            <w:r>
+              <w:rPr>
+                <w:rFonts w:ascii="Courier New" w:hAnsi="Courier New" w:cs="Courier New"/>
+                <w:sz w:val="20"/>
+                <w:szCs w:val="20"/>
+              </w:rPr>
+              <w:t xml:space="preserve">  shippingAddressFull String        @db.Text</w:t>
+            </w:r>
+          </w:p>
+          <w:p>
+            <w:pPr>
+              <w:rPr>
+                <w:rFonts w:ascii="Courier New" w:hAnsi="Courier New" w:cs="Courier New"/>
+                <w:sz w:val="20"/>
+                <w:szCs w:val="20"/>
+              </w:rPr>
+            </w:pPr>
+            <w:r>
+              <w:rPr>
+                <w:rFonts w:ascii="Courier New" w:hAnsi="Courier New" w:cs="Courier New"/>
+                <w:sz w:val="20"/>
+                <w:szCs w:val="20"/>
+              </w:rPr>
+              <w:t xml:space="preserve">  paymentMethod       PaymentMethod @default(MOCK_PAYMENT)</w:t>
+            </w:r>
+          </w:p>
+          <w:p>
+            <w:pPr>
+              <w:rPr>
+                <w:rFonts w:ascii="Courier New" w:hAnsi="Courier New" w:cs="Courier New"/>
+                <w:sz w:val="20"/>
+                <w:szCs w:val="20"/>
+              </w:rPr>
+            </w:pPr>
+            <w:r>
+              <w:rPr>
+                <w:rFonts w:ascii="Courier New" w:hAnsi="Courier New" w:cs="Courier New"/>
+                <w:sz w:val="20"/>
+                <w:szCs w:val="20"/>
+              </w:rPr>
+              <w:t xml:space="preserve">  paymentStatus       PaymentStatus @default(PENDING)</w:t>
+            </w:r>
+          </w:p>
+          <w:p>
+            <w:pPr>
+              <w:rPr>
+                <w:rFonts w:ascii="Courier New" w:hAnsi="Courier New" w:cs="Courier New"/>
+                <w:sz w:val="20"/>
+                <w:szCs w:val="20"/>
+              </w:rPr>
+            </w:pPr>
+            <w:r>
+              <w:rPr>
+                <w:rFonts w:ascii="Courier New" w:hAnsi="Courier New" w:cs="Courier New"/>
+                <w:sz w:val="20"/>
+                <w:szCs w:val="20"/>
+              </w:rPr>
+              <w:t xml:space="preserve">  createdAt           DateTime      @default(now())</w:t>
+            </w:r>
+          </w:p>
+          <w:p>
+            <w:pPr>
+              <w:rPr>
+                <w:rFonts w:ascii="Courier New" w:hAnsi="Courier New" w:cs="Courier New"/>
+                <w:sz w:val="20"/>
+                <w:szCs w:val="20"/>
+              </w:rPr>
+            </w:pPr>
+            <w:r>
+              <w:rPr>
+                <w:rFonts w:ascii="Courier New" w:hAnsi="Courier New" w:cs="Courier New"/>
+                <w:sz w:val="20"/>
+                <w:szCs w:val="20"/>
+              </w:rPr>
+              <w:t xml:space="preserve">  updatedAt           DateTime      @updatedAt</w:t>
+            </w:r>
+          </w:p>
+          <w:p>
+            <w:pPr>
+              <w:rPr>
+                <w:rFonts w:ascii="Courier New" w:hAnsi="Courier New" w:cs="Courier New"/>
+                <w:sz w:val="20"/>
+                <w:szCs w:val="20"/>
+              </w:rPr>
+            </w:pPr>
+          </w:p>
+          <w:p>
+            <w:pPr>
+              <w:rPr>
+                <w:rFonts w:ascii="Courier New" w:hAnsi="Courier New" w:cs="Courier New"/>
+                <w:sz w:val="20"/>
+                <w:szCs w:val="20"/>
+              </w:rPr>
+            </w:pPr>
+            <w:r>
+              <w:rPr>
+                <w:rFonts w:ascii="Courier New" w:hAnsi="Courier New" w:cs="Courier New"/>
+                <w:sz w:val="20"/>
+                <w:szCs w:val="20"/>
+              </w:rPr>
+              <w:t xml:space="preserve">  user                User          @relation(fields: [userId], references: [id])</w:t>
+            </w:r>
+          </w:p>
+          <w:p>
+            <w:pPr>
+              <w:rPr>
+                <w:rFonts w:ascii="Courier New" w:hAnsi="Courier New" w:cs="Courier New"/>
+                <w:sz w:val="20"/>
+                <w:szCs w:val="20"/>
+              </w:rPr>
+            </w:pPr>
+            <w:r>
+              <w:rPr>
+                <w:rFonts w:ascii="Courier New" w:hAnsi="Courier New" w:cs="Courier New"/>
+                <w:sz w:val="20"/>
+                <w:szCs w:val="20"/>
+              </w:rPr>
+              <w:t xml:space="preserve">  orderItems          OrderItem[]</w:t>
+            </w:r>
+          </w:p>
+          <w:p>
+            <w:pPr>
+              <w:rPr>
+                <w:rFonts w:ascii="Courier New" w:hAnsi="Courier New" w:cs="Courier New"/>
+                <w:sz w:val="20"/>
+                <w:szCs w:val="20"/>
+              </w:rPr>
+            </w:pPr>
+            <w:r>
+              <w:rPr>
+                <w:rFonts w:ascii="Courier New" w:hAnsi="Courier New" w:cs="Courier New"/>
+                <w:sz w:val="20"/>
+                <w:szCs w:val="20"/>
+              </w:rPr>
+              <w:t xml:space="preserve">  transaction         Transaction?</w:t>
+            </w:r>
+          </w:p>
+          <w:p>
+            <w:pPr>
+              <w:rPr>
+                <w:rFonts w:ascii="Courier New" w:hAnsi="Courier New" w:cs="Courier New"/>
+                <w:sz w:val="20"/>
+                <w:szCs w:val="20"/>
+              </w:rPr>
+            </w:pPr>
+          </w:p>
+          <w:p>
+            <w:pPr>
+              <w:rPr>
+                <w:rFonts w:ascii="Courier New" w:hAnsi="Courier New" w:cs="Courier New"/>
+                <w:sz w:val="20"/>
+                <w:szCs w:val="20"/>
+              </w:rPr>
+            </w:pPr>
+            <w:r>
+              <w:rPr>
+                <w:rFonts w:ascii="Courier New" w:hAnsi="Courier New" w:cs="Courier New"/>
+                <w:sz w:val="20"/>
+                <w:szCs w:val="20"/>
+              </w:rPr>
+              <w:t xml:space="preserve">  @@index([userId, status])</w:t>
+            </w:r>
+          </w:p>
+          <w:p>
+            <w:pPr>
+              <w:rPr>
+                <w:rFonts w:ascii="Courier New" w:hAnsi="Courier New" w:cs="Courier New"/>
+                <w:sz w:val="20"/>
+                <w:szCs w:val="20"/>
+              </w:rPr>
+            </w:pPr>
+            <w:r>
+              <w:rPr>
+                <w:rFonts w:ascii="Courier New" w:hAnsi="Courier New" w:cs="Courier New"/>
+                <w:sz w:val="20"/>
+                <w:szCs w:val="20"/>
+              </w:rPr>
+              <w:t xml:space="preserve">  @@index([createdAt])</w:t>
+            </w:r>
+          </w:p>
+          <w:p>
+            <w:pPr>
+              <w:rPr>
+                <w:rFonts w:ascii="Courier New" w:hAnsi="Courier New" w:cs="Courier New"/>
+                <w:sz w:val="20"/>
+                <w:szCs w:val="20"/>
+              </w:rPr>
+            </w:pPr>
+            <w:r>
+              <w:rPr>
+                <w:rFonts w:ascii="Courier New" w:hAnsi="Courier New" w:cs="Courier New"/>
+                <w:sz w:val="20"/>
+                <w:szCs w:val="20"/>
+              </w:rPr>
+              <w:t xml:space="preserve">  @@map("orders")</w:t>
+            </w:r>
+          </w:p>
+          <w:p>
+            <w:pPr>
+              <w:rPr>
+                <w:rFonts w:ascii="Courier New" w:hAnsi="Courier New" w:cs="Courier New"/>
+                <w:sz w:val="20"/>
+                <w:szCs w:val="20"/>
+              </w:rPr>
+            </w:pPr>
+            <w:r>
+              <w:rPr>
+                <w:rFonts w:ascii="Courier New" w:hAnsi="Courier New" w:cs="Courier New"/>
+                <w:sz w:val="20"/>
+                <w:szCs w:val="20"/>
+              </w:rPr>
+              <w:t>}</w:t>
+            </w:r>
+          </w:p>
+          <w:p>
+            <w:pPr>
+              <w:rPr>
+                <w:rFonts w:ascii="Courier New" w:hAnsi="Courier New" w:cs="Courier New"/>
+                <w:sz w:val="20"/>
+                <w:szCs w:val="20"/>
+              </w:rPr>
+            </w:pPr>
+          </w:p>
+          <w:p>
+            <w:pPr>
+              <w:rPr>
+                <w:rFonts w:ascii="Courier New" w:hAnsi="Courier New" w:cs="Courier New"/>
+                <w:sz w:val="20"/>
+                <w:szCs w:val="20"/>
+              </w:rPr>
+            </w:pPr>
+            <w:r>
+              <w:rPr>
+                <w:rFonts w:ascii="Courier New" w:hAnsi="Courier New" w:cs="Courier New"/>
+                <w:sz w:val="20"/>
+                <w:szCs w:val="20"/>
+              </w:rPr>
+              <w:t>model OrderItem {</w:t>
+            </w:r>
+          </w:p>
+          <w:p>
+            <w:pPr>
+              <w:rPr>
+                <w:rFonts w:ascii="Courier New" w:hAnsi="Courier New" w:cs="Courier New"/>
+                <w:sz w:val="20"/>
+                <w:szCs w:val="20"/>
+              </w:rPr>
+            </w:pPr>
+            <w:r>
+              <w:rPr>
+                <w:rFonts w:ascii="Courier New" w:hAnsi="Courier New" w:cs="Courier New"/>
+                <w:sz w:val="20"/>
+                <w:szCs w:val="20"/>
+              </w:rPr>
+              <w:t xml:space="preserve">  id              String   @id @default(uuid()) @db.Uuid</w:t>
+            </w:r>
+          </w:p>
+          <w:p>
+            <w:pPr>
+              <w:rPr>
+                <w:rFonts w:ascii="Courier New" w:hAnsi="Courier New" w:cs="Courier New"/>
+                <w:sz w:val="20"/>
+                <w:szCs w:val="20"/>
+              </w:rPr>
+            </w:pPr>
+            <w:r>
+              <w:rPr>
+                <w:rFonts w:ascii="Courier New" w:hAnsi="Courier New" w:cs="Courier New"/>
+                <w:sz w:val="20"/>
+                <w:szCs w:val="20"/>
+              </w:rPr>
+              <w:t xml:space="preserve">  orderId         String   @db.Uuid</w:t>
+            </w:r>
+          </w:p>
+          <w:p>
+            <w:pPr>
+              <w:rPr>
+                <w:rFonts w:ascii="Courier New" w:hAnsi="Courier New" w:cs="Courier New"/>
+                <w:sz w:val="20"/>
+                <w:szCs w:val="20"/>
+              </w:rPr>
+            </w:pPr>
+            <w:r>
+              <w:rPr>
+                <w:rFonts w:ascii="Courier New" w:hAnsi="Courier New" w:cs="Courier New"/>
+                <w:sz w:val="20"/>
+                <w:szCs w:val="20"/>
+              </w:rPr>
+              <w:lastRenderedPageBreak/>
+              <w:t xml:space="preserve">  productId       String   @db.Uuid</w:t>
+            </w:r>
+          </w:p>
+          <w:p>
+            <w:pPr>
+              <w:rPr>
+                <w:rFonts w:ascii="Courier New" w:hAnsi="Courier New" w:cs="Courier New"/>
+                <w:sz w:val="20"/>
+                <w:szCs w:val="20"/>
+              </w:rPr>
+            </w:pPr>
+            <w:r>
+              <w:rPr>
+                <w:rFonts w:ascii="Courier New" w:hAnsi="Courier New" w:cs="Courier New"/>
+                <w:sz w:val="20"/>
+                <w:szCs w:val="20"/>
+              </w:rPr>
+              <w:t xml:space="preserve">  shopId          String   @db.Uuid</w:t>
+            </w:r>
+          </w:p>
+          <w:p>
+            <w:pPr>
+              <w:rPr>
+                <w:rFonts w:ascii="Courier New" w:hAnsi="Courier New" w:cs="Courier New"/>
+                <w:sz w:val="20"/>
+                <w:szCs w:val="20"/>
+              </w:rPr>
+            </w:pPr>
+            <w:r>
+              <w:rPr>
+                <w:rFonts w:ascii="Courier New" w:hAnsi="Courier New" w:cs="Courier New"/>
+                <w:sz w:val="20"/>
+                <w:szCs w:val="20"/>
+              </w:rPr>
+              <w:t xml:space="preserve">  quantity        Int</w:t>
+            </w:r>
+          </w:p>
+          <w:p>
+            <w:pPr>
+              <w:rPr>
+                <w:rFonts w:ascii="Courier New" w:hAnsi="Courier New" w:cs="Courier New"/>
+                <w:sz w:val="20"/>
+                <w:szCs w:val="20"/>
+              </w:rPr>
+            </w:pPr>
+            <w:r>
+              <w:rPr>
+                <w:rFonts w:ascii="Courier New" w:hAnsi="Courier New" w:cs="Courier New"/>
+                <w:sz w:val="20"/>
+                <w:szCs w:val="20"/>
+              </w:rPr>
+              <w:t xml:space="preserve">  priceAtPurchase Decimal  @db.Decimal(12, 2)</w:t>
+            </w:r>
+          </w:p>
+          <w:p>
+            <w:pPr>
+              <w:rPr>
+                <w:rFonts w:ascii="Courier New" w:hAnsi="Courier New" w:cs="Courier New"/>
+                <w:sz w:val="20"/>
+                <w:szCs w:val="20"/>
+              </w:rPr>
+            </w:pPr>
+          </w:p>
+          <w:p>
+            <w:pPr>
+              <w:rPr>
+                <w:rFonts w:ascii="Courier New" w:hAnsi="Courier New" w:cs="Courier New"/>
+                <w:sz w:val="20"/>
+                <w:szCs w:val="20"/>
+              </w:rPr>
+            </w:pPr>
+            <w:r>
+              <w:rPr>
+                <w:rFonts w:ascii="Courier New" w:hAnsi="Courier New" w:cs="Courier New"/>
+                <w:sz w:val="20"/>
+                <w:szCs w:val="20"/>
+              </w:rPr>
+              <w:t xml:space="preserve">  order           Order    @relation(fields: [orderId], references: [id], onDelete: Cascade)</w:t>
+            </w:r>
+          </w:p>
+          <w:p>
+            <w:pPr>
+              <w:rPr>
+                <w:rFonts w:ascii="Courier New" w:hAnsi="Courier New" w:cs="Courier New"/>
+                <w:sz w:val="20"/>
+                <w:szCs w:val="20"/>
+              </w:rPr>
+            </w:pPr>
+            <w:r>
+              <w:rPr>
+                <w:rFonts w:ascii="Courier New" w:hAnsi="Courier New" w:cs="Courier New"/>
+                <w:sz w:val="20"/>
+                <w:szCs w:val="20"/>
+              </w:rPr>
+              <w:t xml:space="preserve">  product         Product  @relation(fields: [productId], references: [id])</w:t>
+            </w:r>
+          </w:p>
+          <w:p>
+            <w:pPr>
+              <w:rPr>
+                <w:rFonts w:ascii="Courier New" w:hAnsi="Courier New" w:cs="Courier New"/>
+                <w:sz w:val="20"/>
+                <w:szCs w:val="20"/>
+              </w:rPr>
+            </w:pPr>
+            <w:r>
+              <w:rPr>
+                <w:rFonts w:ascii="Courier New" w:hAnsi="Courier New" w:cs="Courier New"/>
+                <w:sz w:val="20"/>
+                <w:szCs w:val="20"/>
+              </w:rPr>
+              <w:t xml:space="preserve">  shop            Shop     @relation(fields: [shopId], references: [id])</w:t>
+            </w:r>
+          </w:p>
+          <w:p>
+            <w:pPr>
+              <w:rPr>
+                <w:rFonts w:ascii="Courier New" w:hAnsi="Courier New" w:cs="Courier New"/>
+                <w:sz w:val="20"/>
+                <w:szCs w:val="20"/>
+              </w:rPr>
+            </w:pPr>
+          </w:p>
+          <w:p>
+            <w:pPr>
+              <w:rPr>
+                <w:rFonts w:ascii="Courier New" w:hAnsi="Courier New" w:cs="Courier New"/>
+                <w:sz w:val="20"/>
+                <w:szCs w:val="20"/>
+              </w:rPr>
+            </w:pPr>
+            <w:r>
+              <w:rPr>
+                <w:rFonts w:ascii="Courier New" w:hAnsi="Courier New" w:cs="Courier New"/>
+                <w:sz w:val="20"/>
+                <w:szCs w:val="20"/>
+              </w:rPr>
+              <w:t xml:space="preserve">  @@index([orderId])</w:t>
+            </w:r>
+          </w:p>
+          <w:p>
+            <w:pPr>
+              <w:rPr>
+                <w:rFonts w:ascii="Courier New" w:hAnsi="Courier New" w:cs="Courier New"/>
+                <w:sz w:val="20"/>
+                <w:szCs w:val="20"/>
+              </w:rPr>
+            </w:pPr>
+            <w:r>
+              <w:rPr>
+                <w:rFonts w:ascii="Courier New" w:hAnsi="Courier New" w:cs="Courier New"/>
+                <w:sz w:val="20"/>
+                <w:szCs w:val="20"/>
+              </w:rPr>
+              <w:t xml:space="preserve">  @@index([shopId])</w:t>
+            </w:r>
+          </w:p>
+          <w:p>
+            <w:pPr>
+              <w:rPr>
+                <w:rFonts w:ascii="Courier New" w:hAnsi="Courier New" w:cs="Courier New"/>
+                <w:sz w:val="20"/>
+                <w:szCs w:val="20"/>
+              </w:rPr>
+            </w:pPr>
+            <w:r>
+              <w:rPr>
+                <w:rFonts w:ascii="Courier New" w:hAnsi="Courier New" w:cs="Courier New"/>
+                <w:sz w:val="20"/>
+                <w:szCs w:val="20"/>
+              </w:rPr>
+              <w:t xml:space="preserve">  @@map("order_items")</w:t>
+            </w:r>
+          </w:p>
+          <w:p>
+            <w:pPr>
+              <w:rPr>
+                <w:rFonts w:ascii="Courier New" w:hAnsi="Courier New" w:cs="Courier New"/>
+                <w:sz w:val="20"/>
+                <w:szCs w:val="20"/>
+              </w:rPr>
+            </w:pPr>
+            <w:r>
+              <w:rPr>
+                <w:rFonts w:ascii="Courier New" w:hAnsi="Courier New" w:cs="Courier New"/>
+                <w:sz w:val="20"/>
+                <w:szCs w:val="20"/>
+              </w:rPr>
+              <w:t>}</w:t>
+            </w:r>
+          </w:p>
+          <w:p>
+            <w:pPr>
+              <w:rPr>
+                <w:rFonts w:ascii="Courier New" w:hAnsi="Courier New" w:cs="Courier New"/>
+                <w:sz w:val="20"/>
+                <w:szCs w:val="20"/>
+              </w:rPr>
+            </w:pPr>
+          </w:p>
+          <w:p>
+            <w:pPr>
+              <w:rPr>
+                <w:rFonts w:ascii="Courier New" w:hAnsi="Courier New" w:cs="Courier New"/>
+                <w:sz w:val="20"/>
+                <w:szCs w:val="20"/>
+              </w:rPr>
+            </w:pPr>
+            <w:r>
+              <w:rPr>
+                <w:rFonts w:ascii="Courier New" w:hAnsi="Courier New" w:cs="Courier New"/>
+                <w:sz w:val="20"/>
+                <w:szCs w:val="20"/>
+              </w:rPr>
+              <w:t>model Review {</w:t>
+            </w:r>
+          </w:p>
+          <w:p>
+            <w:pPr>
+              <w:rPr>
+                <w:rFonts w:ascii="Courier New" w:hAnsi="Courier New" w:cs="Courier New"/>
+                <w:sz w:val="20"/>
+                <w:szCs w:val="20"/>
+              </w:rPr>
+            </w:pPr>
+            <w:r>
+              <w:rPr>
+                <w:rFonts w:ascii="Courier New" w:hAnsi="Courier New" w:cs="Courier New"/>
+                <w:sz w:val="20"/>
+                <w:szCs w:val="20"/>
+              </w:rPr>
+              <w:t xml:space="preserve">  id        String   @id @default(uuid()) @db.Uuid</w:t>
+            </w:r>
+          </w:p>
+          <w:p>
+            <w:pPr>
+              <w:rPr>
+                <w:rFonts w:ascii="Courier New" w:hAnsi="Courier New" w:cs="Courier New"/>
+                <w:sz w:val="20"/>
+                <w:szCs w:val="20"/>
+              </w:rPr>
+            </w:pPr>
+            <w:r>
+              <w:rPr>
+                <w:rFonts w:ascii="Courier New" w:hAnsi="Courier New" w:cs="Courier New"/>
+                <w:sz w:val="20"/>
+                <w:szCs w:val="20"/>
+              </w:rPr>
+              <w:t xml:space="preserve">  userId    String   @db.Uuid</w:t>
+            </w:r>
+          </w:p>
+          <w:p>
+            <w:pPr>
+              <w:rPr>
+                <w:rFonts w:ascii="Courier New" w:hAnsi="Courier New" w:cs="Courier New"/>
+                <w:sz w:val="20"/>
+                <w:szCs w:val="20"/>
+              </w:rPr>
+            </w:pPr>
+            <w:r>
+              <w:rPr>
+                <w:rFonts w:ascii="Courier New" w:hAnsi="Courier New" w:cs="Courier New"/>
+                <w:sz w:val="20"/>
+                <w:szCs w:val="20"/>
+              </w:rPr>
+              <w:t xml:space="preserve">  productId String   @db.Uuid</w:t>
+            </w:r>
+          </w:p>
+          <w:p>
+            <w:pPr>
+              <w:rPr>
+                <w:rFonts w:ascii="Courier New" w:hAnsi="Courier New" w:cs="Courier New"/>
+                <w:sz w:val="20"/>
+                <w:szCs w:val="20"/>
+              </w:rPr>
+            </w:pPr>
+            <w:r>
+              <w:rPr>
+                <w:rFonts w:ascii="Courier New" w:hAnsi="Courier New" w:cs="Courier New"/>
+                <w:sz w:val="20"/>
+                <w:szCs w:val="20"/>
+              </w:rPr>
+              <w:t xml:space="preserve">  rating    Int</w:t>
+            </w:r>
+          </w:p>
+          <w:p>
+            <w:pPr>
+              <w:rPr>
+                <w:rFonts w:ascii="Courier New" w:hAnsi="Courier New" w:cs="Courier New"/>
+                <w:sz w:val="20"/>
+                <w:szCs w:val="20"/>
+              </w:rPr>
+            </w:pPr>
+            <w:r>
+              <w:rPr>
+                <w:rFonts w:ascii="Courier New" w:hAnsi="Courier New" w:cs="Courier New"/>
+                <w:sz w:val="20"/>
+                <w:szCs w:val="20"/>
+              </w:rPr>
+              <w:t xml:space="preserve">  comment   String?  @db.Text</w:t>
+            </w:r>
+          </w:p>
+          <w:p>
+            <w:pPr>
+              <w:rPr>
+                <w:rFonts w:ascii="Courier New" w:hAnsi="Courier New" w:cs="Courier New"/>
+                <w:sz w:val="20"/>
+                <w:szCs w:val="20"/>
+              </w:rPr>
+            </w:pPr>
+            <w:r>
+              <w:rPr>
+                <w:rFonts w:ascii="Courier New" w:hAnsi="Courier New" w:cs="Courier New"/>
+                <w:sz w:val="20"/>
+                <w:szCs w:val="20"/>
+              </w:rPr>
+              <w:t xml:space="preserve">  createdAt DateTime @default(now())</w:t>
+            </w:r>
+          </w:p>
+          <w:p>
+            <w:pPr>
+              <w:rPr>
+                <w:rFonts w:ascii="Courier New" w:hAnsi="Courier New" w:cs="Courier New"/>
+                <w:sz w:val="20"/>
+                <w:szCs w:val="20"/>
+              </w:rPr>
+            </w:pPr>
+          </w:p>
+          <w:p>
+            <w:pPr>
+              <w:rPr>
+                <w:rFonts w:ascii="Courier New" w:hAnsi="Courier New" w:cs="Courier New"/>
+                <w:sz w:val="20"/>
+                <w:szCs w:val="20"/>
+              </w:rPr>
+            </w:pPr>
+            <w:r>
+              <w:rPr>
+                <w:rFonts w:ascii="Courier New" w:hAnsi="Courier New" w:cs="Courier New"/>
+                <w:sz w:val="20"/>
+                <w:szCs w:val="20"/>
+              </w:rPr>
+              <w:t xml:space="preserve">  user      User     @relation(fields: [userId], references: [id])</w:t>
+            </w:r>
+          </w:p>
+          <w:p>
+            <w:pPr>
+              <w:rPr>
+                <w:rFonts w:ascii="Courier New" w:hAnsi="Courier New" w:cs="Courier New"/>
+                <w:sz w:val="20"/>
+                <w:szCs w:val="20"/>
+              </w:rPr>
+            </w:pPr>
+            <w:r>
+              <w:rPr>
+                <w:rFonts w:ascii="Courier New" w:hAnsi="Courier New" w:cs="Courier New"/>
+                <w:sz w:val="20"/>
+                <w:szCs w:val="20"/>
+              </w:rPr>
+              <w:t xml:space="preserve">  product   Product  @relation(fields: [productId], references: [id])</w:t>
+            </w:r>
+          </w:p>
+          <w:p>
+            <w:pPr>
+              <w:rPr>
+                <w:rFonts w:ascii="Courier New" w:hAnsi="Courier New" w:cs="Courier New"/>
+                <w:sz w:val="20"/>
+                <w:szCs w:val="20"/>
+              </w:rPr>
+            </w:pPr>
+          </w:p>
+          <w:p>
+            <w:pPr>
+              <w:rPr>
+                <w:rFonts w:ascii="Courier New" w:hAnsi="Courier New" w:cs="Courier New"/>
+                <w:sz w:val="20"/>
+                <w:szCs w:val="20"/>
+              </w:rPr>
+            </w:pPr>
+            <w:r>
+              <w:rPr>
+                <w:rFonts w:ascii="Courier New" w:hAnsi="Courier New" w:cs="Courier New"/>
+                <w:sz w:val="20"/>
+                <w:szCs w:val="20"/>
+              </w:rPr>
+              <w:t xml:space="preserve">  @@index([productId])</w:t>
+            </w:r>
+          </w:p>
+          <w:p>
+            <w:pPr>
+              <w:rPr>
+                <w:rFonts w:ascii="Courier New" w:hAnsi="Courier New" w:cs="Courier New"/>
+                <w:sz w:val="20"/>
+                <w:szCs w:val="20"/>
+              </w:rPr>
+            </w:pPr>
+            <w:r>
+              <w:rPr>
+                <w:rFonts w:ascii="Courier New" w:hAnsi="Courier New" w:cs="Courier New"/>
+                <w:sz w:val="20"/>
+                <w:szCs w:val="20"/>
+              </w:rPr>
+              <w:t xml:space="preserve">  @@map("reviews")</w:t>
+            </w:r>
+          </w:p>
+          <w:p>
+            <w:pPr>
+              <w:rPr>
+                <w:rFonts w:ascii="Courier New" w:hAnsi="Courier New" w:cs="Courier New"/>
+                <w:sz w:val="20"/>
+                <w:szCs w:val="20"/>
+              </w:rPr>
+            </w:pPr>
+            <w:r>
+              <w:rPr>
+                <w:rFonts w:ascii="Courier New" w:hAnsi="Courier New" w:cs="Courier New"/>
+                <w:sz w:val="20"/>
+                <w:szCs w:val="20"/>
+              </w:rPr>
+              <w:t>}</w:t>
+            </w:r>
+          </w:p>
+          <w:p>
+            <w:pPr>
+              <w:rPr>
+                <w:rFonts w:ascii="Courier New" w:hAnsi="Courier New" w:cs="Courier New"/>
+                <w:sz w:val="20"/>
+                <w:szCs w:val="20"/>
+              </w:rPr>
+            </w:pPr>
+          </w:p>
+          <w:p>
+            <w:pPr>
+              <w:rPr>
+                <w:rFonts w:ascii="Courier New" w:hAnsi="Courier New" w:cs="Courier New"/>
+                <w:sz w:val="20"/>
+                <w:szCs w:val="20"/>
+              </w:rPr>
+            </w:pPr>
+            <w:r>
+              <w:rPr>
+                <w:rFonts w:ascii="Courier New" w:hAnsi="Courier New" w:cs="Courier New"/>
+                <w:sz w:val="20"/>
+                <w:szCs w:val="20"/>
+              </w:rPr>
+              <w:t>model Transaction {</w:t>
+            </w:r>
+          </w:p>
+          <w:p>
+            <w:pPr>
+              <w:rPr>
+                <w:rFonts w:ascii="Courier New" w:hAnsi="Courier New" w:cs="Courier New"/>
+                <w:sz w:val="20"/>
+                <w:szCs w:val="20"/>
+              </w:rPr>
+            </w:pPr>
+            <w:r>
+              <w:rPr>
+                <w:rFonts w:ascii="Courier New" w:hAnsi="Courier New" w:cs="Courier New"/>
+                <w:sz w:val="20"/>
+                <w:szCs w:val="20"/>
+              </w:rPr>
+              <w:t xml:space="preserve">  id        String          @id @default(uuid()) @db.Uuid</w:t>
+            </w:r>
+          </w:p>
+          <w:p>
+            <w:pPr>
+              <w:rPr>
+                <w:rFonts w:ascii="Courier New" w:hAnsi="Courier New" w:cs="Courier New"/>
+                <w:sz w:val="20"/>
+                <w:szCs w:val="20"/>
+              </w:rPr>
+            </w:pPr>
+            <w:r>
+              <w:rPr>
+                <w:rFonts w:ascii="Courier New" w:hAnsi="Courier New" w:cs="Courier New"/>
+                <w:sz w:val="20"/>
+                <w:szCs w:val="20"/>
+              </w:rPr>
+              <w:t xml:space="preserve">  orderId   String          @unique @db.Uuid</w:t>
+            </w:r>
+          </w:p>
+          <w:p>
+            <w:pPr>
+              <w:rPr>
+                <w:rFonts w:ascii="Courier New" w:hAnsi="Courier New" w:cs="Courier New"/>
+                <w:sz w:val="20"/>
+                <w:szCs w:val="20"/>
+              </w:rPr>
+            </w:pPr>
+            <w:r>
+              <w:rPr>
+                <w:rFonts w:ascii="Courier New" w:hAnsi="Courier New" w:cs="Courier New"/>
+                <w:sz w:val="20"/>
+                <w:szCs w:val="20"/>
+              </w:rPr>
+              <w:t xml:space="preserve">  amount    Decimal         @db.Decimal(12, 2)</w:t>
+            </w:r>
+          </w:p>
+          <w:p>
+            <w:pPr>
+              <w:rPr>
+                <w:rFonts w:ascii="Courier New" w:hAnsi="Courier New" w:cs="Courier New"/>
+                <w:sz w:val="20"/>
+                <w:szCs w:val="20"/>
+              </w:rPr>
+            </w:pPr>
+            <w:r>
+              <w:rPr>
+                <w:rFonts w:ascii="Courier New" w:hAnsi="Courier New" w:cs="Courier New"/>
+                <w:sz w:val="20"/>
+                <w:szCs w:val="20"/>
+              </w:rPr>
+              <w:t xml:space="preserve">  type      TransactionType</w:t>
+            </w:r>
+          </w:p>
+          <w:p>
+            <w:pPr>
+              <w:rPr>
+                <w:rFonts w:ascii="Courier New" w:hAnsi="Courier New" w:cs="Courier New"/>
+                <w:sz w:val="20"/>
+                <w:szCs w:val="20"/>
+              </w:rPr>
+            </w:pPr>
+            <w:r>
+              <w:rPr>
+                <w:rFonts w:ascii="Courier New" w:hAnsi="Courier New" w:cs="Courier New"/>
+                <w:sz w:val="20"/>
+                <w:szCs w:val="20"/>
+              </w:rPr>
+              <w:t xml:space="preserve">  status    PaymentStatus   @default(COMPLETED)</w:t>
+            </w:r>
+          </w:p>
+          <w:p>
+            <w:pPr>
+              <w:rPr>
+                <w:rFonts w:ascii="Courier New" w:hAnsi="Courier New" w:cs="Courier New"/>
+                <w:sz w:val="20"/>
+                <w:szCs w:val="20"/>
+              </w:rPr>
+            </w:pPr>
+            <w:r>
+              <w:rPr>
+                <w:rFonts w:ascii="Courier New" w:hAnsi="Courier New" w:cs="Courier New"/>
+                <w:sz w:val="20"/>
+                <w:szCs w:val="20"/>
+              </w:rPr>
+              <w:t xml:space="preserve">  createdAt DateTime        @default(now())</w:t>
+            </w:r>
+          </w:p>
+          <w:p>
+            <w:pPr>
+              <w:rPr>
+                <w:rFonts w:ascii="Courier New" w:hAnsi="Courier New" w:cs="Courier New"/>
+                <w:sz w:val="20"/>
+                <w:szCs w:val="20"/>
+              </w:rPr>
+            </w:pPr>
+          </w:p>
+          <w:p>
+            <w:pPr>
+              <w:rPr>
+                <w:rFonts w:ascii="Courier New" w:hAnsi="Courier New" w:cs="Courier New"/>
+                <w:sz w:val="20"/>
+                <w:szCs w:val="20"/>
+              </w:rPr>
+            </w:pPr>
+            <w:r>
+              <w:rPr>
+                <w:rFonts w:ascii="Courier New" w:hAnsi="Courier New" w:cs="Courier New"/>
+                <w:sz w:val="20"/>
+                <w:szCs w:val="20"/>
+              </w:rPr>
+              <w:t xml:space="preserve">  order     Order           @relation(fields: [orderId], references: [id])</w:t>
+            </w:r>
+          </w:p>
+          <w:p>
+            <w:pPr>
+              <w:rPr>
+                <w:rFonts w:ascii="Courier New" w:hAnsi="Courier New" w:cs="Courier New"/>
+                <w:sz w:val="20"/>
+                <w:szCs w:val="20"/>
+              </w:rPr>
+            </w:pPr>
+          </w:p>
+          <w:p>
+            <w:pPr>
+              <w:rPr>
+                <w:rFonts w:ascii="Courier New" w:hAnsi="Courier New" w:cs="Courier New"/>
+                <w:sz w:val="20"/>
+                <w:szCs w:val="20"/>
+              </w:rPr>
+            </w:pPr>
+            <w:r>
+              <w:rPr>
+                <w:rFonts w:ascii="Courier New" w:hAnsi="Courier New" w:cs="Courier New"/>
+                <w:sz w:val="20"/>
+                <w:szCs w:val="20"/>
+              </w:rPr>
+              <w:t xml:space="preserve">  @@map("transactions")</w:t>
+            </w:r>
+          </w:p>
+          <w:p>
+            <w:r>
+              <w:rPr>
+                <w:rFonts w:ascii="Courier New" w:hAnsi="Courier New" w:cs="Courier New"/>
+                <w:sz w:val="20"/>
+                <w:szCs w:val="20"/>
+              </w:rPr>
+              <w:t>}</w:t>
+            </w:r>
+          </w:p>
+        </w:tc>
+      </w:tr>
+    </w:tbl>
+    <w:p/>
+    <w:p>
+      <w:pPr>
+        <w:rPr>
+          <w:b/>
+          <w:bCs/>
+        </w:rPr>
+      </w:pPr>
+    </w:p>
+    <w:p/>
     <w:p/>
     <w:p/>
     <w:sectPr>
@@ -361,6 +4045,155 @@
     </w:lvl>
   </w:abstractNum>
   <w:abstractNum w:abstractNumId="1" w15:restartNumberingAfterBreak="0">
+    <w:nsid w:val="02825349"/>
+    <w:multiLevelType w:val="multilevel"/>
+    <w:tmpl w:val="B1E07400"/>
+    <w:lvl w:ilvl="0">
+      <w:start w:val="1"/>
+      <w:numFmt w:val="bullet"/>
+      <w:lvlText w:val=""/>
+      <w:lvlJc w:val="left"/>
+      <w:pPr>
+        <w:tabs>
+          <w:tab w:val="num" w:pos="720"/>
+        </w:tabs>
+        <w:ind w:left="720" w:hanging="360"/>
+      </w:pPr>
+      <w:rPr>
+        <w:rFonts w:ascii="Symbol" w:hAnsi="Symbol" w:hint="default"/>
+        <w:sz w:val="20"/>
+      </w:rPr>
+    </w:lvl>
+    <w:lvl w:ilvl="1">
+      <w:start w:val="1"/>
+      <w:numFmt w:val="bullet"/>
+      <w:lvlText w:val="o"/>
+      <w:lvlJc w:val="left"/>
+      <w:pPr>
+        <w:tabs>
+          <w:tab w:val="num" w:pos="1440"/>
+        </w:tabs>
+        <w:ind w:left="1440" w:hanging="360"/>
+      </w:pPr>
+      <w:rPr>
+        <w:rFonts w:ascii="Courier New" w:hAnsi="Courier New" w:hint="default"/>
+        <w:sz w:val="20"/>
+      </w:rPr>
+    </w:lvl>
+    <w:lvl w:ilvl="2" w:tentative="1">
+      <w:start w:val="1"/>
+      <w:numFmt w:val="bullet"/>
+      <w:lvlText w:val=""/>
+      <w:lvlJc w:val="left"/>
+      <w:pPr>
+        <w:tabs>
+          <w:tab w:val="num" w:pos="2160"/>
+        </w:tabs>
+        <w:ind w:left="2160" w:hanging="360"/>
+      </w:pPr>
+      <w:rPr>
+        <w:rFonts w:ascii="Wingdings" w:hAnsi="Wingdings" w:hint="default"/>
+        <w:sz w:val="20"/>
+      </w:rPr>
+    </w:lvl>
+    <w:lvl w:ilvl="3" w:tentative="1">
+      <w:start w:val="1"/>
+      <w:numFmt w:val="bullet"/>
+      <w:lvlText w:val=""/>
+      <w:lvlJc w:val="left"/>
+      <w:pPr>
+        <w:tabs>
+          <w:tab w:val="num" w:pos="2880"/>
+        </w:tabs>
+        <w:ind w:left="2880" w:hanging="360"/>
+      </w:pPr>
+      <w:rPr>
+        <w:rFonts w:ascii="Wingdings" w:hAnsi="Wingdings" w:hint="default"/>
+        <w:sz w:val="20"/>
+      </w:rPr>
+    </w:lvl>
+    <w:lvl w:ilvl="4" w:tentative="1">
+      <w:start w:val="1"/>
+      <w:numFmt w:val="bullet"/>
+      <w:lvlText w:val=""/>
+      <w:lvlJc w:val="left"/>
+      <w:pPr>
+        <w:tabs>
+          <w:tab w:val="num" w:pos="3600"/>
+        </w:tabs>
+        <w:ind w:left="3600" w:hanging="360"/>
+      </w:pPr>
+      <w:rPr>
+        <w:rFonts w:ascii="Wingdings" w:hAnsi="Wingdings" w:hint="default"/>
+        <w:sz w:val="20"/>
+      </w:rPr>
+    </w:lvl>
+    <w:lvl w:ilvl="5" w:tentative="1">
+      <w:start w:val="1"/>
+      <w:numFmt w:val="bullet"/>
+      <w:lvlText w:val=""/>
+      <w:lvlJc w:val="left"/>
+      <w:pPr>
+        <w:tabs>
+          <w:tab w:val="num" w:pos="4320"/>
+        </w:tabs>
+        <w:ind w:left="4320" w:hanging="360"/>
+      </w:pPr>
+      <w:rPr>
+        <w:rFonts w:ascii="Wingdings" w:hAnsi="Wingdings" w:hint="default"/>
+        <w:sz w:val="20"/>
+      </w:rPr>
+    </w:lvl>
+    <w:lvl w:ilvl="6" w:tentative="1">
+      <w:start w:val="1"/>
+      <w:numFmt w:val="bullet"/>
+      <w:lvlText w:val=""/>
+      <w:lvlJc w:val="left"/>
+      <w:pPr>
+        <w:tabs>
+          <w:tab w:val="num" w:pos="5040"/>
+        </w:tabs>
+        <w:ind w:left="5040" w:hanging="360"/>
+      </w:pPr>
+      <w:rPr>
+        <w:rFonts w:ascii="Wingdings" w:hAnsi="Wingdings" w:hint="default"/>
+        <w:sz w:val="20"/>
+      </w:rPr>
+    </w:lvl>
+    <w:lvl w:ilvl="7" w:tentative="1">
+      <w:start w:val="1"/>
+      <w:numFmt w:val="bullet"/>
+      <w:lvlText w:val=""/>
+      <w:lvlJc w:val="left"/>
+      <w:pPr>
+        <w:tabs>
+          <w:tab w:val="num" w:pos="5760"/>
+        </w:tabs>
+        <w:ind w:left="5760" w:hanging="360"/>
+      </w:pPr>
+      <w:rPr>
+        <w:rFonts w:ascii="Wingdings" w:hAnsi="Wingdings" w:hint="default"/>
+        <w:sz w:val="20"/>
+      </w:rPr>
+    </w:lvl>
+    <w:lvl w:ilvl="8" w:tentative="1">
+      <w:start w:val="1"/>
+      <w:numFmt w:val="bullet"/>
+      <w:lvlText w:val=""/>
+      <w:lvlJc w:val="left"/>
+      <w:pPr>
+        <w:tabs>
+          <w:tab w:val="num" w:pos="6480"/>
+        </w:tabs>
+        <w:ind w:left="6480" w:hanging="360"/>
+      </w:pPr>
+      <w:rPr>
+        <w:rFonts w:ascii="Wingdings" w:hAnsi="Wingdings" w:hint="default"/>
+        <w:sz w:val="20"/>
+      </w:rPr>
+    </w:lvl>
+  </w:abstractNum>
+  <w:abstractNum w:abstractNumId="2" w15:restartNumberingAfterBreak="0">
     <w:nsid w:val="081D03E6"/>
     <w:multiLevelType w:val="hybridMultilevel"/>
     <w:tmpl w:val="6C78BC2A"/>
@@ -446,7 +4279,7 @@
       </w:pPr>
     </w:lvl>
   </w:abstractNum>
-  <w:abstractNum w:abstractNumId="2" w15:restartNumberingAfterBreak="0">
+  <w:abstractNum w:abstractNumId="3" w15:restartNumberingAfterBreak="0">
     <w:nsid w:val="0E772233"/>
     <w:multiLevelType w:val="multilevel"/>
     <w:tmpl w:val="7A8A7E9C"/>
@@ -595,7 +4428,7 @@
       </w:rPr>
     </w:lvl>
   </w:abstractNum>
-  <w:abstractNum w:abstractNumId="3" w15:restartNumberingAfterBreak="0">
+  <w:abstractNum w:abstractNumId="4" w15:restartNumberingAfterBreak="0">
     <w:nsid w:val="163D4815"/>
     <w:multiLevelType w:val="multilevel"/>
     <w:tmpl w:val="46B625E6"/>
@@ -744,7 +4577,7 @@
       </w:rPr>
     </w:lvl>
   </w:abstractNum>
-  <w:abstractNum w:abstractNumId="4" w15:restartNumberingAfterBreak="0">
+  <w:abstractNum w:abstractNumId="5" w15:restartNumberingAfterBreak="0">
     <w:nsid w:val="181A58F6"/>
     <w:multiLevelType w:val="multilevel"/>
     <w:tmpl w:val="2160D27E"/>
@@ -893,7 +4726,7 @@
       </w:rPr>
     </w:lvl>
   </w:abstractNum>
-  <w:abstractNum w:abstractNumId="5" w15:restartNumberingAfterBreak="0">
+  <w:abstractNum w:abstractNumId="6" w15:restartNumberingAfterBreak="0">
     <w:nsid w:val="18C85C35"/>
     <w:multiLevelType w:val="multilevel"/>
     <w:tmpl w:val="51021D18"/>
@@ -1042,7 +4875,7 @@
       </w:rPr>
     </w:lvl>
   </w:abstractNum>
-  <w:abstractNum w:abstractNumId="6" w15:restartNumberingAfterBreak="0">
+  <w:abstractNum w:abstractNumId="7" w15:restartNumberingAfterBreak="0">
     <w:nsid w:val="190F0F8F"/>
     <w:multiLevelType w:val="multilevel"/>
     <w:tmpl w:val="4A3EBA66"/>
@@ -1191,7 +5024,7 @@
       </w:rPr>
     </w:lvl>
   </w:abstractNum>
-  <w:abstractNum w:abstractNumId="7" w15:restartNumberingAfterBreak="0">
+  <w:abstractNum w:abstractNumId="8" w15:restartNumberingAfterBreak="0">
     <w:nsid w:val="1A684682"/>
     <w:multiLevelType w:val="multilevel"/>
     <w:tmpl w:val="749AC792"/>
@@ -1340,7 +5173,7 @@
       </w:rPr>
     </w:lvl>
   </w:abstractNum>
-  <w:abstractNum w:abstractNumId="8" w15:restartNumberingAfterBreak="0">
+  <w:abstractNum w:abstractNumId="9" w15:restartNumberingAfterBreak="0">
     <w:nsid w:val="1EDF0035"/>
     <w:multiLevelType w:val="multilevel"/>
     <w:tmpl w:val="3170DCC6"/>
@@ -1489,7 +5322,7 @@
       </w:rPr>
     </w:lvl>
   </w:abstractNum>
-  <w:abstractNum w:abstractNumId="9" w15:restartNumberingAfterBreak="0">
+  <w:abstractNum w:abstractNumId="10" w15:restartNumberingAfterBreak="0">
     <w:nsid w:val="202C6D5A"/>
     <w:multiLevelType w:val="multilevel"/>
     <w:tmpl w:val="EDAA1024"/>
@@ -1638,7 +5471,7 @@
       </w:rPr>
     </w:lvl>
   </w:abstractNum>
-  <w:abstractNum w:abstractNumId="10" w15:restartNumberingAfterBreak="0">
+  <w:abstractNum w:abstractNumId="11" w15:restartNumberingAfterBreak="0">
     <w:nsid w:val="23D25982"/>
     <w:multiLevelType w:val="multilevel"/>
     <w:tmpl w:val="4DCE5BD6"/>
@@ -1787,7 +5620,7 @@
       </w:rPr>
     </w:lvl>
   </w:abstractNum>
-  <w:abstractNum w:abstractNumId="11" w15:restartNumberingAfterBreak="0">
+  <w:abstractNum w:abstractNumId="12" w15:restartNumberingAfterBreak="0">
     <w:nsid w:val="275D6650"/>
     <w:multiLevelType w:val="multilevel"/>
     <w:tmpl w:val="B8D4250A"/>
@@ -1936,7 +5769,156 @@
       </w:rPr>
     </w:lvl>
   </w:abstractNum>
-  <w:abstractNum w:abstractNumId="12" w15:restartNumberingAfterBreak="0">
+  <w:abstractNum w:abstractNumId="13" w15:restartNumberingAfterBreak="0">
+    <w:nsid w:val="2AF231F8"/>
+    <w:multiLevelType w:val="multilevel"/>
+    <w:tmpl w:val="563CB39C"/>
+    <w:lvl w:ilvl="0">
+      <w:start w:val="1"/>
+      <w:numFmt w:val="bullet"/>
+      <w:lvlText w:val=""/>
+      <w:lvlJc w:val="left"/>
+      <w:pPr>
+        <w:tabs>
+          <w:tab w:val="num" w:pos="720"/>
+        </w:tabs>
+        <w:ind w:left="720" w:hanging="360"/>
+      </w:pPr>
+      <w:rPr>
+        <w:rFonts w:ascii="Symbol" w:hAnsi="Symbol" w:hint="default"/>
+        <w:sz w:val="20"/>
+      </w:rPr>
+    </w:lvl>
+    <w:lvl w:ilvl="1" w:tentative="1">
+      <w:start w:val="1"/>
+      <w:numFmt w:val="bullet"/>
+      <w:lvlText w:val="o"/>
+      <w:lvlJc w:val="left"/>
+      <w:pPr>
+        <w:tabs>
+          <w:tab w:val="num" w:pos="1440"/>
+        </w:tabs>
+        <w:ind w:left="1440" w:hanging="360"/>
+      </w:pPr>
+      <w:rPr>
+        <w:rFonts w:ascii="Courier New" w:hAnsi="Courier New" w:hint="default"/>
+        <w:sz w:val="20"/>
+      </w:rPr>
+    </w:lvl>
+    <w:lvl w:ilvl="2" w:tentative="1">
+      <w:start w:val="1"/>
+      <w:numFmt w:val="bullet"/>
+      <w:lvlText w:val=""/>
+      <w:lvlJc w:val="left"/>
+      <w:pPr>
+        <w:tabs>
+          <w:tab w:val="num" w:pos="2160"/>
+        </w:tabs>
+        <w:ind w:left="2160" w:hanging="360"/>
+      </w:pPr>
+      <w:rPr>
+        <w:rFonts w:ascii="Wingdings" w:hAnsi="Wingdings" w:hint="default"/>
+        <w:sz w:val="20"/>
+      </w:rPr>
+    </w:lvl>
+    <w:lvl w:ilvl="3" w:tentative="1">
+      <w:start w:val="1"/>
+      <w:numFmt w:val="bullet"/>
+      <w:lvlText w:val=""/>
+      <w:lvlJc w:val="left"/>
+      <w:pPr>
+        <w:tabs>
+          <w:tab w:val="num" w:pos="2880"/>
+        </w:tabs>
+        <w:ind w:left="2880" w:hanging="360"/>
+      </w:pPr>
+      <w:rPr>
+        <w:rFonts w:ascii="Wingdings" w:hAnsi="Wingdings" w:hint="default"/>
+        <w:sz w:val="20"/>
+      </w:rPr>
+    </w:lvl>
+    <w:lvl w:ilvl="4" w:tentative="1">
+      <w:start w:val="1"/>
+      <w:numFmt w:val="bullet"/>
+      <w:lvlText w:val=""/>
+      <w:lvlJc w:val="left"/>
+      <w:pPr>
+        <w:tabs>
+          <w:tab w:val="num" w:pos="3600"/>
+        </w:tabs>
+        <w:ind w:left="3600" w:hanging="360"/>
+      </w:pPr>
+      <w:rPr>
+        <w:rFonts w:ascii="Wingdings" w:hAnsi="Wingdings" w:hint="default"/>
+        <w:sz w:val="20"/>
+      </w:rPr>
+    </w:lvl>
+    <w:lvl w:ilvl="5" w:tentative="1">
+      <w:start w:val="1"/>
+      <w:numFmt w:val="bullet"/>
+      <w:lvlText w:val=""/>
+      <w:lvlJc w:val="left"/>
+      <w:pPr>
+        <w:tabs>
+          <w:tab w:val="num" w:pos="4320"/>
+        </w:tabs>
+        <w:ind w:left="4320" w:hanging="360"/>
+      </w:pPr>
+      <w:rPr>
+        <w:rFonts w:ascii="Wingdings" w:hAnsi="Wingdings" w:hint="default"/>
+        <w:sz w:val="20"/>
+      </w:rPr>
+    </w:lvl>
+    <w:lvl w:ilvl="6" w:tentative="1">
+      <w:start w:val="1"/>
+      <w:numFmt w:val="bullet"/>
+      <w:lvlText w:val=""/>
+      <w:lvlJc w:val="left"/>
+      <w:pPr>
+        <w:tabs>
+          <w:tab w:val="num" w:pos="5040"/>
+        </w:tabs>
+        <w:ind w:left="5040" w:hanging="360"/>
+      </w:pPr>
+      <w:rPr>
+        <w:rFonts w:ascii="Wingdings" w:hAnsi="Wingdings" w:hint="default"/>
+        <w:sz w:val="20"/>
+      </w:rPr>
+    </w:lvl>
+    <w:lvl w:ilvl="7" w:tentative="1">
+      <w:start w:val="1"/>
+      <w:numFmt w:val="bullet"/>
+      <w:lvlText w:val=""/>
+      <w:lvlJc w:val="left"/>
+      <w:pPr>
+        <w:tabs>
+          <w:tab w:val="num" w:pos="5760"/>
+        </w:tabs>
+        <w:ind w:left="5760" w:hanging="360"/>
+      </w:pPr>
+      <w:rPr>
+        <w:rFonts w:ascii="Wingdings" w:hAnsi="Wingdings" w:hint="default"/>
+        <w:sz w:val="20"/>
+      </w:rPr>
+    </w:lvl>
+    <w:lvl w:ilvl="8" w:tentative="1">
+      <w:start w:val="1"/>
+      <w:numFmt w:val="bullet"/>
+      <w:lvlText w:val=""/>
+      <w:lvlJc w:val="left"/>
+      <w:pPr>
+        <w:tabs>
+          <w:tab w:val="num" w:pos="6480"/>
+        </w:tabs>
+        <w:ind w:left="6480" w:hanging="360"/>
+      </w:pPr>
+      <w:rPr>
+        <w:rFonts w:ascii="Wingdings" w:hAnsi="Wingdings" w:hint="default"/>
+        <w:sz w:val="20"/>
+      </w:rPr>
+    </w:lvl>
+  </w:abstractNum>
+  <w:abstractNum w:abstractNumId="14" w15:restartNumberingAfterBreak="0">
     <w:nsid w:val="2BB27E14"/>
     <w:multiLevelType w:val="multilevel"/>
     <w:tmpl w:val="434AD60A"/>
@@ -2027,7 +6009,7 @@
       </w:pPr>
     </w:lvl>
   </w:abstractNum>
-  <w:abstractNum w:abstractNumId="13" w15:restartNumberingAfterBreak="0">
+  <w:abstractNum w:abstractNumId="15" w15:restartNumberingAfterBreak="0">
     <w:nsid w:val="318A4239"/>
     <w:multiLevelType w:val="multilevel"/>
     <w:tmpl w:val="1C9C0F22"/>
@@ -2113,7 +6095,93 @@
       </w:pPr>
     </w:lvl>
   </w:abstractNum>
-  <w:abstractNum w:abstractNumId="14" w15:restartNumberingAfterBreak="0">
+  <w:abstractNum w:abstractNumId="16" w15:restartNumberingAfterBreak="0">
+    <w:nsid w:val="347E7A3C"/>
+    <w:multiLevelType w:val="hybridMultilevel"/>
+    <w:tmpl w:val="222A1834"/>
+    <w:lvl w:ilvl="0" w:tplc="0409000F">
+      <w:start w:val="1"/>
+      <w:numFmt w:val="decimal"/>
+      <w:lvlText w:val="%1."/>
+      <w:lvlJc w:val="left"/>
+      <w:pPr>
+        <w:ind w:left="720" w:hanging="360"/>
+      </w:pPr>
+    </w:lvl>
+    <w:lvl w:ilvl="1" w:tplc="04090019" w:tentative="1">
+      <w:start w:val="1"/>
+      <w:numFmt w:val="lowerLetter"/>
+      <w:lvlText w:val="%2."/>
+      <w:lvlJc w:val="left"/>
+      <w:pPr>
+        <w:ind w:left="1440" w:hanging="360"/>
+      </w:pPr>
+    </w:lvl>
+    <w:lvl w:ilvl="2" w:tplc="0409001B" w:tentative="1">
+      <w:start w:val="1"/>
+      <w:numFmt w:val="lowerRoman"/>
+      <w:lvlText w:val="%3."/>
+      <w:lvlJc w:val="right"/>
+      <w:pPr>
+        <w:ind w:left="2160" w:hanging="180"/>
+      </w:pPr>
+    </w:lvl>
+    <w:lvl w:ilvl="3" w:tplc="0409000F" w:tentative="1">
+      <w:start w:val="1"/>
+      <w:numFmt w:val="decimal"/>
+      <w:lvlText w:val="%4."/>
+      <w:lvlJc w:val="left"/>
+      <w:pPr>
+        <w:ind w:left="2880" w:hanging="360"/>
+      </w:pPr>
+    </w:lvl>
+    <w:lvl w:ilvl="4" w:tplc="04090019" w:tentative="1">
+      <w:start w:val="1"/>
+      <w:numFmt w:val="lowerLetter"/>
+      <w:lvlText w:val="%5."/>
+      <w:lvlJc w:val="left"/>
+      <w:pPr>
+        <w:ind w:left="3600" w:hanging="360"/>
+      </w:pPr>
+    </w:lvl>
+    <w:lvl w:ilvl="5" w:tplc="0409001B" w:tentative="1">
+      <w:start w:val="1"/>
+      <w:numFmt w:val="lowerRoman"/>
+      <w:lvlText w:val="%6."/>
+      <w:lvlJc w:val="right"/>
+      <w:pPr>
+        <w:ind w:left="4320" w:hanging="180"/>
+      </w:pPr>
+    </w:lvl>
+    <w:lvl w:ilvl="6" w:tplc="0409000F" w:tentative="1">
+      <w:start w:val="1"/>
+      <w:numFmt w:val="decimal"/>
+      <w:lvlText w:val="%7."/>
+      <w:lvlJc w:val="left"/>
+      <w:pPr>
+        <w:ind w:left="5040" w:hanging="360"/>
+      </w:pPr>
+    </w:lvl>
+    <w:lvl w:ilvl="7" w:tplc="04090019" w:tentative="1">
+      <w:start w:val="1"/>
+      <w:numFmt w:val="lowerLetter"/>
+      <w:lvlText w:val="%8."/>
+      <w:lvlJc w:val="left"/>
+      <w:pPr>
+        <w:ind w:left="5760" w:hanging="360"/>
+      </w:pPr>
+    </w:lvl>
+    <w:lvl w:ilvl="8" w:tplc="0409001B" w:tentative="1">
+      <w:start w:val="1"/>
+      <w:numFmt w:val="lowerRoman"/>
+      <w:lvlText w:val="%9."/>
+      <w:lvlJc w:val="right"/>
+      <w:pPr>
+        <w:ind w:left="6480" w:hanging="180"/>
+      </w:pPr>
+    </w:lvl>
+  </w:abstractNum>
+  <w:abstractNum w:abstractNumId="17" w15:restartNumberingAfterBreak="0">
     <w:nsid w:val="35C161DE"/>
     <w:multiLevelType w:val="multilevel"/>
     <w:tmpl w:val="8E721D02"/>
@@ -2262,7 +6330,7 @@
       </w:rPr>
     </w:lvl>
   </w:abstractNum>
-  <w:abstractNum w:abstractNumId="15" w15:restartNumberingAfterBreak="0">
+  <w:abstractNum w:abstractNumId="18" w15:restartNumberingAfterBreak="0">
     <w:nsid w:val="37AB5666"/>
     <w:multiLevelType w:val="multilevel"/>
     <w:tmpl w:val="C2D4F5DA"/>
@@ -2375,7 +6443,7 @@
       </w:pPr>
     </w:lvl>
   </w:abstractNum>
-  <w:abstractNum w:abstractNumId="16" w15:restartNumberingAfterBreak="0">
+  <w:abstractNum w:abstractNumId="19" w15:restartNumberingAfterBreak="0">
     <w:nsid w:val="39CC0EDB"/>
     <w:multiLevelType w:val="multilevel"/>
     <w:tmpl w:val="38069B22"/>
@@ -2524,7 +6592,269 @@
       </w:rPr>
     </w:lvl>
   </w:abstractNum>
-  <w:abstractNum w:abstractNumId="17" w15:restartNumberingAfterBreak="0">
+  <w:abstractNum w:abstractNumId="20" w15:restartNumberingAfterBreak="0">
+    <w:nsid w:val="3E231890"/>
+    <w:multiLevelType w:val="multilevel"/>
+    <w:tmpl w:val="EE26B8BC"/>
+    <w:lvl w:ilvl="0">
+      <w:start w:val="1"/>
+      <w:numFmt w:val="bullet"/>
+      <w:lvlText w:val=""/>
+      <w:lvlJc w:val="left"/>
+      <w:pPr>
+        <w:tabs>
+          <w:tab w:val="num" w:pos="720"/>
+        </w:tabs>
+        <w:ind w:left="720" w:hanging="360"/>
+      </w:pPr>
+      <w:rPr>
+        <w:rFonts w:ascii="Symbol" w:hAnsi="Symbol" w:hint="default"/>
+        <w:sz w:val="20"/>
+      </w:rPr>
+    </w:lvl>
+    <w:lvl w:ilvl="1" w:tentative="1">
+      <w:start w:val="1"/>
+      <w:numFmt w:val="bullet"/>
+      <w:lvlText w:val="o"/>
+      <w:lvlJc w:val="left"/>
+      <w:pPr>
+        <w:tabs>
+          <w:tab w:val="num" w:pos="1440"/>
+        </w:tabs>
+        <w:ind w:left="1440" w:hanging="360"/>
+      </w:pPr>
+      <w:rPr>
+        <w:rFonts w:ascii="Courier New" w:hAnsi="Courier New" w:hint="default"/>
+        <w:sz w:val="20"/>
+      </w:rPr>
+    </w:lvl>
+    <w:lvl w:ilvl="2" w:tentative="1">
+      <w:start w:val="1"/>
+      <w:numFmt w:val="bullet"/>
+      <w:lvlText w:val=""/>
+      <w:lvlJc w:val="left"/>
+      <w:pPr>
+        <w:tabs>
+          <w:tab w:val="num" w:pos="2160"/>
+        </w:tabs>
+        <w:ind w:left="2160" w:hanging="360"/>
+      </w:pPr>
+      <w:rPr>
+        <w:rFonts w:ascii="Wingdings" w:hAnsi="Wingdings" w:hint="default"/>
+        <w:sz w:val="20"/>
+      </w:rPr>
+    </w:lvl>
+    <w:lvl w:ilvl="3" w:tentative="1">
+      <w:start w:val="1"/>
+      <w:numFmt w:val="bullet"/>
+      <w:lvlText w:val=""/>
+      <w:lvlJc w:val="left"/>
+      <w:pPr>
+        <w:tabs>
+          <w:tab w:val="num" w:pos="2880"/>
+        </w:tabs>
+        <w:ind w:left="2880" w:hanging="360"/>
+      </w:pPr>
+      <w:rPr>
+        <w:rFonts w:ascii="Wingdings" w:hAnsi="Wingdings" w:hint="default"/>
+        <w:sz w:val="20"/>
+      </w:rPr>
+    </w:lvl>
+    <w:lvl w:ilvl="4" w:tentative="1">
+      <w:start w:val="1"/>
+      <w:numFmt w:val="bullet"/>
+      <w:lvlText w:val=""/>
+      <w:lvlJc w:val="left"/>
+      <w:pPr>
+        <w:tabs>
+          <w:tab w:val="num" w:pos="3600"/>
+        </w:tabs>
+        <w:ind w:left="3600" w:hanging="360"/>
+      </w:pPr>
+      <w:rPr>
+        <w:rFonts w:ascii="Wingdings" w:hAnsi="Wingdings" w:hint="default"/>
+        <w:sz w:val="20"/>
+      </w:rPr>
+    </w:lvl>
+    <w:lvl w:ilvl="5" w:tentative="1">
+      <w:start w:val="1"/>
+      <w:numFmt w:val="bullet"/>
+      <w:lvlText w:val=""/>
+      <w:lvlJc w:val="left"/>
+      <w:pPr>
+        <w:tabs>
+          <w:tab w:val="num" w:pos="4320"/>
+        </w:tabs>
+        <w:ind w:left="4320" w:hanging="360"/>
+      </w:pPr>
+      <w:rPr>
+        <w:rFonts w:ascii="Wingdings" w:hAnsi="Wingdings" w:hint="default"/>
+        <w:sz w:val="20"/>
+      </w:rPr>
+    </w:lvl>
+    <w:lvl w:ilvl="6" w:tentative="1">
+      <w:start w:val="1"/>
+      <w:numFmt w:val="bullet"/>
+      <w:lvlText w:val=""/>
+      <w:lvlJc w:val="left"/>
+      <w:pPr>
+        <w:tabs>
+          <w:tab w:val="num" w:pos="5040"/>
+        </w:tabs>
+        <w:ind w:left="5040" w:hanging="360"/>
+      </w:pPr>
+      <w:rPr>
+        <w:rFonts w:ascii="Wingdings" w:hAnsi="Wingdings" w:hint="default"/>
+        <w:sz w:val="20"/>
+      </w:rPr>
+    </w:lvl>
+    <w:lvl w:ilvl="7" w:tentative="1">
+      <w:start w:val="1"/>
+      <w:numFmt w:val="bullet"/>
+      <w:lvlText w:val=""/>
+      <w:lvlJc w:val="left"/>
+      <w:pPr>
+        <w:tabs>
+          <w:tab w:val="num" w:pos="5760"/>
+        </w:tabs>
+        <w:ind w:left="5760" w:hanging="360"/>
+      </w:pPr>
+      <w:rPr>
+        <w:rFonts w:ascii="Wingdings" w:hAnsi="Wingdings" w:hint="default"/>
+        <w:sz w:val="20"/>
+      </w:rPr>
+    </w:lvl>
+    <w:lvl w:ilvl="8" w:tentative="1">
+      <w:start w:val="1"/>
+      <w:numFmt w:val="bullet"/>
+      <w:lvlText w:val=""/>
+      <w:lvlJc w:val="left"/>
+      <w:pPr>
+        <w:tabs>
+          <w:tab w:val="num" w:pos="6480"/>
+        </w:tabs>
+        <w:ind w:left="6480" w:hanging="360"/>
+      </w:pPr>
+      <w:rPr>
+        <w:rFonts w:ascii="Wingdings" w:hAnsi="Wingdings" w:hint="default"/>
+        <w:sz w:val="20"/>
+      </w:rPr>
+    </w:lvl>
+  </w:abstractNum>
+  <w:abstractNum w:abstractNumId="21" w15:restartNumberingAfterBreak="0">
+    <w:nsid w:val="3F1E1C70"/>
+    <w:multiLevelType w:val="hybridMultilevel"/>
+    <w:tmpl w:val="423E9DB8"/>
+    <w:lvl w:ilvl="0" w:tplc="04090001">
+      <w:start w:val="1"/>
+      <w:numFmt w:val="bullet"/>
+      <w:lvlText w:val=""/>
+      <w:lvlJc w:val="left"/>
+      <w:pPr>
+        <w:ind w:left="720" w:hanging="360"/>
+      </w:pPr>
+      <w:rPr>
+        <w:rFonts w:ascii="Symbol" w:hAnsi="Symbol" w:hint="default"/>
+      </w:rPr>
+    </w:lvl>
+    <w:lvl w:ilvl="1" w:tplc="04090003">
+      <w:start w:val="1"/>
+      <w:numFmt w:val="bullet"/>
+      <w:lvlText w:val="o"/>
+      <w:lvlJc w:val="left"/>
+      <w:pPr>
+        <w:ind w:left="1440" w:hanging="360"/>
+      </w:pPr>
+      <w:rPr>
+        <w:rFonts w:ascii="Courier New" w:hAnsi="Courier New" w:cs="Courier New" w:hint="default"/>
+      </w:rPr>
+    </w:lvl>
+    <w:lvl w:ilvl="2" w:tplc="04090005" w:tentative="1">
+      <w:start w:val="1"/>
+      <w:numFmt w:val="bullet"/>
+      <w:lvlText w:val=""/>
+      <w:lvlJc w:val="left"/>
+      <w:pPr>
+        <w:ind w:left="2160" w:hanging="360"/>
+      </w:pPr>
+      <w:rPr>
+        <w:rFonts w:ascii="Wingdings" w:hAnsi="Wingdings" w:hint="default"/>
+      </w:rPr>
+    </w:lvl>
+    <w:lvl w:ilvl="3" w:tplc="04090001" w:tentative="1">
+      <w:start w:val="1"/>
+      <w:numFmt w:val="bullet"/>
+      <w:lvlText w:val=""/>
+      <w:lvlJc w:val="left"/>
+      <w:pPr>
+        <w:ind w:left="2880" w:hanging="360"/>
+      </w:pPr>
+      <w:rPr>
+        <w:rFonts w:ascii="Symbol" w:hAnsi="Symbol" w:hint="default"/>
+      </w:rPr>
+    </w:lvl>
+    <w:lvl w:ilvl="4" w:tplc="04090003" w:tentative="1">
+      <w:start w:val="1"/>
+      <w:numFmt w:val="bullet"/>
+      <w:lvlText w:val="o"/>
+      <w:lvlJc w:val="left"/>
+      <w:pPr>
+        <w:ind w:left="3600" w:hanging="360"/>
+      </w:pPr>
+      <w:rPr>
+        <w:rFonts w:ascii="Courier New" w:hAnsi="Courier New" w:cs="Courier New" w:hint="default"/>
+      </w:rPr>
+    </w:lvl>
+    <w:lvl w:ilvl="5" w:tplc="04090005" w:tentative="1">
+      <w:start w:val="1"/>
+      <w:numFmt w:val="bullet"/>
+      <w:lvlText w:val=""/>
+      <w:lvlJc w:val="left"/>
+      <w:pPr>
+        <w:ind w:left="4320" w:hanging="360"/>
+      </w:pPr>
+      <w:rPr>
+        <w:rFonts w:ascii="Wingdings" w:hAnsi="Wingdings" w:hint="default"/>
+      </w:rPr>
+    </w:lvl>
+    <w:lvl w:ilvl="6" w:tplc="04090001" w:tentative="1">
+      <w:start w:val="1"/>
+      <w:numFmt w:val="bullet"/>
+      <w:lvlText w:val=""/>
+      <w:lvlJc w:val="left"/>
+      <w:pPr>
+        <w:ind w:left="5040" w:hanging="360"/>
+      </w:pPr>
+      <w:rPr>
+        <w:rFonts w:ascii="Symbol" w:hAnsi="Symbol" w:hint="default"/>
+      </w:rPr>
+    </w:lvl>
+    <w:lvl w:ilvl="7" w:tplc="04090003" w:tentative="1">
+      <w:start w:val="1"/>
+      <w:numFmt w:val="bullet"/>
+      <w:lvlText w:val="o"/>
+      <w:lvlJc w:val="left"/>
+      <w:pPr>
+        <w:ind w:left="5760" w:hanging="360"/>
+      </w:pPr>
+      <w:rPr>
+        <w:rFonts w:ascii="Courier New" w:hAnsi="Courier New" w:cs="Courier New" w:hint="default"/>
+      </w:rPr>
+    </w:lvl>
+    <w:lvl w:ilvl="8" w:tplc="04090005" w:tentative="1">
+      <w:start w:val="1"/>
+      <w:numFmt w:val="bullet"/>
+      <w:lvlText w:val=""/>
+      <w:lvlJc w:val="left"/>
+      <w:pPr>
+        <w:ind w:left="6480" w:hanging="360"/>
+      </w:pPr>
+      <w:rPr>
+        <w:rFonts w:ascii="Wingdings" w:hAnsi="Wingdings" w:hint="default"/>
+      </w:rPr>
+    </w:lvl>
+  </w:abstractNum>
+  <w:abstractNum w:abstractNumId="22" w15:restartNumberingAfterBreak="0">
     <w:nsid w:val="410935FB"/>
     <w:multiLevelType w:val="multilevel"/>
     <w:tmpl w:val="2B3E6256"/>
@@ -2673,7 +7003,305 @@
       </w:rPr>
     </w:lvl>
   </w:abstractNum>
-  <w:abstractNum w:abstractNumId="18" w15:restartNumberingAfterBreak="0">
+  <w:abstractNum w:abstractNumId="23" w15:restartNumberingAfterBreak="0">
+    <w:nsid w:val="438511E5"/>
+    <w:multiLevelType w:val="multilevel"/>
+    <w:tmpl w:val="5C3E4524"/>
+    <w:lvl w:ilvl="0">
+      <w:start w:val="1"/>
+      <w:numFmt w:val="bullet"/>
+      <w:lvlText w:val=""/>
+      <w:lvlJc w:val="left"/>
+      <w:pPr>
+        <w:tabs>
+          <w:tab w:val="num" w:pos="720"/>
+        </w:tabs>
+        <w:ind w:left="720" w:hanging="360"/>
+      </w:pPr>
+      <w:rPr>
+        <w:rFonts w:ascii="Symbol" w:hAnsi="Symbol" w:hint="default"/>
+        <w:sz w:val="20"/>
+      </w:rPr>
+    </w:lvl>
+    <w:lvl w:ilvl="1" w:tentative="1">
+      <w:start w:val="1"/>
+      <w:numFmt w:val="bullet"/>
+      <w:lvlText w:val="o"/>
+      <w:lvlJc w:val="left"/>
+      <w:pPr>
+        <w:tabs>
+          <w:tab w:val="num" w:pos="1440"/>
+        </w:tabs>
+        <w:ind w:left="1440" w:hanging="360"/>
+      </w:pPr>
+      <w:rPr>
+        <w:rFonts w:ascii="Courier New" w:hAnsi="Courier New" w:hint="default"/>
+        <w:sz w:val="20"/>
+      </w:rPr>
+    </w:lvl>
+    <w:lvl w:ilvl="2" w:tentative="1">
+      <w:start w:val="1"/>
+      <w:numFmt w:val="bullet"/>
+      <w:lvlText w:val=""/>
+      <w:lvlJc w:val="left"/>
+      <w:pPr>
+        <w:tabs>
+          <w:tab w:val="num" w:pos="2160"/>
+        </w:tabs>
+        <w:ind w:left="2160" w:hanging="360"/>
+      </w:pPr>
+      <w:rPr>
+        <w:rFonts w:ascii="Wingdings" w:hAnsi="Wingdings" w:hint="default"/>
+        <w:sz w:val="20"/>
+      </w:rPr>
+    </w:lvl>
+    <w:lvl w:ilvl="3" w:tentative="1">
+      <w:start w:val="1"/>
+      <w:numFmt w:val="bullet"/>
+      <w:lvlText w:val=""/>
+      <w:lvlJc w:val="left"/>
+      <w:pPr>
+        <w:tabs>
+          <w:tab w:val="num" w:pos="2880"/>
+        </w:tabs>
+        <w:ind w:left="2880" w:hanging="360"/>
+      </w:pPr>
+      <w:rPr>
+        <w:rFonts w:ascii="Wingdings" w:hAnsi="Wingdings" w:hint="default"/>
+        <w:sz w:val="20"/>
+      </w:rPr>
+    </w:lvl>
+    <w:lvl w:ilvl="4" w:tentative="1">
+      <w:start w:val="1"/>
+      <w:numFmt w:val="bullet"/>
+      <w:lvlText w:val=""/>
+      <w:lvlJc w:val="left"/>
+      <w:pPr>
+        <w:tabs>
+          <w:tab w:val="num" w:pos="3600"/>
+        </w:tabs>
+        <w:ind w:left="3600" w:hanging="360"/>
+      </w:pPr>
+      <w:rPr>
+        <w:rFonts w:ascii="Wingdings" w:hAnsi="Wingdings" w:hint="default"/>
+        <w:sz w:val="20"/>
+      </w:rPr>
+    </w:lvl>
+    <w:lvl w:ilvl="5" w:tentative="1">
+      <w:start w:val="1"/>
+      <w:numFmt w:val="bullet"/>
+      <w:lvlText w:val=""/>
+      <w:lvlJc w:val="left"/>
+      <w:pPr>
+        <w:tabs>
+          <w:tab w:val="num" w:pos="4320"/>
+        </w:tabs>
+        <w:ind w:left="4320" w:hanging="360"/>
+      </w:pPr>
+      <w:rPr>
+        <w:rFonts w:ascii="Wingdings" w:hAnsi="Wingdings" w:hint="default"/>
+        <w:sz w:val="20"/>
+      </w:rPr>
+    </w:lvl>
+    <w:lvl w:ilvl="6" w:tentative="1">
+      <w:start w:val="1"/>
+      <w:numFmt w:val="bullet"/>
+      <w:lvlText w:val=""/>
+      <w:lvlJc w:val="left"/>
+      <w:pPr>
+        <w:tabs>
+          <w:tab w:val="num" w:pos="5040"/>
+        </w:tabs>
+        <w:ind w:left="5040" w:hanging="360"/>
+      </w:pPr>
+      <w:rPr>
+        <w:rFonts w:ascii="Wingdings" w:hAnsi="Wingdings" w:hint="default"/>
+        <w:sz w:val="20"/>
+      </w:rPr>
+    </w:lvl>
+    <w:lvl w:ilvl="7" w:tentative="1">
+      <w:start w:val="1"/>
+      <w:numFmt w:val="bullet"/>
+      <w:lvlText w:val=""/>
+      <w:lvlJc w:val="left"/>
+      <w:pPr>
+        <w:tabs>
+          <w:tab w:val="num" w:pos="5760"/>
+        </w:tabs>
+        <w:ind w:left="5760" w:hanging="360"/>
+      </w:pPr>
+      <w:rPr>
+        <w:rFonts w:ascii="Wingdings" w:hAnsi="Wingdings" w:hint="default"/>
+        <w:sz w:val="20"/>
+      </w:rPr>
+    </w:lvl>
+    <w:lvl w:ilvl="8" w:tentative="1">
+      <w:start w:val="1"/>
+      <w:numFmt w:val="bullet"/>
+      <w:lvlText w:val=""/>
+      <w:lvlJc w:val="left"/>
+      <w:pPr>
+        <w:tabs>
+          <w:tab w:val="num" w:pos="6480"/>
+        </w:tabs>
+        <w:ind w:left="6480" w:hanging="360"/>
+      </w:pPr>
+      <w:rPr>
+        <w:rFonts w:ascii="Wingdings" w:hAnsi="Wingdings" w:hint="default"/>
+        <w:sz w:val="20"/>
+      </w:rPr>
+    </w:lvl>
+  </w:abstractNum>
+  <w:abstractNum w:abstractNumId="24" w15:restartNumberingAfterBreak="0">
+    <w:nsid w:val="43915D81"/>
+    <w:multiLevelType w:val="multilevel"/>
+    <w:tmpl w:val="E0DE5FF4"/>
+    <w:lvl w:ilvl="0">
+      <w:start w:val="1"/>
+      <w:numFmt w:val="bullet"/>
+      <w:lvlText w:val=""/>
+      <w:lvlJc w:val="left"/>
+      <w:pPr>
+        <w:tabs>
+          <w:tab w:val="num" w:pos="720"/>
+        </w:tabs>
+        <w:ind w:left="720" w:hanging="360"/>
+      </w:pPr>
+      <w:rPr>
+        <w:rFonts w:ascii="Symbol" w:hAnsi="Symbol" w:hint="default"/>
+        <w:sz w:val="20"/>
+      </w:rPr>
+    </w:lvl>
+    <w:lvl w:ilvl="1" w:tentative="1">
+      <w:start w:val="1"/>
+      <w:numFmt w:val="bullet"/>
+      <w:lvlText w:val="o"/>
+      <w:lvlJc w:val="left"/>
+      <w:pPr>
+        <w:tabs>
+          <w:tab w:val="num" w:pos="1440"/>
+        </w:tabs>
+        <w:ind w:left="1440" w:hanging="360"/>
+      </w:pPr>
+      <w:rPr>
+        <w:rFonts w:ascii="Courier New" w:hAnsi="Courier New" w:hint="default"/>
+        <w:sz w:val="20"/>
+      </w:rPr>
+    </w:lvl>
+    <w:lvl w:ilvl="2" w:tentative="1">
+      <w:start w:val="1"/>
+      <w:numFmt w:val="bullet"/>
+      <w:lvlText w:val=""/>
+      <w:lvlJc w:val="left"/>
+      <w:pPr>
+        <w:tabs>
+          <w:tab w:val="num" w:pos="2160"/>
+        </w:tabs>
+        <w:ind w:left="2160" w:hanging="360"/>
+      </w:pPr>
+      <w:rPr>
+        <w:rFonts w:ascii="Wingdings" w:hAnsi="Wingdings" w:hint="default"/>
+        <w:sz w:val="20"/>
+      </w:rPr>
+    </w:lvl>
+    <w:lvl w:ilvl="3" w:tentative="1">
+      <w:start w:val="1"/>
+      <w:numFmt w:val="bullet"/>
+      <w:lvlText w:val=""/>
+      <w:lvlJc w:val="left"/>
+      <w:pPr>
+        <w:tabs>
+          <w:tab w:val="num" w:pos="2880"/>
+        </w:tabs>
+        <w:ind w:left="2880" w:hanging="360"/>
+      </w:pPr>
+      <w:rPr>
+        <w:rFonts w:ascii="Wingdings" w:hAnsi="Wingdings" w:hint="default"/>
+        <w:sz w:val="20"/>
+      </w:rPr>
+    </w:lvl>
+    <w:lvl w:ilvl="4" w:tentative="1">
+      <w:start w:val="1"/>
+      <w:numFmt w:val="bullet"/>
+      <w:lvlText w:val=""/>
+      <w:lvlJc w:val="left"/>
+      <w:pPr>
+        <w:tabs>
+          <w:tab w:val="num" w:pos="3600"/>
+        </w:tabs>
+        <w:ind w:left="3600" w:hanging="360"/>
+      </w:pPr>
+      <w:rPr>
+        <w:rFonts w:ascii="Wingdings" w:hAnsi="Wingdings" w:hint="default"/>
+        <w:sz w:val="20"/>
+      </w:rPr>
+    </w:lvl>
+    <w:lvl w:ilvl="5" w:tentative="1">
+      <w:start w:val="1"/>
+      <w:numFmt w:val="bullet"/>
+      <w:lvlText w:val=""/>
+      <w:lvlJc w:val="left"/>
+      <w:pPr>
+        <w:tabs>
+          <w:tab w:val="num" w:pos="4320"/>
+        </w:tabs>
+        <w:ind w:left="4320" w:hanging="360"/>
+      </w:pPr>
+      <w:rPr>
+        <w:rFonts w:ascii="Wingdings" w:hAnsi="Wingdings" w:hint="default"/>
+        <w:sz w:val="20"/>
+      </w:rPr>
+    </w:lvl>
+    <w:lvl w:ilvl="6" w:tentative="1">
+      <w:start w:val="1"/>
+      <w:numFmt w:val="bullet"/>
+      <w:lvlText w:val=""/>
+      <w:lvlJc w:val="left"/>
+      <w:pPr>
+        <w:tabs>
+          <w:tab w:val="num" w:pos="5040"/>
+        </w:tabs>
+        <w:ind w:left="5040" w:hanging="360"/>
+      </w:pPr>
+      <w:rPr>
+        <w:rFonts w:ascii="Wingdings" w:hAnsi="Wingdings" w:hint="default"/>
+        <w:sz w:val="20"/>
+      </w:rPr>
+    </w:lvl>
+    <w:lvl w:ilvl="7" w:tentative="1">
+      <w:start w:val="1"/>
+      <w:numFmt w:val="bullet"/>
+      <w:lvlText w:val=""/>
+      <w:lvlJc w:val="left"/>
+      <w:pPr>
+        <w:tabs>
+          <w:tab w:val="num" w:pos="5760"/>
+        </w:tabs>
+        <w:ind w:left="5760" w:hanging="360"/>
+      </w:pPr>
+      <w:rPr>
+        <w:rFonts w:ascii="Wingdings" w:hAnsi="Wingdings" w:hint="default"/>
+        <w:sz w:val="20"/>
+      </w:rPr>
+    </w:lvl>
+    <w:lvl w:ilvl="8" w:tentative="1">
+      <w:start w:val="1"/>
+      <w:numFmt w:val="bullet"/>
+      <w:lvlText w:val=""/>
+      <w:lvlJc w:val="left"/>
+      <w:pPr>
+        <w:tabs>
+          <w:tab w:val="num" w:pos="6480"/>
+        </w:tabs>
+        <w:ind w:left="6480" w:hanging="360"/>
+      </w:pPr>
+      <w:rPr>
+        <w:rFonts w:ascii="Wingdings" w:hAnsi="Wingdings" w:hint="default"/>
+        <w:sz w:val="20"/>
+      </w:rPr>
+    </w:lvl>
+  </w:abstractNum>
+  <w:abstractNum w:abstractNumId="25" w15:restartNumberingAfterBreak="0">
     <w:nsid w:val="4B3B55FC"/>
     <w:multiLevelType w:val="multilevel"/>
     <w:tmpl w:val="D77C5D2A"/>
@@ -2822,7 +7450,7 @@
       </w:rPr>
     </w:lvl>
   </w:abstractNum>
-  <w:abstractNum w:abstractNumId="19" w15:restartNumberingAfterBreak="0">
+  <w:abstractNum w:abstractNumId="26" w15:restartNumberingAfterBreak="0">
     <w:nsid w:val="4CCA2486"/>
     <w:multiLevelType w:val="multilevel"/>
     <w:tmpl w:val="CB1A19F0"/>
@@ -2971,7 +7599,7 @@
       </w:rPr>
     </w:lvl>
   </w:abstractNum>
-  <w:abstractNum w:abstractNumId="20" w15:restartNumberingAfterBreak="0">
+  <w:abstractNum w:abstractNumId="27" w15:restartNumberingAfterBreak="0">
     <w:nsid w:val="522065AB"/>
     <w:multiLevelType w:val="multilevel"/>
     <w:tmpl w:val="23666208"/>
@@ -3120,7 +7748,233 @@
       </w:rPr>
     </w:lvl>
   </w:abstractNum>
-  <w:abstractNum w:abstractNumId="21" w15:restartNumberingAfterBreak="0">
+  <w:abstractNum w:abstractNumId="28" w15:restartNumberingAfterBreak="0">
+    <w:nsid w:val="55F31468"/>
+    <w:multiLevelType w:val="hybridMultilevel"/>
+    <w:tmpl w:val="2EBC5918"/>
+    <w:lvl w:ilvl="0" w:tplc="04090001">
+      <w:start w:val="1"/>
+      <w:numFmt w:val="bullet"/>
+      <w:lvlText w:val=""/>
+      <w:lvlJc w:val="left"/>
+      <w:pPr>
+        <w:ind w:left="720" w:hanging="360"/>
+      </w:pPr>
+      <w:rPr>
+        <w:rFonts w:ascii="Symbol" w:hAnsi="Symbol" w:hint="default"/>
+      </w:rPr>
+    </w:lvl>
+    <w:lvl w:ilvl="1" w:tplc="04090003" w:tentative="1">
+      <w:start w:val="1"/>
+      <w:numFmt w:val="bullet"/>
+      <w:lvlText w:val="o"/>
+      <w:lvlJc w:val="left"/>
+      <w:pPr>
+        <w:ind w:left="1440" w:hanging="360"/>
+      </w:pPr>
+      <w:rPr>
+        <w:rFonts w:ascii="Courier New" w:hAnsi="Courier New" w:cs="Courier New" w:hint="default"/>
+      </w:rPr>
+    </w:lvl>
+    <w:lvl w:ilvl="2" w:tplc="04090005" w:tentative="1">
+      <w:start w:val="1"/>
+      <w:numFmt w:val="bullet"/>
+      <w:lvlText w:val=""/>
+      <w:lvlJc w:val="left"/>
+      <w:pPr>
+        <w:ind w:left="2160" w:hanging="360"/>
+      </w:pPr>
+      <w:rPr>
+        <w:rFonts w:ascii="Wingdings" w:hAnsi="Wingdings" w:hint="default"/>
+      </w:rPr>
+    </w:lvl>
+    <w:lvl w:ilvl="3" w:tplc="04090001" w:tentative="1">
+      <w:start w:val="1"/>
+      <w:numFmt w:val="bullet"/>
+      <w:lvlText w:val=""/>
+      <w:lvlJc w:val="left"/>
+      <w:pPr>
+        <w:ind w:left="2880" w:hanging="360"/>
+      </w:pPr>
+      <w:rPr>
+        <w:rFonts w:ascii="Symbol" w:hAnsi="Symbol" w:hint="default"/>
+      </w:rPr>
+    </w:lvl>
+    <w:lvl w:ilvl="4" w:tplc="04090003" w:tentative="1">
+      <w:start w:val="1"/>
+      <w:numFmt w:val="bullet"/>
+      <w:lvlText w:val="o"/>
+      <w:lvlJc w:val="left"/>
+      <w:pPr>
+        <w:ind w:left="3600" w:hanging="360"/>
+      </w:pPr>
+      <w:rPr>
+        <w:rFonts w:ascii="Courier New" w:hAnsi="Courier New" w:cs="Courier New" w:hint="default"/>
+      </w:rPr>
+    </w:lvl>
+    <w:lvl w:ilvl="5" w:tplc="04090005" w:tentative="1">
+      <w:start w:val="1"/>
+      <w:numFmt w:val="bullet"/>
+      <w:lvlText w:val=""/>
+      <w:lvlJc w:val="left"/>
+      <w:pPr>
+        <w:ind w:left="4320" w:hanging="360"/>
+      </w:pPr>
+      <w:rPr>
+        <w:rFonts w:ascii="Wingdings" w:hAnsi="Wingdings" w:hint="default"/>
+      </w:rPr>
+    </w:lvl>
+    <w:lvl w:ilvl="6" w:tplc="04090001" w:tentative="1">
+      <w:start w:val="1"/>
+      <w:numFmt w:val="bullet"/>
+      <w:lvlText w:val=""/>
+      <w:lvlJc w:val="left"/>
+      <w:pPr>
+        <w:ind w:left="5040" w:hanging="360"/>
+      </w:pPr>
+      <w:rPr>
+        <w:rFonts w:ascii="Symbol" w:hAnsi="Symbol" w:hint="default"/>
+      </w:rPr>
+    </w:lvl>
+    <w:lvl w:ilvl="7" w:tplc="04090003" w:tentative="1">
+      <w:start w:val="1"/>
+      <w:numFmt w:val="bullet"/>
+      <w:lvlText w:val="o"/>
+      <w:lvlJc w:val="left"/>
+      <w:pPr>
+        <w:ind w:left="5760" w:hanging="360"/>
+      </w:pPr>
+      <w:rPr>
+        <w:rFonts w:ascii="Courier New" w:hAnsi="Courier New" w:cs="Courier New" w:hint="default"/>
+      </w:rPr>
+    </w:lvl>
+    <w:lvl w:ilvl="8" w:tplc="04090005" w:tentative="1">
+      <w:start w:val="1"/>
+      <w:numFmt w:val="bullet"/>
+      <w:lvlText w:val=""/>
+      <w:lvlJc w:val="left"/>
+      <w:pPr>
+        <w:ind w:left="6480" w:hanging="360"/>
+      </w:pPr>
+      <w:rPr>
+        <w:rFonts w:ascii="Wingdings" w:hAnsi="Wingdings" w:hint="default"/>
+      </w:rPr>
+    </w:lvl>
+  </w:abstractNum>
+  <w:abstractNum w:abstractNumId="29" w15:restartNumberingAfterBreak="0">
+    <w:nsid w:val="59E03B9D"/>
+    <w:multiLevelType w:val="multilevel"/>
+    <w:tmpl w:val="73A2ABD4"/>
+    <w:lvl w:ilvl="0">
+      <w:start w:val="1"/>
+      <w:numFmt w:val="decimal"/>
+      <w:lvlText w:val="%1."/>
+      <w:lvlJc w:val="left"/>
+      <w:pPr>
+        <w:tabs>
+          <w:tab w:val="num" w:pos="720"/>
+        </w:tabs>
+        <w:ind w:left="720" w:hanging="360"/>
+      </w:pPr>
+    </w:lvl>
+    <w:lvl w:ilvl="1" w:tentative="1">
+      <w:start w:val="1"/>
+      <w:numFmt w:val="decimal"/>
+      <w:lvlText w:val="%2."/>
+      <w:lvlJc w:val="left"/>
+      <w:pPr>
+        <w:tabs>
+          <w:tab w:val="num" w:pos="1440"/>
+        </w:tabs>
+        <w:ind w:left="1440" w:hanging="360"/>
+      </w:pPr>
+    </w:lvl>
+    <w:lvl w:ilvl="2" w:tentative="1">
+      <w:start w:val="1"/>
+      <w:numFmt w:val="decimal"/>
+      <w:lvlText w:val="%3."/>
+      <w:lvlJc w:val="left"/>
+      <w:pPr>
+        <w:tabs>
+          <w:tab w:val="num" w:pos="2160"/>
+        </w:tabs>
+        <w:ind w:left="2160" w:hanging="360"/>
+      </w:pPr>
+    </w:lvl>
+    <w:lvl w:ilvl="3" w:tentative="1">
+      <w:start w:val="1"/>
+      <w:numFmt w:val="decimal"/>
+      <w:lvlText w:val="%4."/>
+      <w:lvlJc w:val="left"/>
+      <w:pPr>
+        <w:tabs>
+          <w:tab w:val="num" w:pos="2880"/>
+        </w:tabs>
+        <w:ind w:left="2880" w:hanging="360"/>
+      </w:pPr>
+    </w:lvl>
+    <w:lvl w:ilvl="4" w:tentative="1">
+      <w:start w:val="1"/>
+      <w:numFmt w:val="decimal"/>
+      <w:lvlText w:val="%5."/>
+      <w:lvlJc w:val="left"/>
+      <w:pPr>
+        <w:tabs>
+          <w:tab w:val="num" w:pos="3600"/>
+        </w:tabs>
+        <w:ind w:left="3600" w:hanging="360"/>
+      </w:pPr>
+    </w:lvl>
+    <w:lvl w:ilvl="5" w:tentative="1">
+      <w:start w:val="1"/>
+      <w:numFmt w:val="decimal"/>
+      <w:lvlText w:val="%6."/>
+      <w:lvlJc w:val="left"/>
+      <w:pPr>
+        <w:tabs>
+          <w:tab w:val="num" w:pos="4320"/>
+        </w:tabs>
+        <w:ind w:left="4320" w:hanging="360"/>
+      </w:pPr>
+    </w:lvl>
+    <w:lvl w:ilvl="6" w:tentative="1">
+      <w:start w:val="1"/>
+      <w:numFmt w:val="decimal"/>
+      <w:lvlText w:val="%7."/>
+      <w:lvlJc w:val="left"/>
+      <w:pPr>
+        <w:tabs>
+          <w:tab w:val="num" w:pos="5040"/>
+        </w:tabs>
+        <w:ind w:left="5040" w:hanging="360"/>
+      </w:pPr>
+    </w:lvl>
+    <w:lvl w:ilvl="7" w:tentative="1">
+      <w:start w:val="1"/>
+      <w:numFmt w:val="decimal"/>
+      <w:lvlText w:val="%8."/>
+      <w:lvlJc w:val="left"/>
+      <w:pPr>
+        <w:tabs>
+          <w:tab w:val="num" w:pos="5760"/>
+        </w:tabs>
+        <w:ind w:left="5760" w:hanging="360"/>
+      </w:pPr>
+    </w:lvl>
+    <w:lvl w:ilvl="8" w:tentative="1">
+      <w:start w:val="1"/>
+      <w:numFmt w:val="decimal"/>
+      <w:lvlText w:val="%9."/>
+      <w:lvlJc w:val="left"/>
+      <w:pPr>
+        <w:tabs>
+          <w:tab w:val="num" w:pos="6480"/>
+        </w:tabs>
+        <w:ind w:left="6480" w:hanging="360"/>
+      </w:pPr>
+    </w:lvl>
+  </w:abstractNum>
+  <w:abstractNum w:abstractNumId="30" w15:restartNumberingAfterBreak="0">
     <w:nsid w:val="5AA12D49"/>
     <w:multiLevelType w:val="multilevel"/>
     <w:tmpl w:val="2BEA1F84"/>
@@ -3269,7 +8123,7 @@
       </w:rPr>
     </w:lvl>
   </w:abstractNum>
-  <w:abstractNum w:abstractNumId="22" w15:restartNumberingAfterBreak="0">
+  <w:abstractNum w:abstractNumId="31" w15:restartNumberingAfterBreak="0">
     <w:nsid w:val="5C3F2D34"/>
     <w:multiLevelType w:val="multilevel"/>
     <w:tmpl w:val="9ACE69E6"/>
@@ -3418,7 +8272,120 @@
       </w:rPr>
     </w:lvl>
   </w:abstractNum>
-  <w:abstractNum w:abstractNumId="23" w15:restartNumberingAfterBreak="0">
+  <w:abstractNum w:abstractNumId="32" w15:restartNumberingAfterBreak="0">
+    <w:nsid w:val="5C4A50A4"/>
+    <w:multiLevelType w:val="hybridMultilevel"/>
+    <w:tmpl w:val="C93C8642"/>
+    <w:lvl w:ilvl="0" w:tplc="04090001">
+      <w:start w:val="1"/>
+      <w:numFmt w:val="bullet"/>
+      <w:lvlText w:val=""/>
+      <w:lvlJc w:val="left"/>
+      <w:pPr>
+        <w:ind w:left="720" w:hanging="360"/>
+      </w:pPr>
+      <w:rPr>
+        <w:rFonts w:ascii="Symbol" w:hAnsi="Symbol" w:hint="default"/>
+      </w:rPr>
+    </w:lvl>
+    <w:lvl w:ilvl="1" w:tplc="04090003" w:tentative="1">
+      <w:start w:val="1"/>
+      <w:numFmt w:val="bullet"/>
+      <w:lvlText w:val="o"/>
+      <w:lvlJc w:val="left"/>
+      <w:pPr>
+        <w:ind w:left="1440" w:hanging="360"/>
+      </w:pPr>
+      <w:rPr>
+        <w:rFonts w:ascii="Courier New" w:hAnsi="Courier New" w:cs="Courier New" w:hint="default"/>
+      </w:rPr>
+    </w:lvl>
+    <w:lvl w:ilvl="2" w:tplc="04090005" w:tentative="1">
+      <w:start w:val="1"/>
+      <w:numFmt w:val="bullet"/>
+      <w:lvlText w:val=""/>
+      <w:lvlJc w:val="left"/>
+      <w:pPr>
+        <w:ind w:left="2160" w:hanging="360"/>
+      </w:pPr>
+      <w:rPr>
+        <w:rFonts w:ascii="Wingdings" w:hAnsi="Wingdings" w:hint="default"/>
+      </w:rPr>
+    </w:lvl>
+    <w:lvl w:ilvl="3" w:tplc="04090001" w:tentative="1">
+      <w:start w:val="1"/>
+      <w:numFmt w:val="bullet"/>
+      <w:lvlText w:val=""/>
+      <w:lvlJc w:val="left"/>
+      <w:pPr>
+        <w:ind w:left="2880" w:hanging="360"/>
+      </w:pPr>
+      <w:rPr>
+        <w:rFonts w:ascii="Symbol" w:hAnsi="Symbol" w:hint="default"/>
+      </w:rPr>
+    </w:lvl>
+    <w:lvl w:ilvl="4" w:tplc="04090003" w:tentative="1">
+      <w:start w:val="1"/>
+      <w:numFmt w:val="bullet"/>
+      <w:lvlText w:val="o"/>
+      <w:lvlJc w:val="left"/>
+      <w:pPr>
+        <w:ind w:left="3600" w:hanging="360"/>
+      </w:pPr>
+      <w:rPr>
+        <w:rFonts w:ascii="Courier New" w:hAnsi="Courier New" w:cs="Courier New" w:hint="default"/>
+      </w:rPr>
+    </w:lvl>
+    <w:lvl w:ilvl="5" w:tplc="04090005" w:tentative="1">
+      <w:start w:val="1"/>
+      <w:numFmt w:val="bullet"/>
+      <w:lvlText w:val=""/>
+      <w:lvlJc w:val="left"/>
+      <w:pPr>
+        <w:ind w:left="4320" w:hanging="360"/>
+      </w:pPr>
+      <w:rPr>
+        <w:rFonts w:ascii="Wingdings" w:hAnsi="Wingdings" w:hint="default"/>
+      </w:rPr>
+    </w:lvl>
+    <w:lvl w:ilvl="6" w:tplc="04090001" w:tentative="1">
+      <w:start w:val="1"/>
+      <w:numFmt w:val="bullet"/>
+      <w:lvlText w:val=""/>
+      <w:lvlJc w:val="left"/>
+      <w:pPr>
+        <w:ind w:left="5040" w:hanging="360"/>
+      </w:pPr>
+      <w:rPr>
+        <w:rFonts w:ascii="Symbol" w:hAnsi="Symbol" w:hint="default"/>
+      </w:rPr>
+    </w:lvl>
+    <w:lvl w:ilvl="7" w:tplc="04090003" w:tentative="1">
+      <w:start w:val="1"/>
+      <w:numFmt w:val="bullet"/>
+      <w:lvlText w:val="o"/>
+      <w:lvlJc w:val="left"/>
+      <w:pPr>
+        <w:ind w:left="5760" w:hanging="360"/>
+      </w:pPr>
+      <w:rPr>
+        <w:rFonts w:ascii="Courier New" w:hAnsi="Courier New" w:cs="Courier New" w:hint="default"/>
+      </w:rPr>
+    </w:lvl>
+    <w:lvl w:ilvl="8" w:tplc="04090005" w:tentative="1">
+      <w:start w:val="1"/>
+      <w:numFmt w:val="bullet"/>
+      <w:lvlText w:val=""/>
+      <w:lvlJc w:val="left"/>
+      <w:pPr>
+        <w:ind w:left="6480" w:hanging="360"/>
+      </w:pPr>
+      <w:rPr>
+        <w:rFonts w:ascii="Wingdings" w:hAnsi="Wingdings" w:hint="default"/>
+      </w:rPr>
+    </w:lvl>
+  </w:abstractNum>
+  <w:abstractNum w:abstractNumId="33" w15:restartNumberingAfterBreak="0">
     <w:nsid w:val="5D7940EC"/>
     <w:multiLevelType w:val="multilevel"/>
     <w:tmpl w:val="A560DF34"/>
@@ -3567,7 +8534,7 @@
       </w:rPr>
     </w:lvl>
   </w:abstractNum>
-  <w:abstractNum w:abstractNumId="24" w15:restartNumberingAfterBreak="0">
+  <w:abstractNum w:abstractNumId="34" w15:restartNumberingAfterBreak="0">
     <w:nsid w:val="5DFB26C6"/>
     <w:multiLevelType w:val="multilevel"/>
     <w:tmpl w:val="6044696C"/>
@@ -3716,7 +8683,156 @@
       </w:rPr>
     </w:lvl>
   </w:abstractNum>
-  <w:abstractNum w:abstractNumId="25" w15:restartNumberingAfterBreak="0">
+  <w:abstractNum w:abstractNumId="35" w15:restartNumberingAfterBreak="0">
+    <w:nsid w:val="5EF23024"/>
+    <w:multiLevelType w:val="multilevel"/>
+    <w:tmpl w:val="128495F0"/>
+    <w:lvl w:ilvl="0">
+      <w:start w:val="1"/>
+      <w:numFmt w:val="bullet"/>
+      <w:lvlText w:val=""/>
+      <w:lvlJc w:val="left"/>
+      <w:pPr>
+        <w:tabs>
+          <w:tab w:val="num" w:pos="720"/>
+        </w:tabs>
+        <w:ind w:left="720" w:hanging="360"/>
+      </w:pPr>
+      <w:rPr>
+        <w:rFonts w:ascii="Symbol" w:hAnsi="Symbol" w:hint="default"/>
+        <w:sz w:val="20"/>
+      </w:rPr>
+    </w:lvl>
+    <w:lvl w:ilvl="1" w:tentative="1">
+      <w:start w:val="1"/>
+      <w:numFmt w:val="bullet"/>
+      <w:lvlText w:val="o"/>
+      <w:lvlJc w:val="left"/>
+      <w:pPr>
+        <w:tabs>
+          <w:tab w:val="num" w:pos="1440"/>
+        </w:tabs>
+        <w:ind w:left="1440" w:hanging="360"/>
+      </w:pPr>
+      <w:rPr>
+        <w:rFonts w:ascii="Courier New" w:hAnsi="Courier New" w:hint="default"/>
+        <w:sz w:val="20"/>
+      </w:rPr>
+    </w:lvl>
+    <w:lvl w:ilvl="2" w:tentative="1">
+      <w:start w:val="1"/>
+      <w:numFmt w:val="bullet"/>
+      <w:lvlText w:val=""/>
+      <w:lvlJc w:val="left"/>
+      <w:pPr>
+        <w:tabs>
+          <w:tab w:val="num" w:pos="2160"/>
+        </w:tabs>
+        <w:ind w:left="2160" w:hanging="360"/>
+      </w:pPr>
+      <w:rPr>
+        <w:rFonts w:ascii="Wingdings" w:hAnsi="Wingdings" w:hint="default"/>
+        <w:sz w:val="20"/>
+      </w:rPr>
+    </w:lvl>
+    <w:lvl w:ilvl="3" w:tentative="1">
+      <w:start w:val="1"/>
+      <w:numFmt w:val="bullet"/>
+      <w:lvlText w:val=""/>
+      <w:lvlJc w:val="left"/>
+      <w:pPr>
+        <w:tabs>
+          <w:tab w:val="num" w:pos="2880"/>
+        </w:tabs>
+        <w:ind w:left="2880" w:hanging="360"/>
+      </w:pPr>
+      <w:rPr>
+        <w:rFonts w:ascii="Wingdings" w:hAnsi="Wingdings" w:hint="default"/>
+        <w:sz w:val="20"/>
+      </w:rPr>
+    </w:lvl>
+    <w:lvl w:ilvl="4" w:tentative="1">
+      <w:start w:val="1"/>
+      <w:numFmt w:val="bullet"/>
+      <w:lvlText w:val=""/>
+      <w:lvlJc w:val="left"/>
+      <w:pPr>
+        <w:tabs>
+          <w:tab w:val="num" w:pos="3600"/>
+        </w:tabs>
+        <w:ind w:left="3600" w:hanging="360"/>
+      </w:pPr>
+      <w:rPr>
+        <w:rFonts w:ascii="Wingdings" w:hAnsi="Wingdings" w:hint="default"/>
+        <w:sz w:val="20"/>
+      </w:rPr>
+    </w:lvl>
+    <w:lvl w:ilvl="5" w:tentative="1">
+      <w:start w:val="1"/>
+      <w:numFmt w:val="bullet"/>
+      <w:lvlText w:val=""/>
+      <w:lvlJc w:val="left"/>
+      <w:pPr>
+        <w:tabs>
+          <w:tab w:val="num" w:pos="4320"/>
+        </w:tabs>
+        <w:ind w:left="4320" w:hanging="360"/>
+      </w:pPr>
+      <w:rPr>
+        <w:rFonts w:ascii="Wingdings" w:hAnsi="Wingdings" w:hint="default"/>
+        <w:sz w:val="20"/>
+      </w:rPr>
+    </w:lvl>
+    <w:lvl w:ilvl="6" w:tentative="1">
+      <w:start w:val="1"/>
+      <w:numFmt w:val="bullet"/>
+      <w:lvlText w:val=""/>
+      <w:lvlJc w:val="left"/>
+      <w:pPr>
+        <w:tabs>
+          <w:tab w:val="num" w:pos="5040"/>
+        </w:tabs>
+        <w:ind w:left="5040" w:hanging="360"/>
+      </w:pPr>
+      <w:rPr>
+        <w:rFonts w:ascii="Wingdings" w:hAnsi="Wingdings" w:hint="default"/>
+        <w:sz w:val="20"/>
+      </w:rPr>
+    </w:lvl>
+    <w:lvl w:ilvl="7" w:tentative="1">
+      <w:start w:val="1"/>
+      <w:numFmt w:val="bullet"/>
+      <w:lvlText w:val=""/>
+      <w:lvlJc w:val="left"/>
+      <w:pPr>
+        <w:tabs>
+          <w:tab w:val="num" w:pos="5760"/>
+        </w:tabs>
+        <w:ind w:left="5760" w:hanging="360"/>
+      </w:pPr>
+      <w:rPr>
+        <w:rFonts w:ascii="Wingdings" w:hAnsi="Wingdings" w:hint="default"/>
+        <w:sz w:val="20"/>
+      </w:rPr>
+    </w:lvl>
+    <w:lvl w:ilvl="8" w:tentative="1">
+      <w:start w:val="1"/>
+      <w:numFmt w:val="bullet"/>
+      <w:lvlText w:val=""/>
+      <w:lvlJc w:val="left"/>
+      <w:pPr>
+        <w:tabs>
+          <w:tab w:val="num" w:pos="6480"/>
+        </w:tabs>
+        <w:ind w:left="6480" w:hanging="360"/>
+      </w:pPr>
+      <w:rPr>
+        <w:rFonts w:ascii="Wingdings" w:hAnsi="Wingdings" w:hint="default"/>
+        <w:sz w:val="20"/>
+      </w:rPr>
+    </w:lvl>
+  </w:abstractNum>
+  <w:abstractNum w:abstractNumId="36" w15:restartNumberingAfterBreak="0">
     <w:nsid w:val="60975106"/>
     <w:multiLevelType w:val="multilevel"/>
     <w:tmpl w:val="415CC38C"/>
@@ -3865,7 +8981,7 @@
       </w:rPr>
     </w:lvl>
   </w:abstractNum>
-  <w:abstractNum w:abstractNumId="26" w15:restartNumberingAfterBreak="0">
+  <w:abstractNum w:abstractNumId="37" w15:restartNumberingAfterBreak="0">
     <w:nsid w:val="61A7068B"/>
     <w:multiLevelType w:val="multilevel"/>
     <w:tmpl w:val="6BD8B63A"/>
@@ -4014,7 +9130,156 @@
       </w:rPr>
     </w:lvl>
   </w:abstractNum>
-  <w:abstractNum w:abstractNumId="27" w15:restartNumberingAfterBreak="0">
+  <w:abstractNum w:abstractNumId="38" w15:restartNumberingAfterBreak="0">
+    <w:nsid w:val="633E180B"/>
+    <w:multiLevelType w:val="multilevel"/>
+    <w:tmpl w:val="25163922"/>
+    <w:lvl w:ilvl="0">
+      <w:start w:val="1"/>
+      <w:numFmt w:val="bullet"/>
+      <w:lvlText w:val=""/>
+      <w:lvlJc w:val="left"/>
+      <w:pPr>
+        <w:tabs>
+          <w:tab w:val="num" w:pos="720"/>
+        </w:tabs>
+        <w:ind w:left="720" w:hanging="360"/>
+      </w:pPr>
+      <w:rPr>
+        <w:rFonts w:ascii="Symbol" w:hAnsi="Symbol" w:hint="default"/>
+        <w:sz w:val="20"/>
+      </w:rPr>
+    </w:lvl>
+    <w:lvl w:ilvl="1">
+      <w:start w:val="1"/>
+      <w:numFmt w:val="bullet"/>
+      <w:lvlText w:val="o"/>
+      <w:lvlJc w:val="left"/>
+      <w:pPr>
+        <w:tabs>
+          <w:tab w:val="num" w:pos="1440"/>
+        </w:tabs>
+        <w:ind w:left="1440" w:hanging="360"/>
+      </w:pPr>
+      <w:rPr>
+        <w:rFonts w:ascii="Courier New" w:hAnsi="Courier New" w:hint="default"/>
+        <w:sz w:val="20"/>
+      </w:rPr>
+    </w:lvl>
+    <w:lvl w:ilvl="2" w:tentative="1">
+      <w:start w:val="1"/>
+      <w:numFmt w:val="bullet"/>
+      <w:lvlText w:val=""/>
+      <w:lvlJc w:val="left"/>
+      <w:pPr>
+        <w:tabs>
+          <w:tab w:val="num" w:pos="2160"/>
+        </w:tabs>
+        <w:ind w:left="2160" w:hanging="360"/>
+      </w:pPr>
+      <w:rPr>
+        <w:rFonts w:ascii="Wingdings" w:hAnsi="Wingdings" w:hint="default"/>
+        <w:sz w:val="20"/>
+      </w:rPr>
+    </w:lvl>
+    <w:lvl w:ilvl="3" w:tentative="1">
+      <w:start w:val="1"/>
+      <w:numFmt w:val="bullet"/>
+      <w:lvlText w:val=""/>
+      <w:lvlJc w:val="left"/>
+      <w:pPr>
+        <w:tabs>
+          <w:tab w:val="num" w:pos="2880"/>
+        </w:tabs>
+        <w:ind w:left="2880" w:hanging="360"/>
+      </w:pPr>
+      <w:rPr>
+        <w:rFonts w:ascii="Wingdings" w:hAnsi="Wingdings" w:hint="default"/>
+        <w:sz w:val="20"/>
+      </w:rPr>
+    </w:lvl>
+    <w:lvl w:ilvl="4" w:tentative="1">
+      <w:start w:val="1"/>
+      <w:numFmt w:val="bullet"/>
+      <w:lvlText w:val=""/>
+      <w:lvlJc w:val="left"/>
+      <w:pPr>
+        <w:tabs>
+          <w:tab w:val="num" w:pos="3600"/>
+        </w:tabs>
+        <w:ind w:left="3600" w:hanging="360"/>
+      </w:pPr>
+      <w:rPr>
+        <w:rFonts w:ascii="Wingdings" w:hAnsi="Wingdings" w:hint="default"/>
+        <w:sz w:val="20"/>
+      </w:rPr>
+    </w:lvl>
+    <w:lvl w:ilvl="5" w:tentative="1">
+      <w:start w:val="1"/>
+      <w:numFmt w:val="bullet"/>
+      <w:lvlText w:val=""/>
+      <w:lvlJc w:val="left"/>
+      <w:pPr>
+        <w:tabs>
+          <w:tab w:val="num" w:pos="4320"/>
+        </w:tabs>
+        <w:ind w:left="4320" w:hanging="360"/>
+      </w:pPr>
+      <w:rPr>
+        <w:rFonts w:ascii="Wingdings" w:hAnsi="Wingdings" w:hint="default"/>
+        <w:sz w:val="20"/>
+      </w:rPr>
+    </w:lvl>
+    <w:lvl w:ilvl="6" w:tentative="1">
+      <w:start w:val="1"/>
+      <w:numFmt w:val="bullet"/>
+      <w:lvlText w:val=""/>
+      <w:lvlJc w:val="left"/>
+      <w:pPr>
+        <w:tabs>
+          <w:tab w:val="num" w:pos="5040"/>
+        </w:tabs>
+        <w:ind w:left="5040" w:hanging="360"/>
+      </w:pPr>
+      <w:rPr>
+        <w:rFonts w:ascii="Wingdings" w:hAnsi="Wingdings" w:hint="default"/>
+        <w:sz w:val="20"/>
+      </w:rPr>
+    </w:lvl>
+    <w:lvl w:ilvl="7" w:tentative="1">
+      <w:start w:val="1"/>
+      <w:numFmt w:val="bullet"/>
+      <w:lvlText w:val=""/>
+      <w:lvlJc w:val="left"/>
+      <w:pPr>
+        <w:tabs>
+          <w:tab w:val="num" w:pos="5760"/>
+        </w:tabs>
+        <w:ind w:left="5760" w:hanging="360"/>
+      </w:pPr>
+      <w:rPr>
+        <w:rFonts w:ascii="Wingdings" w:hAnsi="Wingdings" w:hint="default"/>
+        <w:sz w:val="20"/>
+      </w:rPr>
+    </w:lvl>
+    <w:lvl w:ilvl="8" w:tentative="1">
+      <w:start w:val="1"/>
+      <w:numFmt w:val="bullet"/>
+      <w:lvlText w:val=""/>
+      <w:lvlJc w:val="left"/>
+      <w:pPr>
+        <w:tabs>
+          <w:tab w:val="num" w:pos="6480"/>
+        </w:tabs>
+        <w:ind w:left="6480" w:hanging="360"/>
+      </w:pPr>
+      <w:rPr>
+        <w:rFonts w:ascii="Wingdings" w:hAnsi="Wingdings" w:hint="default"/>
+        <w:sz w:val="20"/>
+      </w:rPr>
+    </w:lvl>
+  </w:abstractNum>
+  <w:abstractNum w:abstractNumId="39" w15:restartNumberingAfterBreak="0">
     <w:nsid w:val="6B015125"/>
     <w:multiLevelType w:val="multilevel"/>
     <w:tmpl w:val="9A8C7716"/>
@@ -4163,7 +9428,305 @@
       </w:rPr>
     </w:lvl>
   </w:abstractNum>
-  <w:abstractNum w:abstractNumId="28" w15:restartNumberingAfterBreak="0">
+  <w:abstractNum w:abstractNumId="40" w15:restartNumberingAfterBreak="0">
+    <w:nsid w:val="6EC139F6"/>
+    <w:multiLevelType w:val="multilevel"/>
+    <w:tmpl w:val="B406D3EC"/>
+    <w:lvl w:ilvl="0">
+      <w:start w:val="1"/>
+      <w:numFmt w:val="bullet"/>
+      <w:lvlText w:val=""/>
+      <w:lvlJc w:val="left"/>
+      <w:pPr>
+        <w:tabs>
+          <w:tab w:val="num" w:pos="720"/>
+        </w:tabs>
+        <w:ind w:left="720" w:hanging="360"/>
+      </w:pPr>
+      <w:rPr>
+        <w:rFonts w:ascii="Symbol" w:hAnsi="Symbol" w:hint="default"/>
+        <w:sz w:val="20"/>
+      </w:rPr>
+    </w:lvl>
+    <w:lvl w:ilvl="1" w:tentative="1">
+      <w:start w:val="1"/>
+      <w:numFmt w:val="bullet"/>
+      <w:lvlText w:val="o"/>
+      <w:lvlJc w:val="left"/>
+      <w:pPr>
+        <w:tabs>
+          <w:tab w:val="num" w:pos="1440"/>
+        </w:tabs>
+        <w:ind w:left="1440" w:hanging="360"/>
+      </w:pPr>
+      <w:rPr>
+        <w:rFonts w:ascii="Courier New" w:hAnsi="Courier New" w:hint="default"/>
+        <w:sz w:val="20"/>
+      </w:rPr>
+    </w:lvl>
+    <w:lvl w:ilvl="2" w:tentative="1">
+      <w:start w:val="1"/>
+      <w:numFmt w:val="bullet"/>
+      <w:lvlText w:val=""/>
+      <w:lvlJc w:val="left"/>
+      <w:pPr>
+        <w:tabs>
+          <w:tab w:val="num" w:pos="2160"/>
+        </w:tabs>
+        <w:ind w:left="2160" w:hanging="360"/>
+      </w:pPr>
+      <w:rPr>
+        <w:rFonts w:ascii="Wingdings" w:hAnsi="Wingdings" w:hint="default"/>
+        <w:sz w:val="20"/>
+      </w:rPr>
+    </w:lvl>
+    <w:lvl w:ilvl="3" w:tentative="1">
+      <w:start w:val="1"/>
+      <w:numFmt w:val="bullet"/>
+      <w:lvlText w:val=""/>
+      <w:lvlJc w:val="left"/>
+      <w:pPr>
+        <w:tabs>
+          <w:tab w:val="num" w:pos="2880"/>
+        </w:tabs>
+        <w:ind w:left="2880" w:hanging="360"/>
+      </w:pPr>
+      <w:rPr>
+        <w:rFonts w:ascii="Wingdings" w:hAnsi="Wingdings" w:hint="default"/>
+        <w:sz w:val="20"/>
+      </w:rPr>
+    </w:lvl>
+    <w:lvl w:ilvl="4" w:tentative="1">
+      <w:start w:val="1"/>
+      <w:numFmt w:val="bullet"/>
+      <w:lvlText w:val=""/>
+      <w:lvlJc w:val="left"/>
+      <w:pPr>
+        <w:tabs>
+          <w:tab w:val="num" w:pos="3600"/>
+        </w:tabs>
+        <w:ind w:left="3600" w:hanging="360"/>
+      </w:pPr>
+      <w:rPr>
+        <w:rFonts w:ascii="Wingdings" w:hAnsi="Wingdings" w:hint="default"/>
+        <w:sz w:val="20"/>
+      </w:rPr>
+    </w:lvl>
+    <w:lvl w:ilvl="5" w:tentative="1">
+      <w:start w:val="1"/>
+      <w:numFmt w:val="bullet"/>
+      <w:lvlText w:val=""/>
+      <w:lvlJc w:val="left"/>
+      <w:pPr>
+        <w:tabs>
+          <w:tab w:val="num" w:pos="4320"/>
+        </w:tabs>
+        <w:ind w:left="4320" w:hanging="360"/>
+      </w:pPr>
+      <w:rPr>
+        <w:rFonts w:ascii="Wingdings" w:hAnsi="Wingdings" w:hint="default"/>
+        <w:sz w:val="20"/>
+      </w:rPr>
+    </w:lvl>
+    <w:lvl w:ilvl="6" w:tentative="1">
+      <w:start w:val="1"/>
+      <w:numFmt w:val="bullet"/>
+      <w:lvlText w:val=""/>
+      <w:lvlJc w:val="left"/>
+      <w:pPr>
+        <w:tabs>
+          <w:tab w:val="num" w:pos="5040"/>
+        </w:tabs>
+        <w:ind w:left="5040" w:hanging="360"/>
+      </w:pPr>
+      <w:rPr>
+        <w:rFonts w:ascii="Wingdings" w:hAnsi="Wingdings" w:hint="default"/>
+        <w:sz w:val="20"/>
+      </w:rPr>
+    </w:lvl>
+    <w:lvl w:ilvl="7" w:tentative="1">
+      <w:start w:val="1"/>
+      <w:numFmt w:val="bullet"/>
+      <w:lvlText w:val=""/>
+      <w:lvlJc w:val="left"/>
+      <w:pPr>
+        <w:tabs>
+          <w:tab w:val="num" w:pos="5760"/>
+        </w:tabs>
+        <w:ind w:left="5760" w:hanging="360"/>
+      </w:pPr>
+      <w:rPr>
+        <w:rFonts w:ascii="Wingdings" w:hAnsi="Wingdings" w:hint="default"/>
+        <w:sz w:val="20"/>
+      </w:rPr>
+    </w:lvl>
+    <w:lvl w:ilvl="8" w:tentative="1">
+      <w:start w:val="1"/>
+      <w:numFmt w:val="bullet"/>
+      <w:lvlText w:val=""/>
+      <w:lvlJc w:val="left"/>
+      <w:pPr>
+        <w:tabs>
+          <w:tab w:val="num" w:pos="6480"/>
+        </w:tabs>
+        <w:ind w:left="6480" w:hanging="360"/>
+      </w:pPr>
+      <w:rPr>
+        <w:rFonts w:ascii="Wingdings" w:hAnsi="Wingdings" w:hint="default"/>
+        <w:sz w:val="20"/>
+      </w:rPr>
+    </w:lvl>
+  </w:abstractNum>
+  <w:abstractNum w:abstractNumId="41" w15:restartNumberingAfterBreak="0">
+    <w:nsid w:val="6F7D6D33"/>
+    <w:multiLevelType w:val="multilevel"/>
+    <w:tmpl w:val="0792B048"/>
+    <w:lvl w:ilvl="0">
+      <w:start w:val="1"/>
+      <w:numFmt w:val="bullet"/>
+      <w:lvlText w:val=""/>
+      <w:lvlJc w:val="left"/>
+      <w:pPr>
+        <w:tabs>
+          <w:tab w:val="num" w:pos="720"/>
+        </w:tabs>
+        <w:ind w:left="720" w:hanging="360"/>
+      </w:pPr>
+      <w:rPr>
+        <w:rFonts w:ascii="Symbol" w:hAnsi="Symbol" w:hint="default"/>
+        <w:sz w:val="20"/>
+      </w:rPr>
+    </w:lvl>
+    <w:lvl w:ilvl="1" w:tentative="1">
+      <w:start w:val="1"/>
+      <w:numFmt w:val="bullet"/>
+      <w:lvlText w:val="o"/>
+      <w:lvlJc w:val="left"/>
+      <w:pPr>
+        <w:tabs>
+          <w:tab w:val="num" w:pos="1440"/>
+        </w:tabs>
+        <w:ind w:left="1440" w:hanging="360"/>
+      </w:pPr>
+      <w:rPr>
+        <w:rFonts w:ascii="Courier New" w:hAnsi="Courier New" w:hint="default"/>
+        <w:sz w:val="20"/>
+      </w:rPr>
+    </w:lvl>
+    <w:lvl w:ilvl="2" w:tentative="1">
+      <w:start w:val="1"/>
+      <w:numFmt w:val="bullet"/>
+      <w:lvlText w:val=""/>
+      <w:lvlJc w:val="left"/>
+      <w:pPr>
+        <w:tabs>
+          <w:tab w:val="num" w:pos="2160"/>
+        </w:tabs>
+        <w:ind w:left="2160" w:hanging="360"/>
+      </w:pPr>
+      <w:rPr>
+        <w:rFonts w:ascii="Wingdings" w:hAnsi="Wingdings" w:hint="default"/>
+        <w:sz w:val="20"/>
+      </w:rPr>
+    </w:lvl>
+    <w:lvl w:ilvl="3" w:tentative="1">
+      <w:start w:val="1"/>
+      <w:numFmt w:val="bullet"/>
+      <w:lvlText w:val=""/>
+      <w:lvlJc w:val="left"/>
+      <w:pPr>
+        <w:tabs>
+          <w:tab w:val="num" w:pos="2880"/>
+        </w:tabs>
+        <w:ind w:left="2880" w:hanging="360"/>
+      </w:pPr>
+      <w:rPr>
+        <w:rFonts w:ascii="Wingdings" w:hAnsi="Wingdings" w:hint="default"/>
+        <w:sz w:val="20"/>
+      </w:rPr>
+    </w:lvl>
+    <w:lvl w:ilvl="4" w:tentative="1">
+      <w:start w:val="1"/>
+      <w:numFmt w:val="bullet"/>
+      <w:lvlText w:val=""/>
+      <w:lvlJc w:val="left"/>
+      <w:pPr>
+        <w:tabs>
+          <w:tab w:val="num" w:pos="3600"/>
+        </w:tabs>
+        <w:ind w:left="3600" w:hanging="360"/>
+      </w:pPr>
+      <w:rPr>
+        <w:rFonts w:ascii="Wingdings" w:hAnsi="Wingdings" w:hint="default"/>
+        <w:sz w:val="20"/>
+      </w:rPr>
+    </w:lvl>
+    <w:lvl w:ilvl="5" w:tentative="1">
+      <w:start w:val="1"/>
+      <w:numFmt w:val="bullet"/>
+      <w:lvlText w:val=""/>
+      <w:lvlJc w:val="left"/>
+      <w:pPr>
+        <w:tabs>
+          <w:tab w:val="num" w:pos="4320"/>
+        </w:tabs>
+        <w:ind w:left="4320" w:hanging="360"/>
+      </w:pPr>
+      <w:rPr>
+        <w:rFonts w:ascii="Wingdings" w:hAnsi="Wingdings" w:hint="default"/>
+        <w:sz w:val="20"/>
+      </w:rPr>
+    </w:lvl>
+    <w:lvl w:ilvl="6" w:tentative="1">
+      <w:start w:val="1"/>
+      <w:numFmt w:val="bullet"/>
+      <w:lvlText w:val=""/>
+      <w:lvlJc w:val="left"/>
+      <w:pPr>
+        <w:tabs>
+          <w:tab w:val="num" w:pos="5040"/>
+        </w:tabs>
+        <w:ind w:left="5040" w:hanging="360"/>
+      </w:pPr>
+      <w:rPr>
+        <w:rFonts w:ascii="Wingdings" w:hAnsi="Wingdings" w:hint="default"/>
+        <w:sz w:val="20"/>
+      </w:rPr>
+    </w:lvl>
+    <w:lvl w:ilvl="7" w:tentative="1">
+      <w:start w:val="1"/>
+      <w:numFmt w:val="bullet"/>
+      <w:lvlText w:val=""/>
+      <w:lvlJc w:val="left"/>
+      <w:pPr>
+        <w:tabs>
+          <w:tab w:val="num" w:pos="5760"/>
+        </w:tabs>
+        <w:ind w:left="5760" w:hanging="360"/>
+      </w:pPr>
+      <w:rPr>
+        <w:rFonts w:ascii="Wingdings" w:hAnsi="Wingdings" w:hint="default"/>
+        <w:sz w:val="20"/>
+      </w:rPr>
+    </w:lvl>
+    <w:lvl w:ilvl="8" w:tentative="1">
+      <w:start w:val="1"/>
+      <w:numFmt w:val="bullet"/>
+      <w:lvlText w:val=""/>
+      <w:lvlJc w:val="left"/>
+      <w:pPr>
+        <w:tabs>
+          <w:tab w:val="num" w:pos="6480"/>
+        </w:tabs>
+        <w:ind w:left="6480" w:hanging="360"/>
+      </w:pPr>
+      <w:rPr>
+        <w:rFonts w:ascii="Wingdings" w:hAnsi="Wingdings" w:hint="default"/>
+        <w:sz w:val="20"/>
+      </w:rPr>
+    </w:lvl>
+  </w:abstractNum>
+  <w:abstractNum w:abstractNumId="42" w15:restartNumberingAfterBreak="0">
     <w:nsid w:val="6F945838"/>
     <w:multiLevelType w:val="multilevel"/>
     <w:tmpl w:val="495CE530"/>
@@ -4312,7 +9875,120 @@
       </w:rPr>
     </w:lvl>
   </w:abstractNum>
-  <w:abstractNum w:abstractNumId="29" w15:restartNumberingAfterBreak="0">
+  <w:abstractNum w:abstractNumId="43" w15:restartNumberingAfterBreak="0">
+    <w:nsid w:val="704005B9"/>
+    <w:multiLevelType w:val="hybridMultilevel"/>
+    <w:tmpl w:val="79A07628"/>
+    <w:lvl w:ilvl="0" w:tplc="04090001">
+      <w:start w:val="1"/>
+      <w:numFmt w:val="bullet"/>
+      <w:lvlText w:val=""/>
+      <w:lvlJc w:val="left"/>
+      <w:pPr>
+        <w:ind w:left="720" w:hanging="360"/>
+      </w:pPr>
+      <w:rPr>
+        <w:rFonts w:ascii="Symbol" w:hAnsi="Symbol" w:hint="default"/>
+      </w:rPr>
+    </w:lvl>
+    <w:lvl w:ilvl="1" w:tplc="04090003" w:tentative="1">
+      <w:start w:val="1"/>
+      <w:numFmt w:val="bullet"/>
+      <w:lvlText w:val="o"/>
+      <w:lvlJc w:val="left"/>
+      <w:pPr>
+        <w:ind w:left="1440" w:hanging="360"/>
+      </w:pPr>
+      <w:rPr>
+        <w:rFonts w:ascii="Courier New" w:hAnsi="Courier New" w:cs="Courier New" w:hint="default"/>
+      </w:rPr>
+    </w:lvl>
+    <w:lvl w:ilvl="2" w:tplc="04090005" w:tentative="1">
+      <w:start w:val="1"/>
+      <w:numFmt w:val="bullet"/>
+      <w:lvlText w:val=""/>
+      <w:lvlJc w:val="left"/>
+      <w:pPr>
+        <w:ind w:left="2160" w:hanging="360"/>
+      </w:pPr>
+      <w:rPr>
+        <w:rFonts w:ascii="Wingdings" w:hAnsi="Wingdings" w:hint="default"/>
+      </w:rPr>
+    </w:lvl>
+    <w:lvl w:ilvl="3" w:tplc="04090001" w:tentative="1">
+      <w:start w:val="1"/>
+      <w:numFmt w:val="bullet"/>
+      <w:lvlText w:val=""/>
+      <w:lvlJc w:val="left"/>
+      <w:pPr>
+        <w:ind w:left="2880" w:hanging="360"/>
+      </w:pPr>
+      <w:rPr>
+        <w:rFonts w:ascii="Symbol" w:hAnsi="Symbol" w:hint="default"/>
+      </w:rPr>
+    </w:lvl>
+    <w:lvl w:ilvl="4" w:tplc="04090003" w:tentative="1">
+      <w:start w:val="1"/>
+      <w:numFmt w:val="bullet"/>
+      <w:lvlText w:val="o"/>
+      <w:lvlJc w:val="left"/>
+      <w:pPr>
+        <w:ind w:left="3600" w:hanging="360"/>
+      </w:pPr>
+      <w:rPr>
+        <w:rFonts w:ascii="Courier New" w:hAnsi="Courier New" w:cs="Courier New" w:hint="default"/>
+      </w:rPr>
+    </w:lvl>
+    <w:lvl w:ilvl="5" w:tplc="04090005" w:tentative="1">
+      <w:start w:val="1"/>
+      <w:numFmt w:val="bullet"/>
+      <w:lvlText w:val=""/>
+      <w:lvlJc w:val="left"/>
+      <w:pPr>
+        <w:ind w:left="4320" w:hanging="360"/>
+      </w:pPr>
+      <w:rPr>
+        <w:rFonts w:ascii="Wingdings" w:hAnsi="Wingdings" w:hint="default"/>
+      </w:rPr>
+    </w:lvl>
+    <w:lvl w:ilvl="6" w:tplc="04090001" w:tentative="1">
+      <w:start w:val="1"/>
+      <w:numFmt w:val="bullet"/>
+      <w:lvlText w:val=""/>
+      <w:lvlJc w:val="left"/>
+      <w:pPr>
+        <w:ind w:left="5040" w:hanging="360"/>
+      </w:pPr>
+      <w:rPr>
+        <w:rFonts w:ascii="Symbol" w:hAnsi="Symbol" w:hint="default"/>
+      </w:rPr>
+    </w:lvl>
+    <w:lvl w:ilvl="7" w:tplc="04090003" w:tentative="1">
+      <w:start w:val="1"/>
+      <w:numFmt w:val="bullet"/>
+      <w:lvlText w:val="o"/>
+      <w:lvlJc w:val="left"/>
+      <w:pPr>
+        <w:ind w:left="5760" w:hanging="360"/>
+      </w:pPr>
+      <w:rPr>
+        <w:rFonts w:ascii="Courier New" w:hAnsi="Courier New" w:cs="Courier New" w:hint="default"/>
+      </w:rPr>
+    </w:lvl>
+    <w:lvl w:ilvl="8" w:tplc="04090005" w:tentative="1">
+      <w:start w:val="1"/>
+      <w:numFmt w:val="bullet"/>
+      <w:lvlText w:val=""/>
+      <w:lvlJc w:val="left"/>
+      <w:pPr>
+        <w:ind w:left="6480" w:hanging="360"/>
+      </w:pPr>
+      <w:rPr>
+        <w:rFonts w:ascii="Wingdings" w:hAnsi="Wingdings" w:hint="default"/>
+      </w:rPr>
+    </w:lvl>
+  </w:abstractNum>
+  <w:abstractNum w:abstractNumId="44" w15:restartNumberingAfterBreak="0">
     <w:nsid w:val="73CB7D3B"/>
     <w:multiLevelType w:val="multilevel"/>
     <w:tmpl w:val="4C1890F8"/>
@@ -4462,124 +10138,169 @@
     </w:lvl>
   </w:abstractNum>
   <w:num w:numId="1" w16cid:durableId="1228758326">
-    <w:abstractNumId w:val="13"/>
+    <w:abstractNumId w:val="15"/>
   </w:num>
   <w:num w:numId="2" w16cid:durableId="2088140449">
-    <w:abstractNumId w:val="13"/>
+    <w:abstractNumId w:val="15"/>
   </w:num>
   <w:num w:numId="3" w16cid:durableId="1616669810">
-    <w:abstractNumId w:val="13"/>
+    <w:abstractNumId w:val="15"/>
   </w:num>
   <w:num w:numId="4" w16cid:durableId="1268274593">
-    <w:abstractNumId w:val="13"/>
+    <w:abstractNumId w:val="15"/>
   </w:num>
   <w:num w:numId="5" w16cid:durableId="112410677">
-    <w:abstractNumId w:val="12"/>
+    <w:abstractNumId w:val="14"/>
   </w:num>
   <w:num w:numId="6" w16cid:durableId="968241447">
-    <w:abstractNumId w:val="12"/>
+    <w:abstractNumId w:val="14"/>
   </w:num>
   <w:num w:numId="7" w16cid:durableId="1880314438">
-    <w:abstractNumId w:val="12"/>
+    <w:abstractNumId w:val="14"/>
   </w:num>
   <w:num w:numId="8" w16cid:durableId="466632051">
-    <w:abstractNumId w:val="12"/>
+    <w:abstractNumId w:val="14"/>
   </w:num>
   <w:num w:numId="9" w16cid:durableId="1045257717">
-    <w:abstractNumId w:val="12"/>
+    <w:abstractNumId w:val="14"/>
   </w:num>
   <w:num w:numId="10" w16cid:durableId="678702791">
-    <w:abstractNumId w:val="12"/>
+    <w:abstractNumId w:val="14"/>
   </w:num>
   <w:num w:numId="11" w16cid:durableId="380592594">
-    <w:abstractNumId w:val="12"/>
+    <w:abstractNumId w:val="14"/>
   </w:num>
   <w:num w:numId="12" w16cid:durableId="1425806120">
-    <w:abstractNumId w:val="12"/>
+    <w:abstractNumId w:val="14"/>
   </w:num>
   <w:num w:numId="13" w16cid:durableId="303201118">
-    <w:abstractNumId w:val="1"/>
+    <w:abstractNumId w:val="2"/>
   </w:num>
   <w:num w:numId="14" w16cid:durableId="1403987241">
-    <w:abstractNumId w:val="18"/>
+    <w:abstractNumId w:val="25"/>
   </w:num>
   <w:num w:numId="15" w16cid:durableId="624234503">
-    <w:abstractNumId w:val="26"/>
+    <w:abstractNumId w:val="37"/>
   </w:num>
   <w:num w:numId="16" w16cid:durableId="396561218">
-    <w:abstractNumId w:val="8"/>
+    <w:abstractNumId w:val="9"/>
   </w:num>
   <w:num w:numId="17" w16cid:durableId="881137172">
-    <w:abstractNumId w:val="3"/>
+    <w:abstractNumId w:val="4"/>
   </w:num>
   <w:num w:numId="18" w16cid:durableId="1109471230">
-    <w:abstractNumId w:val="9"/>
+    <w:abstractNumId w:val="10"/>
   </w:num>
   <w:num w:numId="19" w16cid:durableId="1443963469">
-    <w:abstractNumId w:val="24"/>
+    <w:abstractNumId w:val="34"/>
   </w:num>
   <w:num w:numId="20" w16cid:durableId="1061826452">
-    <w:abstractNumId w:val="10"/>
+    <w:abstractNumId w:val="11"/>
   </w:num>
   <w:num w:numId="21" w16cid:durableId="2056541057">
     <w:abstractNumId w:val="0"/>
   </w:num>
   <w:num w:numId="22" w16cid:durableId="729424113">
+    <w:abstractNumId w:val="26"/>
+  </w:num>
+  <w:num w:numId="23" w16cid:durableId="2099518636">
+    <w:abstractNumId w:val="39"/>
+  </w:num>
+  <w:num w:numId="24" w16cid:durableId="317730152">
+    <w:abstractNumId w:val="17"/>
+  </w:num>
+  <w:num w:numId="25" w16cid:durableId="1660302846">
+    <w:abstractNumId w:val="5"/>
+  </w:num>
+  <w:num w:numId="26" w16cid:durableId="681666931">
+    <w:abstractNumId w:val="7"/>
+  </w:num>
+  <w:num w:numId="27" w16cid:durableId="197426620">
     <w:abstractNumId w:val="19"/>
   </w:num>
-  <w:num w:numId="23" w16cid:durableId="2099518636">
+  <w:num w:numId="28" w16cid:durableId="267742690">
+    <w:abstractNumId w:val="44"/>
+  </w:num>
+  <w:num w:numId="29" w16cid:durableId="742024429">
     <w:abstractNumId w:val="27"/>
   </w:num>
-  <w:num w:numId="24" w16cid:durableId="317730152">
-    <w:abstractNumId w:val="14"/>
-  </w:num>
-  <w:num w:numId="25" w16cid:durableId="1660302846">
-    <w:abstractNumId w:val="4"/>
-  </w:num>
-  <w:num w:numId="26" w16cid:durableId="681666931">
+  <w:num w:numId="30" w16cid:durableId="1324431758">
     <w:abstractNumId w:val="6"/>
   </w:num>
-  <w:num w:numId="27" w16cid:durableId="197426620">
+  <w:num w:numId="31" w16cid:durableId="2102334395">
+    <w:abstractNumId w:val="22"/>
+  </w:num>
+  <w:num w:numId="32" w16cid:durableId="1624769434">
+    <w:abstractNumId w:val="3"/>
+  </w:num>
+  <w:num w:numId="33" w16cid:durableId="907805768">
+    <w:abstractNumId w:val="30"/>
+  </w:num>
+  <w:num w:numId="34" w16cid:durableId="1237283903">
+    <w:abstractNumId w:val="33"/>
+  </w:num>
+  <w:num w:numId="35" w16cid:durableId="505752404">
+    <w:abstractNumId w:val="31"/>
+  </w:num>
+  <w:num w:numId="36" w16cid:durableId="955137899">
+    <w:abstractNumId w:val="36"/>
+  </w:num>
+  <w:num w:numId="37" w16cid:durableId="861668324">
+    <w:abstractNumId w:val="12"/>
+  </w:num>
+  <w:num w:numId="38" w16cid:durableId="2067606761">
+    <w:abstractNumId w:val="42"/>
+  </w:num>
+  <w:num w:numId="39" w16cid:durableId="401298794">
+    <w:abstractNumId w:val="18"/>
+  </w:num>
+  <w:num w:numId="40" w16cid:durableId="1601066817">
+    <w:abstractNumId w:val="8"/>
+  </w:num>
+  <w:num w:numId="41" w16cid:durableId="1806465156">
     <w:abstractNumId w:val="16"/>
   </w:num>
-  <w:num w:numId="28" w16cid:durableId="267742690">
-    <w:abstractNumId w:val="29"/>
+  <w:num w:numId="42" w16cid:durableId="1982884029">
+    <w:abstractNumId w:val="28"/>
   </w:num>
-  <w:num w:numId="29" w16cid:durableId="742024429">
+  <w:num w:numId="43" w16cid:durableId="1451896527">
+    <w:abstractNumId w:val="24"/>
+  </w:num>
+  <w:num w:numId="44" w16cid:durableId="812722374">
+    <w:abstractNumId w:val="32"/>
+  </w:num>
+  <w:num w:numId="45" w16cid:durableId="1610313247">
+    <w:abstractNumId w:val="1"/>
+  </w:num>
+  <w:num w:numId="46" w16cid:durableId="730929278">
+    <w:abstractNumId w:val="38"/>
+  </w:num>
+  <w:num w:numId="47" w16cid:durableId="1449592455">
     <w:abstractNumId w:val="20"/>
   </w:num>
-  <w:num w:numId="30" w16cid:durableId="1324431758">
-    <w:abstractNumId w:val="5"/>
-  </w:num>
-  <w:num w:numId="31" w16cid:durableId="2102334395">
-    <w:abstractNumId w:val="17"/>
-  </w:num>
-  <w:num w:numId="32" w16cid:durableId="1624769434">
-    <w:abstractNumId w:val="2"/>
-  </w:num>
-  <w:num w:numId="33" w16cid:durableId="907805768">
+  <w:num w:numId="48" w16cid:durableId="1352950111">
     <w:abstractNumId w:val="21"/>
   </w:num>
-  <w:num w:numId="34" w16cid:durableId="1237283903">
+  <w:num w:numId="49" w16cid:durableId="778372939">
+    <w:abstractNumId w:val="43"/>
+  </w:num>
+  <w:num w:numId="50" w16cid:durableId="872380921">
+    <w:abstractNumId w:val="41"/>
+  </w:num>
+  <w:num w:numId="51" w16cid:durableId="1443498482">
+    <w:abstractNumId w:val="35"/>
+  </w:num>
+  <w:num w:numId="52" w16cid:durableId="1879775504">
     <w:abstractNumId w:val="23"/>
   </w:num>
-  <w:num w:numId="35" w16cid:durableId="505752404">
-    <w:abstractNumId w:val="22"/>
+  <w:num w:numId="53" w16cid:durableId="203449513">
+    <w:abstractNumId w:val="13"/>
   </w:num>
-  <w:num w:numId="36" w16cid:durableId="955137899">
-    <w:abstractNumId w:val="25"/>
+  <w:num w:numId="54" w16cid:durableId="1631747189">
+    <w:abstractNumId w:val="40"/>
   </w:num>
-  <w:num w:numId="37" w16cid:durableId="861668324">
-    <w:abstractNumId w:val="11"/>
-  </w:num>
-  <w:num w:numId="38" w16cid:durableId="2067606761">
-    <w:abstractNumId w:val="28"/>
-  </w:num>
-  <w:num w:numId="39" w16cid:durableId="401298794">
-    <w:abstractNumId w:val="15"/>
-  </w:num>
-  <w:num w:numId="40" w16cid:durableId="1601066817">
-    <w:abstractNumId w:val="7"/>
+  <w:num w:numId="55" w16cid:durableId="829100847">
+    <w:abstractNumId w:val="29"/>
   </w:num>
 </w:numbering>
 </file>
@@ -5202,6 +10923,7 @@
   <w:style w:type="character" w:default="1" w:styleId="DefaultParagraphFont">
     <w:name w:val="Default Paragraph Font"/>
     <w:uiPriority w:val="1"/>
+    <w:semiHidden/>
     <w:unhideWhenUsed/>
   </w:style>
   <w:style w:type="table" w:default="1" w:styleId="TableNormal">
@@ -5531,6 +11253,50 @@
       <w:color w:val="666666"/>
     </w:rPr>
   </w:style>
+  <w:style w:type="paragraph" w:customStyle="1" w:styleId="ng-star-inserted">
+    <w:name w:val="ng-star-inserted"/>
+    <w:basedOn w:val="Normal"/>
+    <w:rsid w:val="00AE772F"/>
+    <w:pPr>
+      <w:spacing w:before="100" w:beforeAutospacing="1" w:after="100" w:afterAutospacing="1" w:line="240" w:lineRule="auto"/>
+      <w:jc w:val="left"/>
+    </w:pPr>
+    <w:rPr>
+      <w:rFonts w:ascii="Times New Roman" w:eastAsia="Times New Roman" w:hAnsi="Times New Roman" w:cs="Times New Roman"/>
+      <w:kern w:val="0"/>
+      <w:szCs w:val="24"/>
+      <w14:ligatures w14:val="none"/>
+    </w:rPr>
+  </w:style>
+  <w:style w:type="character" w:customStyle="1" w:styleId="ng-star-inserted1">
+    <w:name w:val="ng-star-inserted1"/>
+    <w:basedOn w:val="DefaultParagraphFont"/>
+    <w:rsid w:val="00AE772F"/>
+  </w:style>
+  <w:style w:type="character" w:customStyle="1" w:styleId="inline-code">
+    <w:name w:val="inline-code"/>
+    <w:basedOn w:val="DefaultParagraphFont"/>
+    <w:rsid w:val="00AE772F"/>
+  </w:style>
+  <w:style w:type="table" w:styleId="TableGrid">
+    <w:name w:val="Table Grid"/>
+    <w:basedOn w:val="TableNormal"/>
+    <w:uiPriority w:val="39"/>
+    <w:rsid w:val="008F5E59"/>
+    <w:pPr>
+      <w:spacing w:after="0" w:line="240" w:lineRule="auto"/>
+    </w:pPr>
+    <w:tblPr>
+      <w:tblBorders>
+        <w:top w:val="single" w:sz="4" w:space="0" w:color="auto"/>
+        <w:left w:val="single" w:sz="4" w:space="0" w:color="auto"/>
+        <w:bottom w:val="single" w:sz="4" w:space="0" w:color="auto"/>
+        <w:right w:val="single" w:sz="4" w:space="0" w:color="auto"/>
+        <w:insideH w:val="single" w:sz="4" w:space="0" w:color="auto"/>
+        <w:insideV w:val="single" w:sz="4" w:space="0" w:color="auto"/>
+      </w:tblBorders>
+    </w:tblPr>
+  </w:style>
 </w:styles>
 </file>
 

--- a/Plan_MultivendorMarketplace.docx
+++ b/Plan_MultivendorMarketplace.docx
@@ -16706,7 +16706,7 @@
         <w:pStyle w:val="ListParagraph"/>
         <w:numPr>
           <w:ilvl w:val="0"/>
-          <w:numId w:val="52"/>
+          <w:numId w:val="49"/>
         </w:numPr>
       </w:pPr>
       <w:r>
@@ -16721,7 +16721,7 @@
         <w:pStyle w:val="ListParagraph"/>
         <w:numPr>
           <w:ilvl w:val="0"/>
-          <w:numId w:val="52"/>
+          <w:numId w:val="49"/>
         </w:numPr>
       </w:pPr>
       <w:r>
@@ -16747,7 +16747,7 @@
         <w:pStyle w:val="ListParagraph"/>
         <w:numPr>
           <w:ilvl w:val="0"/>
-          <w:numId w:val="53"/>
+          <w:numId w:val="50"/>
         </w:numPr>
       </w:pPr>
       <w:r>
@@ -16762,7 +16762,7 @@
         <w:pStyle w:val="ListParagraph"/>
         <w:numPr>
           <w:ilvl w:val="0"/>
-          <w:numId w:val="53"/>
+          <w:numId w:val="50"/>
         </w:numPr>
       </w:pPr>
       <w:r>
@@ -16798,7 +16798,7 @@
         <w:pStyle w:val="ListParagraph"/>
         <w:numPr>
           <w:ilvl w:val="0"/>
-          <w:numId w:val="54"/>
+          <w:numId w:val="51"/>
         </w:numPr>
       </w:pPr>
       <w:r>
@@ -16810,7 +16810,7 @@
         <w:pStyle w:val="ListParagraph"/>
         <w:numPr>
           <w:ilvl w:val="1"/>
-          <w:numId w:val="54"/>
+          <w:numId w:val="51"/>
         </w:numPr>
         <w:ind w:left="1080"/>
       </w:pPr>
@@ -16823,7 +16823,7 @@
         <w:pStyle w:val="ListParagraph"/>
         <w:numPr>
           <w:ilvl w:val="1"/>
-          <w:numId w:val="54"/>
+          <w:numId w:val="51"/>
         </w:numPr>
         <w:ind w:left="1080"/>
       </w:pPr>
@@ -16836,7 +16836,7 @@
         <w:pStyle w:val="ListParagraph"/>
         <w:numPr>
           <w:ilvl w:val="0"/>
-          <w:numId w:val="54"/>
+          <w:numId w:val="51"/>
         </w:numPr>
       </w:pPr>
       <w:r>
@@ -16848,7 +16848,7 @@
         <w:pStyle w:val="ListParagraph"/>
         <w:numPr>
           <w:ilvl w:val="1"/>
-          <w:numId w:val="54"/>
+          <w:numId w:val="51"/>
         </w:numPr>
         <w:ind w:left="1080"/>
       </w:pPr>
@@ -16875,7 +16875,7 @@
         <w:pStyle w:val="ListParagraph"/>
         <w:numPr>
           <w:ilvl w:val="1"/>
-          <w:numId w:val="54"/>
+          <w:numId w:val="51"/>
         </w:numPr>
         <w:ind w:left="1080"/>
       </w:pPr>
@@ -16976,7 +16976,7 @@
         <w:pStyle w:val="ListParagraph"/>
         <w:numPr>
           <w:ilvl w:val="0"/>
-          <w:numId w:val="55"/>
+          <w:numId w:val="52"/>
         </w:numPr>
       </w:pPr>
       <w:r>
@@ -16988,7 +16988,7 @@
         <w:pStyle w:val="ListParagraph"/>
         <w:numPr>
           <w:ilvl w:val="0"/>
-          <w:numId w:val="55"/>
+          <w:numId w:val="52"/>
         </w:numPr>
       </w:pPr>
       <w:r>
@@ -17065,7 +17065,7 @@
         <w:pStyle w:val="ListParagraph"/>
         <w:numPr>
           <w:ilvl w:val="0"/>
-          <w:numId w:val="56"/>
+          <w:numId w:val="53"/>
         </w:numPr>
       </w:pPr>
       <w:r>
@@ -17077,7 +17077,7 @@
         <w:pStyle w:val="ListParagraph"/>
         <w:numPr>
           <w:ilvl w:val="0"/>
-          <w:numId w:val="56"/>
+          <w:numId w:val="53"/>
         </w:numPr>
       </w:pPr>
       <w:r>
@@ -17154,7 +17154,7 @@
         <w:pStyle w:val="ListParagraph"/>
         <w:numPr>
           <w:ilvl w:val="0"/>
-          <w:numId w:val="57"/>
+          <w:numId w:val="54"/>
         </w:numPr>
       </w:pPr>
       <w:r>
@@ -17166,7 +17166,7 @@
         <w:pStyle w:val="ListParagraph"/>
         <w:numPr>
           <w:ilvl w:val="0"/>
-          <w:numId w:val="57"/>
+          <w:numId w:val="54"/>
         </w:numPr>
       </w:pPr>
       <w:r>
@@ -17433,9 +17433,604 @@
         <w:t>Thiết kế Queue System</w:t>
       </w:r>
     </w:p>
+    <w:p>
+      <w:r>
+        <w:t>Làm 3 queue</w:t>
+      </w:r>
+    </w:p>
+    <w:tbl>
+      <w:tblPr>
+        <w:tblStyle w:val="TableGrid"/>
+        <w:tblW w:w="0" w:type="auto"/>
+        <w:tblLook w:val="04A0" w:firstRow="1" w:lastRow="0" w:firstColumn="1" w:lastColumn="0" w:noHBand="0" w:noVBand="1"/>
+      </w:tblPr>
+      <w:tblGrid>
+        <w:gridCol w:w="10790"/>
+      </w:tblGrid>
+      <w:tr>
+        <w:tc>
+          <w:tcPr>
+            <w:tcW w:w="10790" w:type="dxa"/>
+            <w:tcBorders>
+              <w:top w:val="nil"/>
+              <w:left w:val="nil"/>
+              <w:bottom w:val="nil"/>
+              <w:right w:val="nil"/>
+            </w:tcBorders>
+            <w:shd w:val="clear" w:color="auto" w:fill="D9D9D9" w:themeFill="background1" w:themeFillShade="D9"/>
+          </w:tcPr>
+          <w:p>
+            <w:pPr>
+              <w:rPr>
+                <w:rFonts w:ascii="Courier New" w:hAnsi="Courier New" w:cs="Courier New"/>
+                <w:sz w:val="20"/>
+                <w:szCs w:val="20"/>
+              </w:rPr>
+            </w:pPr>
+            <w:r>
+              <w:rPr>
+                <w:rFonts w:ascii="Courier New" w:hAnsi="Courier New" w:cs="Courier New"/>
+                <w:sz w:val="20"/>
+                <w:szCs w:val="20"/>
+              </w:rPr>
+              <w:t>mail-queue</w:t>
+            </w:r>
+          </w:p>
+          <w:p>
+            <w:pPr>
+              <w:rPr>
+                <w:rFonts w:ascii="Courier New" w:hAnsi="Courier New" w:cs="Courier New"/>
+                <w:sz w:val="20"/>
+                <w:szCs w:val="20"/>
+              </w:rPr>
+            </w:pPr>
+            <w:r>
+              <w:rPr>
+                <w:rFonts w:ascii="Courier New" w:hAnsi="Courier New" w:cs="Courier New"/>
+                <w:sz w:val="20"/>
+                <w:szCs w:val="20"/>
+              </w:rPr>
+              <w:t>notification-queue</w:t>
+            </w:r>
+          </w:p>
+          <w:p>
+            <w:r>
+              <w:rPr>
+                <w:rFonts w:ascii="Courier New" w:hAnsi="Courier New" w:cs="Courier New"/>
+                <w:sz w:val="20"/>
+                <w:szCs w:val="20"/>
+              </w:rPr>
+              <w:t>analytics-queue</w:t>
+            </w:r>
+          </w:p>
+        </w:tc>
+      </w:tr>
+    </w:tbl>
     <w:p/>
     <w:p>
       <w:pPr>
+        <w:pStyle w:val="Heading2"/>
+      </w:pPr>
+      <w:r>
+        <w:t>Thiết kế Job</w:t>
+      </w:r>
+    </w:p>
+    <w:p>
+      <w:r>
+        <w:t>Tách Job theo name.</w:t>
+      </w:r>
+    </w:p>
+    <w:tbl>
+      <w:tblPr>
+        <w:tblStyle w:val="TableGrid"/>
+        <w:tblW w:w="0" w:type="auto"/>
+        <w:tblLook w:val="04A0" w:firstRow="1" w:lastRow="0" w:firstColumn="1" w:lastColumn="0" w:noHBand="0" w:noVBand="1"/>
+      </w:tblPr>
+      <w:tblGrid>
+        <w:gridCol w:w="10790"/>
+      </w:tblGrid>
+      <w:tr>
+        <w:tc>
+          <w:tcPr>
+            <w:tcW w:w="10790" w:type="dxa"/>
+            <w:tcBorders>
+              <w:top w:val="nil"/>
+              <w:left w:val="nil"/>
+              <w:bottom w:val="nil"/>
+              <w:right w:val="nil"/>
+            </w:tcBorders>
+            <w:shd w:val="clear" w:color="auto" w:fill="D9D9D9" w:themeFill="background1" w:themeFillShade="D9"/>
+          </w:tcPr>
+          <w:p>
+            <w:pPr>
+              <w:rPr>
+                <w:rFonts w:ascii="Courier New" w:hAnsi="Courier New" w:cs="Courier New"/>
+                <w:sz w:val="20"/>
+                <w:szCs w:val="20"/>
+              </w:rPr>
+            </w:pPr>
+            <w:r>
+              <w:rPr>
+                <w:rFonts w:ascii="Courier New" w:hAnsi="Courier New" w:cs="Courier New"/>
+                <w:sz w:val="20"/>
+                <w:szCs w:val="20"/>
+              </w:rPr>
+              <w:t>{</w:t>
+            </w:r>
+          </w:p>
+          <w:p>
+            <w:pPr>
+              <w:rPr>
+                <w:rFonts w:ascii="Courier New" w:hAnsi="Courier New" w:cs="Courier New"/>
+                <w:sz w:val="20"/>
+                <w:szCs w:val="20"/>
+              </w:rPr>
+            </w:pPr>
+            <w:r>
+              <w:rPr>
+                <w:rFonts w:ascii="Courier New" w:hAnsi="Courier New" w:cs="Courier New"/>
+                <w:sz w:val="20"/>
+                <w:szCs w:val="20"/>
+              </w:rPr>
+              <w:lastRenderedPageBreak/>
+              <w:t xml:space="preserve">  type: 'ORDER_CONFIRMATION',</w:t>
+            </w:r>
+          </w:p>
+          <w:p>
+            <w:pPr>
+              <w:rPr>
+                <w:rFonts w:ascii="Courier New" w:hAnsi="Courier New" w:cs="Courier New"/>
+                <w:sz w:val="20"/>
+                <w:szCs w:val="20"/>
+              </w:rPr>
+            </w:pPr>
+            <w:r>
+              <w:rPr>
+                <w:rFonts w:ascii="Courier New" w:hAnsi="Courier New" w:cs="Courier New"/>
+                <w:sz w:val="20"/>
+                <w:szCs w:val="20"/>
+              </w:rPr>
+              <w:t xml:space="preserve">  payload: {</w:t>
+            </w:r>
+          </w:p>
+          <w:p>
+            <w:pPr>
+              <w:rPr>
+                <w:rFonts w:ascii="Courier New" w:hAnsi="Courier New" w:cs="Courier New"/>
+                <w:sz w:val="20"/>
+                <w:szCs w:val="20"/>
+              </w:rPr>
+            </w:pPr>
+            <w:r>
+              <w:rPr>
+                <w:rFonts w:ascii="Courier New" w:hAnsi="Courier New" w:cs="Courier New"/>
+                <w:sz w:val="20"/>
+                <w:szCs w:val="20"/>
+              </w:rPr>
+              <w:t xml:space="preserve">    email,</w:t>
+            </w:r>
+          </w:p>
+          <w:p>
+            <w:pPr>
+              <w:rPr>
+                <w:rFonts w:ascii="Courier New" w:hAnsi="Courier New" w:cs="Courier New"/>
+                <w:sz w:val="20"/>
+                <w:szCs w:val="20"/>
+              </w:rPr>
+            </w:pPr>
+            <w:r>
+              <w:rPr>
+                <w:rFonts w:ascii="Courier New" w:hAnsi="Courier New" w:cs="Courier New"/>
+                <w:sz w:val="20"/>
+                <w:szCs w:val="20"/>
+              </w:rPr>
+              <w:t xml:space="preserve">    orderId,</w:t>
+            </w:r>
+          </w:p>
+          <w:p>
+            <w:pPr>
+              <w:rPr>
+                <w:rFonts w:ascii="Courier New" w:hAnsi="Courier New" w:cs="Courier New"/>
+                <w:sz w:val="20"/>
+                <w:szCs w:val="20"/>
+              </w:rPr>
+            </w:pPr>
+            <w:r>
+              <w:rPr>
+                <w:rFonts w:ascii="Courier New" w:hAnsi="Courier New" w:cs="Courier New"/>
+                <w:sz w:val="20"/>
+                <w:szCs w:val="20"/>
+              </w:rPr>
+              <w:t xml:space="preserve">    ...</w:t>
+            </w:r>
+          </w:p>
+          <w:p>
+            <w:pPr>
+              <w:rPr>
+                <w:rFonts w:ascii="Courier New" w:hAnsi="Courier New" w:cs="Courier New"/>
+                <w:sz w:val="20"/>
+                <w:szCs w:val="20"/>
+              </w:rPr>
+            </w:pPr>
+            <w:r>
+              <w:rPr>
+                <w:rFonts w:ascii="Courier New" w:hAnsi="Courier New" w:cs="Courier New"/>
+                <w:sz w:val="20"/>
+                <w:szCs w:val="20"/>
+              </w:rPr>
+              <w:t xml:space="preserve">  }</w:t>
+            </w:r>
+          </w:p>
+          <w:p>
+            <w:r>
+              <w:rPr>
+                <w:rFonts w:ascii="Courier New" w:hAnsi="Courier New" w:cs="Courier New"/>
+                <w:sz w:val="20"/>
+                <w:szCs w:val="20"/>
+              </w:rPr>
+              <w:t>}</w:t>
+            </w:r>
+          </w:p>
+        </w:tc>
+      </w:tr>
+    </w:tbl>
+    <w:p/>
+    <w:p>
+      <w:pPr>
+        <w:pStyle w:val="Heading2"/>
+      </w:pPr>
+      <w:r>
+        <w:t>Mail service design</w:t>
+      </w:r>
+    </w:p>
+    <w:p>
+      <w:pPr>
+        <w:pStyle w:val="Heading3"/>
+      </w:pPr>
+      <w:r>
+        <w:t>Core email service</w:t>
+      </w:r>
+    </w:p>
+    <w:p>
+      <w:pPr>
+        <w:pStyle w:val="ListParagraph"/>
+        <w:numPr>
+          <w:ilvl w:val="0"/>
+          <w:numId w:val="62"/>
+        </w:numPr>
+      </w:pPr>
+      <w:r>
+        <w:t>Gửi mail (nodemailer/resend).</w:t>
+      </w:r>
+    </w:p>
+    <w:p>
+      <w:pPr>
+        <w:pStyle w:val="Heading3"/>
+      </w:pPr>
+      <w:r>
+        <w:t>Template system</w:t>
+      </w:r>
+    </w:p>
+    <w:tbl>
+      <w:tblPr>
+        <w:tblStyle w:val="TableGrid"/>
+        <w:tblW w:w="0" w:type="auto"/>
+        <w:tblLook w:val="04A0" w:firstRow="1" w:lastRow="0" w:firstColumn="1" w:lastColumn="0" w:noHBand="0" w:noVBand="1"/>
+      </w:tblPr>
+      <w:tblGrid>
+        <w:gridCol w:w="10790"/>
+      </w:tblGrid>
+      <w:tr>
+        <w:tc>
+          <w:tcPr>
+            <w:tcW w:w="10790" w:type="dxa"/>
+            <w:tcBorders>
+              <w:top w:val="nil"/>
+              <w:left w:val="nil"/>
+              <w:bottom w:val="nil"/>
+              <w:right w:val="nil"/>
+            </w:tcBorders>
+            <w:shd w:val="clear" w:color="auto" w:fill="D9D9D9" w:themeFill="background1" w:themeFillShade="D9"/>
+          </w:tcPr>
+          <w:p>
+            <w:pPr>
+              <w:rPr>
+                <w:rFonts w:ascii="Courier New" w:hAnsi="Courier New" w:cs="Courier New"/>
+                <w:sz w:val="20"/>
+                <w:szCs w:val="20"/>
+              </w:rPr>
+            </w:pPr>
+            <w:r>
+              <w:rPr>
+                <w:rFonts w:ascii="Courier New" w:hAnsi="Courier New" w:cs="Courier New"/>
+                <w:sz w:val="20"/>
+                <w:szCs w:val="20"/>
+              </w:rPr>
+              <w:t>templates/</w:t>
+            </w:r>
+          </w:p>
+          <w:p>
+            <w:pPr>
+              <w:rPr>
+                <w:rFonts w:ascii="Courier New" w:hAnsi="Courier New" w:cs="Courier New"/>
+                <w:sz w:val="20"/>
+                <w:szCs w:val="20"/>
+              </w:rPr>
+            </w:pPr>
+            <w:r>
+              <w:rPr>
+                <w:rFonts w:ascii="Courier New" w:hAnsi="Courier New" w:cs="Courier New"/>
+                <w:sz w:val="20"/>
+                <w:szCs w:val="20"/>
+              </w:rPr>
+              <w:t xml:space="preserve">  order-confirmation.hbs</w:t>
+            </w:r>
+          </w:p>
+          <w:p>
+            <w:r>
+              <w:rPr>
+                <w:rFonts w:ascii="Courier New" w:hAnsi="Courier New" w:cs="Courier New"/>
+                <w:sz w:val="20"/>
+                <w:szCs w:val="20"/>
+              </w:rPr>
+              <w:t xml:space="preserve">  shop-approved.hbs</w:t>
+            </w:r>
+          </w:p>
+        </w:tc>
+      </w:tr>
+    </w:tbl>
+    <w:p/>
+    <w:p>
+      <w:r>
+        <w:t>Flow</w:t>
+      </w:r>
+    </w:p>
+    <w:tbl>
+      <w:tblPr>
+        <w:tblStyle w:val="TableGrid"/>
+        <w:tblW w:w="0" w:type="auto"/>
+        <w:tblLook w:val="04A0" w:firstRow="1" w:lastRow="0" w:firstColumn="1" w:lastColumn="0" w:noHBand="0" w:noVBand="1"/>
+      </w:tblPr>
+      <w:tblGrid>
+        <w:gridCol w:w="10790"/>
+      </w:tblGrid>
+      <w:tr>
+        <w:tc>
+          <w:tcPr>
+            <w:tcW w:w="10790" w:type="dxa"/>
+            <w:tcBorders>
+              <w:top w:val="nil"/>
+              <w:left w:val="nil"/>
+              <w:bottom w:val="nil"/>
+              <w:right w:val="nil"/>
+            </w:tcBorders>
+            <w:shd w:val="clear" w:color="auto" w:fill="D9D9D9" w:themeFill="background1" w:themeFillShade="D9"/>
+          </w:tcPr>
+          <w:p>
+            <w:pPr>
+              <w:rPr>
+                <w:rFonts w:ascii="Courier New" w:hAnsi="Courier New" w:cs="Courier New"/>
+                <w:sz w:val="20"/>
+                <w:szCs w:val="20"/>
+              </w:rPr>
+            </w:pPr>
+            <w:r>
+              <w:rPr>
+                <w:rFonts w:ascii="Courier New" w:hAnsi="Courier New" w:cs="Courier New"/>
+                <w:sz w:val="20"/>
+                <w:szCs w:val="20"/>
+              </w:rPr>
+              <w:t>Worker</w:t>
+            </w:r>
+          </w:p>
+          <w:p>
+            <w:pPr>
+              <w:rPr>
+                <w:rFonts w:ascii="Courier New" w:hAnsi="Courier New" w:cs="Courier New"/>
+                <w:sz w:val="20"/>
+                <w:szCs w:val="20"/>
+              </w:rPr>
+            </w:pPr>
+            <w:r>
+              <w:rPr>
+                <w:rFonts w:ascii="Courier New" w:hAnsi="Courier New" w:cs="Courier New"/>
+                <w:sz w:val="20"/>
+                <w:szCs w:val="20"/>
+              </w:rPr>
+              <w:t xml:space="preserve">  ↓</w:t>
+            </w:r>
+          </w:p>
+          <w:p>
+            <w:pPr>
+              <w:rPr>
+                <w:rFonts w:ascii="Courier New" w:hAnsi="Courier New" w:cs="Courier New"/>
+                <w:sz w:val="20"/>
+                <w:szCs w:val="20"/>
+              </w:rPr>
+            </w:pPr>
+            <w:r>
+              <w:rPr>
+                <w:rFonts w:ascii="Courier New" w:hAnsi="Courier New" w:cs="Courier New"/>
+                <w:sz w:val="20"/>
+                <w:szCs w:val="20"/>
+              </w:rPr>
+              <w:t>Render template</w:t>
+            </w:r>
+          </w:p>
+          <w:p>
+            <w:pPr>
+              <w:rPr>
+                <w:rFonts w:ascii="Courier New" w:hAnsi="Courier New" w:cs="Courier New"/>
+                <w:sz w:val="20"/>
+                <w:szCs w:val="20"/>
+              </w:rPr>
+            </w:pPr>
+            <w:r>
+              <w:rPr>
+                <w:rFonts w:ascii="Courier New" w:hAnsi="Courier New" w:cs="Courier New"/>
+                <w:sz w:val="20"/>
+                <w:szCs w:val="20"/>
+              </w:rPr>
+              <w:t xml:space="preserve">  ↓</w:t>
+            </w:r>
+          </w:p>
+          <w:p>
+            <w:r>
+              <w:rPr>
+                <w:rFonts w:ascii="Courier New" w:hAnsi="Courier New" w:cs="Courier New"/>
+                <w:sz w:val="20"/>
+                <w:szCs w:val="20"/>
+              </w:rPr>
+              <w:t>Send mail</w:t>
+            </w:r>
+          </w:p>
+        </w:tc>
+      </w:tr>
+    </w:tbl>
+    <w:p/>
+    <w:p>
+      <w:pPr>
+        <w:pStyle w:val="Heading2"/>
+      </w:pPr>
+      <w:r>
+        <w:t>Retry &amp; Failure strategy</w:t>
+      </w:r>
+    </w:p>
+    <w:p>
+      <w:r>
+        <w:t>BullMQ config:</w:t>
+      </w:r>
+    </w:p>
+    <w:p>
+      <w:pPr>
+        <w:pStyle w:val="ListParagraph"/>
+        <w:numPr>
+          <w:ilvl w:val="0"/>
+          <w:numId w:val="62"/>
+        </w:numPr>
+      </w:pPr>
+      <w:r>
+        <w:t xml:space="preserve">attempts: 3–5 </w:t>
+      </w:r>
+    </w:p>
+    <w:p>
+      <w:pPr>
+        <w:pStyle w:val="ListParagraph"/>
+        <w:numPr>
+          <w:ilvl w:val="0"/>
+          <w:numId w:val="62"/>
+        </w:numPr>
+      </w:pPr>
+      <w:r>
+        <w:t xml:space="preserve">backoff: exponential </w:t>
+      </w:r>
+    </w:p>
+    <w:p>
+      <w:r>
+        <w:t>Khi fail:</w:t>
+      </w:r>
+    </w:p>
+    <w:p>
+      <w:pPr>
+        <w:pStyle w:val="ListParagraph"/>
+        <w:numPr>
+          <w:ilvl w:val="0"/>
+          <w:numId w:val="63"/>
+        </w:numPr>
+      </w:pPr>
+      <w:r>
+        <w:t>log lại</w:t>
+      </w:r>
+    </w:p>
+    <w:p>
+      <w:pPr>
+        <w:pStyle w:val="ListParagraph"/>
+        <w:numPr>
+          <w:ilvl w:val="0"/>
+          <w:numId w:val="63"/>
+        </w:numPr>
+      </w:pPr>
+      <w:r>
+        <w:t>(optional) alert</w:t>
+      </w:r>
+    </w:p>
+    <w:p>
+      <w:pPr>
+        <w:pStyle w:val="Heading2"/>
+      </w:pPr>
+      <w:r>
+        <w:t>Monitoring</w:t>
+      </w:r>
+    </w:p>
+    <w:p>
+      <w:r>
+        <w:t>Tool:</w:t>
+      </w:r>
+    </w:p>
+    <w:p>
+      <w:pPr>
+        <w:pStyle w:val="ListParagraph"/>
+        <w:numPr>
+          <w:ilvl w:val="0"/>
+          <w:numId w:val="64"/>
+        </w:numPr>
+      </w:pPr>
+      <w:r>
+        <w:t xml:space="preserve">Bull Board </w:t>
+      </w:r>
+    </w:p>
+    <w:p>
+      <w:r>
+        <w:t>Bạn sẽ thấy:</w:t>
+      </w:r>
+    </w:p>
+    <w:p>
+      <w:pPr>
+        <w:pStyle w:val="ListParagraph"/>
+        <w:numPr>
+          <w:ilvl w:val="0"/>
+          <w:numId w:val="64"/>
+        </w:numPr>
+      </w:pPr>
+      <w:r>
+        <w:t>job pending</w:t>
+      </w:r>
+      <w:r>
+        <w:t>.</w:t>
+      </w:r>
+    </w:p>
+    <w:p>
+      <w:pPr>
+        <w:pStyle w:val="ListParagraph"/>
+        <w:numPr>
+          <w:ilvl w:val="0"/>
+          <w:numId w:val="64"/>
+        </w:numPr>
+      </w:pPr>
+      <w:r>
+        <w:t>job failed</w:t>
+      </w:r>
+      <w:r>
+        <w:t>.</w:t>
+      </w:r>
+    </w:p>
+    <w:p>
+      <w:pPr>
+        <w:pStyle w:val="ListParagraph"/>
+        <w:numPr>
+          <w:ilvl w:val="0"/>
+          <w:numId w:val="64"/>
+        </w:numPr>
+      </w:pPr>
+      <w:r>
+        <w:t>retry</w:t>
+      </w:r>
+      <w:r>
+        <w:t>.</w:t>
+      </w:r>
+    </w:p>
+    <w:p>
+      <w:pPr>
         <w:pStyle w:val="Heading1"/>
       </w:pPr>
       <w:r>
@@ -17453,36 +18048,354 @@
     <w:p>
       <w:pPr>
         <w:pStyle w:val="ListParagraph"/>
+        <w:numPr>
+          <w:ilvl w:val="0"/>
+          <w:numId w:val="55"/>
+        </w:numPr>
+      </w:pPr>
+      <w:r>
+        <w:t>refresh token rotation</w:t>
+      </w:r>
+      <w:r>
+        <w:t>.</w:t>
+      </w:r>
+    </w:p>
+    <w:p>
+      <w:pPr>
+        <w:pStyle w:val="ListParagraph"/>
+        <w:numPr>
+          <w:ilvl w:val="0"/>
+          <w:numId w:val="55"/>
+        </w:numPr>
+      </w:pPr>
+      <w:r>
+        <w:lastRenderedPageBreak/>
+        <w:t>email verify</w:t>
+      </w:r>
+      <w:r>
+        <w:t>.</w:t>
+      </w:r>
+    </w:p>
+    <w:p>
+      <w:pPr>
+        <w:pStyle w:val="ListParagraph"/>
+        <w:numPr>
+          <w:ilvl w:val="0"/>
+          <w:numId w:val="55"/>
+        </w:numPr>
+      </w:pPr>
+      <w:r>
+        <w:t xml:space="preserve">forgot password </w:t>
+      </w:r>
+    </w:p>
+    <w:p>
+      <w:pPr>
+        <w:pStyle w:val="Heading2"/>
+      </w:pPr>
+      <w:r>
+        <w:t>PAYMENT (RẤT QUAN TRỌNG)</w:t>
+      </w:r>
+    </w:p>
+    <w:p>
+      <w:pPr>
+        <w:pStyle w:val="ListParagraph"/>
+        <w:numPr>
+          <w:ilvl w:val="0"/>
+          <w:numId w:val="56"/>
+        </w:numPr>
+      </w:pPr>
+      <w:r>
+        <w:t>VNPay / Stripe</w:t>
+      </w:r>
+      <w:r>
+        <w:t>.</w:t>
+      </w:r>
+    </w:p>
+    <w:p>
+      <w:pPr>
+        <w:pStyle w:val="ListParagraph"/>
+        <w:numPr>
+          <w:ilvl w:val="0"/>
+          <w:numId w:val="56"/>
+        </w:numPr>
+      </w:pPr>
+      <w:r>
+        <w:t>webhook handling</w:t>
+      </w:r>
+      <w:r>
+        <w:t>.</w:t>
+      </w:r>
+    </w:p>
+    <w:p>
+      <w:pPr>
+        <w:pStyle w:val="Heading2"/>
+      </w:pPr>
+      <w:r>
+        <w:t>Notification system</w:t>
+      </w:r>
+    </w:p>
+    <w:p>
+      <w:pPr>
+        <w:pStyle w:val="ListParagraph"/>
+        <w:numPr>
+          <w:ilvl w:val="0"/>
+          <w:numId w:val="57"/>
+        </w:numPr>
+      </w:pPr>
+      <w:r>
+        <w:t>in-app notification</w:t>
+      </w:r>
+      <w:r>
+        <w:t>.</w:t>
+      </w:r>
+    </w:p>
+    <w:p>
+      <w:pPr>
+        <w:pStyle w:val="ListParagraph"/>
+        <w:numPr>
+          <w:ilvl w:val="0"/>
+          <w:numId w:val="57"/>
+        </w:numPr>
+      </w:pPr>
+      <w:r>
+        <w:t>websocket (real-time)</w:t>
+      </w:r>
+      <w:r>
+        <w:t>.</w:t>
+      </w:r>
+    </w:p>
+    <w:p>
+      <w:pPr>
+        <w:pStyle w:val="Heading2"/>
+      </w:pPr>
+      <w:r>
+        <w:t>Analytics nâng cao</w:t>
+      </w:r>
+    </w:p>
+    <w:p>
+      <w:pPr>
+        <w:pStyle w:val="ListParagraph"/>
+        <w:numPr>
+          <w:ilvl w:val="0"/>
+          <w:numId w:val="58"/>
+        </w:numPr>
+      </w:pPr>
+      <w:r>
+        <w:t>chart</w:t>
+      </w:r>
+      <w:r>
+        <w:t>.</w:t>
+      </w:r>
+    </w:p>
+    <w:p>
+      <w:pPr>
+        <w:pStyle w:val="ListParagraph"/>
+        <w:numPr>
+          <w:ilvl w:val="0"/>
+          <w:numId w:val="58"/>
+        </w:numPr>
+      </w:pPr>
+      <w:r>
+        <w:t>revenue theo ngày</w:t>
+      </w:r>
+      <w:r>
+        <w:t>.</w:t>
+      </w:r>
+    </w:p>
+    <w:p>
+      <w:pPr>
+        <w:pStyle w:val="Heading2"/>
+      </w:pPr>
+      <w:r>
+        <w:t>Performance</w:t>
+      </w:r>
+    </w:p>
+    <w:p>
+      <w:pPr>
+        <w:pStyle w:val="ListParagraph"/>
+        <w:numPr>
+          <w:ilvl w:val="0"/>
+          <w:numId w:val="59"/>
+        </w:numPr>
+      </w:pPr>
+      <w:r>
+        <w:t>rate limit</w:t>
+      </w:r>
+      <w:r>
+        <w:t>.</w:t>
+      </w:r>
+    </w:p>
+    <w:p>
+      <w:pPr>
+        <w:pStyle w:val="ListParagraph"/>
+        <w:numPr>
+          <w:ilvl w:val="0"/>
+          <w:numId w:val="59"/>
+        </w:numPr>
+      </w:pPr>
+      <w:r>
+        <w:t>query optimization</w:t>
+      </w:r>
+      <w:r>
+        <w:t>.</w:t>
+      </w:r>
+    </w:p>
+    <w:p>
+      <w:pPr>
+        <w:pStyle w:val="Heading2"/>
+      </w:pPr>
+      <w:r>
+        <w:t>Testing</w:t>
+      </w:r>
+    </w:p>
+    <w:p>
+      <w:pPr>
+        <w:pStyle w:val="ListParagraph"/>
+        <w:numPr>
+          <w:ilvl w:val="0"/>
+          <w:numId w:val="60"/>
+        </w:numPr>
+      </w:pPr>
+      <w:r>
+        <w:t>unit test</w:t>
+      </w:r>
+      <w:r>
+        <w:t>.</w:t>
+      </w:r>
+    </w:p>
+    <w:p>
+      <w:pPr>
+        <w:pStyle w:val="ListParagraph"/>
+        <w:numPr>
+          <w:ilvl w:val="0"/>
+          <w:numId w:val="60"/>
+        </w:numPr>
+      </w:pPr>
+      <w:r>
+        <w:t>integration test</w:t>
+      </w:r>
+      <w:r>
+        <w:t>.</w:t>
+      </w:r>
+    </w:p>
+    <w:p>
+      <w:pPr>
+        <w:pStyle w:val="Heading2"/>
+      </w:pPr>
+      <w:r>
+        <w:t>DevOps</w:t>
+      </w:r>
+    </w:p>
+    <w:p>
+      <w:pPr>
+        <w:pStyle w:val="ListParagraph"/>
+        <w:numPr>
+          <w:ilvl w:val="0"/>
+          <w:numId w:val="61"/>
+        </w:numPr>
+      </w:pPr>
+      <w:r>
+        <w:t>Docker</w:t>
+      </w:r>
+      <w:r>
+        <w:t>.</w:t>
+      </w:r>
+    </w:p>
+    <w:p>
+      <w:pPr>
+        <w:pStyle w:val="ListParagraph"/>
+        <w:numPr>
+          <w:ilvl w:val="0"/>
+          <w:numId w:val="61"/>
+        </w:numPr>
+      </w:pPr>
+      <w:r>
+        <w:t>CI/CD</w:t>
+      </w:r>
+      <w:r>
+        <w:t>.</w:t>
+      </w:r>
+    </w:p>
+    <w:p>
+      <w:pPr>
+        <w:pStyle w:val="Heading1"/>
+      </w:pPr>
+      <w:r>
+        <w:t>Thêm nhiều use case cho mail (rất quan trọng)</w:t>
+      </w:r>
+    </w:p>
+    <w:p>
+      <w:r>
+        <w:t>Hiện tại bạn chỉ có:</w:t>
+      </w:r>
+    </w:p>
+    <w:p>
+      <w:r>
+        <w:t>order confirmation</w:t>
+      </w:r>
+    </w:p>
+    <w:p>
+      <w:pPr>
+        <w:rPr>
+          <w:b/>
+          <w:bCs/>
+        </w:rPr>
+      </w:pPr>
+      <w:r>
+        <w:rPr>
+          <w:b/>
+          <w:bCs/>
+        </w:rPr>
+        <w:t xml:space="preserve"> Bạn nên bổ sung:</w:t>
+      </w:r>
+    </w:p>
+    <w:p>
+      <w:pPr>
+        <w:rPr>
+          <w:b/>
+          <w:bCs/>
+        </w:rPr>
+      </w:pPr>
+      <w:r>
+        <w:rPr>
+          <w:rFonts w:ascii="Segoe UI Emoji" w:hAnsi="Segoe UI Emoji" w:cs="Segoe UI Emoji"/>
+          <w:b/>
+          <w:bCs/>
+        </w:rPr>
+        <w:t>🔹</w:t>
+      </w:r>
+      <w:r>
+        <w:rPr>
+          <w:b/>
+          <w:bCs/>
+        </w:rPr>
+        <w:t xml:space="preserve"> Auth</w:t>
+      </w:r>
+    </w:p>
+    <w:p>
+      <w:pPr>
         <w:numPr>
           <w:ilvl w:val="0"/>
           <w:numId w:val="65"/>
         </w:numPr>
       </w:pPr>
       <w:r>
-        <w:t>refresh token rotation</w:t>
-      </w:r>
-      <w:r>
-        <w:t>.</w:t>
-      </w:r>
-    </w:p>
-    <w:p>
-      <w:pPr>
-        <w:pStyle w:val="ListParagraph"/>
+        <w:t xml:space="preserve">welcome email </w:t>
+      </w:r>
+    </w:p>
+    <w:p>
+      <w:pPr>
         <w:numPr>
           <w:ilvl w:val="0"/>
           <w:numId w:val="65"/>
         </w:numPr>
       </w:pPr>
       <w:r>
-        <w:t>email verify</w:t>
-      </w:r>
-      <w:r>
-        <w:t>.</w:t>
-      </w:r>
-    </w:p>
-    <w:p>
-      <w:pPr>
-        <w:pStyle w:val="ListParagraph"/>
+        <w:t xml:space="preserve">verify email </w:t>
+      </w:r>
+    </w:p>
+    <w:p>
+      <w:pPr>
         <w:numPr>
           <w:ilvl w:val="0"/>
           <w:numId w:val="65"/>
@@ -17494,79 +18407,117 @@
     </w:p>
     <w:p>
       <w:pPr>
-        <w:pStyle w:val="Heading2"/>
-      </w:pPr>
-      <w:r>
-        <w:lastRenderedPageBreak/>
-        <w:t>PAYMENT (RẤT QUAN TRỌNG)</w:t>
-      </w:r>
-    </w:p>
-    <w:p>
-      <w:pPr>
-        <w:pStyle w:val="ListParagraph"/>
+        <w:rPr>
+          <w:b/>
+          <w:bCs/>
+        </w:rPr>
+      </w:pPr>
+      <w:r>
+        <w:rPr>
+          <w:rFonts w:ascii="Segoe UI Emoji" w:hAnsi="Segoe UI Emoji" w:cs="Segoe UI Emoji"/>
+          <w:b/>
+          <w:bCs/>
+        </w:rPr>
+        <w:t>🔹</w:t>
+      </w:r>
+      <w:r>
+        <w:rPr>
+          <w:b/>
+          <w:bCs/>
+        </w:rPr>
+        <w:t xml:space="preserve"> Order</w:t>
+      </w:r>
+    </w:p>
+    <w:p>
+      <w:pPr>
         <w:numPr>
           <w:ilvl w:val="0"/>
           <w:numId w:val="66"/>
         </w:numPr>
       </w:pPr>
       <w:r>
-        <w:t>VNPay / Stripe</w:t>
-      </w:r>
-      <w:r>
-        <w:t>.</w:t>
-      </w:r>
-    </w:p>
-    <w:p>
-      <w:pPr>
-        <w:pStyle w:val="ListParagraph"/>
+        <w:t xml:space="preserve">order shipped </w:t>
+      </w:r>
+    </w:p>
+    <w:p>
+      <w:pPr>
         <w:numPr>
           <w:ilvl w:val="0"/>
           <w:numId w:val="66"/>
         </w:numPr>
       </w:pPr>
       <w:r>
-        <w:t>webhook handling</w:t>
-      </w:r>
-      <w:r>
-        <w:t>.</w:t>
-      </w:r>
-    </w:p>
-    <w:p>
-      <w:pPr>
-        <w:pStyle w:val="Heading2"/>
-      </w:pPr>
-      <w:r>
-        <w:t>Notification system</w:t>
-      </w:r>
-    </w:p>
-    <w:p>
-      <w:pPr>
-        <w:pStyle w:val="ListParagraph"/>
+        <w:t xml:space="preserve">order delivered </w:t>
+      </w:r>
+    </w:p>
+    <w:p>
+      <w:pPr>
+        <w:numPr>
+          <w:ilvl w:val="0"/>
+          <w:numId w:val="66"/>
+        </w:numPr>
+      </w:pPr>
+      <w:r>
+        <w:t xml:space="preserve">order cancelled </w:t>
+      </w:r>
+    </w:p>
+    <w:p>
+      <w:pPr>
+        <w:rPr>
+          <w:b/>
+          <w:bCs/>
+        </w:rPr>
+      </w:pPr>
+      <w:r>
+        <w:rPr>
+          <w:rFonts w:ascii="Segoe UI Emoji" w:hAnsi="Segoe UI Emoji" w:cs="Segoe UI Emoji"/>
+          <w:b/>
+          <w:bCs/>
+        </w:rPr>
+        <w:t>🔹</w:t>
+      </w:r>
+      <w:r>
+        <w:rPr>
+          <w:b/>
+          <w:bCs/>
+        </w:rPr>
+        <w:t xml:space="preserve"> Shop</w:t>
+      </w:r>
+    </w:p>
+    <w:p>
+      <w:pPr>
         <w:numPr>
           <w:ilvl w:val="0"/>
           <w:numId w:val="67"/>
         </w:numPr>
       </w:pPr>
       <w:r>
-        <w:t>in-app notification</w:t>
-      </w:r>
-      <w:r>
-        <w:t>.</w:t>
-      </w:r>
-    </w:p>
-    <w:p>
-      <w:pPr>
-        <w:pStyle w:val="ListParagraph"/>
+        <w:lastRenderedPageBreak/>
+        <w:t xml:space="preserve">shop approved </w:t>
+      </w:r>
+    </w:p>
+    <w:p>
+      <w:pPr>
         <w:numPr>
           <w:ilvl w:val="0"/>
           <w:numId w:val="67"/>
         </w:numPr>
       </w:pPr>
       <w:r>
-        <w:t>websocket (real-time)</w:t>
-      </w:r>
-      <w:r>
-        <w:t>.</w:t>
+        <w:t>shop banned</w:t>
+      </w:r>
+    </w:p>
+    <w:p>
+      <w:pPr>
+        <w:pStyle w:val="Heading1"/>
+      </w:pPr>
+      <w:r>
+        <w:t>Các cron job nên có (chuẩn marketplace)</w:t>
+      </w:r>
+    </w:p>
+    <w:p>
+      <w:r>
+        <w:t>Mình chia theo level:</w:t>
       </w:r>
     </w:p>
     <w:p>
@@ -17574,7 +18525,29 @@
         <w:pStyle w:val="Heading2"/>
       </w:pPr>
       <w:r>
-        <w:t>Analytics nâng cao</w:t>
+        <w:t>Level 1 — BẮT BUỘC (nên làm)</w:t>
+      </w:r>
+    </w:p>
+    <w:p>
+      <w:pPr>
+        <w:pStyle w:val="Heading3"/>
+      </w:pPr>
+      <w:r>
+        <w:t>Daily revenue report cho seller</w:t>
+      </w:r>
+    </w:p>
+    <w:p>
+      <w:r>
+        <w:t xml:space="preserve">chạy: 23:59 </w:t>
+      </w:r>
+      <w:r>
+        <w:t>mỗi ngày</w:t>
+      </w:r>
+      <w:r>
+        <w:t xml:space="preserve">. </w:t>
+      </w:r>
+      <w:r>
+        <w:t>Làm gì:</w:t>
       </w:r>
     </w:p>
     <w:p>
@@ -17582,14 +18555,11 @@
         <w:pStyle w:val="ListParagraph"/>
         <w:numPr>
           <w:ilvl w:val="0"/>
-          <w:numId w:val="68"/>
+          <w:numId w:val="72"/>
         </w:numPr>
       </w:pPr>
       <w:r>
-        <w:t>chart</w:t>
-      </w:r>
-      <w:r>
-        <w:t>.</w:t>
+        <w:t>tính tổng đơn hôm nay</w:t>
       </w:r>
     </w:p>
     <w:p>
@@ -17597,22 +18567,11 @@
         <w:pStyle w:val="ListParagraph"/>
         <w:numPr>
           <w:ilvl w:val="0"/>
-          <w:numId w:val="68"/>
+          <w:numId w:val="72"/>
         </w:numPr>
       </w:pPr>
       <w:r>
-        <w:t>revenue theo ngày</w:t>
-      </w:r>
-      <w:r>
-        <w:t>.</w:t>
-      </w:r>
-    </w:p>
-    <w:p>
-      <w:pPr>
-        <w:pStyle w:val="Heading2"/>
-      </w:pPr>
-      <w:r>
-        <w:t>Performance</w:t>
+        <w:t>tính revenue</w:t>
       </w:r>
     </w:p>
     <w:p>
@@ -17620,14 +18579,30 @@
         <w:pStyle w:val="ListParagraph"/>
         <w:numPr>
           <w:ilvl w:val="0"/>
-          <w:numId w:val="69"/>
+          <w:numId w:val="72"/>
         </w:numPr>
       </w:pPr>
       <w:r>
-        <w:t>rate limit</w:t>
-      </w:r>
-      <w:r>
-        <w:t>.</w:t>
+        <w:t xml:space="preserve">gửi mail cho seller </w:t>
+      </w:r>
+    </w:p>
+    <w:p>
+      <w:pPr>
+        <w:pStyle w:val="Heading3"/>
+      </w:pPr>
+      <w:r>
+        <w:t>Auto cancel order</w:t>
+      </w:r>
+    </w:p>
+    <w:p>
+      <w:r>
+        <w:t>chạy: mỗi 5–10 phút</w:t>
+      </w:r>
+      <w:r>
+        <w:t xml:space="preserve">. </w:t>
+      </w:r>
+      <w:r>
+        <w:t>Logic:</w:t>
       </w:r>
     </w:p>
     <w:p>
@@ -17635,14 +18610,16 @@
         <w:pStyle w:val="ListParagraph"/>
         <w:numPr>
           <w:ilvl w:val="0"/>
-          <w:numId w:val="69"/>
+          <w:numId w:val="73"/>
         </w:numPr>
       </w:pPr>
       <w:r>
-        <w:t>query optimization</w:t>
-      </w:r>
-      <w:r>
-        <w:t>.</w:t>
+        <w:t>Order PENDING &gt; 24h → cancel</w:t>
+      </w:r>
+    </w:p>
+    <w:p>
+      <w:r>
+        <w:t>cực kỳ quan trọng trong thực tế</w:t>
       </w:r>
     </w:p>
     <w:p>
@@ -17650,37 +18627,103 @@
         <w:pStyle w:val="Heading2"/>
       </w:pPr>
       <w:r>
-        <w:t>Testing</w:t>
+        <w:t xml:space="preserve"> Level 2 — RẤT ĐÁNG LÀM</w:t>
+      </w:r>
+    </w:p>
+    <w:p>
+      <w:pPr>
+        <w:pStyle w:val="Heading3"/>
+      </w:pPr>
+      <w:r>
+        <w:t>Clear expired token</w:t>
       </w:r>
     </w:p>
     <w:p>
       <w:pPr>
         <w:pStyle w:val="ListParagraph"/>
+        <w:numPr>
+          <w:ilvl w:val="0"/>
+          <w:numId w:val="73"/>
+        </w:numPr>
+      </w:pPr>
+      <w:r>
+        <w:t>verify email token</w:t>
+      </w:r>
+    </w:p>
+    <w:p>
+      <w:pPr>
+        <w:pStyle w:val="ListParagraph"/>
+        <w:numPr>
+          <w:ilvl w:val="0"/>
+          <w:numId w:val="73"/>
+        </w:numPr>
+      </w:pPr>
+      <w:r>
+        <w:t xml:space="preserve">reset password token </w:t>
+      </w:r>
+    </w:p>
+    <w:p>
+      <w:r>
+        <w:t>chạy mỗi giờ</w:t>
+      </w:r>
+    </w:p>
+    <w:p>
+      <w:pPr>
+        <w:pStyle w:val="Heading3"/>
+      </w:pPr>
+      <w:r>
+        <w:t>Sync shop balance</w:t>
+      </w:r>
+    </w:p>
+    <w:p>
+      <w:r>
+        <w:t>Order completed → + tiền cho shop</w:t>
+      </w:r>
+      <w:r>
+        <w:t xml:space="preserve">. </w:t>
+      </w:r>
+      <w:r>
+        <w:t>có thể:</w:t>
+      </w:r>
+    </w:p>
+    <w:p>
+      <w:pPr>
         <w:numPr>
           <w:ilvl w:val="0"/>
           <w:numId w:val="70"/>
         </w:numPr>
       </w:pPr>
       <w:r>
-        <w:t>unit test</w:t>
-      </w:r>
-      <w:r>
-        <w:t>.</w:t>
-      </w:r>
-    </w:p>
-    <w:p>
-      <w:pPr>
-        <w:pStyle w:val="ListParagraph"/>
+        <w:t xml:space="preserve">realtime </w:t>
+      </w:r>
+    </w:p>
+    <w:p>
+      <w:pPr>
         <w:numPr>
           <w:ilvl w:val="0"/>
           <w:numId w:val="70"/>
         </w:numPr>
       </w:pPr>
       <w:r>
-        <w:t>integration test</w:t>
-      </w:r>
-      <w:r>
-        <w:t>.</w:t>
+        <w:t xml:space="preserve">hoặc cron cuối ngày </w:t>
+      </w:r>
+    </w:p>
+    <w:p>
+      <w:pPr>
+        <w:pStyle w:val="Heading3"/>
+      </w:pPr>
+      <w:r>
+        <w:t>Clean old jobs (BullMQ)</w:t>
+      </w:r>
+    </w:p>
+    <w:p>
+      <w:r>
+        <w:t>mỗi ngày</w:t>
+      </w:r>
+    </w:p>
+    <w:p>
+      <w:r>
+        <w:t>tránh Redis bị phình</w:t>
       </w:r>
     </w:p>
     <w:p>
@@ -17688,7 +18731,15 @@
         <w:pStyle w:val="Heading2"/>
       </w:pPr>
       <w:r>
-        <w:t>DevOps</w:t>
+        <w:t>Level 3 — “xịn như Shopee” (optional)</w:t>
+      </w:r>
+    </w:p>
+    <w:p>
+      <w:pPr>
+        <w:pStyle w:val="Heading3"/>
+      </w:pPr>
+      <w:r>
+        <w:t>Low stock alert</w:t>
       </w:r>
     </w:p>
     <w:p>
@@ -17696,14 +18747,19 @@
         <w:pStyle w:val="ListParagraph"/>
         <w:numPr>
           <w:ilvl w:val="0"/>
-          <w:numId w:val="71"/>
+          <w:numId w:val="74"/>
         </w:numPr>
       </w:pPr>
       <w:r>
-        <w:t>Docker</w:t>
-      </w:r>
-      <w:r>
-        <w:t>.</w:t>
+        <w:t>stock &lt; 10 → gửi mail cho seller</w:t>
+      </w:r>
+    </w:p>
+    <w:p>
+      <w:pPr>
+        <w:pStyle w:val="Heading3"/>
+      </w:pPr>
+      <w:r>
+        <w:t>Weekly/monthly report</w:t>
       </w:r>
     </w:p>
     <w:p>
@@ -17711,16 +18767,26 @@
         <w:pStyle w:val="ListParagraph"/>
         <w:numPr>
           <w:ilvl w:val="0"/>
-          <w:numId w:val="71"/>
+          <w:numId w:val="74"/>
         </w:numPr>
       </w:pPr>
       <w:r>
-        <w:t>CI/CD</w:t>
-      </w:r>
-      <w:r>
-        <w:t>.</w:t>
-      </w:r>
-    </w:p>
+        <w:t>doanh thu tuần</w:t>
+      </w:r>
+    </w:p>
+    <w:p>
+      <w:pPr>
+        <w:pStyle w:val="ListParagraph"/>
+        <w:numPr>
+          <w:ilvl w:val="0"/>
+          <w:numId w:val="74"/>
+        </w:numPr>
+      </w:pPr>
+      <w:r>
+        <w:t>top sản phẩm</w:t>
+      </w:r>
+    </w:p>
+    <w:p/>
     <w:p/>
     <w:p/>
     <w:sectPr>
@@ -18120,9 +19186,321 @@
     </w:lvl>
   </w:abstractNum>
   <w:abstractNum w:abstractNumId="3" w15:restartNumberingAfterBreak="0">
-    <w:nsid w:val="061F0428"/>
+    <w:nsid w:val="081D03E6"/>
+    <w:multiLevelType w:val="hybridMultilevel"/>
+    <w:tmpl w:val="6C78BC2A"/>
+    <w:lvl w:ilvl="0" w:tplc="0409000F">
+      <w:start w:val="1"/>
+      <w:numFmt w:val="decimal"/>
+      <w:lvlText w:val="%1."/>
+      <w:lvlJc w:val="left"/>
+      <w:pPr>
+        <w:ind w:left="720" w:hanging="360"/>
+      </w:pPr>
+    </w:lvl>
+    <w:lvl w:ilvl="1" w:tplc="04090019" w:tentative="1">
+      <w:start w:val="1"/>
+      <w:numFmt w:val="lowerLetter"/>
+      <w:lvlText w:val="%2."/>
+      <w:lvlJc w:val="left"/>
+      <w:pPr>
+        <w:ind w:left="1440" w:hanging="360"/>
+      </w:pPr>
+    </w:lvl>
+    <w:lvl w:ilvl="2" w:tplc="0409001B" w:tentative="1">
+      <w:start w:val="1"/>
+      <w:numFmt w:val="lowerRoman"/>
+      <w:lvlText w:val="%3."/>
+      <w:lvlJc w:val="right"/>
+      <w:pPr>
+        <w:ind w:left="2160" w:hanging="180"/>
+      </w:pPr>
+    </w:lvl>
+    <w:lvl w:ilvl="3" w:tplc="0409000F" w:tentative="1">
+      <w:start w:val="1"/>
+      <w:numFmt w:val="decimal"/>
+      <w:lvlText w:val="%4."/>
+      <w:lvlJc w:val="left"/>
+      <w:pPr>
+        <w:ind w:left="2880" w:hanging="360"/>
+      </w:pPr>
+    </w:lvl>
+    <w:lvl w:ilvl="4" w:tplc="04090019" w:tentative="1">
+      <w:start w:val="1"/>
+      <w:numFmt w:val="lowerLetter"/>
+      <w:lvlText w:val="%5."/>
+      <w:lvlJc w:val="left"/>
+      <w:pPr>
+        <w:ind w:left="3600" w:hanging="360"/>
+      </w:pPr>
+    </w:lvl>
+    <w:lvl w:ilvl="5" w:tplc="0409001B" w:tentative="1">
+      <w:start w:val="1"/>
+      <w:numFmt w:val="lowerRoman"/>
+      <w:lvlText w:val="%6."/>
+      <w:lvlJc w:val="right"/>
+      <w:pPr>
+        <w:ind w:left="4320" w:hanging="180"/>
+      </w:pPr>
+    </w:lvl>
+    <w:lvl w:ilvl="6" w:tplc="0409000F" w:tentative="1">
+      <w:start w:val="1"/>
+      <w:numFmt w:val="decimal"/>
+      <w:lvlText w:val="%7."/>
+      <w:lvlJc w:val="left"/>
+      <w:pPr>
+        <w:ind w:left="5040" w:hanging="360"/>
+      </w:pPr>
+    </w:lvl>
+    <w:lvl w:ilvl="7" w:tplc="04090019" w:tentative="1">
+      <w:start w:val="1"/>
+      <w:numFmt w:val="lowerLetter"/>
+      <w:lvlText w:val="%8."/>
+      <w:lvlJc w:val="left"/>
+      <w:pPr>
+        <w:ind w:left="5760" w:hanging="360"/>
+      </w:pPr>
+    </w:lvl>
+    <w:lvl w:ilvl="8" w:tplc="0409001B" w:tentative="1">
+      <w:start w:val="1"/>
+      <w:numFmt w:val="lowerRoman"/>
+      <w:lvlText w:val="%9."/>
+      <w:lvlJc w:val="right"/>
+      <w:pPr>
+        <w:ind w:left="6480" w:hanging="180"/>
+      </w:pPr>
+    </w:lvl>
+  </w:abstractNum>
+  <w:abstractNum w:abstractNumId="4" w15:restartNumberingAfterBreak="0">
+    <w:nsid w:val="0AB204BB"/>
+    <w:multiLevelType w:val="hybridMultilevel"/>
+    <w:tmpl w:val="74405CD4"/>
+    <w:lvl w:ilvl="0" w:tplc="04090001">
+      <w:start w:val="1"/>
+      <w:numFmt w:val="bullet"/>
+      <w:lvlText w:val=""/>
+      <w:lvlJc w:val="left"/>
+      <w:pPr>
+        <w:ind w:left="720" w:hanging="360"/>
+      </w:pPr>
+      <w:rPr>
+        <w:rFonts w:ascii="Symbol" w:hAnsi="Symbol" w:hint="default"/>
+      </w:rPr>
+    </w:lvl>
+    <w:lvl w:ilvl="1" w:tplc="04090003">
+      <w:start w:val="1"/>
+      <w:numFmt w:val="bullet"/>
+      <w:lvlText w:val="o"/>
+      <w:lvlJc w:val="left"/>
+      <w:pPr>
+        <w:ind w:left="1440" w:hanging="360"/>
+      </w:pPr>
+      <w:rPr>
+        <w:rFonts w:ascii="Courier New" w:hAnsi="Courier New" w:cs="Courier New" w:hint="default"/>
+      </w:rPr>
+    </w:lvl>
+    <w:lvl w:ilvl="2" w:tplc="04090005" w:tentative="1">
+      <w:start w:val="1"/>
+      <w:numFmt w:val="bullet"/>
+      <w:lvlText w:val=""/>
+      <w:lvlJc w:val="left"/>
+      <w:pPr>
+        <w:ind w:left="2160" w:hanging="360"/>
+      </w:pPr>
+      <w:rPr>
+        <w:rFonts w:ascii="Wingdings" w:hAnsi="Wingdings" w:hint="default"/>
+      </w:rPr>
+    </w:lvl>
+    <w:lvl w:ilvl="3" w:tplc="04090001" w:tentative="1">
+      <w:start w:val="1"/>
+      <w:numFmt w:val="bullet"/>
+      <w:lvlText w:val=""/>
+      <w:lvlJc w:val="left"/>
+      <w:pPr>
+        <w:ind w:left="2880" w:hanging="360"/>
+      </w:pPr>
+      <w:rPr>
+        <w:rFonts w:ascii="Symbol" w:hAnsi="Symbol" w:hint="default"/>
+      </w:rPr>
+    </w:lvl>
+    <w:lvl w:ilvl="4" w:tplc="04090003" w:tentative="1">
+      <w:start w:val="1"/>
+      <w:numFmt w:val="bullet"/>
+      <w:lvlText w:val="o"/>
+      <w:lvlJc w:val="left"/>
+      <w:pPr>
+        <w:ind w:left="3600" w:hanging="360"/>
+      </w:pPr>
+      <w:rPr>
+        <w:rFonts w:ascii="Courier New" w:hAnsi="Courier New" w:cs="Courier New" w:hint="default"/>
+      </w:rPr>
+    </w:lvl>
+    <w:lvl w:ilvl="5" w:tplc="04090005" w:tentative="1">
+      <w:start w:val="1"/>
+      <w:numFmt w:val="bullet"/>
+      <w:lvlText w:val=""/>
+      <w:lvlJc w:val="left"/>
+      <w:pPr>
+        <w:ind w:left="4320" w:hanging="360"/>
+      </w:pPr>
+      <w:rPr>
+        <w:rFonts w:ascii="Wingdings" w:hAnsi="Wingdings" w:hint="default"/>
+      </w:rPr>
+    </w:lvl>
+    <w:lvl w:ilvl="6" w:tplc="04090001" w:tentative="1">
+      <w:start w:val="1"/>
+      <w:numFmt w:val="bullet"/>
+      <w:lvlText w:val=""/>
+      <w:lvlJc w:val="left"/>
+      <w:pPr>
+        <w:ind w:left="5040" w:hanging="360"/>
+      </w:pPr>
+      <w:rPr>
+        <w:rFonts w:ascii="Symbol" w:hAnsi="Symbol" w:hint="default"/>
+      </w:rPr>
+    </w:lvl>
+    <w:lvl w:ilvl="7" w:tplc="04090003" w:tentative="1">
+      <w:start w:val="1"/>
+      <w:numFmt w:val="bullet"/>
+      <w:lvlText w:val="o"/>
+      <w:lvlJc w:val="left"/>
+      <w:pPr>
+        <w:ind w:left="5760" w:hanging="360"/>
+      </w:pPr>
+      <w:rPr>
+        <w:rFonts w:ascii="Courier New" w:hAnsi="Courier New" w:cs="Courier New" w:hint="default"/>
+      </w:rPr>
+    </w:lvl>
+    <w:lvl w:ilvl="8" w:tplc="04090005" w:tentative="1">
+      <w:start w:val="1"/>
+      <w:numFmt w:val="bullet"/>
+      <w:lvlText w:val=""/>
+      <w:lvlJc w:val="left"/>
+      <w:pPr>
+        <w:ind w:left="6480" w:hanging="360"/>
+      </w:pPr>
+      <w:rPr>
+        <w:rFonts w:ascii="Wingdings" w:hAnsi="Wingdings" w:hint="default"/>
+      </w:rPr>
+    </w:lvl>
+  </w:abstractNum>
+  <w:abstractNum w:abstractNumId="5" w15:restartNumberingAfterBreak="0">
+    <w:nsid w:val="0CC8106D"/>
+    <w:multiLevelType w:val="hybridMultilevel"/>
+    <w:tmpl w:val="B65EB5EC"/>
+    <w:lvl w:ilvl="0" w:tplc="04090001">
+      <w:start w:val="1"/>
+      <w:numFmt w:val="bullet"/>
+      <w:lvlText w:val=""/>
+      <w:lvlJc w:val="left"/>
+      <w:pPr>
+        <w:ind w:left="720" w:hanging="360"/>
+      </w:pPr>
+      <w:rPr>
+        <w:rFonts w:ascii="Symbol" w:hAnsi="Symbol" w:hint="default"/>
+      </w:rPr>
+    </w:lvl>
+    <w:lvl w:ilvl="1" w:tplc="04090003" w:tentative="1">
+      <w:start w:val="1"/>
+      <w:numFmt w:val="bullet"/>
+      <w:lvlText w:val="o"/>
+      <w:lvlJc w:val="left"/>
+      <w:pPr>
+        <w:ind w:left="1440" w:hanging="360"/>
+      </w:pPr>
+      <w:rPr>
+        <w:rFonts w:ascii="Courier New" w:hAnsi="Courier New" w:cs="Courier New" w:hint="default"/>
+      </w:rPr>
+    </w:lvl>
+    <w:lvl w:ilvl="2" w:tplc="04090005" w:tentative="1">
+      <w:start w:val="1"/>
+      <w:numFmt w:val="bullet"/>
+      <w:lvlText w:val=""/>
+      <w:lvlJc w:val="left"/>
+      <w:pPr>
+        <w:ind w:left="2160" w:hanging="360"/>
+      </w:pPr>
+      <w:rPr>
+        <w:rFonts w:ascii="Wingdings" w:hAnsi="Wingdings" w:hint="default"/>
+      </w:rPr>
+    </w:lvl>
+    <w:lvl w:ilvl="3" w:tplc="04090001" w:tentative="1">
+      <w:start w:val="1"/>
+      <w:numFmt w:val="bullet"/>
+      <w:lvlText w:val=""/>
+      <w:lvlJc w:val="left"/>
+      <w:pPr>
+        <w:ind w:left="2880" w:hanging="360"/>
+      </w:pPr>
+      <w:rPr>
+        <w:rFonts w:ascii="Symbol" w:hAnsi="Symbol" w:hint="default"/>
+      </w:rPr>
+    </w:lvl>
+    <w:lvl w:ilvl="4" w:tplc="04090003" w:tentative="1">
+      <w:start w:val="1"/>
+      <w:numFmt w:val="bullet"/>
+      <w:lvlText w:val="o"/>
+      <w:lvlJc w:val="left"/>
+      <w:pPr>
+        <w:ind w:left="3600" w:hanging="360"/>
+      </w:pPr>
+      <w:rPr>
+        <w:rFonts w:ascii="Courier New" w:hAnsi="Courier New" w:cs="Courier New" w:hint="default"/>
+      </w:rPr>
+    </w:lvl>
+    <w:lvl w:ilvl="5" w:tplc="04090005" w:tentative="1">
+      <w:start w:val="1"/>
+      <w:numFmt w:val="bullet"/>
+      <w:lvlText w:val=""/>
+      <w:lvlJc w:val="left"/>
+      <w:pPr>
+        <w:ind w:left="4320" w:hanging="360"/>
+      </w:pPr>
+      <w:rPr>
+        <w:rFonts w:ascii="Wingdings" w:hAnsi="Wingdings" w:hint="default"/>
+      </w:rPr>
+    </w:lvl>
+    <w:lvl w:ilvl="6" w:tplc="04090001" w:tentative="1">
+      <w:start w:val="1"/>
+      <w:numFmt w:val="bullet"/>
+      <w:lvlText w:val=""/>
+      <w:lvlJc w:val="left"/>
+      <w:pPr>
+        <w:ind w:left="5040" w:hanging="360"/>
+      </w:pPr>
+      <w:rPr>
+        <w:rFonts w:ascii="Symbol" w:hAnsi="Symbol" w:hint="default"/>
+      </w:rPr>
+    </w:lvl>
+    <w:lvl w:ilvl="7" w:tplc="04090003" w:tentative="1">
+      <w:start w:val="1"/>
+      <w:numFmt w:val="bullet"/>
+      <w:lvlText w:val="o"/>
+      <w:lvlJc w:val="left"/>
+      <w:pPr>
+        <w:ind w:left="5760" w:hanging="360"/>
+      </w:pPr>
+      <w:rPr>
+        <w:rFonts w:ascii="Courier New" w:hAnsi="Courier New" w:cs="Courier New" w:hint="default"/>
+      </w:rPr>
+    </w:lvl>
+    <w:lvl w:ilvl="8" w:tplc="04090005" w:tentative="1">
+      <w:start w:val="1"/>
+      <w:numFmt w:val="bullet"/>
+      <w:lvlText w:val=""/>
+      <w:lvlJc w:val="left"/>
+      <w:pPr>
+        <w:ind w:left="6480" w:hanging="360"/>
+      </w:pPr>
+      <w:rPr>
+        <w:rFonts w:ascii="Wingdings" w:hAnsi="Wingdings" w:hint="default"/>
+      </w:rPr>
+    </w:lvl>
+  </w:abstractNum>
+  <w:abstractNum w:abstractNumId="6" w15:restartNumberingAfterBreak="0">
+    <w:nsid w:val="12766545"/>
     <w:multiLevelType w:val="multilevel"/>
-    <w:tmpl w:val="21EE12DE"/>
+    <w:tmpl w:val="9984F26A"/>
     <w:lvl w:ilvl="0">
       <w:start w:val="1"/>
       <w:numFmt w:val="bullet"/>
@@ -18139,7 +19517,7 @@
         <w:sz w:val="20"/>
       </w:rPr>
     </w:lvl>
-    <w:lvl w:ilvl="1" w:tentative="1">
+    <w:lvl w:ilvl="1">
       <w:start w:val="1"/>
       <w:numFmt w:val="bullet"/>
       <w:lvlText w:val="o"/>
@@ -18155,7 +19533,7 @@
         <w:sz w:val="20"/>
       </w:rPr>
     </w:lvl>
-    <w:lvl w:ilvl="2" w:tentative="1">
+    <w:lvl w:ilvl="2">
       <w:start w:val="1"/>
       <w:numFmt w:val="bullet"/>
       <w:lvlText w:val=""/>
@@ -18268,209 +19646,123 @@
       </w:rPr>
     </w:lvl>
   </w:abstractNum>
-  <w:abstractNum w:abstractNumId="4" w15:restartNumberingAfterBreak="0">
-    <w:nsid w:val="081D03E6"/>
+  <w:abstractNum w:abstractNumId="7" w15:restartNumberingAfterBreak="0">
+    <w:nsid w:val="16185A47"/>
     <w:multiLevelType w:val="hybridMultilevel"/>
-    <w:tmpl w:val="6C78BC2A"/>
-    <w:lvl w:ilvl="0" w:tplc="0409000F">
-      <w:start w:val="1"/>
-      <w:numFmt w:val="decimal"/>
-      <w:lvlText w:val="%1."/>
+    <w:tmpl w:val="8A3C948A"/>
+    <w:lvl w:ilvl="0" w:tplc="04090001">
+      <w:start w:val="1"/>
+      <w:numFmt w:val="bullet"/>
+      <w:lvlText w:val=""/>
       <w:lvlJc w:val="left"/>
       <w:pPr>
         <w:ind w:left="720" w:hanging="360"/>
       </w:pPr>
-    </w:lvl>
-    <w:lvl w:ilvl="1" w:tplc="04090019" w:tentative="1">
-      <w:start w:val="1"/>
-      <w:numFmt w:val="lowerLetter"/>
-      <w:lvlText w:val="%2."/>
+      <w:rPr>
+        <w:rFonts w:ascii="Symbol" w:hAnsi="Symbol" w:hint="default"/>
+      </w:rPr>
+    </w:lvl>
+    <w:lvl w:ilvl="1" w:tplc="04090003" w:tentative="1">
+      <w:start w:val="1"/>
+      <w:numFmt w:val="bullet"/>
+      <w:lvlText w:val="o"/>
       <w:lvlJc w:val="left"/>
       <w:pPr>
         <w:ind w:left="1440" w:hanging="360"/>
       </w:pPr>
-    </w:lvl>
-    <w:lvl w:ilvl="2" w:tplc="0409001B" w:tentative="1">
-      <w:start w:val="1"/>
-      <w:numFmt w:val="lowerRoman"/>
-      <w:lvlText w:val="%3."/>
-      <w:lvlJc w:val="right"/>
-      <w:pPr>
-        <w:ind w:left="2160" w:hanging="180"/>
-      </w:pPr>
-    </w:lvl>
-    <w:lvl w:ilvl="3" w:tplc="0409000F" w:tentative="1">
-      <w:start w:val="1"/>
-      <w:numFmt w:val="decimal"/>
-      <w:lvlText w:val="%4."/>
+      <w:rPr>
+        <w:rFonts w:ascii="Courier New" w:hAnsi="Courier New" w:cs="Courier New" w:hint="default"/>
+      </w:rPr>
+    </w:lvl>
+    <w:lvl w:ilvl="2" w:tplc="04090005" w:tentative="1">
+      <w:start w:val="1"/>
+      <w:numFmt w:val="bullet"/>
+      <w:lvlText w:val=""/>
+      <w:lvlJc w:val="left"/>
+      <w:pPr>
+        <w:ind w:left="2160" w:hanging="360"/>
+      </w:pPr>
+      <w:rPr>
+        <w:rFonts w:ascii="Wingdings" w:hAnsi="Wingdings" w:hint="default"/>
+      </w:rPr>
+    </w:lvl>
+    <w:lvl w:ilvl="3" w:tplc="04090001" w:tentative="1">
+      <w:start w:val="1"/>
+      <w:numFmt w:val="bullet"/>
+      <w:lvlText w:val=""/>
       <w:lvlJc w:val="left"/>
       <w:pPr>
         <w:ind w:left="2880" w:hanging="360"/>
       </w:pPr>
-    </w:lvl>
-    <w:lvl w:ilvl="4" w:tplc="04090019" w:tentative="1">
-      <w:start w:val="1"/>
-      <w:numFmt w:val="lowerLetter"/>
-      <w:lvlText w:val="%5."/>
+      <w:rPr>
+        <w:rFonts w:ascii="Symbol" w:hAnsi="Symbol" w:hint="default"/>
+      </w:rPr>
+    </w:lvl>
+    <w:lvl w:ilvl="4" w:tplc="04090003" w:tentative="1">
+      <w:start w:val="1"/>
+      <w:numFmt w:val="bullet"/>
+      <w:lvlText w:val="o"/>
       <w:lvlJc w:val="left"/>
       <w:pPr>
         <w:ind w:left="3600" w:hanging="360"/>
       </w:pPr>
-    </w:lvl>
-    <w:lvl w:ilvl="5" w:tplc="0409001B" w:tentative="1">
-      <w:start w:val="1"/>
-      <w:numFmt w:val="lowerRoman"/>
-      <w:lvlText w:val="%6."/>
-      <w:lvlJc w:val="right"/>
-      <w:pPr>
-        <w:ind w:left="4320" w:hanging="180"/>
-      </w:pPr>
-    </w:lvl>
-    <w:lvl w:ilvl="6" w:tplc="0409000F" w:tentative="1">
-      <w:start w:val="1"/>
-      <w:numFmt w:val="decimal"/>
-      <w:lvlText w:val="%7."/>
+      <w:rPr>
+        <w:rFonts w:ascii="Courier New" w:hAnsi="Courier New" w:cs="Courier New" w:hint="default"/>
+      </w:rPr>
+    </w:lvl>
+    <w:lvl w:ilvl="5" w:tplc="04090005" w:tentative="1">
+      <w:start w:val="1"/>
+      <w:numFmt w:val="bullet"/>
+      <w:lvlText w:val=""/>
+      <w:lvlJc w:val="left"/>
+      <w:pPr>
+        <w:ind w:left="4320" w:hanging="360"/>
+      </w:pPr>
+      <w:rPr>
+        <w:rFonts w:ascii="Wingdings" w:hAnsi="Wingdings" w:hint="default"/>
+      </w:rPr>
+    </w:lvl>
+    <w:lvl w:ilvl="6" w:tplc="04090001" w:tentative="1">
+      <w:start w:val="1"/>
+      <w:numFmt w:val="bullet"/>
+      <w:lvlText w:val=""/>
       <w:lvlJc w:val="left"/>
       <w:pPr>
         <w:ind w:left="5040" w:hanging="360"/>
       </w:pPr>
-    </w:lvl>
-    <w:lvl w:ilvl="7" w:tplc="04090019" w:tentative="1">
-      <w:start w:val="1"/>
-      <w:numFmt w:val="lowerLetter"/>
-      <w:lvlText w:val="%8."/>
+      <w:rPr>
+        <w:rFonts w:ascii="Symbol" w:hAnsi="Symbol" w:hint="default"/>
+      </w:rPr>
+    </w:lvl>
+    <w:lvl w:ilvl="7" w:tplc="04090003" w:tentative="1">
+      <w:start w:val="1"/>
+      <w:numFmt w:val="bullet"/>
+      <w:lvlText w:val="o"/>
       <w:lvlJc w:val="left"/>
       <w:pPr>
         <w:ind w:left="5760" w:hanging="360"/>
       </w:pPr>
-    </w:lvl>
-    <w:lvl w:ilvl="8" w:tplc="0409001B" w:tentative="1">
-      <w:start w:val="1"/>
-      <w:numFmt w:val="lowerRoman"/>
-      <w:lvlText w:val="%9."/>
-      <w:lvlJc w:val="right"/>
-      <w:pPr>
-        <w:ind w:left="6480" w:hanging="180"/>
-      </w:pPr>
+      <w:rPr>
+        <w:rFonts w:ascii="Courier New" w:hAnsi="Courier New" w:cs="Courier New" w:hint="default"/>
+      </w:rPr>
+    </w:lvl>
+    <w:lvl w:ilvl="8" w:tplc="04090005" w:tentative="1">
+      <w:start w:val="1"/>
+      <w:numFmt w:val="bullet"/>
+      <w:lvlText w:val=""/>
+      <w:lvlJc w:val="left"/>
+      <w:pPr>
+        <w:ind w:left="6480" w:hanging="360"/>
+      </w:pPr>
+      <w:rPr>
+        <w:rFonts w:ascii="Wingdings" w:hAnsi="Wingdings" w:hint="default"/>
+      </w:rPr>
     </w:lvl>
   </w:abstractNum>
-  <w:abstractNum w:abstractNumId="5" w15:restartNumberingAfterBreak="0">
-    <w:nsid w:val="0AB204BB"/>
-    <w:multiLevelType w:val="hybridMultilevel"/>
-    <w:tmpl w:val="74405CD4"/>
-    <w:lvl w:ilvl="0" w:tplc="04090001">
-      <w:start w:val="1"/>
-      <w:numFmt w:val="bullet"/>
-      <w:lvlText w:val=""/>
-      <w:lvlJc w:val="left"/>
-      <w:pPr>
-        <w:ind w:left="720" w:hanging="360"/>
-      </w:pPr>
-      <w:rPr>
-        <w:rFonts w:ascii="Symbol" w:hAnsi="Symbol" w:hint="default"/>
-      </w:rPr>
-    </w:lvl>
-    <w:lvl w:ilvl="1" w:tplc="04090003">
-      <w:start w:val="1"/>
-      <w:numFmt w:val="bullet"/>
-      <w:lvlText w:val="o"/>
-      <w:lvlJc w:val="left"/>
-      <w:pPr>
-        <w:ind w:left="1440" w:hanging="360"/>
-      </w:pPr>
-      <w:rPr>
-        <w:rFonts w:ascii="Courier New" w:hAnsi="Courier New" w:cs="Courier New" w:hint="default"/>
-      </w:rPr>
-    </w:lvl>
-    <w:lvl w:ilvl="2" w:tplc="04090005" w:tentative="1">
-      <w:start w:val="1"/>
-      <w:numFmt w:val="bullet"/>
-      <w:lvlText w:val=""/>
-      <w:lvlJc w:val="left"/>
-      <w:pPr>
-        <w:ind w:left="2160" w:hanging="360"/>
-      </w:pPr>
-      <w:rPr>
-        <w:rFonts w:ascii="Wingdings" w:hAnsi="Wingdings" w:hint="default"/>
-      </w:rPr>
-    </w:lvl>
-    <w:lvl w:ilvl="3" w:tplc="04090001" w:tentative="1">
-      <w:start w:val="1"/>
-      <w:numFmt w:val="bullet"/>
-      <w:lvlText w:val=""/>
-      <w:lvlJc w:val="left"/>
-      <w:pPr>
-        <w:ind w:left="2880" w:hanging="360"/>
-      </w:pPr>
-      <w:rPr>
-        <w:rFonts w:ascii="Symbol" w:hAnsi="Symbol" w:hint="default"/>
-      </w:rPr>
-    </w:lvl>
-    <w:lvl w:ilvl="4" w:tplc="04090003" w:tentative="1">
-      <w:start w:val="1"/>
-      <w:numFmt w:val="bullet"/>
-      <w:lvlText w:val="o"/>
-      <w:lvlJc w:val="left"/>
-      <w:pPr>
-        <w:ind w:left="3600" w:hanging="360"/>
-      </w:pPr>
-      <w:rPr>
-        <w:rFonts w:ascii="Courier New" w:hAnsi="Courier New" w:cs="Courier New" w:hint="default"/>
-      </w:rPr>
-    </w:lvl>
-    <w:lvl w:ilvl="5" w:tplc="04090005" w:tentative="1">
-      <w:start w:val="1"/>
-      <w:numFmt w:val="bullet"/>
-      <w:lvlText w:val=""/>
-      <w:lvlJc w:val="left"/>
-      <w:pPr>
-        <w:ind w:left="4320" w:hanging="360"/>
-      </w:pPr>
-      <w:rPr>
-        <w:rFonts w:ascii="Wingdings" w:hAnsi="Wingdings" w:hint="default"/>
-      </w:rPr>
-    </w:lvl>
-    <w:lvl w:ilvl="6" w:tplc="04090001" w:tentative="1">
-      <w:start w:val="1"/>
-      <w:numFmt w:val="bullet"/>
-      <w:lvlText w:val=""/>
-      <w:lvlJc w:val="left"/>
-      <w:pPr>
-        <w:ind w:left="5040" w:hanging="360"/>
-      </w:pPr>
-      <w:rPr>
-        <w:rFonts w:ascii="Symbol" w:hAnsi="Symbol" w:hint="default"/>
-      </w:rPr>
-    </w:lvl>
-    <w:lvl w:ilvl="7" w:tplc="04090003" w:tentative="1">
-      <w:start w:val="1"/>
-      <w:numFmt w:val="bullet"/>
-      <w:lvlText w:val="o"/>
-      <w:lvlJc w:val="left"/>
-      <w:pPr>
-        <w:ind w:left="5760" w:hanging="360"/>
-      </w:pPr>
-      <w:rPr>
-        <w:rFonts w:ascii="Courier New" w:hAnsi="Courier New" w:cs="Courier New" w:hint="default"/>
-      </w:rPr>
-    </w:lvl>
-    <w:lvl w:ilvl="8" w:tplc="04090005" w:tentative="1">
-      <w:start w:val="1"/>
-      <w:numFmt w:val="bullet"/>
-      <w:lvlText w:val=""/>
-      <w:lvlJc w:val="left"/>
-      <w:pPr>
-        <w:ind w:left="6480" w:hanging="360"/>
-      </w:pPr>
-      <w:rPr>
-        <w:rFonts w:ascii="Wingdings" w:hAnsi="Wingdings" w:hint="default"/>
-      </w:rPr>
-    </w:lvl>
-  </w:abstractNum>
-  <w:abstractNum w:abstractNumId="6" w15:restartNumberingAfterBreak="0">
-    <w:nsid w:val="0D024A7E"/>
+  <w:abstractNum w:abstractNumId="8" w15:restartNumberingAfterBreak="0">
+    <w:nsid w:val="180E17F3"/>
     <w:multiLevelType w:val="multilevel"/>
-    <w:tmpl w:val="22F0B1E2"/>
+    <w:tmpl w:val="E5C660D8"/>
     <w:lvl w:ilvl="0">
       <w:start w:val="1"/>
       <w:numFmt w:val="bullet"/>
@@ -18487,7 +19779,7 @@
         <w:sz w:val="20"/>
       </w:rPr>
     </w:lvl>
-    <w:lvl w:ilvl="1" w:tentative="1">
+    <w:lvl w:ilvl="1">
       <w:start w:val="1"/>
       <w:numFmt w:val="bullet"/>
       <w:lvlText w:val="o"/>
@@ -18616,10 +19908,10 @@
       </w:rPr>
     </w:lvl>
   </w:abstractNum>
-  <w:abstractNum w:abstractNumId="7" w15:restartNumberingAfterBreak="0">
-    <w:nsid w:val="0DA80D33"/>
+  <w:abstractNum w:abstractNumId="9" w15:restartNumberingAfterBreak="0">
+    <w:nsid w:val="19016B2A"/>
     <w:multiLevelType w:val="hybridMultilevel"/>
-    <w:tmpl w:val="06C4DD52"/>
+    <w:tmpl w:val="126C2E4C"/>
     <w:lvl w:ilvl="0" w:tplc="04090001">
       <w:start w:val="1"/>
       <w:numFmt w:val="bullet"/>
@@ -18729,10 +20021,322 @@
       </w:rPr>
     </w:lvl>
   </w:abstractNum>
-  <w:abstractNum w:abstractNumId="8" w15:restartNumberingAfterBreak="0">
-    <w:nsid w:val="12766545"/>
+  <w:abstractNum w:abstractNumId="10" w15:restartNumberingAfterBreak="0">
+    <w:nsid w:val="19EB005A"/>
+    <w:multiLevelType w:val="hybridMultilevel"/>
+    <w:tmpl w:val="5A6E9B48"/>
+    <w:lvl w:ilvl="0" w:tplc="0409000F">
+      <w:start w:val="1"/>
+      <w:numFmt w:val="decimal"/>
+      <w:lvlText w:val="%1."/>
+      <w:lvlJc w:val="left"/>
+      <w:pPr>
+        <w:ind w:left="720" w:hanging="360"/>
+      </w:pPr>
+    </w:lvl>
+    <w:lvl w:ilvl="1" w:tplc="04090019" w:tentative="1">
+      <w:start w:val="1"/>
+      <w:numFmt w:val="lowerLetter"/>
+      <w:lvlText w:val="%2."/>
+      <w:lvlJc w:val="left"/>
+      <w:pPr>
+        <w:ind w:left="1440" w:hanging="360"/>
+      </w:pPr>
+    </w:lvl>
+    <w:lvl w:ilvl="2" w:tplc="0409001B" w:tentative="1">
+      <w:start w:val="1"/>
+      <w:numFmt w:val="lowerRoman"/>
+      <w:lvlText w:val="%3."/>
+      <w:lvlJc w:val="right"/>
+      <w:pPr>
+        <w:ind w:left="2160" w:hanging="180"/>
+      </w:pPr>
+    </w:lvl>
+    <w:lvl w:ilvl="3" w:tplc="0409000F" w:tentative="1">
+      <w:start w:val="1"/>
+      <w:numFmt w:val="decimal"/>
+      <w:lvlText w:val="%4."/>
+      <w:lvlJc w:val="left"/>
+      <w:pPr>
+        <w:ind w:left="2880" w:hanging="360"/>
+      </w:pPr>
+    </w:lvl>
+    <w:lvl w:ilvl="4" w:tplc="04090019" w:tentative="1">
+      <w:start w:val="1"/>
+      <w:numFmt w:val="lowerLetter"/>
+      <w:lvlText w:val="%5."/>
+      <w:lvlJc w:val="left"/>
+      <w:pPr>
+        <w:ind w:left="3600" w:hanging="360"/>
+      </w:pPr>
+    </w:lvl>
+    <w:lvl w:ilvl="5" w:tplc="0409001B" w:tentative="1">
+      <w:start w:val="1"/>
+      <w:numFmt w:val="lowerRoman"/>
+      <w:lvlText w:val="%6."/>
+      <w:lvlJc w:val="right"/>
+      <w:pPr>
+        <w:ind w:left="4320" w:hanging="180"/>
+      </w:pPr>
+    </w:lvl>
+    <w:lvl w:ilvl="6" w:tplc="0409000F" w:tentative="1">
+      <w:start w:val="1"/>
+      <w:numFmt w:val="decimal"/>
+      <w:lvlText w:val="%7."/>
+      <w:lvlJc w:val="left"/>
+      <w:pPr>
+        <w:ind w:left="5040" w:hanging="360"/>
+      </w:pPr>
+    </w:lvl>
+    <w:lvl w:ilvl="7" w:tplc="04090019" w:tentative="1">
+      <w:start w:val="1"/>
+      <w:numFmt w:val="lowerLetter"/>
+      <w:lvlText w:val="%8."/>
+      <w:lvlJc w:val="left"/>
+      <w:pPr>
+        <w:ind w:left="5760" w:hanging="360"/>
+      </w:pPr>
+    </w:lvl>
+    <w:lvl w:ilvl="8" w:tplc="0409001B" w:tentative="1">
+      <w:start w:val="1"/>
+      <w:numFmt w:val="lowerRoman"/>
+      <w:lvlText w:val="%9."/>
+      <w:lvlJc w:val="right"/>
+      <w:pPr>
+        <w:ind w:left="6480" w:hanging="180"/>
+      </w:pPr>
+    </w:lvl>
+  </w:abstractNum>
+  <w:abstractNum w:abstractNumId="11" w15:restartNumberingAfterBreak="0">
+    <w:nsid w:val="1B774D00"/>
+    <w:multiLevelType w:val="hybridMultilevel"/>
+    <w:tmpl w:val="7C566A2E"/>
+    <w:lvl w:ilvl="0" w:tplc="04090001">
+      <w:start w:val="1"/>
+      <w:numFmt w:val="bullet"/>
+      <w:lvlText w:val=""/>
+      <w:lvlJc w:val="left"/>
+      <w:pPr>
+        <w:ind w:left="720" w:hanging="360"/>
+      </w:pPr>
+      <w:rPr>
+        <w:rFonts w:ascii="Symbol" w:hAnsi="Symbol" w:hint="default"/>
+      </w:rPr>
+    </w:lvl>
+    <w:lvl w:ilvl="1" w:tplc="04090003" w:tentative="1">
+      <w:start w:val="1"/>
+      <w:numFmt w:val="bullet"/>
+      <w:lvlText w:val="o"/>
+      <w:lvlJc w:val="left"/>
+      <w:pPr>
+        <w:ind w:left="1440" w:hanging="360"/>
+      </w:pPr>
+      <w:rPr>
+        <w:rFonts w:ascii="Courier New" w:hAnsi="Courier New" w:cs="Courier New" w:hint="default"/>
+      </w:rPr>
+    </w:lvl>
+    <w:lvl w:ilvl="2" w:tplc="04090005" w:tentative="1">
+      <w:start w:val="1"/>
+      <w:numFmt w:val="bullet"/>
+      <w:lvlText w:val=""/>
+      <w:lvlJc w:val="left"/>
+      <w:pPr>
+        <w:ind w:left="2160" w:hanging="360"/>
+      </w:pPr>
+      <w:rPr>
+        <w:rFonts w:ascii="Wingdings" w:hAnsi="Wingdings" w:hint="default"/>
+      </w:rPr>
+    </w:lvl>
+    <w:lvl w:ilvl="3" w:tplc="04090001" w:tentative="1">
+      <w:start w:val="1"/>
+      <w:numFmt w:val="bullet"/>
+      <w:lvlText w:val=""/>
+      <w:lvlJc w:val="left"/>
+      <w:pPr>
+        <w:ind w:left="2880" w:hanging="360"/>
+      </w:pPr>
+      <w:rPr>
+        <w:rFonts w:ascii="Symbol" w:hAnsi="Symbol" w:hint="default"/>
+      </w:rPr>
+    </w:lvl>
+    <w:lvl w:ilvl="4" w:tplc="04090003" w:tentative="1">
+      <w:start w:val="1"/>
+      <w:numFmt w:val="bullet"/>
+      <w:lvlText w:val="o"/>
+      <w:lvlJc w:val="left"/>
+      <w:pPr>
+        <w:ind w:left="3600" w:hanging="360"/>
+      </w:pPr>
+      <w:rPr>
+        <w:rFonts w:ascii="Courier New" w:hAnsi="Courier New" w:cs="Courier New" w:hint="default"/>
+      </w:rPr>
+    </w:lvl>
+    <w:lvl w:ilvl="5" w:tplc="04090005" w:tentative="1">
+      <w:start w:val="1"/>
+      <w:numFmt w:val="bullet"/>
+      <w:lvlText w:val=""/>
+      <w:lvlJc w:val="left"/>
+      <w:pPr>
+        <w:ind w:left="4320" w:hanging="360"/>
+      </w:pPr>
+      <w:rPr>
+        <w:rFonts w:ascii="Wingdings" w:hAnsi="Wingdings" w:hint="default"/>
+      </w:rPr>
+    </w:lvl>
+    <w:lvl w:ilvl="6" w:tplc="04090001" w:tentative="1">
+      <w:start w:val="1"/>
+      <w:numFmt w:val="bullet"/>
+      <w:lvlText w:val=""/>
+      <w:lvlJc w:val="left"/>
+      <w:pPr>
+        <w:ind w:left="5040" w:hanging="360"/>
+      </w:pPr>
+      <w:rPr>
+        <w:rFonts w:ascii="Symbol" w:hAnsi="Symbol" w:hint="default"/>
+      </w:rPr>
+    </w:lvl>
+    <w:lvl w:ilvl="7" w:tplc="04090003" w:tentative="1">
+      <w:start w:val="1"/>
+      <w:numFmt w:val="bullet"/>
+      <w:lvlText w:val="o"/>
+      <w:lvlJc w:val="left"/>
+      <w:pPr>
+        <w:ind w:left="5760" w:hanging="360"/>
+      </w:pPr>
+      <w:rPr>
+        <w:rFonts w:ascii="Courier New" w:hAnsi="Courier New" w:cs="Courier New" w:hint="default"/>
+      </w:rPr>
+    </w:lvl>
+    <w:lvl w:ilvl="8" w:tplc="04090005" w:tentative="1">
+      <w:start w:val="1"/>
+      <w:numFmt w:val="bullet"/>
+      <w:lvlText w:val=""/>
+      <w:lvlJc w:val="left"/>
+      <w:pPr>
+        <w:ind w:left="6480" w:hanging="360"/>
+      </w:pPr>
+      <w:rPr>
+        <w:rFonts w:ascii="Wingdings" w:hAnsi="Wingdings" w:hint="default"/>
+      </w:rPr>
+    </w:lvl>
+  </w:abstractNum>
+  <w:abstractNum w:abstractNumId="12" w15:restartNumberingAfterBreak="0">
+    <w:nsid w:val="1C952598"/>
+    <w:multiLevelType w:val="hybridMultilevel"/>
+    <w:tmpl w:val="EBAE3018"/>
+    <w:lvl w:ilvl="0" w:tplc="04090001">
+      <w:start w:val="1"/>
+      <w:numFmt w:val="bullet"/>
+      <w:lvlText w:val=""/>
+      <w:lvlJc w:val="left"/>
+      <w:pPr>
+        <w:ind w:left="720" w:hanging="360"/>
+      </w:pPr>
+      <w:rPr>
+        <w:rFonts w:ascii="Symbol" w:hAnsi="Symbol" w:hint="default"/>
+      </w:rPr>
+    </w:lvl>
+    <w:lvl w:ilvl="1" w:tplc="04090003" w:tentative="1">
+      <w:start w:val="1"/>
+      <w:numFmt w:val="bullet"/>
+      <w:lvlText w:val="o"/>
+      <w:lvlJc w:val="left"/>
+      <w:pPr>
+        <w:ind w:left="1440" w:hanging="360"/>
+      </w:pPr>
+      <w:rPr>
+        <w:rFonts w:ascii="Courier New" w:hAnsi="Courier New" w:cs="Courier New" w:hint="default"/>
+      </w:rPr>
+    </w:lvl>
+    <w:lvl w:ilvl="2" w:tplc="04090005" w:tentative="1">
+      <w:start w:val="1"/>
+      <w:numFmt w:val="bullet"/>
+      <w:lvlText w:val=""/>
+      <w:lvlJc w:val="left"/>
+      <w:pPr>
+        <w:ind w:left="2160" w:hanging="360"/>
+      </w:pPr>
+      <w:rPr>
+        <w:rFonts w:ascii="Wingdings" w:hAnsi="Wingdings" w:hint="default"/>
+      </w:rPr>
+    </w:lvl>
+    <w:lvl w:ilvl="3" w:tplc="04090001" w:tentative="1">
+      <w:start w:val="1"/>
+      <w:numFmt w:val="bullet"/>
+      <w:lvlText w:val=""/>
+      <w:lvlJc w:val="left"/>
+      <w:pPr>
+        <w:ind w:left="2880" w:hanging="360"/>
+      </w:pPr>
+      <w:rPr>
+        <w:rFonts w:ascii="Symbol" w:hAnsi="Symbol" w:hint="default"/>
+      </w:rPr>
+    </w:lvl>
+    <w:lvl w:ilvl="4" w:tplc="04090003" w:tentative="1">
+      <w:start w:val="1"/>
+      <w:numFmt w:val="bullet"/>
+      <w:lvlText w:val="o"/>
+      <w:lvlJc w:val="left"/>
+      <w:pPr>
+        <w:ind w:left="3600" w:hanging="360"/>
+      </w:pPr>
+      <w:rPr>
+        <w:rFonts w:ascii="Courier New" w:hAnsi="Courier New" w:cs="Courier New" w:hint="default"/>
+      </w:rPr>
+    </w:lvl>
+    <w:lvl w:ilvl="5" w:tplc="04090005" w:tentative="1">
+      <w:start w:val="1"/>
+      <w:numFmt w:val="bullet"/>
+      <w:lvlText w:val=""/>
+      <w:lvlJc w:val="left"/>
+      <w:pPr>
+        <w:ind w:left="4320" w:hanging="360"/>
+      </w:pPr>
+      <w:rPr>
+        <w:rFonts w:ascii="Wingdings" w:hAnsi="Wingdings" w:hint="default"/>
+      </w:rPr>
+    </w:lvl>
+    <w:lvl w:ilvl="6" w:tplc="04090001" w:tentative="1">
+      <w:start w:val="1"/>
+      <w:numFmt w:val="bullet"/>
+      <w:lvlText w:val=""/>
+      <w:lvlJc w:val="left"/>
+      <w:pPr>
+        <w:ind w:left="5040" w:hanging="360"/>
+      </w:pPr>
+      <w:rPr>
+        <w:rFonts w:ascii="Symbol" w:hAnsi="Symbol" w:hint="default"/>
+      </w:rPr>
+    </w:lvl>
+    <w:lvl w:ilvl="7" w:tplc="04090003" w:tentative="1">
+      <w:start w:val="1"/>
+      <w:numFmt w:val="bullet"/>
+      <w:lvlText w:val="o"/>
+      <w:lvlJc w:val="left"/>
+      <w:pPr>
+        <w:ind w:left="5760" w:hanging="360"/>
+      </w:pPr>
+      <w:rPr>
+        <w:rFonts w:ascii="Courier New" w:hAnsi="Courier New" w:cs="Courier New" w:hint="default"/>
+      </w:rPr>
+    </w:lvl>
+    <w:lvl w:ilvl="8" w:tplc="04090005" w:tentative="1">
+      <w:start w:val="1"/>
+      <w:numFmt w:val="bullet"/>
+      <w:lvlText w:val=""/>
+      <w:lvlJc w:val="left"/>
+      <w:pPr>
+        <w:ind w:left="6480" w:hanging="360"/>
+      </w:pPr>
+      <w:rPr>
+        <w:rFonts w:ascii="Wingdings" w:hAnsi="Wingdings" w:hint="default"/>
+      </w:rPr>
+    </w:lvl>
+  </w:abstractNum>
+  <w:abstractNum w:abstractNumId="13" w15:restartNumberingAfterBreak="0">
+    <w:nsid w:val="1EBB2B61"/>
     <w:multiLevelType w:val="multilevel"/>
-    <w:tmpl w:val="9984F26A"/>
+    <w:tmpl w:val="A5067CDE"/>
     <w:lvl w:ilvl="0">
       <w:start w:val="1"/>
       <w:numFmt w:val="bullet"/>
@@ -18749,7 +20353,7 @@
         <w:sz w:val="20"/>
       </w:rPr>
     </w:lvl>
-    <w:lvl w:ilvl="1">
+    <w:lvl w:ilvl="1" w:tentative="1">
       <w:start w:val="1"/>
       <w:numFmt w:val="bullet"/>
       <w:lvlText w:val="o"/>
@@ -18765,7 +20369,7 @@
         <w:sz w:val="20"/>
       </w:rPr>
     </w:lvl>
-    <w:lvl w:ilvl="2">
+    <w:lvl w:ilvl="2" w:tentative="1">
       <w:start w:val="1"/>
       <w:numFmt w:val="bullet"/>
       <w:lvlText w:val=""/>
@@ -18878,10 +20482,236 @@
       </w:rPr>
     </w:lvl>
   </w:abstractNum>
-  <w:abstractNum w:abstractNumId="9" w15:restartNumberingAfterBreak="0">
-    <w:nsid w:val="151443A2"/>
+  <w:abstractNum w:abstractNumId="14" w15:restartNumberingAfterBreak="0">
+    <w:nsid w:val="1EEC0A11"/>
+    <w:multiLevelType w:val="hybridMultilevel"/>
+    <w:tmpl w:val="DE98E634"/>
+    <w:lvl w:ilvl="0" w:tplc="04090001">
+      <w:start w:val="1"/>
+      <w:numFmt w:val="bullet"/>
+      <w:lvlText w:val=""/>
+      <w:lvlJc w:val="left"/>
+      <w:pPr>
+        <w:ind w:left="720" w:hanging="360"/>
+      </w:pPr>
+      <w:rPr>
+        <w:rFonts w:ascii="Symbol" w:hAnsi="Symbol" w:hint="default"/>
+      </w:rPr>
+    </w:lvl>
+    <w:lvl w:ilvl="1" w:tplc="04090003" w:tentative="1">
+      <w:start w:val="1"/>
+      <w:numFmt w:val="bullet"/>
+      <w:lvlText w:val="o"/>
+      <w:lvlJc w:val="left"/>
+      <w:pPr>
+        <w:ind w:left="1440" w:hanging="360"/>
+      </w:pPr>
+      <w:rPr>
+        <w:rFonts w:ascii="Courier New" w:hAnsi="Courier New" w:cs="Courier New" w:hint="default"/>
+      </w:rPr>
+    </w:lvl>
+    <w:lvl w:ilvl="2" w:tplc="04090005" w:tentative="1">
+      <w:start w:val="1"/>
+      <w:numFmt w:val="bullet"/>
+      <w:lvlText w:val=""/>
+      <w:lvlJc w:val="left"/>
+      <w:pPr>
+        <w:ind w:left="2160" w:hanging="360"/>
+      </w:pPr>
+      <w:rPr>
+        <w:rFonts w:ascii="Wingdings" w:hAnsi="Wingdings" w:hint="default"/>
+      </w:rPr>
+    </w:lvl>
+    <w:lvl w:ilvl="3" w:tplc="04090001" w:tentative="1">
+      <w:start w:val="1"/>
+      <w:numFmt w:val="bullet"/>
+      <w:lvlText w:val=""/>
+      <w:lvlJc w:val="left"/>
+      <w:pPr>
+        <w:ind w:left="2880" w:hanging="360"/>
+      </w:pPr>
+      <w:rPr>
+        <w:rFonts w:ascii="Symbol" w:hAnsi="Symbol" w:hint="default"/>
+      </w:rPr>
+    </w:lvl>
+    <w:lvl w:ilvl="4" w:tplc="04090003" w:tentative="1">
+      <w:start w:val="1"/>
+      <w:numFmt w:val="bullet"/>
+      <w:lvlText w:val="o"/>
+      <w:lvlJc w:val="left"/>
+      <w:pPr>
+        <w:ind w:left="3600" w:hanging="360"/>
+      </w:pPr>
+      <w:rPr>
+        <w:rFonts w:ascii="Courier New" w:hAnsi="Courier New" w:cs="Courier New" w:hint="default"/>
+      </w:rPr>
+    </w:lvl>
+    <w:lvl w:ilvl="5" w:tplc="04090005" w:tentative="1">
+      <w:start w:val="1"/>
+      <w:numFmt w:val="bullet"/>
+      <w:lvlText w:val=""/>
+      <w:lvlJc w:val="left"/>
+      <w:pPr>
+        <w:ind w:left="4320" w:hanging="360"/>
+      </w:pPr>
+      <w:rPr>
+        <w:rFonts w:ascii="Wingdings" w:hAnsi="Wingdings" w:hint="default"/>
+      </w:rPr>
+    </w:lvl>
+    <w:lvl w:ilvl="6" w:tplc="04090001" w:tentative="1">
+      <w:start w:val="1"/>
+      <w:numFmt w:val="bullet"/>
+      <w:lvlText w:val=""/>
+      <w:lvlJc w:val="left"/>
+      <w:pPr>
+        <w:ind w:left="5040" w:hanging="360"/>
+      </w:pPr>
+      <w:rPr>
+        <w:rFonts w:ascii="Symbol" w:hAnsi="Symbol" w:hint="default"/>
+      </w:rPr>
+    </w:lvl>
+    <w:lvl w:ilvl="7" w:tplc="04090003" w:tentative="1">
+      <w:start w:val="1"/>
+      <w:numFmt w:val="bullet"/>
+      <w:lvlText w:val="o"/>
+      <w:lvlJc w:val="left"/>
+      <w:pPr>
+        <w:ind w:left="5760" w:hanging="360"/>
+      </w:pPr>
+      <w:rPr>
+        <w:rFonts w:ascii="Courier New" w:hAnsi="Courier New" w:cs="Courier New" w:hint="default"/>
+      </w:rPr>
+    </w:lvl>
+    <w:lvl w:ilvl="8" w:tplc="04090005" w:tentative="1">
+      <w:start w:val="1"/>
+      <w:numFmt w:val="bullet"/>
+      <w:lvlText w:val=""/>
+      <w:lvlJc w:val="left"/>
+      <w:pPr>
+        <w:ind w:left="6480" w:hanging="360"/>
+      </w:pPr>
+      <w:rPr>
+        <w:rFonts w:ascii="Wingdings" w:hAnsi="Wingdings" w:hint="default"/>
+      </w:rPr>
+    </w:lvl>
+  </w:abstractNum>
+  <w:abstractNum w:abstractNumId="15" w15:restartNumberingAfterBreak="0">
+    <w:nsid w:val="208002AF"/>
+    <w:multiLevelType w:val="hybridMultilevel"/>
+    <w:tmpl w:val="3AF8B62E"/>
+    <w:lvl w:ilvl="0" w:tplc="04090001">
+      <w:start w:val="1"/>
+      <w:numFmt w:val="bullet"/>
+      <w:lvlText w:val=""/>
+      <w:lvlJc w:val="left"/>
+      <w:pPr>
+        <w:ind w:left="720" w:hanging="360"/>
+      </w:pPr>
+      <w:rPr>
+        <w:rFonts w:ascii="Symbol" w:hAnsi="Symbol" w:hint="default"/>
+      </w:rPr>
+    </w:lvl>
+    <w:lvl w:ilvl="1" w:tplc="04090003" w:tentative="1">
+      <w:start w:val="1"/>
+      <w:numFmt w:val="bullet"/>
+      <w:lvlText w:val="o"/>
+      <w:lvlJc w:val="left"/>
+      <w:pPr>
+        <w:ind w:left="1440" w:hanging="360"/>
+      </w:pPr>
+      <w:rPr>
+        <w:rFonts w:ascii="Courier New" w:hAnsi="Courier New" w:cs="Courier New" w:hint="default"/>
+      </w:rPr>
+    </w:lvl>
+    <w:lvl w:ilvl="2" w:tplc="04090005" w:tentative="1">
+      <w:start w:val="1"/>
+      <w:numFmt w:val="bullet"/>
+      <w:lvlText w:val=""/>
+      <w:lvlJc w:val="left"/>
+      <w:pPr>
+        <w:ind w:left="2160" w:hanging="360"/>
+      </w:pPr>
+      <w:rPr>
+        <w:rFonts w:ascii="Wingdings" w:hAnsi="Wingdings" w:hint="default"/>
+      </w:rPr>
+    </w:lvl>
+    <w:lvl w:ilvl="3" w:tplc="04090001" w:tentative="1">
+      <w:start w:val="1"/>
+      <w:numFmt w:val="bullet"/>
+      <w:lvlText w:val=""/>
+      <w:lvlJc w:val="left"/>
+      <w:pPr>
+        <w:ind w:left="2880" w:hanging="360"/>
+      </w:pPr>
+      <w:rPr>
+        <w:rFonts w:ascii="Symbol" w:hAnsi="Symbol" w:hint="default"/>
+      </w:rPr>
+    </w:lvl>
+    <w:lvl w:ilvl="4" w:tplc="04090003" w:tentative="1">
+      <w:start w:val="1"/>
+      <w:numFmt w:val="bullet"/>
+      <w:lvlText w:val="o"/>
+      <w:lvlJc w:val="left"/>
+      <w:pPr>
+        <w:ind w:left="3600" w:hanging="360"/>
+      </w:pPr>
+      <w:rPr>
+        <w:rFonts w:ascii="Courier New" w:hAnsi="Courier New" w:cs="Courier New" w:hint="default"/>
+      </w:rPr>
+    </w:lvl>
+    <w:lvl w:ilvl="5" w:tplc="04090005" w:tentative="1">
+      <w:start w:val="1"/>
+      <w:numFmt w:val="bullet"/>
+      <w:lvlText w:val=""/>
+      <w:lvlJc w:val="left"/>
+      <w:pPr>
+        <w:ind w:left="4320" w:hanging="360"/>
+      </w:pPr>
+      <w:rPr>
+        <w:rFonts w:ascii="Wingdings" w:hAnsi="Wingdings" w:hint="default"/>
+      </w:rPr>
+    </w:lvl>
+    <w:lvl w:ilvl="6" w:tplc="04090001" w:tentative="1">
+      <w:start w:val="1"/>
+      <w:numFmt w:val="bullet"/>
+      <w:lvlText w:val=""/>
+      <w:lvlJc w:val="left"/>
+      <w:pPr>
+        <w:ind w:left="5040" w:hanging="360"/>
+      </w:pPr>
+      <w:rPr>
+        <w:rFonts w:ascii="Symbol" w:hAnsi="Symbol" w:hint="default"/>
+      </w:rPr>
+    </w:lvl>
+    <w:lvl w:ilvl="7" w:tplc="04090003" w:tentative="1">
+      <w:start w:val="1"/>
+      <w:numFmt w:val="bullet"/>
+      <w:lvlText w:val="o"/>
+      <w:lvlJc w:val="left"/>
+      <w:pPr>
+        <w:ind w:left="5760" w:hanging="360"/>
+      </w:pPr>
+      <w:rPr>
+        <w:rFonts w:ascii="Courier New" w:hAnsi="Courier New" w:cs="Courier New" w:hint="default"/>
+      </w:rPr>
+    </w:lvl>
+    <w:lvl w:ilvl="8" w:tplc="04090005" w:tentative="1">
+      <w:start w:val="1"/>
+      <w:numFmt w:val="bullet"/>
+      <w:lvlText w:val=""/>
+      <w:lvlJc w:val="left"/>
+      <w:pPr>
+        <w:ind w:left="6480" w:hanging="360"/>
+      </w:pPr>
+      <w:rPr>
+        <w:rFonts w:ascii="Wingdings" w:hAnsi="Wingdings" w:hint="default"/>
+      </w:rPr>
+    </w:lvl>
+  </w:abstractNum>
+  <w:abstractNum w:abstractNumId="16" w15:restartNumberingAfterBreak="0">
+    <w:nsid w:val="22112786"/>
     <w:multiLevelType w:val="multilevel"/>
-    <w:tmpl w:val="A502D8DA"/>
+    <w:tmpl w:val="D7568FD6"/>
     <w:lvl w:ilvl="0">
       <w:start w:val="1"/>
       <w:numFmt w:val="bullet"/>
@@ -19027,123 +20857,10 @@
       </w:rPr>
     </w:lvl>
   </w:abstractNum>
-  <w:abstractNum w:abstractNumId="10" w15:restartNumberingAfterBreak="0">
-    <w:nsid w:val="16185A47"/>
-    <w:multiLevelType w:val="hybridMultilevel"/>
-    <w:tmpl w:val="8A3C948A"/>
-    <w:lvl w:ilvl="0" w:tplc="04090001">
-      <w:start w:val="1"/>
-      <w:numFmt w:val="bullet"/>
-      <w:lvlText w:val=""/>
-      <w:lvlJc w:val="left"/>
-      <w:pPr>
-        <w:ind w:left="720" w:hanging="360"/>
-      </w:pPr>
-      <w:rPr>
-        <w:rFonts w:ascii="Symbol" w:hAnsi="Symbol" w:hint="default"/>
-      </w:rPr>
-    </w:lvl>
-    <w:lvl w:ilvl="1" w:tplc="04090003" w:tentative="1">
-      <w:start w:val="1"/>
-      <w:numFmt w:val="bullet"/>
-      <w:lvlText w:val="o"/>
-      <w:lvlJc w:val="left"/>
-      <w:pPr>
-        <w:ind w:left="1440" w:hanging="360"/>
-      </w:pPr>
-      <w:rPr>
-        <w:rFonts w:ascii="Courier New" w:hAnsi="Courier New" w:cs="Courier New" w:hint="default"/>
-      </w:rPr>
-    </w:lvl>
-    <w:lvl w:ilvl="2" w:tplc="04090005" w:tentative="1">
-      <w:start w:val="1"/>
-      <w:numFmt w:val="bullet"/>
-      <w:lvlText w:val=""/>
-      <w:lvlJc w:val="left"/>
-      <w:pPr>
-        <w:ind w:left="2160" w:hanging="360"/>
-      </w:pPr>
-      <w:rPr>
-        <w:rFonts w:ascii="Wingdings" w:hAnsi="Wingdings" w:hint="default"/>
-      </w:rPr>
-    </w:lvl>
-    <w:lvl w:ilvl="3" w:tplc="04090001" w:tentative="1">
-      <w:start w:val="1"/>
-      <w:numFmt w:val="bullet"/>
-      <w:lvlText w:val=""/>
-      <w:lvlJc w:val="left"/>
-      <w:pPr>
-        <w:ind w:left="2880" w:hanging="360"/>
-      </w:pPr>
-      <w:rPr>
-        <w:rFonts w:ascii="Symbol" w:hAnsi="Symbol" w:hint="default"/>
-      </w:rPr>
-    </w:lvl>
-    <w:lvl w:ilvl="4" w:tplc="04090003" w:tentative="1">
-      <w:start w:val="1"/>
-      <w:numFmt w:val="bullet"/>
-      <w:lvlText w:val="o"/>
-      <w:lvlJc w:val="left"/>
-      <w:pPr>
-        <w:ind w:left="3600" w:hanging="360"/>
-      </w:pPr>
-      <w:rPr>
-        <w:rFonts w:ascii="Courier New" w:hAnsi="Courier New" w:cs="Courier New" w:hint="default"/>
-      </w:rPr>
-    </w:lvl>
-    <w:lvl w:ilvl="5" w:tplc="04090005" w:tentative="1">
-      <w:start w:val="1"/>
-      <w:numFmt w:val="bullet"/>
-      <w:lvlText w:val=""/>
-      <w:lvlJc w:val="left"/>
-      <w:pPr>
-        <w:ind w:left="4320" w:hanging="360"/>
-      </w:pPr>
-      <w:rPr>
-        <w:rFonts w:ascii="Wingdings" w:hAnsi="Wingdings" w:hint="default"/>
-      </w:rPr>
-    </w:lvl>
-    <w:lvl w:ilvl="6" w:tplc="04090001" w:tentative="1">
-      <w:start w:val="1"/>
-      <w:numFmt w:val="bullet"/>
-      <w:lvlText w:val=""/>
-      <w:lvlJc w:val="left"/>
-      <w:pPr>
-        <w:ind w:left="5040" w:hanging="360"/>
-      </w:pPr>
-      <w:rPr>
-        <w:rFonts w:ascii="Symbol" w:hAnsi="Symbol" w:hint="default"/>
-      </w:rPr>
-    </w:lvl>
-    <w:lvl w:ilvl="7" w:tplc="04090003" w:tentative="1">
-      <w:start w:val="1"/>
-      <w:numFmt w:val="bullet"/>
-      <w:lvlText w:val="o"/>
-      <w:lvlJc w:val="left"/>
-      <w:pPr>
-        <w:ind w:left="5760" w:hanging="360"/>
-      </w:pPr>
-      <w:rPr>
-        <w:rFonts w:ascii="Courier New" w:hAnsi="Courier New" w:cs="Courier New" w:hint="default"/>
-      </w:rPr>
-    </w:lvl>
-    <w:lvl w:ilvl="8" w:tplc="04090005" w:tentative="1">
-      <w:start w:val="1"/>
-      <w:numFmt w:val="bullet"/>
-      <w:lvlText w:val=""/>
-      <w:lvlJc w:val="left"/>
-      <w:pPr>
-        <w:ind w:left="6480" w:hanging="360"/>
-      </w:pPr>
-      <w:rPr>
-        <w:rFonts w:ascii="Wingdings" w:hAnsi="Wingdings" w:hint="default"/>
-      </w:rPr>
-    </w:lvl>
-  </w:abstractNum>
-  <w:abstractNum w:abstractNumId="11" w15:restartNumberingAfterBreak="0">
-    <w:nsid w:val="180E17F3"/>
+  <w:abstractNum w:abstractNumId="17" w15:restartNumberingAfterBreak="0">
+    <w:nsid w:val="27063F24"/>
     <w:multiLevelType w:val="multilevel"/>
-    <w:tmpl w:val="E5C660D8"/>
+    <w:tmpl w:val="2FECD25E"/>
     <w:lvl w:ilvl="0">
       <w:start w:val="1"/>
       <w:numFmt w:val="bullet"/>
@@ -19160,7 +20877,7 @@
         <w:sz w:val="20"/>
       </w:rPr>
     </w:lvl>
-    <w:lvl w:ilvl="1">
+    <w:lvl w:ilvl="1" w:tentative="1">
       <w:start w:val="1"/>
       <w:numFmt w:val="bullet"/>
       <w:lvlText w:val="o"/>
@@ -19289,10 +21006,10 @@
       </w:rPr>
     </w:lvl>
   </w:abstractNum>
-  <w:abstractNum w:abstractNumId="12" w15:restartNumberingAfterBreak="0">
-    <w:nsid w:val="19016B2A"/>
+  <w:abstractNum w:abstractNumId="18" w15:restartNumberingAfterBreak="0">
+    <w:nsid w:val="28E8129C"/>
     <w:multiLevelType w:val="hybridMultilevel"/>
-    <w:tmpl w:val="126C2E4C"/>
+    <w:tmpl w:val="38B49DF0"/>
     <w:lvl w:ilvl="0" w:tplc="04090001">
       <w:start w:val="1"/>
       <w:numFmt w:val="bullet"/>
@@ -19402,322 +21119,10 @@
       </w:rPr>
     </w:lvl>
   </w:abstractNum>
-  <w:abstractNum w:abstractNumId="13" w15:restartNumberingAfterBreak="0">
-    <w:nsid w:val="19EB005A"/>
-    <w:multiLevelType w:val="hybridMultilevel"/>
-    <w:tmpl w:val="5A6E9B48"/>
-    <w:lvl w:ilvl="0" w:tplc="0409000F">
-      <w:start w:val="1"/>
-      <w:numFmt w:val="decimal"/>
-      <w:lvlText w:val="%1."/>
-      <w:lvlJc w:val="left"/>
-      <w:pPr>
-        <w:ind w:left="720" w:hanging="360"/>
-      </w:pPr>
-    </w:lvl>
-    <w:lvl w:ilvl="1" w:tplc="04090019" w:tentative="1">
-      <w:start w:val="1"/>
-      <w:numFmt w:val="lowerLetter"/>
-      <w:lvlText w:val="%2."/>
-      <w:lvlJc w:val="left"/>
-      <w:pPr>
-        <w:ind w:left="1440" w:hanging="360"/>
-      </w:pPr>
-    </w:lvl>
-    <w:lvl w:ilvl="2" w:tplc="0409001B" w:tentative="1">
-      <w:start w:val="1"/>
-      <w:numFmt w:val="lowerRoman"/>
-      <w:lvlText w:val="%3."/>
-      <w:lvlJc w:val="right"/>
-      <w:pPr>
-        <w:ind w:left="2160" w:hanging="180"/>
-      </w:pPr>
-    </w:lvl>
-    <w:lvl w:ilvl="3" w:tplc="0409000F" w:tentative="1">
-      <w:start w:val="1"/>
-      <w:numFmt w:val="decimal"/>
-      <w:lvlText w:val="%4."/>
-      <w:lvlJc w:val="left"/>
-      <w:pPr>
-        <w:ind w:left="2880" w:hanging="360"/>
-      </w:pPr>
-    </w:lvl>
-    <w:lvl w:ilvl="4" w:tplc="04090019" w:tentative="1">
-      <w:start w:val="1"/>
-      <w:numFmt w:val="lowerLetter"/>
-      <w:lvlText w:val="%5."/>
-      <w:lvlJc w:val="left"/>
-      <w:pPr>
-        <w:ind w:left="3600" w:hanging="360"/>
-      </w:pPr>
-    </w:lvl>
-    <w:lvl w:ilvl="5" w:tplc="0409001B" w:tentative="1">
-      <w:start w:val="1"/>
-      <w:numFmt w:val="lowerRoman"/>
-      <w:lvlText w:val="%6."/>
-      <w:lvlJc w:val="right"/>
-      <w:pPr>
-        <w:ind w:left="4320" w:hanging="180"/>
-      </w:pPr>
-    </w:lvl>
-    <w:lvl w:ilvl="6" w:tplc="0409000F" w:tentative="1">
-      <w:start w:val="1"/>
-      <w:numFmt w:val="decimal"/>
-      <w:lvlText w:val="%7."/>
-      <w:lvlJc w:val="left"/>
-      <w:pPr>
-        <w:ind w:left="5040" w:hanging="360"/>
-      </w:pPr>
-    </w:lvl>
-    <w:lvl w:ilvl="7" w:tplc="04090019" w:tentative="1">
-      <w:start w:val="1"/>
-      <w:numFmt w:val="lowerLetter"/>
-      <w:lvlText w:val="%8."/>
-      <w:lvlJc w:val="left"/>
-      <w:pPr>
-        <w:ind w:left="5760" w:hanging="360"/>
-      </w:pPr>
-    </w:lvl>
-    <w:lvl w:ilvl="8" w:tplc="0409001B" w:tentative="1">
-      <w:start w:val="1"/>
-      <w:numFmt w:val="lowerRoman"/>
-      <w:lvlText w:val="%9."/>
-      <w:lvlJc w:val="right"/>
-      <w:pPr>
-        <w:ind w:left="6480" w:hanging="180"/>
-      </w:pPr>
-    </w:lvl>
-  </w:abstractNum>
-  <w:abstractNum w:abstractNumId="14" w15:restartNumberingAfterBreak="0">
-    <w:nsid w:val="1B774D00"/>
-    <w:multiLevelType w:val="hybridMultilevel"/>
-    <w:tmpl w:val="7C566A2E"/>
-    <w:lvl w:ilvl="0" w:tplc="04090001">
-      <w:start w:val="1"/>
-      <w:numFmt w:val="bullet"/>
-      <w:lvlText w:val=""/>
-      <w:lvlJc w:val="left"/>
-      <w:pPr>
-        <w:ind w:left="720" w:hanging="360"/>
-      </w:pPr>
-      <w:rPr>
-        <w:rFonts w:ascii="Symbol" w:hAnsi="Symbol" w:hint="default"/>
-      </w:rPr>
-    </w:lvl>
-    <w:lvl w:ilvl="1" w:tplc="04090003" w:tentative="1">
-      <w:start w:val="1"/>
-      <w:numFmt w:val="bullet"/>
-      <w:lvlText w:val="o"/>
-      <w:lvlJc w:val="left"/>
-      <w:pPr>
-        <w:ind w:left="1440" w:hanging="360"/>
-      </w:pPr>
-      <w:rPr>
-        <w:rFonts w:ascii="Courier New" w:hAnsi="Courier New" w:cs="Courier New" w:hint="default"/>
-      </w:rPr>
-    </w:lvl>
-    <w:lvl w:ilvl="2" w:tplc="04090005" w:tentative="1">
-      <w:start w:val="1"/>
-      <w:numFmt w:val="bullet"/>
-      <w:lvlText w:val=""/>
-      <w:lvlJc w:val="left"/>
-      <w:pPr>
-        <w:ind w:left="2160" w:hanging="360"/>
-      </w:pPr>
-      <w:rPr>
-        <w:rFonts w:ascii="Wingdings" w:hAnsi="Wingdings" w:hint="default"/>
-      </w:rPr>
-    </w:lvl>
-    <w:lvl w:ilvl="3" w:tplc="04090001" w:tentative="1">
-      <w:start w:val="1"/>
-      <w:numFmt w:val="bullet"/>
-      <w:lvlText w:val=""/>
-      <w:lvlJc w:val="left"/>
-      <w:pPr>
-        <w:ind w:left="2880" w:hanging="360"/>
-      </w:pPr>
-      <w:rPr>
-        <w:rFonts w:ascii="Symbol" w:hAnsi="Symbol" w:hint="default"/>
-      </w:rPr>
-    </w:lvl>
-    <w:lvl w:ilvl="4" w:tplc="04090003" w:tentative="1">
-      <w:start w:val="1"/>
-      <w:numFmt w:val="bullet"/>
-      <w:lvlText w:val="o"/>
-      <w:lvlJc w:val="left"/>
-      <w:pPr>
-        <w:ind w:left="3600" w:hanging="360"/>
-      </w:pPr>
-      <w:rPr>
-        <w:rFonts w:ascii="Courier New" w:hAnsi="Courier New" w:cs="Courier New" w:hint="default"/>
-      </w:rPr>
-    </w:lvl>
-    <w:lvl w:ilvl="5" w:tplc="04090005" w:tentative="1">
-      <w:start w:val="1"/>
-      <w:numFmt w:val="bullet"/>
-      <w:lvlText w:val=""/>
-      <w:lvlJc w:val="left"/>
-      <w:pPr>
-        <w:ind w:left="4320" w:hanging="360"/>
-      </w:pPr>
-      <w:rPr>
-        <w:rFonts w:ascii="Wingdings" w:hAnsi="Wingdings" w:hint="default"/>
-      </w:rPr>
-    </w:lvl>
-    <w:lvl w:ilvl="6" w:tplc="04090001" w:tentative="1">
-      <w:start w:val="1"/>
-      <w:numFmt w:val="bullet"/>
-      <w:lvlText w:val=""/>
-      <w:lvlJc w:val="left"/>
-      <w:pPr>
-        <w:ind w:left="5040" w:hanging="360"/>
-      </w:pPr>
-      <w:rPr>
-        <w:rFonts w:ascii="Symbol" w:hAnsi="Symbol" w:hint="default"/>
-      </w:rPr>
-    </w:lvl>
-    <w:lvl w:ilvl="7" w:tplc="04090003" w:tentative="1">
-      <w:start w:val="1"/>
-      <w:numFmt w:val="bullet"/>
-      <w:lvlText w:val="o"/>
-      <w:lvlJc w:val="left"/>
-      <w:pPr>
-        <w:ind w:left="5760" w:hanging="360"/>
-      </w:pPr>
-      <w:rPr>
-        <w:rFonts w:ascii="Courier New" w:hAnsi="Courier New" w:cs="Courier New" w:hint="default"/>
-      </w:rPr>
-    </w:lvl>
-    <w:lvl w:ilvl="8" w:tplc="04090005" w:tentative="1">
-      <w:start w:val="1"/>
-      <w:numFmt w:val="bullet"/>
-      <w:lvlText w:val=""/>
-      <w:lvlJc w:val="left"/>
-      <w:pPr>
-        <w:ind w:left="6480" w:hanging="360"/>
-      </w:pPr>
-      <w:rPr>
-        <w:rFonts w:ascii="Wingdings" w:hAnsi="Wingdings" w:hint="default"/>
-      </w:rPr>
-    </w:lvl>
-  </w:abstractNum>
-  <w:abstractNum w:abstractNumId="15" w15:restartNumberingAfterBreak="0">
-    <w:nsid w:val="1C952598"/>
-    <w:multiLevelType w:val="hybridMultilevel"/>
-    <w:tmpl w:val="EBAE3018"/>
-    <w:lvl w:ilvl="0" w:tplc="04090001">
-      <w:start w:val="1"/>
-      <w:numFmt w:val="bullet"/>
-      <w:lvlText w:val=""/>
-      <w:lvlJc w:val="left"/>
-      <w:pPr>
-        <w:ind w:left="720" w:hanging="360"/>
-      </w:pPr>
-      <w:rPr>
-        <w:rFonts w:ascii="Symbol" w:hAnsi="Symbol" w:hint="default"/>
-      </w:rPr>
-    </w:lvl>
-    <w:lvl w:ilvl="1" w:tplc="04090003" w:tentative="1">
-      <w:start w:val="1"/>
-      <w:numFmt w:val="bullet"/>
-      <w:lvlText w:val="o"/>
-      <w:lvlJc w:val="left"/>
-      <w:pPr>
-        <w:ind w:left="1440" w:hanging="360"/>
-      </w:pPr>
-      <w:rPr>
-        <w:rFonts w:ascii="Courier New" w:hAnsi="Courier New" w:cs="Courier New" w:hint="default"/>
-      </w:rPr>
-    </w:lvl>
-    <w:lvl w:ilvl="2" w:tplc="04090005" w:tentative="1">
-      <w:start w:val="1"/>
-      <w:numFmt w:val="bullet"/>
-      <w:lvlText w:val=""/>
-      <w:lvlJc w:val="left"/>
-      <w:pPr>
-        <w:ind w:left="2160" w:hanging="360"/>
-      </w:pPr>
-      <w:rPr>
-        <w:rFonts w:ascii="Wingdings" w:hAnsi="Wingdings" w:hint="default"/>
-      </w:rPr>
-    </w:lvl>
-    <w:lvl w:ilvl="3" w:tplc="04090001" w:tentative="1">
-      <w:start w:val="1"/>
-      <w:numFmt w:val="bullet"/>
-      <w:lvlText w:val=""/>
-      <w:lvlJc w:val="left"/>
-      <w:pPr>
-        <w:ind w:left="2880" w:hanging="360"/>
-      </w:pPr>
-      <w:rPr>
-        <w:rFonts w:ascii="Symbol" w:hAnsi="Symbol" w:hint="default"/>
-      </w:rPr>
-    </w:lvl>
-    <w:lvl w:ilvl="4" w:tplc="04090003" w:tentative="1">
-      <w:start w:val="1"/>
-      <w:numFmt w:val="bullet"/>
-      <w:lvlText w:val="o"/>
-      <w:lvlJc w:val="left"/>
-      <w:pPr>
-        <w:ind w:left="3600" w:hanging="360"/>
-      </w:pPr>
-      <w:rPr>
-        <w:rFonts w:ascii="Courier New" w:hAnsi="Courier New" w:cs="Courier New" w:hint="default"/>
-      </w:rPr>
-    </w:lvl>
-    <w:lvl w:ilvl="5" w:tplc="04090005" w:tentative="1">
-      <w:start w:val="1"/>
-      <w:numFmt w:val="bullet"/>
-      <w:lvlText w:val=""/>
-      <w:lvlJc w:val="left"/>
-      <w:pPr>
-        <w:ind w:left="4320" w:hanging="360"/>
-      </w:pPr>
-      <w:rPr>
-        <w:rFonts w:ascii="Wingdings" w:hAnsi="Wingdings" w:hint="default"/>
-      </w:rPr>
-    </w:lvl>
-    <w:lvl w:ilvl="6" w:tplc="04090001" w:tentative="1">
-      <w:start w:val="1"/>
-      <w:numFmt w:val="bullet"/>
-      <w:lvlText w:val=""/>
-      <w:lvlJc w:val="left"/>
-      <w:pPr>
-        <w:ind w:left="5040" w:hanging="360"/>
-      </w:pPr>
-      <w:rPr>
-        <w:rFonts w:ascii="Symbol" w:hAnsi="Symbol" w:hint="default"/>
-      </w:rPr>
-    </w:lvl>
-    <w:lvl w:ilvl="7" w:tplc="04090003" w:tentative="1">
-      <w:start w:val="1"/>
-      <w:numFmt w:val="bullet"/>
-      <w:lvlText w:val="o"/>
-      <w:lvlJc w:val="left"/>
-      <w:pPr>
-        <w:ind w:left="5760" w:hanging="360"/>
-      </w:pPr>
-      <w:rPr>
-        <w:rFonts w:ascii="Courier New" w:hAnsi="Courier New" w:cs="Courier New" w:hint="default"/>
-      </w:rPr>
-    </w:lvl>
-    <w:lvl w:ilvl="8" w:tplc="04090005" w:tentative="1">
-      <w:start w:val="1"/>
-      <w:numFmt w:val="bullet"/>
-      <w:lvlText w:val=""/>
-      <w:lvlJc w:val="left"/>
-      <w:pPr>
-        <w:ind w:left="6480" w:hanging="360"/>
-      </w:pPr>
-      <w:rPr>
-        <w:rFonts w:ascii="Wingdings" w:hAnsi="Wingdings" w:hint="default"/>
-      </w:rPr>
-    </w:lvl>
-  </w:abstractNum>
-  <w:abstractNum w:abstractNumId="16" w15:restartNumberingAfterBreak="0">
-    <w:nsid w:val="1EBB2B61"/>
+  <w:abstractNum w:abstractNumId="19" w15:restartNumberingAfterBreak="0">
+    <w:nsid w:val="2AF231F8"/>
     <w:multiLevelType w:val="multilevel"/>
-    <w:tmpl w:val="A5067CDE"/>
+    <w:tmpl w:val="563CB39C"/>
     <w:lvl w:ilvl="0">
       <w:start w:val="1"/>
       <w:numFmt w:val="bullet"/>
@@ -19863,236 +21268,10 @@
       </w:rPr>
     </w:lvl>
   </w:abstractNum>
-  <w:abstractNum w:abstractNumId="17" w15:restartNumberingAfterBreak="0">
-    <w:nsid w:val="1EEC0A11"/>
-    <w:multiLevelType w:val="hybridMultilevel"/>
-    <w:tmpl w:val="DE98E634"/>
-    <w:lvl w:ilvl="0" w:tplc="04090001">
-      <w:start w:val="1"/>
-      <w:numFmt w:val="bullet"/>
-      <w:lvlText w:val=""/>
-      <w:lvlJc w:val="left"/>
-      <w:pPr>
-        <w:ind w:left="720" w:hanging="360"/>
-      </w:pPr>
-      <w:rPr>
-        <w:rFonts w:ascii="Symbol" w:hAnsi="Symbol" w:hint="default"/>
-      </w:rPr>
-    </w:lvl>
-    <w:lvl w:ilvl="1" w:tplc="04090003" w:tentative="1">
-      <w:start w:val="1"/>
-      <w:numFmt w:val="bullet"/>
-      <w:lvlText w:val="o"/>
-      <w:lvlJc w:val="left"/>
-      <w:pPr>
-        <w:ind w:left="1440" w:hanging="360"/>
-      </w:pPr>
-      <w:rPr>
-        <w:rFonts w:ascii="Courier New" w:hAnsi="Courier New" w:cs="Courier New" w:hint="default"/>
-      </w:rPr>
-    </w:lvl>
-    <w:lvl w:ilvl="2" w:tplc="04090005" w:tentative="1">
-      <w:start w:val="1"/>
-      <w:numFmt w:val="bullet"/>
-      <w:lvlText w:val=""/>
-      <w:lvlJc w:val="left"/>
-      <w:pPr>
-        <w:ind w:left="2160" w:hanging="360"/>
-      </w:pPr>
-      <w:rPr>
-        <w:rFonts w:ascii="Wingdings" w:hAnsi="Wingdings" w:hint="default"/>
-      </w:rPr>
-    </w:lvl>
-    <w:lvl w:ilvl="3" w:tplc="04090001" w:tentative="1">
-      <w:start w:val="1"/>
-      <w:numFmt w:val="bullet"/>
-      <w:lvlText w:val=""/>
-      <w:lvlJc w:val="left"/>
-      <w:pPr>
-        <w:ind w:left="2880" w:hanging="360"/>
-      </w:pPr>
-      <w:rPr>
-        <w:rFonts w:ascii="Symbol" w:hAnsi="Symbol" w:hint="default"/>
-      </w:rPr>
-    </w:lvl>
-    <w:lvl w:ilvl="4" w:tplc="04090003" w:tentative="1">
-      <w:start w:val="1"/>
-      <w:numFmt w:val="bullet"/>
-      <w:lvlText w:val="o"/>
-      <w:lvlJc w:val="left"/>
-      <w:pPr>
-        <w:ind w:left="3600" w:hanging="360"/>
-      </w:pPr>
-      <w:rPr>
-        <w:rFonts w:ascii="Courier New" w:hAnsi="Courier New" w:cs="Courier New" w:hint="default"/>
-      </w:rPr>
-    </w:lvl>
-    <w:lvl w:ilvl="5" w:tplc="04090005" w:tentative="1">
-      <w:start w:val="1"/>
-      <w:numFmt w:val="bullet"/>
-      <w:lvlText w:val=""/>
-      <w:lvlJc w:val="left"/>
-      <w:pPr>
-        <w:ind w:left="4320" w:hanging="360"/>
-      </w:pPr>
-      <w:rPr>
-        <w:rFonts w:ascii="Wingdings" w:hAnsi="Wingdings" w:hint="default"/>
-      </w:rPr>
-    </w:lvl>
-    <w:lvl w:ilvl="6" w:tplc="04090001" w:tentative="1">
-      <w:start w:val="1"/>
-      <w:numFmt w:val="bullet"/>
-      <w:lvlText w:val=""/>
-      <w:lvlJc w:val="left"/>
-      <w:pPr>
-        <w:ind w:left="5040" w:hanging="360"/>
-      </w:pPr>
-      <w:rPr>
-        <w:rFonts w:ascii="Symbol" w:hAnsi="Symbol" w:hint="default"/>
-      </w:rPr>
-    </w:lvl>
-    <w:lvl w:ilvl="7" w:tplc="04090003" w:tentative="1">
-      <w:start w:val="1"/>
-      <w:numFmt w:val="bullet"/>
-      <w:lvlText w:val="o"/>
-      <w:lvlJc w:val="left"/>
-      <w:pPr>
-        <w:ind w:left="5760" w:hanging="360"/>
-      </w:pPr>
-      <w:rPr>
-        <w:rFonts w:ascii="Courier New" w:hAnsi="Courier New" w:cs="Courier New" w:hint="default"/>
-      </w:rPr>
-    </w:lvl>
-    <w:lvl w:ilvl="8" w:tplc="04090005" w:tentative="1">
-      <w:start w:val="1"/>
-      <w:numFmt w:val="bullet"/>
-      <w:lvlText w:val=""/>
-      <w:lvlJc w:val="left"/>
-      <w:pPr>
-        <w:ind w:left="6480" w:hanging="360"/>
-      </w:pPr>
-      <w:rPr>
-        <w:rFonts w:ascii="Wingdings" w:hAnsi="Wingdings" w:hint="default"/>
-      </w:rPr>
-    </w:lvl>
-  </w:abstractNum>
-  <w:abstractNum w:abstractNumId="18" w15:restartNumberingAfterBreak="0">
-    <w:nsid w:val="208002AF"/>
-    <w:multiLevelType w:val="hybridMultilevel"/>
-    <w:tmpl w:val="3AF8B62E"/>
-    <w:lvl w:ilvl="0" w:tplc="04090001">
-      <w:start w:val="1"/>
-      <w:numFmt w:val="bullet"/>
-      <w:lvlText w:val=""/>
-      <w:lvlJc w:val="left"/>
-      <w:pPr>
-        <w:ind w:left="720" w:hanging="360"/>
-      </w:pPr>
-      <w:rPr>
-        <w:rFonts w:ascii="Symbol" w:hAnsi="Symbol" w:hint="default"/>
-      </w:rPr>
-    </w:lvl>
-    <w:lvl w:ilvl="1" w:tplc="04090003" w:tentative="1">
-      <w:start w:val="1"/>
-      <w:numFmt w:val="bullet"/>
-      <w:lvlText w:val="o"/>
-      <w:lvlJc w:val="left"/>
-      <w:pPr>
-        <w:ind w:left="1440" w:hanging="360"/>
-      </w:pPr>
-      <w:rPr>
-        <w:rFonts w:ascii="Courier New" w:hAnsi="Courier New" w:cs="Courier New" w:hint="default"/>
-      </w:rPr>
-    </w:lvl>
-    <w:lvl w:ilvl="2" w:tplc="04090005" w:tentative="1">
-      <w:start w:val="1"/>
-      <w:numFmt w:val="bullet"/>
-      <w:lvlText w:val=""/>
-      <w:lvlJc w:val="left"/>
-      <w:pPr>
-        <w:ind w:left="2160" w:hanging="360"/>
-      </w:pPr>
-      <w:rPr>
-        <w:rFonts w:ascii="Wingdings" w:hAnsi="Wingdings" w:hint="default"/>
-      </w:rPr>
-    </w:lvl>
-    <w:lvl w:ilvl="3" w:tplc="04090001" w:tentative="1">
-      <w:start w:val="1"/>
-      <w:numFmt w:val="bullet"/>
-      <w:lvlText w:val=""/>
-      <w:lvlJc w:val="left"/>
-      <w:pPr>
-        <w:ind w:left="2880" w:hanging="360"/>
-      </w:pPr>
-      <w:rPr>
-        <w:rFonts w:ascii="Symbol" w:hAnsi="Symbol" w:hint="default"/>
-      </w:rPr>
-    </w:lvl>
-    <w:lvl w:ilvl="4" w:tplc="04090003" w:tentative="1">
-      <w:start w:val="1"/>
-      <w:numFmt w:val="bullet"/>
-      <w:lvlText w:val="o"/>
-      <w:lvlJc w:val="left"/>
-      <w:pPr>
-        <w:ind w:left="3600" w:hanging="360"/>
-      </w:pPr>
-      <w:rPr>
-        <w:rFonts w:ascii="Courier New" w:hAnsi="Courier New" w:cs="Courier New" w:hint="default"/>
-      </w:rPr>
-    </w:lvl>
-    <w:lvl w:ilvl="5" w:tplc="04090005" w:tentative="1">
-      <w:start w:val="1"/>
-      <w:numFmt w:val="bullet"/>
-      <w:lvlText w:val=""/>
-      <w:lvlJc w:val="left"/>
-      <w:pPr>
-        <w:ind w:left="4320" w:hanging="360"/>
-      </w:pPr>
-      <w:rPr>
-        <w:rFonts w:ascii="Wingdings" w:hAnsi="Wingdings" w:hint="default"/>
-      </w:rPr>
-    </w:lvl>
-    <w:lvl w:ilvl="6" w:tplc="04090001" w:tentative="1">
-      <w:start w:val="1"/>
-      <w:numFmt w:val="bullet"/>
-      <w:lvlText w:val=""/>
-      <w:lvlJc w:val="left"/>
-      <w:pPr>
-        <w:ind w:left="5040" w:hanging="360"/>
-      </w:pPr>
-      <w:rPr>
-        <w:rFonts w:ascii="Symbol" w:hAnsi="Symbol" w:hint="default"/>
-      </w:rPr>
-    </w:lvl>
-    <w:lvl w:ilvl="7" w:tplc="04090003" w:tentative="1">
-      <w:start w:val="1"/>
-      <w:numFmt w:val="bullet"/>
-      <w:lvlText w:val="o"/>
-      <w:lvlJc w:val="left"/>
-      <w:pPr>
-        <w:ind w:left="5760" w:hanging="360"/>
-      </w:pPr>
-      <w:rPr>
-        <w:rFonts w:ascii="Courier New" w:hAnsi="Courier New" w:cs="Courier New" w:hint="default"/>
-      </w:rPr>
-    </w:lvl>
-    <w:lvl w:ilvl="8" w:tplc="04090005" w:tentative="1">
-      <w:start w:val="1"/>
-      <w:numFmt w:val="bullet"/>
-      <w:lvlText w:val=""/>
-      <w:lvlJc w:val="left"/>
-      <w:pPr>
-        <w:ind w:left="6480" w:hanging="360"/>
-      </w:pPr>
-      <w:rPr>
-        <w:rFonts w:ascii="Wingdings" w:hAnsi="Wingdings" w:hint="default"/>
-      </w:rPr>
-    </w:lvl>
-  </w:abstractNum>
-  <w:abstractNum w:abstractNumId="19" w15:restartNumberingAfterBreak="0">
-    <w:nsid w:val="27063F24"/>
+  <w:abstractNum w:abstractNumId="20" w15:restartNumberingAfterBreak="0">
+    <w:nsid w:val="2B5F2659"/>
     <w:multiLevelType w:val="multilevel"/>
-    <w:tmpl w:val="2FECD25E"/>
+    <w:tmpl w:val="A2C4E84C"/>
     <w:lvl w:ilvl="0">
       <w:start w:val="1"/>
       <w:numFmt w:val="bullet"/>
@@ -20238,10 +21417,101 @@
       </w:rPr>
     </w:lvl>
   </w:abstractNum>
-  <w:abstractNum w:abstractNumId="20" w15:restartNumberingAfterBreak="0">
-    <w:nsid w:val="28E8129C"/>
+  <w:abstractNum w:abstractNumId="21" w15:restartNumberingAfterBreak="0">
+    <w:nsid w:val="2BB27E14"/>
+    <w:multiLevelType w:val="multilevel"/>
+    <w:tmpl w:val="3E8837CA"/>
+    <w:lvl w:ilvl="0">
+      <w:start w:val="1"/>
+      <w:numFmt w:val="decimal"/>
+      <w:pStyle w:val="Heading1"/>
+      <w:lvlText w:val="%1"/>
+      <w:lvlJc w:val="left"/>
+      <w:pPr>
+        <w:ind w:left="432" w:hanging="432"/>
+      </w:pPr>
+    </w:lvl>
+    <w:lvl w:ilvl="1">
+      <w:start w:val="1"/>
+      <w:numFmt w:val="decimal"/>
+      <w:pStyle w:val="Heading2"/>
+      <w:lvlText w:val="%1.%2"/>
+      <w:lvlJc w:val="left"/>
+      <w:pPr>
+        <w:ind w:left="576" w:hanging="576"/>
+      </w:pPr>
+    </w:lvl>
+    <w:lvl w:ilvl="2">
+      <w:start w:val="1"/>
+      <w:numFmt w:val="decimal"/>
+      <w:pStyle w:val="Heading3"/>
+      <w:lvlText w:val="%1.%2.%3"/>
+      <w:lvlJc w:val="left"/>
+      <w:pPr>
+        <w:ind w:left="720" w:hanging="720"/>
+      </w:pPr>
+    </w:lvl>
+    <w:lvl w:ilvl="3">
+      <w:start w:val="1"/>
+      <w:numFmt w:val="decimal"/>
+      <w:pStyle w:val="Heading4"/>
+      <w:lvlText w:val="%1.%2.%3.%4"/>
+      <w:lvlJc w:val="left"/>
+      <w:pPr>
+        <w:ind w:left="864" w:hanging="864"/>
+      </w:pPr>
+    </w:lvl>
+    <w:lvl w:ilvl="4">
+      <w:start w:val="1"/>
+      <w:numFmt w:val="decimal"/>
+      <w:pStyle w:val="Heading5"/>
+      <w:lvlText w:val="%1.%2.%3.%4.%5"/>
+      <w:lvlJc w:val="left"/>
+      <w:pPr>
+        <w:ind w:left="1008" w:hanging="1008"/>
+      </w:pPr>
+    </w:lvl>
+    <w:lvl w:ilvl="5">
+      <w:start w:val="1"/>
+      <w:numFmt w:val="decimal"/>
+      <w:lvlText w:val="%1.%2.%3.%4.%5.%6"/>
+      <w:lvlJc w:val="left"/>
+      <w:pPr>
+        <w:ind w:left="1152" w:hanging="1152"/>
+      </w:pPr>
+    </w:lvl>
+    <w:lvl w:ilvl="6">
+      <w:start w:val="1"/>
+      <w:numFmt w:val="decimal"/>
+      <w:lvlText w:val="%1.%2.%3.%4.%5.%6.%7"/>
+      <w:lvlJc w:val="left"/>
+      <w:pPr>
+        <w:ind w:left="1296" w:hanging="1296"/>
+      </w:pPr>
+    </w:lvl>
+    <w:lvl w:ilvl="7">
+      <w:start w:val="1"/>
+      <w:numFmt w:val="decimal"/>
+      <w:lvlText w:val="%1.%2.%3.%4.%5.%6.%7.%8"/>
+      <w:lvlJc w:val="left"/>
+      <w:pPr>
+        <w:ind w:left="1440" w:hanging="1440"/>
+      </w:pPr>
+    </w:lvl>
+    <w:lvl w:ilvl="8">
+      <w:start w:val="1"/>
+      <w:numFmt w:val="decimal"/>
+      <w:lvlText w:val="%1.%2.%3.%4.%5.%6.%7.%8.%9"/>
+      <w:lvlJc w:val="left"/>
+      <w:pPr>
+        <w:ind w:left="1584" w:hanging="1584"/>
+      </w:pPr>
+    </w:lvl>
+  </w:abstractNum>
+  <w:abstractNum w:abstractNumId="22" w15:restartNumberingAfterBreak="0">
+    <w:nsid w:val="2D0545FD"/>
     <w:multiLevelType w:val="hybridMultilevel"/>
-    <w:tmpl w:val="38B49DF0"/>
+    <w:tmpl w:val="A64E9B50"/>
     <w:lvl w:ilvl="0" w:tplc="04090001">
       <w:start w:val="1"/>
       <w:numFmt w:val="bullet"/>
@@ -20351,10 +21621,10 @@
       </w:rPr>
     </w:lvl>
   </w:abstractNum>
-  <w:abstractNum w:abstractNumId="21" w15:restartNumberingAfterBreak="0">
-    <w:nsid w:val="2AF231F8"/>
+  <w:abstractNum w:abstractNumId="23" w15:restartNumberingAfterBreak="0">
+    <w:nsid w:val="31EF546A"/>
     <w:multiLevelType w:val="multilevel"/>
-    <w:tmpl w:val="563CB39C"/>
+    <w:tmpl w:val="6A826E66"/>
     <w:lvl w:ilvl="0">
       <w:start w:val="1"/>
       <w:numFmt w:val="bullet"/>
@@ -20500,101 +21770,10 @@
       </w:rPr>
     </w:lvl>
   </w:abstractNum>
-  <w:abstractNum w:abstractNumId="22" w15:restartNumberingAfterBreak="0">
-    <w:nsid w:val="2BB27E14"/>
+  <w:abstractNum w:abstractNumId="24" w15:restartNumberingAfterBreak="0">
+    <w:nsid w:val="3295427A"/>
     <w:multiLevelType w:val="multilevel"/>
-    <w:tmpl w:val="A27C1BC4"/>
-    <w:lvl w:ilvl="0">
-      <w:start w:val="1"/>
-      <w:numFmt w:val="decimal"/>
-      <w:pStyle w:val="Heading1"/>
-      <w:lvlText w:val="%1"/>
-      <w:lvlJc w:val="left"/>
-      <w:pPr>
-        <w:ind w:left="432" w:hanging="432"/>
-      </w:pPr>
-    </w:lvl>
-    <w:lvl w:ilvl="1">
-      <w:start w:val="1"/>
-      <w:numFmt w:val="decimal"/>
-      <w:pStyle w:val="Heading2"/>
-      <w:lvlText w:val="%1.%2"/>
-      <w:lvlJc w:val="left"/>
-      <w:pPr>
-        <w:ind w:left="576" w:hanging="576"/>
-      </w:pPr>
-    </w:lvl>
-    <w:lvl w:ilvl="2">
-      <w:start w:val="1"/>
-      <w:numFmt w:val="decimal"/>
-      <w:pStyle w:val="Heading3"/>
-      <w:lvlText w:val="%1.%2.%3"/>
-      <w:lvlJc w:val="left"/>
-      <w:pPr>
-        <w:ind w:left="720" w:hanging="720"/>
-      </w:pPr>
-    </w:lvl>
-    <w:lvl w:ilvl="3">
-      <w:start w:val="1"/>
-      <w:numFmt w:val="decimal"/>
-      <w:pStyle w:val="Heading4"/>
-      <w:lvlText w:val="%1.%2.%3.%4"/>
-      <w:lvlJc w:val="left"/>
-      <w:pPr>
-        <w:ind w:left="864" w:hanging="864"/>
-      </w:pPr>
-    </w:lvl>
-    <w:lvl w:ilvl="4">
-      <w:start w:val="1"/>
-      <w:numFmt w:val="decimal"/>
-      <w:pStyle w:val="Heading5"/>
-      <w:lvlText w:val="%1.%2.%3.%4.%5"/>
-      <w:lvlJc w:val="left"/>
-      <w:pPr>
-        <w:ind w:left="1008" w:hanging="1008"/>
-      </w:pPr>
-    </w:lvl>
-    <w:lvl w:ilvl="5">
-      <w:start w:val="1"/>
-      <w:numFmt w:val="decimal"/>
-      <w:lvlText w:val="%1.%2.%3.%4.%5.%6"/>
-      <w:lvlJc w:val="left"/>
-      <w:pPr>
-        <w:ind w:left="1152" w:hanging="1152"/>
-      </w:pPr>
-    </w:lvl>
-    <w:lvl w:ilvl="6">
-      <w:start w:val="1"/>
-      <w:numFmt w:val="decimal"/>
-      <w:lvlText w:val="%1.%2.%3.%4.%5.%6.%7"/>
-      <w:lvlJc w:val="left"/>
-      <w:pPr>
-        <w:ind w:left="1296" w:hanging="1296"/>
-      </w:pPr>
-    </w:lvl>
-    <w:lvl w:ilvl="7">
-      <w:start w:val="1"/>
-      <w:numFmt w:val="decimal"/>
-      <w:lvlText w:val="%1.%2.%3.%4.%5.%6.%7.%8"/>
-      <w:lvlJc w:val="left"/>
-      <w:pPr>
-        <w:ind w:left="1440" w:hanging="1440"/>
-      </w:pPr>
-    </w:lvl>
-    <w:lvl w:ilvl="8">
-      <w:start w:val="1"/>
-      <w:numFmt w:val="decimal"/>
-      <w:lvlText w:val="%1.%2.%3.%4.%5.%6.%7.%8.%9"/>
-      <w:lvlJc w:val="left"/>
-      <w:pPr>
-        <w:ind w:left="1584" w:hanging="1584"/>
-      </w:pPr>
-    </w:lvl>
-  </w:abstractNum>
-  <w:abstractNum w:abstractNumId="23" w15:restartNumberingAfterBreak="0">
-    <w:nsid w:val="2E1E02CD"/>
-    <w:multiLevelType w:val="multilevel"/>
-    <w:tmpl w:val="39584ECC"/>
+    <w:tmpl w:val="F37447EC"/>
     <w:lvl w:ilvl="0">
       <w:start w:val="1"/>
       <w:numFmt w:val="bullet"/>
@@ -20740,7 +21919,7 @@
       </w:rPr>
     </w:lvl>
   </w:abstractNum>
-  <w:abstractNum w:abstractNumId="24" w15:restartNumberingAfterBreak="0">
+  <w:abstractNum w:abstractNumId="25" w15:restartNumberingAfterBreak="0">
     <w:nsid w:val="33CD6BF2"/>
     <w:multiLevelType w:val="hybridMultilevel"/>
     <w:tmpl w:val="F222B63C"/>
@@ -20824,155 +22003,6 @@
       <w:pPr>
         <w:ind w:left="6480" w:hanging="180"/>
       </w:pPr>
-    </w:lvl>
-  </w:abstractNum>
-  <w:abstractNum w:abstractNumId="25" w15:restartNumberingAfterBreak="0">
-    <w:nsid w:val="366E61D0"/>
-    <w:multiLevelType w:val="multilevel"/>
-    <w:tmpl w:val="54CA636C"/>
-    <w:lvl w:ilvl="0">
-      <w:start w:val="1"/>
-      <w:numFmt w:val="bullet"/>
-      <w:lvlText w:val=""/>
-      <w:lvlJc w:val="left"/>
-      <w:pPr>
-        <w:tabs>
-          <w:tab w:val="num" w:pos="720"/>
-        </w:tabs>
-        <w:ind w:left="720" w:hanging="360"/>
-      </w:pPr>
-      <w:rPr>
-        <w:rFonts w:ascii="Symbol" w:hAnsi="Symbol" w:hint="default"/>
-        <w:sz w:val="20"/>
-      </w:rPr>
-    </w:lvl>
-    <w:lvl w:ilvl="1" w:tentative="1">
-      <w:start w:val="1"/>
-      <w:numFmt w:val="bullet"/>
-      <w:lvlText w:val="o"/>
-      <w:lvlJc w:val="left"/>
-      <w:pPr>
-        <w:tabs>
-          <w:tab w:val="num" w:pos="1440"/>
-        </w:tabs>
-        <w:ind w:left="1440" w:hanging="360"/>
-      </w:pPr>
-      <w:rPr>
-        <w:rFonts w:ascii="Courier New" w:hAnsi="Courier New" w:hint="default"/>
-        <w:sz w:val="20"/>
-      </w:rPr>
-    </w:lvl>
-    <w:lvl w:ilvl="2" w:tentative="1">
-      <w:start w:val="1"/>
-      <w:numFmt w:val="bullet"/>
-      <w:lvlText w:val=""/>
-      <w:lvlJc w:val="left"/>
-      <w:pPr>
-        <w:tabs>
-          <w:tab w:val="num" w:pos="2160"/>
-        </w:tabs>
-        <w:ind w:left="2160" w:hanging="360"/>
-      </w:pPr>
-      <w:rPr>
-        <w:rFonts w:ascii="Wingdings" w:hAnsi="Wingdings" w:hint="default"/>
-        <w:sz w:val="20"/>
-      </w:rPr>
-    </w:lvl>
-    <w:lvl w:ilvl="3" w:tentative="1">
-      <w:start w:val="1"/>
-      <w:numFmt w:val="bullet"/>
-      <w:lvlText w:val=""/>
-      <w:lvlJc w:val="left"/>
-      <w:pPr>
-        <w:tabs>
-          <w:tab w:val="num" w:pos="2880"/>
-        </w:tabs>
-        <w:ind w:left="2880" w:hanging="360"/>
-      </w:pPr>
-      <w:rPr>
-        <w:rFonts w:ascii="Wingdings" w:hAnsi="Wingdings" w:hint="default"/>
-        <w:sz w:val="20"/>
-      </w:rPr>
-    </w:lvl>
-    <w:lvl w:ilvl="4" w:tentative="1">
-      <w:start w:val="1"/>
-      <w:numFmt w:val="bullet"/>
-      <w:lvlText w:val=""/>
-      <w:lvlJc w:val="left"/>
-      <w:pPr>
-        <w:tabs>
-          <w:tab w:val="num" w:pos="3600"/>
-        </w:tabs>
-        <w:ind w:left="3600" w:hanging="360"/>
-      </w:pPr>
-      <w:rPr>
-        <w:rFonts w:ascii="Wingdings" w:hAnsi="Wingdings" w:hint="default"/>
-        <w:sz w:val="20"/>
-      </w:rPr>
-    </w:lvl>
-    <w:lvl w:ilvl="5" w:tentative="1">
-      <w:start w:val="1"/>
-      <w:numFmt w:val="bullet"/>
-      <w:lvlText w:val=""/>
-      <w:lvlJc w:val="left"/>
-      <w:pPr>
-        <w:tabs>
-          <w:tab w:val="num" w:pos="4320"/>
-        </w:tabs>
-        <w:ind w:left="4320" w:hanging="360"/>
-      </w:pPr>
-      <w:rPr>
-        <w:rFonts w:ascii="Wingdings" w:hAnsi="Wingdings" w:hint="default"/>
-        <w:sz w:val="20"/>
-      </w:rPr>
-    </w:lvl>
-    <w:lvl w:ilvl="6" w:tentative="1">
-      <w:start w:val="1"/>
-      <w:numFmt w:val="bullet"/>
-      <w:lvlText w:val=""/>
-      <w:lvlJc w:val="left"/>
-      <w:pPr>
-        <w:tabs>
-          <w:tab w:val="num" w:pos="5040"/>
-        </w:tabs>
-        <w:ind w:left="5040" w:hanging="360"/>
-      </w:pPr>
-      <w:rPr>
-        <w:rFonts w:ascii="Wingdings" w:hAnsi="Wingdings" w:hint="default"/>
-        <w:sz w:val="20"/>
-      </w:rPr>
-    </w:lvl>
-    <w:lvl w:ilvl="7" w:tentative="1">
-      <w:start w:val="1"/>
-      <w:numFmt w:val="bullet"/>
-      <w:lvlText w:val=""/>
-      <w:lvlJc w:val="left"/>
-      <w:pPr>
-        <w:tabs>
-          <w:tab w:val="num" w:pos="5760"/>
-        </w:tabs>
-        <w:ind w:left="5760" w:hanging="360"/>
-      </w:pPr>
-      <w:rPr>
-        <w:rFonts w:ascii="Wingdings" w:hAnsi="Wingdings" w:hint="default"/>
-        <w:sz w:val="20"/>
-      </w:rPr>
-    </w:lvl>
-    <w:lvl w:ilvl="8" w:tentative="1">
-      <w:start w:val="1"/>
-      <w:numFmt w:val="bullet"/>
-      <w:lvlText w:val=""/>
-      <w:lvlJc w:val="left"/>
-      <w:pPr>
-        <w:tabs>
-          <w:tab w:val="num" w:pos="6480"/>
-        </w:tabs>
-        <w:ind w:left="6480" w:hanging="360"/>
-      </w:pPr>
-      <w:rPr>
-        <w:rFonts w:ascii="Wingdings" w:hAnsi="Wingdings" w:hint="default"/>
-        <w:sz w:val="20"/>
-      </w:rPr>
     </w:lvl>
   </w:abstractNum>
   <w:abstractNum w:abstractNumId="26" w15:restartNumberingAfterBreak="0">
@@ -21089,9 +22119,9 @@
     </w:lvl>
   </w:abstractNum>
   <w:abstractNum w:abstractNumId="27" w15:restartNumberingAfterBreak="0">
-    <w:nsid w:val="38BF2C0D"/>
+    <w:nsid w:val="3BBB4707"/>
     <w:multiLevelType w:val="multilevel"/>
-    <w:tmpl w:val="682A7800"/>
+    <w:tmpl w:val="2BEC8ACC"/>
     <w:lvl w:ilvl="0">
       <w:start w:val="1"/>
       <w:numFmt w:val="bullet"/>
@@ -21238,9 +22268,122 @@
     </w:lvl>
   </w:abstractNum>
   <w:abstractNum w:abstractNumId="28" w15:restartNumberingAfterBreak="0">
-    <w:nsid w:val="3BBB4707"/>
+    <w:nsid w:val="3CA3673C"/>
+    <w:multiLevelType w:val="hybridMultilevel"/>
+    <w:tmpl w:val="889AE446"/>
+    <w:lvl w:ilvl="0" w:tplc="04090001">
+      <w:start w:val="1"/>
+      <w:numFmt w:val="bullet"/>
+      <w:lvlText w:val=""/>
+      <w:lvlJc w:val="left"/>
+      <w:pPr>
+        <w:ind w:left="720" w:hanging="360"/>
+      </w:pPr>
+      <w:rPr>
+        <w:rFonts w:ascii="Symbol" w:hAnsi="Symbol" w:hint="default"/>
+      </w:rPr>
+    </w:lvl>
+    <w:lvl w:ilvl="1" w:tplc="04090003" w:tentative="1">
+      <w:start w:val="1"/>
+      <w:numFmt w:val="bullet"/>
+      <w:lvlText w:val="o"/>
+      <w:lvlJc w:val="left"/>
+      <w:pPr>
+        <w:ind w:left="1440" w:hanging="360"/>
+      </w:pPr>
+      <w:rPr>
+        <w:rFonts w:ascii="Courier New" w:hAnsi="Courier New" w:cs="Courier New" w:hint="default"/>
+      </w:rPr>
+    </w:lvl>
+    <w:lvl w:ilvl="2" w:tplc="04090005" w:tentative="1">
+      <w:start w:val="1"/>
+      <w:numFmt w:val="bullet"/>
+      <w:lvlText w:val=""/>
+      <w:lvlJc w:val="left"/>
+      <w:pPr>
+        <w:ind w:left="2160" w:hanging="360"/>
+      </w:pPr>
+      <w:rPr>
+        <w:rFonts w:ascii="Wingdings" w:hAnsi="Wingdings" w:hint="default"/>
+      </w:rPr>
+    </w:lvl>
+    <w:lvl w:ilvl="3" w:tplc="04090001" w:tentative="1">
+      <w:start w:val="1"/>
+      <w:numFmt w:val="bullet"/>
+      <w:lvlText w:val=""/>
+      <w:lvlJc w:val="left"/>
+      <w:pPr>
+        <w:ind w:left="2880" w:hanging="360"/>
+      </w:pPr>
+      <w:rPr>
+        <w:rFonts w:ascii="Symbol" w:hAnsi="Symbol" w:hint="default"/>
+      </w:rPr>
+    </w:lvl>
+    <w:lvl w:ilvl="4" w:tplc="04090003" w:tentative="1">
+      <w:start w:val="1"/>
+      <w:numFmt w:val="bullet"/>
+      <w:lvlText w:val="o"/>
+      <w:lvlJc w:val="left"/>
+      <w:pPr>
+        <w:ind w:left="3600" w:hanging="360"/>
+      </w:pPr>
+      <w:rPr>
+        <w:rFonts w:ascii="Courier New" w:hAnsi="Courier New" w:cs="Courier New" w:hint="default"/>
+      </w:rPr>
+    </w:lvl>
+    <w:lvl w:ilvl="5" w:tplc="04090005" w:tentative="1">
+      <w:start w:val="1"/>
+      <w:numFmt w:val="bullet"/>
+      <w:lvlText w:val=""/>
+      <w:lvlJc w:val="left"/>
+      <w:pPr>
+        <w:ind w:left="4320" w:hanging="360"/>
+      </w:pPr>
+      <w:rPr>
+        <w:rFonts w:ascii="Wingdings" w:hAnsi="Wingdings" w:hint="default"/>
+      </w:rPr>
+    </w:lvl>
+    <w:lvl w:ilvl="6" w:tplc="04090001" w:tentative="1">
+      <w:start w:val="1"/>
+      <w:numFmt w:val="bullet"/>
+      <w:lvlText w:val=""/>
+      <w:lvlJc w:val="left"/>
+      <w:pPr>
+        <w:ind w:left="5040" w:hanging="360"/>
+      </w:pPr>
+      <w:rPr>
+        <w:rFonts w:ascii="Symbol" w:hAnsi="Symbol" w:hint="default"/>
+      </w:rPr>
+    </w:lvl>
+    <w:lvl w:ilvl="7" w:tplc="04090003" w:tentative="1">
+      <w:start w:val="1"/>
+      <w:numFmt w:val="bullet"/>
+      <w:lvlText w:val="o"/>
+      <w:lvlJc w:val="left"/>
+      <w:pPr>
+        <w:ind w:left="5760" w:hanging="360"/>
+      </w:pPr>
+      <w:rPr>
+        <w:rFonts w:ascii="Courier New" w:hAnsi="Courier New" w:cs="Courier New" w:hint="default"/>
+      </w:rPr>
+    </w:lvl>
+    <w:lvl w:ilvl="8" w:tplc="04090005" w:tentative="1">
+      <w:start w:val="1"/>
+      <w:numFmt w:val="bullet"/>
+      <w:lvlText w:val=""/>
+      <w:lvlJc w:val="left"/>
+      <w:pPr>
+        <w:ind w:left="6480" w:hanging="360"/>
+      </w:pPr>
+      <w:rPr>
+        <w:rFonts w:ascii="Wingdings" w:hAnsi="Wingdings" w:hint="default"/>
+      </w:rPr>
+    </w:lvl>
+  </w:abstractNum>
+  <w:abstractNum w:abstractNumId="29" w15:restartNumberingAfterBreak="0">
+    <w:nsid w:val="3D1D3EC3"/>
     <w:multiLevelType w:val="multilevel"/>
-    <w:tmpl w:val="2BEC8ACC"/>
+    <w:tmpl w:val="EC5893CA"/>
     <w:lvl w:ilvl="0">
       <w:start w:val="1"/>
       <w:numFmt w:val="bullet"/>
@@ -21386,10 +22529,96 @@
       </w:rPr>
     </w:lvl>
   </w:abstractNum>
-  <w:abstractNum w:abstractNumId="29" w15:restartNumberingAfterBreak="0">
-    <w:nsid w:val="3CA3673C"/>
+  <w:abstractNum w:abstractNumId="30" w15:restartNumberingAfterBreak="0">
+    <w:nsid w:val="3E5C0948"/>
     <w:multiLevelType w:val="hybridMultilevel"/>
-    <w:tmpl w:val="889AE446"/>
+    <w:tmpl w:val="A5F66C4A"/>
+    <w:lvl w:ilvl="0" w:tplc="0409000F">
+      <w:start w:val="1"/>
+      <w:numFmt w:val="decimal"/>
+      <w:lvlText w:val="%1."/>
+      <w:lvlJc w:val="left"/>
+      <w:pPr>
+        <w:ind w:left="720" w:hanging="360"/>
+      </w:pPr>
+    </w:lvl>
+    <w:lvl w:ilvl="1" w:tplc="04090019" w:tentative="1">
+      <w:start w:val="1"/>
+      <w:numFmt w:val="lowerLetter"/>
+      <w:lvlText w:val="%2."/>
+      <w:lvlJc w:val="left"/>
+      <w:pPr>
+        <w:ind w:left="1440" w:hanging="360"/>
+      </w:pPr>
+    </w:lvl>
+    <w:lvl w:ilvl="2" w:tplc="0409001B" w:tentative="1">
+      <w:start w:val="1"/>
+      <w:numFmt w:val="lowerRoman"/>
+      <w:lvlText w:val="%3."/>
+      <w:lvlJc w:val="right"/>
+      <w:pPr>
+        <w:ind w:left="2160" w:hanging="180"/>
+      </w:pPr>
+    </w:lvl>
+    <w:lvl w:ilvl="3" w:tplc="0409000F" w:tentative="1">
+      <w:start w:val="1"/>
+      <w:numFmt w:val="decimal"/>
+      <w:lvlText w:val="%4."/>
+      <w:lvlJc w:val="left"/>
+      <w:pPr>
+        <w:ind w:left="2880" w:hanging="360"/>
+      </w:pPr>
+    </w:lvl>
+    <w:lvl w:ilvl="4" w:tplc="04090019" w:tentative="1">
+      <w:start w:val="1"/>
+      <w:numFmt w:val="lowerLetter"/>
+      <w:lvlText w:val="%5."/>
+      <w:lvlJc w:val="left"/>
+      <w:pPr>
+        <w:ind w:left="3600" w:hanging="360"/>
+      </w:pPr>
+    </w:lvl>
+    <w:lvl w:ilvl="5" w:tplc="0409001B" w:tentative="1">
+      <w:start w:val="1"/>
+      <w:numFmt w:val="lowerRoman"/>
+      <w:lvlText w:val="%6."/>
+      <w:lvlJc w:val="right"/>
+      <w:pPr>
+        <w:ind w:left="4320" w:hanging="180"/>
+      </w:pPr>
+    </w:lvl>
+    <w:lvl w:ilvl="6" w:tplc="0409000F" w:tentative="1">
+      <w:start w:val="1"/>
+      <w:numFmt w:val="decimal"/>
+      <w:lvlText w:val="%7."/>
+      <w:lvlJc w:val="left"/>
+      <w:pPr>
+        <w:ind w:left="5040" w:hanging="360"/>
+      </w:pPr>
+    </w:lvl>
+    <w:lvl w:ilvl="7" w:tplc="04090019" w:tentative="1">
+      <w:start w:val="1"/>
+      <w:numFmt w:val="lowerLetter"/>
+      <w:lvlText w:val="%8."/>
+      <w:lvlJc w:val="left"/>
+      <w:pPr>
+        <w:ind w:left="5760" w:hanging="360"/>
+      </w:pPr>
+    </w:lvl>
+    <w:lvl w:ilvl="8" w:tplc="0409001B" w:tentative="1">
+      <w:start w:val="1"/>
+      <w:numFmt w:val="lowerRoman"/>
+      <w:lvlText w:val="%9."/>
+      <w:lvlJc w:val="right"/>
+      <w:pPr>
+        <w:ind w:left="6480" w:hanging="180"/>
+      </w:pPr>
+    </w:lvl>
+  </w:abstractNum>
+  <w:abstractNum w:abstractNumId="31" w15:restartNumberingAfterBreak="0">
+    <w:nsid w:val="3F1E1C70"/>
+    <w:multiLevelType w:val="hybridMultilevel"/>
+    <w:tmpl w:val="423E9DB8"/>
     <w:lvl w:ilvl="0" w:tplc="04090001">
       <w:start w:val="1"/>
       <w:numFmt w:val="bullet"/>
@@ -21402,13 +22631,126 @@
         <w:rFonts w:ascii="Symbol" w:hAnsi="Symbol" w:hint="default"/>
       </w:rPr>
     </w:lvl>
+    <w:lvl w:ilvl="1" w:tplc="04090003">
+      <w:start w:val="1"/>
+      <w:numFmt w:val="bullet"/>
+      <w:lvlText w:val="o"/>
+      <w:lvlJc w:val="left"/>
+      <w:pPr>
+        <w:ind w:left="1440" w:hanging="360"/>
+      </w:pPr>
+      <w:rPr>
+        <w:rFonts w:ascii="Courier New" w:hAnsi="Courier New" w:cs="Courier New" w:hint="default"/>
+      </w:rPr>
+    </w:lvl>
+    <w:lvl w:ilvl="2" w:tplc="04090005" w:tentative="1">
+      <w:start w:val="1"/>
+      <w:numFmt w:val="bullet"/>
+      <w:lvlText w:val=""/>
+      <w:lvlJc w:val="left"/>
+      <w:pPr>
+        <w:ind w:left="2160" w:hanging="360"/>
+      </w:pPr>
+      <w:rPr>
+        <w:rFonts w:ascii="Wingdings" w:hAnsi="Wingdings" w:hint="default"/>
+      </w:rPr>
+    </w:lvl>
+    <w:lvl w:ilvl="3" w:tplc="04090001" w:tentative="1">
+      <w:start w:val="1"/>
+      <w:numFmt w:val="bullet"/>
+      <w:lvlText w:val=""/>
+      <w:lvlJc w:val="left"/>
+      <w:pPr>
+        <w:ind w:left="2880" w:hanging="360"/>
+      </w:pPr>
+      <w:rPr>
+        <w:rFonts w:ascii="Symbol" w:hAnsi="Symbol" w:hint="default"/>
+      </w:rPr>
+    </w:lvl>
+    <w:lvl w:ilvl="4" w:tplc="04090003" w:tentative="1">
+      <w:start w:val="1"/>
+      <w:numFmt w:val="bullet"/>
+      <w:lvlText w:val="o"/>
+      <w:lvlJc w:val="left"/>
+      <w:pPr>
+        <w:ind w:left="3600" w:hanging="360"/>
+      </w:pPr>
+      <w:rPr>
+        <w:rFonts w:ascii="Courier New" w:hAnsi="Courier New" w:cs="Courier New" w:hint="default"/>
+      </w:rPr>
+    </w:lvl>
+    <w:lvl w:ilvl="5" w:tplc="04090005" w:tentative="1">
+      <w:start w:val="1"/>
+      <w:numFmt w:val="bullet"/>
+      <w:lvlText w:val=""/>
+      <w:lvlJc w:val="left"/>
+      <w:pPr>
+        <w:ind w:left="4320" w:hanging="360"/>
+      </w:pPr>
+      <w:rPr>
+        <w:rFonts w:ascii="Wingdings" w:hAnsi="Wingdings" w:hint="default"/>
+      </w:rPr>
+    </w:lvl>
+    <w:lvl w:ilvl="6" w:tplc="04090001" w:tentative="1">
+      <w:start w:val="1"/>
+      <w:numFmt w:val="bullet"/>
+      <w:lvlText w:val=""/>
+      <w:lvlJc w:val="left"/>
+      <w:pPr>
+        <w:ind w:left="5040" w:hanging="360"/>
+      </w:pPr>
+      <w:rPr>
+        <w:rFonts w:ascii="Symbol" w:hAnsi="Symbol" w:hint="default"/>
+      </w:rPr>
+    </w:lvl>
+    <w:lvl w:ilvl="7" w:tplc="04090003" w:tentative="1">
+      <w:start w:val="1"/>
+      <w:numFmt w:val="bullet"/>
+      <w:lvlText w:val="o"/>
+      <w:lvlJc w:val="left"/>
+      <w:pPr>
+        <w:ind w:left="5760" w:hanging="360"/>
+      </w:pPr>
+      <w:rPr>
+        <w:rFonts w:ascii="Courier New" w:hAnsi="Courier New" w:cs="Courier New" w:hint="default"/>
+      </w:rPr>
+    </w:lvl>
+    <w:lvl w:ilvl="8" w:tplc="04090005" w:tentative="1">
+      <w:start w:val="1"/>
+      <w:numFmt w:val="bullet"/>
+      <w:lvlText w:val=""/>
+      <w:lvlJc w:val="left"/>
+      <w:pPr>
+        <w:ind w:left="6480" w:hanging="360"/>
+      </w:pPr>
+      <w:rPr>
+        <w:rFonts w:ascii="Wingdings" w:hAnsi="Wingdings" w:hint="default"/>
+      </w:rPr>
+    </w:lvl>
+  </w:abstractNum>
+  <w:abstractNum w:abstractNumId="32" w15:restartNumberingAfterBreak="0">
+    <w:nsid w:val="41325D7B"/>
+    <w:multiLevelType w:val="hybridMultilevel"/>
+    <w:tmpl w:val="ECE49D84"/>
+    <w:lvl w:ilvl="0" w:tplc="04090003">
+      <w:start w:val="1"/>
+      <w:numFmt w:val="bullet"/>
+      <w:lvlText w:val="o"/>
+      <w:lvlJc w:val="left"/>
+      <w:pPr>
+        <w:ind w:left="1440" w:hanging="360"/>
+      </w:pPr>
+      <w:rPr>
+        <w:rFonts w:ascii="Courier New" w:hAnsi="Courier New" w:cs="Courier New" w:hint="default"/>
+      </w:rPr>
+    </w:lvl>
     <w:lvl w:ilvl="1" w:tplc="04090003" w:tentative="1">
       <w:start w:val="1"/>
       <w:numFmt w:val="bullet"/>
       <w:lvlText w:val="o"/>
       <w:lvlJc w:val="left"/>
       <w:pPr>
-        <w:ind w:left="1440" w:hanging="360"/>
+        <w:ind w:left="2160" w:hanging="360"/>
       </w:pPr>
       <w:rPr>
         <w:rFonts w:ascii="Courier New" w:hAnsi="Courier New" w:cs="Courier New" w:hint="default"/>
@@ -21420,7 +22762,7 @@
       <w:lvlText w:val=""/>
       <w:lvlJc w:val="left"/>
       <w:pPr>
-        <w:ind w:left="2160" w:hanging="360"/>
+        <w:ind w:left="2880" w:hanging="360"/>
       </w:pPr>
       <w:rPr>
         <w:rFonts w:ascii="Wingdings" w:hAnsi="Wingdings" w:hint="default"/>
@@ -21432,7 +22774,7 @@
       <w:lvlText w:val=""/>
       <w:lvlJc w:val="left"/>
       <w:pPr>
-        <w:ind w:left="2880" w:hanging="360"/>
+        <w:ind w:left="3600" w:hanging="360"/>
       </w:pPr>
       <w:rPr>
         <w:rFonts w:ascii="Symbol" w:hAnsi="Symbol" w:hint="default"/>
@@ -21444,7 +22786,7 @@
       <w:lvlText w:val="o"/>
       <w:lvlJc w:val="left"/>
       <w:pPr>
-        <w:ind w:left="3600" w:hanging="360"/>
+        <w:ind w:left="4320" w:hanging="360"/>
       </w:pPr>
       <w:rPr>
         <w:rFonts w:ascii="Courier New" w:hAnsi="Courier New" w:cs="Courier New" w:hint="default"/>
@@ -21456,7 +22798,7 @@
       <w:lvlText w:val=""/>
       <w:lvlJc w:val="left"/>
       <w:pPr>
-        <w:ind w:left="4320" w:hanging="360"/>
+        <w:ind w:left="5040" w:hanging="360"/>
       </w:pPr>
       <w:rPr>
         <w:rFonts w:ascii="Wingdings" w:hAnsi="Wingdings" w:hint="default"/>
@@ -21468,7 +22810,7 @@
       <w:lvlText w:val=""/>
       <w:lvlJc w:val="left"/>
       <w:pPr>
-        <w:ind w:left="5040" w:hanging="360"/>
+        <w:ind w:left="5760" w:hanging="360"/>
       </w:pPr>
       <w:rPr>
         <w:rFonts w:ascii="Symbol" w:hAnsi="Symbol" w:hint="default"/>
@@ -21480,7 +22822,7 @@
       <w:lvlText w:val="o"/>
       <w:lvlJc w:val="left"/>
       <w:pPr>
-        <w:ind w:left="5760" w:hanging="360"/>
+        <w:ind w:left="6480" w:hanging="360"/>
       </w:pPr>
       <w:rPr>
         <w:rFonts w:ascii="Courier New" w:hAnsi="Courier New" w:cs="Courier New" w:hint="default"/>
@@ -21492,17 +22834,17 @@
       <w:lvlText w:val=""/>
       <w:lvlJc w:val="left"/>
       <w:pPr>
-        <w:ind w:left="6480" w:hanging="360"/>
+        <w:ind w:left="7200" w:hanging="360"/>
       </w:pPr>
       <w:rPr>
         <w:rFonts w:ascii="Wingdings" w:hAnsi="Wingdings" w:hint="default"/>
       </w:rPr>
     </w:lvl>
   </w:abstractNum>
-  <w:abstractNum w:abstractNumId="30" w15:restartNumberingAfterBreak="0">
-    <w:nsid w:val="3D1D3EC3"/>
+  <w:abstractNum w:abstractNumId="33" w15:restartNumberingAfterBreak="0">
+    <w:nsid w:val="432A723E"/>
     <w:multiLevelType w:val="multilevel"/>
-    <w:tmpl w:val="EC5893CA"/>
+    <w:tmpl w:val="EC2C006E"/>
     <w:lvl w:ilvl="0">
       <w:start w:val="1"/>
       <w:numFmt w:val="bullet"/>
@@ -21519,7 +22861,7 @@
         <w:sz w:val="20"/>
       </w:rPr>
     </w:lvl>
-    <w:lvl w:ilvl="1" w:tentative="1">
+    <w:lvl w:ilvl="1">
       <w:start w:val="1"/>
       <w:numFmt w:val="bullet"/>
       <w:lvlText w:val="o"/>
@@ -21648,326 +22990,14 @@
       </w:rPr>
     </w:lvl>
   </w:abstractNum>
-  <w:abstractNum w:abstractNumId="31" w15:restartNumberingAfterBreak="0">
-    <w:nsid w:val="3E5C0948"/>
-    <w:multiLevelType w:val="hybridMultilevel"/>
-    <w:tmpl w:val="A5F66C4A"/>
-    <w:lvl w:ilvl="0" w:tplc="0409000F">
+  <w:abstractNum w:abstractNumId="34" w15:restartNumberingAfterBreak="0">
+    <w:nsid w:val="434B4BD7"/>
+    <w:multiLevelType w:val="multilevel"/>
+    <w:tmpl w:val="6E7AD224"/>
+    <w:lvl w:ilvl="0">
       <w:start w:val="1"/>
       <w:numFmt w:val="decimal"/>
       <w:lvlText w:val="%1."/>
-      <w:lvlJc w:val="left"/>
-      <w:pPr>
-        <w:ind w:left="720" w:hanging="360"/>
-      </w:pPr>
-    </w:lvl>
-    <w:lvl w:ilvl="1" w:tplc="04090019" w:tentative="1">
-      <w:start w:val="1"/>
-      <w:numFmt w:val="lowerLetter"/>
-      <w:lvlText w:val="%2."/>
-      <w:lvlJc w:val="left"/>
-      <w:pPr>
-        <w:ind w:left="1440" w:hanging="360"/>
-      </w:pPr>
-    </w:lvl>
-    <w:lvl w:ilvl="2" w:tplc="0409001B" w:tentative="1">
-      <w:start w:val="1"/>
-      <w:numFmt w:val="lowerRoman"/>
-      <w:lvlText w:val="%3."/>
-      <w:lvlJc w:val="right"/>
-      <w:pPr>
-        <w:ind w:left="2160" w:hanging="180"/>
-      </w:pPr>
-    </w:lvl>
-    <w:lvl w:ilvl="3" w:tplc="0409000F" w:tentative="1">
-      <w:start w:val="1"/>
-      <w:numFmt w:val="decimal"/>
-      <w:lvlText w:val="%4."/>
-      <w:lvlJc w:val="left"/>
-      <w:pPr>
-        <w:ind w:left="2880" w:hanging="360"/>
-      </w:pPr>
-    </w:lvl>
-    <w:lvl w:ilvl="4" w:tplc="04090019" w:tentative="1">
-      <w:start w:val="1"/>
-      <w:numFmt w:val="lowerLetter"/>
-      <w:lvlText w:val="%5."/>
-      <w:lvlJc w:val="left"/>
-      <w:pPr>
-        <w:ind w:left="3600" w:hanging="360"/>
-      </w:pPr>
-    </w:lvl>
-    <w:lvl w:ilvl="5" w:tplc="0409001B" w:tentative="1">
-      <w:start w:val="1"/>
-      <w:numFmt w:val="lowerRoman"/>
-      <w:lvlText w:val="%6."/>
-      <w:lvlJc w:val="right"/>
-      <w:pPr>
-        <w:ind w:left="4320" w:hanging="180"/>
-      </w:pPr>
-    </w:lvl>
-    <w:lvl w:ilvl="6" w:tplc="0409000F" w:tentative="1">
-      <w:start w:val="1"/>
-      <w:numFmt w:val="decimal"/>
-      <w:lvlText w:val="%7."/>
-      <w:lvlJc w:val="left"/>
-      <w:pPr>
-        <w:ind w:left="5040" w:hanging="360"/>
-      </w:pPr>
-    </w:lvl>
-    <w:lvl w:ilvl="7" w:tplc="04090019" w:tentative="1">
-      <w:start w:val="1"/>
-      <w:numFmt w:val="lowerLetter"/>
-      <w:lvlText w:val="%8."/>
-      <w:lvlJc w:val="left"/>
-      <w:pPr>
-        <w:ind w:left="5760" w:hanging="360"/>
-      </w:pPr>
-    </w:lvl>
-    <w:lvl w:ilvl="8" w:tplc="0409001B" w:tentative="1">
-      <w:start w:val="1"/>
-      <w:numFmt w:val="lowerRoman"/>
-      <w:lvlText w:val="%9."/>
-      <w:lvlJc w:val="right"/>
-      <w:pPr>
-        <w:ind w:left="6480" w:hanging="180"/>
-      </w:pPr>
-    </w:lvl>
-  </w:abstractNum>
-  <w:abstractNum w:abstractNumId="32" w15:restartNumberingAfterBreak="0">
-    <w:nsid w:val="3F1E1C70"/>
-    <w:multiLevelType w:val="hybridMultilevel"/>
-    <w:tmpl w:val="423E9DB8"/>
-    <w:lvl w:ilvl="0" w:tplc="04090001">
-      <w:start w:val="1"/>
-      <w:numFmt w:val="bullet"/>
-      <w:lvlText w:val=""/>
-      <w:lvlJc w:val="left"/>
-      <w:pPr>
-        <w:ind w:left="720" w:hanging="360"/>
-      </w:pPr>
-      <w:rPr>
-        <w:rFonts w:ascii="Symbol" w:hAnsi="Symbol" w:hint="default"/>
-      </w:rPr>
-    </w:lvl>
-    <w:lvl w:ilvl="1" w:tplc="04090003">
-      <w:start w:val="1"/>
-      <w:numFmt w:val="bullet"/>
-      <w:lvlText w:val="o"/>
-      <w:lvlJc w:val="left"/>
-      <w:pPr>
-        <w:ind w:left="1440" w:hanging="360"/>
-      </w:pPr>
-      <w:rPr>
-        <w:rFonts w:ascii="Courier New" w:hAnsi="Courier New" w:cs="Courier New" w:hint="default"/>
-      </w:rPr>
-    </w:lvl>
-    <w:lvl w:ilvl="2" w:tplc="04090005" w:tentative="1">
-      <w:start w:val="1"/>
-      <w:numFmt w:val="bullet"/>
-      <w:lvlText w:val=""/>
-      <w:lvlJc w:val="left"/>
-      <w:pPr>
-        <w:ind w:left="2160" w:hanging="360"/>
-      </w:pPr>
-      <w:rPr>
-        <w:rFonts w:ascii="Wingdings" w:hAnsi="Wingdings" w:hint="default"/>
-      </w:rPr>
-    </w:lvl>
-    <w:lvl w:ilvl="3" w:tplc="04090001" w:tentative="1">
-      <w:start w:val="1"/>
-      <w:numFmt w:val="bullet"/>
-      <w:lvlText w:val=""/>
-      <w:lvlJc w:val="left"/>
-      <w:pPr>
-        <w:ind w:left="2880" w:hanging="360"/>
-      </w:pPr>
-      <w:rPr>
-        <w:rFonts w:ascii="Symbol" w:hAnsi="Symbol" w:hint="default"/>
-      </w:rPr>
-    </w:lvl>
-    <w:lvl w:ilvl="4" w:tplc="04090003" w:tentative="1">
-      <w:start w:val="1"/>
-      <w:numFmt w:val="bullet"/>
-      <w:lvlText w:val="o"/>
-      <w:lvlJc w:val="left"/>
-      <w:pPr>
-        <w:ind w:left="3600" w:hanging="360"/>
-      </w:pPr>
-      <w:rPr>
-        <w:rFonts w:ascii="Courier New" w:hAnsi="Courier New" w:cs="Courier New" w:hint="default"/>
-      </w:rPr>
-    </w:lvl>
-    <w:lvl w:ilvl="5" w:tplc="04090005" w:tentative="1">
-      <w:start w:val="1"/>
-      <w:numFmt w:val="bullet"/>
-      <w:lvlText w:val=""/>
-      <w:lvlJc w:val="left"/>
-      <w:pPr>
-        <w:ind w:left="4320" w:hanging="360"/>
-      </w:pPr>
-      <w:rPr>
-        <w:rFonts w:ascii="Wingdings" w:hAnsi="Wingdings" w:hint="default"/>
-      </w:rPr>
-    </w:lvl>
-    <w:lvl w:ilvl="6" w:tplc="04090001" w:tentative="1">
-      <w:start w:val="1"/>
-      <w:numFmt w:val="bullet"/>
-      <w:lvlText w:val=""/>
-      <w:lvlJc w:val="left"/>
-      <w:pPr>
-        <w:ind w:left="5040" w:hanging="360"/>
-      </w:pPr>
-      <w:rPr>
-        <w:rFonts w:ascii="Symbol" w:hAnsi="Symbol" w:hint="default"/>
-      </w:rPr>
-    </w:lvl>
-    <w:lvl w:ilvl="7" w:tplc="04090003" w:tentative="1">
-      <w:start w:val="1"/>
-      <w:numFmt w:val="bullet"/>
-      <w:lvlText w:val="o"/>
-      <w:lvlJc w:val="left"/>
-      <w:pPr>
-        <w:ind w:left="5760" w:hanging="360"/>
-      </w:pPr>
-      <w:rPr>
-        <w:rFonts w:ascii="Courier New" w:hAnsi="Courier New" w:cs="Courier New" w:hint="default"/>
-      </w:rPr>
-    </w:lvl>
-    <w:lvl w:ilvl="8" w:tplc="04090005" w:tentative="1">
-      <w:start w:val="1"/>
-      <w:numFmt w:val="bullet"/>
-      <w:lvlText w:val=""/>
-      <w:lvlJc w:val="left"/>
-      <w:pPr>
-        <w:ind w:left="6480" w:hanging="360"/>
-      </w:pPr>
-      <w:rPr>
-        <w:rFonts w:ascii="Wingdings" w:hAnsi="Wingdings" w:hint="default"/>
-      </w:rPr>
-    </w:lvl>
-  </w:abstractNum>
-  <w:abstractNum w:abstractNumId="33" w15:restartNumberingAfterBreak="0">
-    <w:nsid w:val="41325D7B"/>
-    <w:multiLevelType w:val="hybridMultilevel"/>
-    <w:tmpl w:val="ECE49D84"/>
-    <w:lvl w:ilvl="0" w:tplc="04090003">
-      <w:start w:val="1"/>
-      <w:numFmt w:val="bullet"/>
-      <w:lvlText w:val="o"/>
-      <w:lvlJc w:val="left"/>
-      <w:pPr>
-        <w:ind w:left="1440" w:hanging="360"/>
-      </w:pPr>
-      <w:rPr>
-        <w:rFonts w:ascii="Courier New" w:hAnsi="Courier New" w:cs="Courier New" w:hint="default"/>
-      </w:rPr>
-    </w:lvl>
-    <w:lvl w:ilvl="1" w:tplc="04090003" w:tentative="1">
-      <w:start w:val="1"/>
-      <w:numFmt w:val="bullet"/>
-      <w:lvlText w:val="o"/>
-      <w:lvlJc w:val="left"/>
-      <w:pPr>
-        <w:ind w:left="2160" w:hanging="360"/>
-      </w:pPr>
-      <w:rPr>
-        <w:rFonts w:ascii="Courier New" w:hAnsi="Courier New" w:cs="Courier New" w:hint="default"/>
-      </w:rPr>
-    </w:lvl>
-    <w:lvl w:ilvl="2" w:tplc="04090005" w:tentative="1">
-      <w:start w:val="1"/>
-      <w:numFmt w:val="bullet"/>
-      <w:lvlText w:val=""/>
-      <w:lvlJc w:val="left"/>
-      <w:pPr>
-        <w:ind w:left="2880" w:hanging="360"/>
-      </w:pPr>
-      <w:rPr>
-        <w:rFonts w:ascii="Wingdings" w:hAnsi="Wingdings" w:hint="default"/>
-      </w:rPr>
-    </w:lvl>
-    <w:lvl w:ilvl="3" w:tplc="04090001" w:tentative="1">
-      <w:start w:val="1"/>
-      <w:numFmt w:val="bullet"/>
-      <w:lvlText w:val=""/>
-      <w:lvlJc w:val="left"/>
-      <w:pPr>
-        <w:ind w:left="3600" w:hanging="360"/>
-      </w:pPr>
-      <w:rPr>
-        <w:rFonts w:ascii="Symbol" w:hAnsi="Symbol" w:hint="default"/>
-      </w:rPr>
-    </w:lvl>
-    <w:lvl w:ilvl="4" w:tplc="04090003" w:tentative="1">
-      <w:start w:val="1"/>
-      <w:numFmt w:val="bullet"/>
-      <w:lvlText w:val="o"/>
-      <w:lvlJc w:val="left"/>
-      <w:pPr>
-        <w:ind w:left="4320" w:hanging="360"/>
-      </w:pPr>
-      <w:rPr>
-        <w:rFonts w:ascii="Courier New" w:hAnsi="Courier New" w:cs="Courier New" w:hint="default"/>
-      </w:rPr>
-    </w:lvl>
-    <w:lvl w:ilvl="5" w:tplc="04090005" w:tentative="1">
-      <w:start w:val="1"/>
-      <w:numFmt w:val="bullet"/>
-      <w:lvlText w:val=""/>
-      <w:lvlJc w:val="left"/>
-      <w:pPr>
-        <w:ind w:left="5040" w:hanging="360"/>
-      </w:pPr>
-      <w:rPr>
-        <w:rFonts w:ascii="Wingdings" w:hAnsi="Wingdings" w:hint="default"/>
-      </w:rPr>
-    </w:lvl>
-    <w:lvl w:ilvl="6" w:tplc="04090001" w:tentative="1">
-      <w:start w:val="1"/>
-      <w:numFmt w:val="bullet"/>
-      <w:lvlText w:val=""/>
-      <w:lvlJc w:val="left"/>
-      <w:pPr>
-        <w:ind w:left="5760" w:hanging="360"/>
-      </w:pPr>
-      <w:rPr>
-        <w:rFonts w:ascii="Symbol" w:hAnsi="Symbol" w:hint="default"/>
-      </w:rPr>
-    </w:lvl>
-    <w:lvl w:ilvl="7" w:tplc="04090003" w:tentative="1">
-      <w:start w:val="1"/>
-      <w:numFmt w:val="bullet"/>
-      <w:lvlText w:val="o"/>
-      <w:lvlJc w:val="left"/>
-      <w:pPr>
-        <w:ind w:left="6480" w:hanging="360"/>
-      </w:pPr>
-      <w:rPr>
-        <w:rFonts w:ascii="Courier New" w:hAnsi="Courier New" w:cs="Courier New" w:hint="default"/>
-      </w:rPr>
-    </w:lvl>
-    <w:lvl w:ilvl="8" w:tplc="04090005" w:tentative="1">
-      <w:start w:val="1"/>
-      <w:numFmt w:val="bullet"/>
-      <w:lvlText w:val=""/>
-      <w:lvlJc w:val="left"/>
-      <w:pPr>
-        <w:ind w:left="7200" w:hanging="360"/>
-      </w:pPr>
-      <w:rPr>
-        <w:rFonts w:ascii="Wingdings" w:hAnsi="Wingdings" w:hint="default"/>
-      </w:rPr>
-    </w:lvl>
-  </w:abstractNum>
-  <w:abstractNum w:abstractNumId="34" w15:restartNumberingAfterBreak="0">
-    <w:nsid w:val="432A723E"/>
-    <w:multiLevelType w:val="multilevel"/>
-    <w:tmpl w:val="EC2C006E"/>
-    <w:lvl w:ilvl="0">
-      <w:start w:val="1"/>
-      <w:numFmt w:val="bullet"/>
-      <w:lvlText w:val=""/>
       <w:lvlJc w:val="left"/>
       <w:pPr>
         <w:tabs>
@@ -21975,15 +23005,11 @@
         </w:tabs>
         <w:ind w:left="720" w:hanging="360"/>
       </w:pPr>
-      <w:rPr>
-        <w:rFonts w:ascii="Symbol" w:hAnsi="Symbol" w:hint="default"/>
-        <w:sz w:val="20"/>
-      </w:rPr>
-    </w:lvl>
-    <w:lvl w:ilvl="1">
-      <w:start w:val="1"/>
-      <w:numFmt w:val="bullet"/>
-      <w:lvlText w:val="o"/>
+    </w:lvl>
+    <w:lvl w:ilvl="1" w:tentative="1">
+      <w:start w:val="1"/>
+      <w:numFmt w:val="decimal"/>
+      <w:lvlText w:val="%2."/>
       <w:lvlJc w:val="left"/>
       <w:pPr>
         <w:tabs>
@@ -21991,15 +23017,11 @@
         </w:tabs>
         <w:ind w:left="1440" w:hanging="360"/>
       </w:pPr>
-      <w:rPr>
-        <w:rFonts w:ascii="Courier New" w:hAnsi="Courier New" w:hint="default"/>
-        <w:sz w:val="20"/>
-      </w:rPr>
     </w:lvl>
     <w:lvl w:ilvl="2" w:tentative="1">
       <w:start w:val="1"/>
-      <w:numFmt w:val="bullet"/>
-      <w:lvlText w:val=""/>
+      <w:numFmt w:val="decimal"/>
+      <w:lvlText w:val="%3."/>
       <w:lvlJc w:val="left"/>
       <w:pPr>
         <w:tabs>
@@ -22007,15 +23029,11 @@
         </w:tabs>
         <w:ind w:left="2160" w:hanging="360"/>
       </w:pPr>
-      <w:rPr>
-        <w:rFonts w:ascii="Wingdings" w:hAnsi="Wingdings" w:hint="default"/>
-        <w:sz w:val="20"/>
-      </w:rPr>
     </w:lvl>
     <w:lvl w:ilvl="3" w:tentative="1">
       <w:start w:val="1"/>
-      <w:numFmt w:val="bullet"/>
-      <w:lvlText w:val=""/>
+      <w:numFmt w:val="decimal"/>
+      <w:lvlText w:val="%4."/>
       <w:lvlJc w:val="left"/>
       <w:pPr>
         <w:tabs>
@@ -22023,15 +23041,11 @@
         </w:tabs>
         <w:ind w:left="2880" w:hanging="360"/>
       </w:pPr>
-      <w:rPr>
-        <w:rFonts w:ascii="Wingdings" w:hAnsi="Wingdings" w:hint="default"/>
-        <w:sz w:val="20"/>
-      </w:rPr>
     </w:lvl>
     <w:lvl w:ilvl="4" w:tentative="1">
       <w:start w:val="1"/>
-      <w:numFmt w:val="bullet"/>
-      <w:lvlText w:val=""/>
+      <w:numFmt w:val="decimal"/>
+      <w:lvlText w:val="%5."/>
       <w:lvlJc w:val="left"/>
       <w:pPr>
         <w:tabs>
@@ -22039,15 +23053,11 @@
         </w:tabs>
         <w:ind w:left="3600" w:hanging="360"/>
       </w:pPr>
-      <w:rPr>
-        <w:rFonts w:ascii="Wingdings" w:hAnsi="Wingdings" w:hint="default"/>
-        <w:sz w:val="20"/>
-      </w:rPr>
     </w:lvl>
     <w:lvl w:ilvl="5" w:tentative="1">
       <w:start w:val="1"/>
-      <w:numFmt w:val="bullet"/>
-      <w:lvlText w:val=""/>
+      <w:numFmt w:val="decimal"/>
+      <w:lvlText w:val="%6."/>
       <w:lvlJc w:val="left"/>
       <w:pPr>
         <w:tabs>
@@ -22055,15 +23065,11 @@
         </w:tabs>
         <w:ind w:left="4320" w:hanging="360"/>
       </w:pPr>
-      <w:rPr>
-        <w:rFonts w:ascii="Wingdings" w:hAnsi="Wingdings" w:hint="default"/>
-        <w:sz w:val="20"/>
-      </w:rPr>
     </w:lvl>
     <w:lvl w:ilvl="6" w:tentative="1">
       <w:start w:val="1"/>
-      <w:numFmt w:val="bullet"/>
-      <w:lvlText w:val=""/>
+      <w:numFmt w:val="decimal"/>
+      <w:lvlText w:val="%7."/>
       <w:lvlJc w:val="left"/>
       <w:pPr>
         <w:tabs>
@@ -22071,15 +23077,11 @@
         </w:tabs>
         <w:ind w:left="5040" w:hanging="360"/>
       </w:pPr>
-      <w:rPr>
-        <w:rFonts w:ascii="Wingdings" w:hAnsi="Wingdings" w:hint="default"/>
-        <w:sz w:val="20"/>
-      </w:rPr>
     </w:lvl>
     <w:lvl w:ilvl="7" w:tentative="1">
       <w:start w:val="1"/>
-      <w:numFmt w:val="bullet"/>
-      <w:lvlText w:val=""/>
+      <w:numFmt w:val="decimal"/>
+      <w:lvlText w:val="%8."/>
       <w:lvlJc w:val="left"/>
       <w:pPr>
         <w:tabs>
@@ -22087,15 +23089,11 @@
         </w:tabs>
         <w:ind w:left="5760" w:hanging="360"/>
       </w:pPr>
-      <w:rPr>
-        <w:rFonts w:ascii="Wingdings" w:hAnsi="Wingdings" w:hint="default"/>
-        <w:sz w:val="20"/>
-      </w:rPr>
     </w:lvl>
     <w:lvl w:ilvl="8" w:tentative="1">
       <w:start w:val="1"/>
-      <w:numFmt w:val="bullet"/>
-      <w:lvlText w:val=""/>
+      <w:numFmt w:val="decimal"/>
+      <w:lvlText w:val="%9."/>
       <w:lvlJc w:val="left"/>
       <w:pPr>
         <w:tabs>
@@ -22103,20 +23101,16 @@
         </w:tabs>
         <w:ind w:left="6480" w:hanging="360"/>
       </w:pPr>
-      <w:rPr>
-        <w:rFonts w:ascii="Wingdings" w:hAnsi="Wingdings" w:hint="default"/>
-        <w:sz w:val="20"/>
-      </w:rPr>
     </w:lvl>
   </w:abstractNum>
   <w:abstractNum w:abstractNumId="35" w15:restartNumberingAfterBreak="0">
-    <w:nsid w:val="434B4BD7"/>
+    <w:nsid w:val="438511E5"/>
     <w:multiLevelType w:val="multilevel"/>
-    <w:tmpl w:val="6E7AD224"/>
+    <w:tmpl w:val="5C3E4524"/>
     <w:lvl w:ilvl="0">
       <w:start w:val="1"/>
-      <w:numFmt w:val="decimal"/>
-      <w:lvlText w:val="%1."/>
+      <w:numFmt w:val="bullet"/>
+      <w:lvlText w:val=""/>
       <w:lvlJc w:val="left"/>
       <w:pPr>
         <w:tabs>
@@ -22124,11 +23118,15 @@
         </w:tabs>
         <w:ind w:left="720" w:hanging="360"/>
       </w:pPr>
+      <w:rPr>
+        <w:rFonts w:ascii="Symbol" w:hAnsi="Symbol" w:hint="default"/>
+        <w:sz w:val="20"/>
+      </w:rPr>
     </w:lvl>
     <w:lvl w:ilvl="1" w:tentative="1">
       <w:start w:val="1"/>
-      <w:numFmt w:val="decimal"/>
-      <w:lvlText w:val="%2."/>
+      <w:numFmt w:val="bullet"/>
+      <w:lvlText w:val="o"/>
       <w:lvlJc w:val="left"/>
       <w:pPr>
         <w:tabs>
@@ -22136,11 +23134,15 @@
         </w:tabs>
         <w:ind w:left="1440" w:hanging="360"/>
       </w:pPr>
+      <w:rPr>
+        <w:rFonts w:ascii="Courier New" w:hAnsi="Courier New" w:hint="default"/>
+        <w:sz w:val="20"/>
+      </w:rPr>
     </w:lvl>
     <w:lvl w:ilvl="2" w:tentative="1">
       <w:start w:val="1"/>
-      <w:numFmt w:val="decimal"/>
-      <w:lvlText w:val="%3."/>
+      <w:numFmt w:val="bullet"/>
+      <w:lvlText w:val=""/>
       <w:lvlJc w:val="left"/>
       <w:pPr>
         <w:tabs>
@@ -22148,11 +23150,15 @@
         </w:tabs>
         <w:ind w:left="2160" w:hanging="360"/>
       </w:pPr>
+      <w:rPr>
+        <w:rFonts w:ascii="Wingdings" w:hAnsi="Wingdings" w:hint="default"/>
+        <w:sz w:val="20"/>
+      </w:rPr>
     </w:lvl>
     <w:lvl w:ilvl="3" w:tentative="1">
       <w:start w:val="1"/>
-      <w:numFmt w:val="decimal"/>
-      <w:lvlText w:val="%4."/>
+      <w:numFmt w:val="bullet"/>
+      <w:lvlText w:val=""/>
       <w:lvlJc w:val="left"/>
       <w:pPr>
         <w:tabs>
@@ -22160,11 +23166,15 @@
         </w:tabs>
         <w:ind w:left="2880" w:hanging="360"/>
       </w:pPr>
+      <w:rPr>
+        <w:rFonts w:ascii="Wingdings" w:hAnsi="Wingdings" w:hint="default"/>
+        <w:sz w:val="20"/>
+      </w:rPr>
     </w:lvl>
     <w:lvl w:ilvl="4" w:tentative="1">
       <w:start w:val="1"/>
-      <w:numFmt w:val="decimal"/>
-      <w:lvlText w:val="%5."/>
+      <w:numFmt w:val="bullet"/>
+      <w:lvlText w:val=""/>
       <w:lvlJc w:val="left"/>
       <w:pPr>
         <w:tabs>
@@ -22172,11 +23182,15 @@
         </w:tabs>
         <w:ind w:left="3600" w:hanging="360"/>
       </w:pPr>
+      <w:rPr>
+        <w:rFonts w:ascii="Wingdings" w:hAnsi="Wingdings" w:hint="default"/>
+        <w:sz w:val="20"/>
+      </w:rPr>
     </w:lvl>
     <w:lvl w:ilvl="5" w:tentative="1">
       <w:start w:val="1"/>
-      <w:numFmt w:val="decimal"/>
-      <w:lvlText w:val="%6."/>
+      <w:numFmt w:val="bullet"/>
+      <w:lvlText w:val=""/>
       <w:lvlJc w:val="left"/>
       <w:pPr>
         <w:tabs>
@@ -22184,11 +23198,15 @@
         </w:tabs>
         <w:ind w:left="4320" w:hanging="360"/>
       </w:pPr>
+      <w:rPr>
+        <w:rFonts w:ascii="Wingdings" w:hAnsi="Wingdings" w:hint="default"/>
+        <w:sz w:val="20"/>
+      </w:rPr>
     </w:lvl>
     <w:lvl w:ilvl="6" w:tentative="1">
       <w:start w:val="1"/>
-      <w:numFmt w:val="decimal"/>
-      <w:lvlText w:val="%7."/>
+      <w:numFmt w:val="bullet"/>
+      <w:lvlText w:val=""/>
       <w:lvlJc w:val="left"/>
       <w:pPr>
         <w:tabs>
@@ -22196,11 +23214,15 @@
         </w:tabs>
         <w:ind w:left="5040" w:hanging="360"/>
       </w:pPr>
+      <w:rPr>
+        <w:rFonts w:ascii="Wingdings" w:hAnsi="Wingdings" w:hint="default"/>
+        <w:sz w:val="20"/>
+      </w:rPr>
     </w:lvl>
     <w:lvl w:ilvl="7" w:tentative="1">
       <w:start w:val="1"/>
-      <w:numFmt w:val="decimal"/>
-      <w:lvlText w:val="%8."/>
+      <w:numFmt w:val="bullet"/>
+      <w:lvlText w:val=""/>
       <w:lvlJc w:val="left"/>
       <w:pPr>
         <w:tabs>
@@ -22208,11 +23230,15 @@
         </w:tabs>
         <w:ind w:left="5760" w:hanging="360"/>
       </w:pPr>
+      <w:rPr>
+        <w:rFonts w:ascii="Wingdings" w:hAnsi="Wingdings" w:hint="default"/>
+        <w:sz w:val="20"/>
+      </w:rPr>
     </w:lvl>
     <w:lvl w:ilvl="8" w:tentative="1">
       <w:start w:val="1"/>
-      <w:numFmt w:val="decimal"/>
-      <w:lvlText w:val="%9."/>
+      <w:numFmt w:val="bullet"/>
+      <w:lvlText w:val=""/>
       <w:lvlJc w:val="left"/>
       <w:pPr>
         <w:tabs>
@@ -22220,12 +23246,16 @@
         </w:tabs>
         <w:ind w:left="6480" w:hanging="360"/>
       </w:pPr>
+      <w:rPr>
+        <w:rFonts w:ascii="Wingdings" w:hAnsi="Wingdings" w:hint="default"/>
+        <w:sz w:val="20"/>
+      </w:rPr>
     </w:lvl>
   </w:abstractNum>
   <w:abstractNum w:abstractNumId="36" w15:restartNumberingAfterBreak="0">
-    <w:nsid w:val="438511E5"/>
+    <w:nsid w:val="45B15CF7"/>
     <w:multiLevelType w:val="multilevel"/>
-    <w:tmpl w:val="5C3E4524"/>
+    <w:tmpl w:val="80CC9A1C"/>
     <w:lvl w:ilvl="0">
       <w:start w:val="1"/>
       <w:numFmt w:val="bullet"/>
@@ -22242,7 +23272,7 @@
         <w:sz w:val="20"/>
       </w:rPr>
     </w:lvl>
-    <w:lvl w:ilvl="1" w:tentative="1">
+    <w:lvl w:ilvl="1">
       <w:start w:val="1"/>
       <w:numFmt w:val="bullet"/>
       <w:lvlText w:val="o"/>
@@ -22372,9 +23402,9 @@
     </w:lvl>
   </w:abstractNum>
   <w:abstractNum w:abstractNumId="37" w15:restartNumberingAfterBreak="0">
-    <w:nsid w:val="45B15CF7"/>
+    <w:nsid w:val="46141F07"/>
     <w:multiLevelType w:val="multilevel"/>
-    <w:tmpl w:val="80CC9A1C"/>
+    <w:tmpl w:val="15DE2CB6"/>
     <w:lvl w:ilvl="0">
       <w:start w:val="1"/>
       <w:numFmt w:val="bullet"/>
@@ -22391,7 +23421,7 @@
         <w:sz w:val="20"/>
       </w:rPr>
     </w:lvl>
-    <w:lvl w:ilvl="1">
+    <w:lvl w:ilvl="1" w:tentative="1">
       <w:start w:val="1"/>
       <w:numFmt w:val="bullet"/>
       <w:lvlText w:val="o"/>
@@ -22783,151 +23813,115 @@
     </w:lvl>
   </w:abstractNum>
   <w:abstractNum w:abstractNumId="40" w15:restartNumberingAfterBreak="0">
-    <w:nsid w:val="511B41D3"/>
-    <w:multiLevelType w:val="multilevel"/>
-    <w:tmpl w:val="E656EDF0"/>
-    <w:lvl w:ilvl="0">
+    <w:nsid w:val="4F8E2DD6"/>
+    <w:multiLevelType w:val="hybridMultilevel"/>
+    <w:tmpl w:val="3C70EF10"/>
+    <w:lvl w:ilvl="0" w:tplc="04090001">
       <w:start w:val="1"/>
       <w:numFmt w:val="bullet"/>
       <w:lvlText w:val=""/>
       <w:lvlJc w:val="left"/>
       <w:pPr>
-        <w:tabs>
-          <w:tab w:val="num" w:pos="720"/>
-        </w:tabs>
         <w:ind w:left="720" w:hanging="360"/>
       </w:pPr>
       <w:rPr>
         <w:rFonts w:ascii="Symbol" w:hAnsi="Symbol" w:hint="default"/>
-        <w:sz w:val="20"/>
-      </w:rPr>
-    </w:lvl>
-    <w:lvl w:ilvl="1" w:tentative="1">
+      </w:rPr>
+    </w:lvl>
+    <w:lvl w:ilvl="1" w:tplc="04090003" w:tentative="1">
       <w:start w:val="1"/>
       <w:numFmt w:val="bullet"/>
       <w:lvlText w:val="o"/>
       <w:lvlJc w:val="left"/>
       <w:pPr>
-        <w:tabs>
-          <w:tab w:val="num" w:pos="1440"/>
-        </w:tabs>
         <w:ind w:left="1440" w:hanging="360"/>
       </w:pPr>
       <w:rPr>
-        <w:rFonts w:ascii="Courier New" w:hAnsi="Courier New" w:hint="default"/>
-        <w:sz w:val="20"/>
-      </w:rPr>
-    </w:lvl>
-    <w:lvl w:ilvl="2" w:tentative="1">
-      <w:start w:val="1"/>
-      <w:numFmt w:val="bullet"/>
-      <w:lvlText w:val=""/>
-      <w:lvlJc w:val="left"/>
-      <w:pPr>
-        <w:tabs>
-          <w:tab w:val="num" w:pos="2160"/>
-        </w:tabs>
+        <w:rFonts w:ascii="Courier New" w:hAnsi="Courier New" w:cs="Courier New" w:hint="default"/>
+      </w:rPr>
+    </w:lvl>
+    <w:lvl w:ilvl="2" w:tplc="04090005" w:tentative="1">
+      <w:start w:val="1"/>
+      <w:numFmt w:val="bullet"/>
+      <w:lvlText w:val=""/>
+      <w:lvlJc w:val="left"/>
+      <w:pPr>
         <w:ind w:left="2160" w:hanging="360"/>
       </w:pPr>
       <w:rPr>
         <w:rFonts w:ascii="Wingdings" w:hAnsi="Wingdings" w:hint="default"/>
-        <w:sz w:val="20"/>
-      </w:rPr>
-    </w:lvl>
-    <w:lvl w:ilvl="3" w:tentative="1">
-      <w:start w:val="1"/>
-      <w:numFmt w:val="bullet"/>
-      <w:lvlText w:val=""/>
-      <w:lvlJc w:val="left"/>
-      <w:pPr>
-        <w:tabs>
-          <w:tab w:val="num" w:pos="2880"/>
-        </w:tabs>
+      </w:rPr>
+    </w:lvl>
+    <w:lvl w:ilvl="3" w:tplc="04090001" w:tentative="1">
+      <w:start w:val="1"/>
+      <w:numFmt w:val="bullet"/>
+      <w:lvlText w:val=""/>
+      <w:lvlJc w:val="left"/>
+      <w:pPr>
         <w:ind w:left="2880" w:hanging="360"/>
       </w:pPr>
       <w:rPr>
-        <w:rFonts w:ascii="Wingdings" w:hAnsi="Wingdings" w:hint="default"/>
-        <w:sz w:val="20"/>
-      </w:rPr>
-    </w:lvl>
-    <w:lvl w:ilvl="4" w:tentative="1">
-      <w:start w:val="1"/>
-      <w:numFmt w:val="bullet"/>
-      <w:lvlText w:val=""/>
-      <w:lvlJc w:val="left"/>
-      <w:pPr>
-        <w:tabs>
-          <w:tab w:val="num" w:pos="3600"/>
-        </w:tabs>
+        <w:rFonts w:ascii="Symbol" w:hAnsi="Symbol" w:hint="default"/>
+      </w:rPr>
+    </w:lvl>
+    <w:lvl w:ilvl="4" w:tplc="04090003" w:tentative="1">
+      <w:start w:val="1"/>
+      <w:numFmt w:val="bullet"/>
+      <w:lvlText w:val="o"/>
+      <w:lvlJc w:val="left"/>
+      <w:pPr>
         <w:ind w:left="3600" w:hanging="360"/>
       </w:pPr>
       <w:rPr>
-        <w:rFonts w:ascii="Wingdings" w:hAnsi="Wingdings" w:hint="default"/>
-        <w:sz w:val="20"/>
-      </w:rPr>
-    </w:lvl>
-    <w:lvl w:ilvl="5" w:tentative="1">
-      <w:start w:val="1"/>
-      <w:numFmt w:val="bullet"/>
-      <w:lvlText w:val=""/>
-      <w:lvlJc w:val="left"/>
-      <w:pPr>
-        <w:tabs>
-          <w:tab w:val="num" w:pos="4320"/>
-        </w:tabs>
+        <w:rFonts w:ascii="Courier New" w:hAnsi="Courier New" w:cs="Courier New" w:hint="default"/>
+      </w:rPr>
+    </w:lvl>
+    <w:lvl w:ilvl="5" w:tplc="04090005" w:tentative="1">
+      <w:start w:val="1"/>
+      <w:numFmt w:val="bullet"/>
+      <w:lvlText w:val=""/>
+      <w:lvlJc w:val="left"/>
+      <w:pPr>
         <w:ind w:left="4320" w:hanging="360"/>
       </w:pPr>
       <w:rPr>
         <w:rFonts w:ascii="Wingdings" w:hAnsi="Wingdings" w:hint="default"/>
-        <w:sz w:val="20"/>
-      </w:rPr>
-    </w:lvl>
-    <w:lvl w:ilvl="6" w:tentative="1">
-      <w:start w:val="1"/>
-      <w:numFmt w:val="bullet"/>
-      <w:lvlText w:val=""/>
-      <w:lvlJc w:val="left"/>
-      <w:pPr>
-        <w:tabs>
-          <w:tab w:val="num" w:pos="5040"/>
-        </w:tabs>
+      </w:rPr>
+    </w:lvl>
+    <w:lvl w:ilvl="6" w:tplc="04090001" w:tentative="1">
+      <w:start w:val="1"/>
+      <w:numFmt w:val="bullet"/>
+      <w:lvlText w:val=""/>
+      <w:lvlJc w:val="left"/>
+      <w:pPr>
         <w:ind w:left="5040" w:hanging="360"/>
       </w:pPr>
       <w:rPr>
-        <w:rFonts w:ascii="Wingdings" w:hAnsi="Wingdings" w:hint="default"/>
-        <w:sz w:val="20"/>
-      </w:rPr>
-    </w:lvl>
-    <w:lvl w:ilvl="7" w:tentative="1">
-      <w:start w:val="1"/>
-      <w:numFmt w:val="bullet"/>
-      <w:lvlText w:val=""/>
-      <w:lvlJc w:val="left"/>
-      <w:pPr>
-        <w:tabs>
-          <w:tab w:val="num" w:pos="5760"/>
-        </w:tabs>
+        <w:rFonts w:ascii="Symbol" w:hAnsi="Symbol" w:hint="default"/>
+      </w:rPr>
+    </w:lvl>
+    <w:lvl w:ilvl="7" w:tplc="04090003" w:tentative="1">
+      <w:start w:val="1"/>
+      <w:numFmt w:val="bullet"/>
+      <w:lvlText w:val="o"/>
+      <w:lvlJc w:val="left"/>
+      <w:pPr>
         <w:ind w:left="5760" w:hanging="360"/>
       </w:pPr>
       <w:rPr>
-        <w:rFonts w:ascii="Wingdings" w:hAnsi="Wingdings" w:hint="default"/>
-        <w:sz w:val="20"/>
-      </w:rPr>
-    </w:lvl>
-    <w:lvl w:ilvl="8" w:tentative="1">
-      <w:start w:val="1"/>
-      <w:numFmt w:val="bullet"/>
-      <w:lvlText w:val=""/>
-      <w:lvlJc w:val="left"/>
-      <w:pPr>
-        <w:tabs>
-          <w:tab w:val="num" w:pos="6480"/>
-        </w:tabs>
+        <w:rFonts w:ascii="Courier New" w:hAnsi="Courier New" w:cs="Courier New" w:hint="default"/>
+      </w:rPr>
+    </w:lvl>
+    <w:lvl w:ilvl="8" w:tplc="04090005" w:tentative="1">
+      <w:start w:val="1"/>
+      <w:numFmt w:val="bullet"/>
+      <w:lvlText w:val=""/>
+      <w:lvlJc w:val="left"/>
+      <w:pPr>
         <w:ind w:left="6480" w:hanging="360"/>
       </w:pPr>
       <w:rPr>
         <w:rFonts w:ascii="Wingdings" w:hAnsi="Wingdings" w:hint="default"/>
-        <w:sz w:val="20"/>
       </w:rPr>
     </w:lvl>
   </w:abstractNum>
@@ -23158,6 +24152,119 @@
     </w:lvl>
   </w:abstractNum>
   <w:abstractNum w:abstractNumId="43" w15:restartNumberingAfterBreak="0">
+    <w:nsid w:val="52E312DC"/>
+    <w:multiLevelType w:val="hybridMultilevel"/>
+    <w:tmpl w:val="3A3CA3CC"/>
+    <w:lvl w:ilvl="0" w:tplc="04090001">
+      <w:start w:val="1"/>
+      <w:numFmt w:val="bullet"/>
+      <w:lvlText w:val=""/>
+      <w:lvlJc w:val="left"/>
+      <w:pPr>
+        <w:ind w:left="720" w:hanging="360"/>
+      </w:pPr>
+      <w:rPr>
+        <w:rFonts w:ascii="Symbol" w:hAnsi="Symbol" w:hint="default"/>
+      </w:rPr>
+    </w:lvl>
+    <w:lvl w:ilvl="1" w:tplc="04090003" w:tentative="1">
+      <w:start w:val="1"/>
+      <w:numFmt w:val="bullet"/>
+      <w:lvlText w:val="o"/>
+      <w:lvlJc w:val="left"/>
+      <w:pPr>
+        <w:ind w:left="1440" w:hanging="360"/>
+      </w:pPr>
+      <w:rPr>
+        <w:rFonts w:ascii="Courier New" w:hAnsi="Courier New" w:cs="Courier New" w:hint="default"/>
+      </w:rPr>
+    </w:lvl>
+    <w:lvl w:ilvl="2" w:tplc="04090005" w:tentative="1">
+      <w:start w:val="1"/>
+      <w:numFmt w:val="bullet"/>
+      <w:lvlText w:val=""/>
+      <w:lvlJc w:val="left"/>
+      <w:pPr>
+        <w:ind w:left="2160" w:hanging="360"/>
+      </w:pPr>
+      <w:rPr>
+        <w:rFonts w:ascii="Wingdings" w:hAnsi="Wingdings" w:hint="default"/>
+      </w:rPr>
+    </w:lvl>
+    <w:lvl w:ilvl="3" w:tplc="04090001" w:tentative="1">
+      <w:start w:val="1"/>
+      <w:numFmt w:val="bullet"/>
+      <w:lvlText w:val=""/>
+      <w:lvlJc w:val="left"/>
+      <w:pPr>
+        <w:ind w:left="2880" w:hanging="360"/>
+      </w:pPr>
+      <w:rPr>
+        <w:rFonts w:ascii="Symbol" w:hAnsi="Symbol" w:hint="default"/>
+      </w:rPr>
+    </w:lvl>
+    <w:lvl w:ilvl="4" w:tplc="04090003" w:tentative="1">
+      <w:start w:val="1"/>
+      <w:numFmt w:val="bullet"/>
+      <w:lvlText w:val="o"/>
+      <w:lvlJc w:val="left"/>
+      <w:pPr>
+        <w:ind w:left="3600" w:hanging="360"/>
+      </w:pPr>
+      <w:rPr>
+        <w:rFonts w:ascii="Courier New" w:hAnsi="Courier New" w:cs="Courier New" w:hint="default"/>
+      </w:rPr>
+    </w:lvl>
+    <w:lvl w:ilvl="5" w:tplc="04090005" w:tentative="1">
+      <w:start w:val="1"/>
+      <w:numFmt w:val="bullet"/>
+      <w:lvlText w:val=""/>
+      <w:lvlJc w:val="left"/>
+      <w:pPr>
+        <w:ind w:left="4320" w:hanging="360"/>
+      </w:pPr>
+      <w:rPr>
+        <w:rFonts w:ascii="Wingdings" w:hAnsi="Wingdings" w:hint="default"/>
+      </w:rPr>
+    </w:lvl>
+    <w:lvl w:ilvl="6" w:tplc="04090001" w:tentative="1">
+      <w:start w:val="1"/>
+      <w:numFmt w:val="bullet"/>
+      <w:lvlText w:val=""/>
+      <w:lvlJc w:val="left"/>
+      <w:pPr>
+        <w:ind w:left="5040" w:hanging="360"/>
+      </w:pPr>
+      <w:rPr>
+        <w:rFonts w:ascii="Symbol" w:hAnsi="Symbol" w:hint="default"/>
+      </w:rPr>
+    </w:lvl>
+    <w:lvl w:ilvl="7" w:tplc="04090003" w:tentative="1">
+      <w:start w:val="1"/>
+      <w:numFmt w:val="bullet"/>
+      <w:lvlText w:val="o"/>
+      <w:lvlJc w:val="left"/>
+      <w:pPr>
+        <w:ind w:left="5760" w:hanging="360"/>
+      </w:pPr>
+      <w:rPr>
+        <w:rFonts w:ascii="Courier New" w:hAnsi="Courier New" w:cs="Courier New" w:hint="default"/>
+      </w:rPr>
+    </w:lvl>
+    <w:lvl w:ilvl="8" w:tplc="04090005" w:tentative="1">
+      <w:start w:val="1"/>
+      <w:numFmt w:val="bullet"/>
+      <w:lvlText w:val=""/>
+      <w:lvlJc w:val="left"/>
+      <w:pPr>
+        <w:ind w:left="6480" w:hanging="360"/>
+      </w:pPr>
+      <w:rPr>
+        <w:rFonts w:ascii="Wingdings" w:hAnsi="Wingdings" w:hint="default"/>
+      </w:rPr>
+    </w:lvl>
+  </w:abstractNum>
+  <w:abstractNum w:abstractNumId="44" w15:restartNumberingAfterBreak="0">
     <w:nsid w:val="52E861E3"/>
     <w:multiLevelType w:val="multilevel"/>
     <w:tmpl w:val="2640ED7C"/>
@@ -23306,7 +24413,7 @@
       </w:rPr>
     </w:lvl>
   </w:abstractNum>
-  <w:abstractNum w:abstractNumId="44" w15:restartNumberingAfterBreak="0">
+  <w:abstractNum w:abstractNumId="45" w15:restartNumberingAfterBreak="0">
     <w:nsid w:val="546F5CC6"/>
     <w:multiLevelType w:val="hybridMultilevel"/>
     <w:tmpl w:val="00864DF8"/>
@@ -23419,7 +24526,7 @@
       </w:rPr>
     </w:lvl>
   </w:abstractNum>
-  <w:abstractNum w:abstractNumId="45" w15:restartNumberingAfterBreak="0">
+  <w:abstractNum w:abstractNumId="46" w15:restartNumberingAfterBreak="0">
     <w:nsid w:val="55F31468"/>
     <w:multiLevelType w:val="hybridMultilevel"/>
     <w:tmpl w:val="2EBC5918"/>
@@ -23532,7 +24639,7 @@
       </w:rPr>
     </w:lvl>
   </w:abstractNum>
-  <w:abstractNum w:abstractNumId="46" w15:restartNumberingAfterBreak="0">
+  <w:abstractNum w:abstractNumId="47" w15:restartNumberingAfterBreak="0">
     <w:nsid w:val="57A34E27"/>
     <w:multiLevelType w:val="multilevel"/>
     <w:tmpl w:val="C7D81F8A"/>
@@ -23681,7 +24788,7 @@
       </w:rPr>
     </w:lvl>
   </w:abstractNum>
-  <w:abstractNum w:abstractNumId="47" w15:restartNumberingAfterBreak="0">
+  <w:abstractNum w:abstractNumId="48" w15:restartNumberingAfterBreak="0">
     <w:nsid w:val="59E03B9D"/>
     <w:multiLevelType w:val="multilevel"/>
     <w:tmpl w:val="73A2ABD4"/>
@@ -23794,7 +24901,7 @@
       </w:pPr>
     </w:lvl>
   </w:abstractNum>
-  <w:abstractNum w:abstractNumId="48" w15:restartNumberingAfterBreak="0">
+  <w:abstractNum w:abstractNumId="49" w15:restartNumberingAfterBreak="0">
     <w:nsid w:val="5AD852CC"/>
     <w:multiLevelType w:val="hybridMultilevel"/>
     <w:tmpl w:val="5A9A5F52"/>
@@ -23907,7 +25014,7 @@
       </w:rPr>
     </w:lvl>
   </w:abstractNum>
-  <w:abstractNum w:abstractNumId="49" w15:restartNumberingAfterBreak="0">
+  <w:abstractNum w:abstractNumId="50" w15:restartNumberingAfterBreak="0">
     <w:nsid w:val="5C4A50A4"/>
     <w:multiLevelType w:val="hybridMultilevel"/>
     <w:tmpl w:val="C93C8642"/>
@@ -24020,7 +25127,7 @@
       </w:rPr>
     </w:lvl>
   </w:abstractNum>
-  <w:abstractNum w:abstractNumId="50" w15:restartNumberingAfterBreak="0">
+  <w:abstractNum w:abstractNumId="51" w15:restartNumberingAfterBreak="0">
     <w:nsid w:val="5EF23024"/>
     <w:multiLevelType w:val="multilevel"/>
     <w:tmpl w:val="128495F0"/>
@@ -24169,7 +25276,7 @@
       </w:rPr>
     </w:lvl>
   </w:abstractNum>
-  <w:abstractNum w:abstractNumId="51" w15:restartNumberingAfterBreak="0">
+  <w:abstractNum w:abstractNumId="52" w15:restartNumberingAfterBreak="0">
     <w:nsid w:val="605E4B4F"/>
     <w:multiLevelType w:val="hybridMultilevel"/>
     <w:tmpl w:val="AA6EC5D4"/>
@@ -24282,7 +25389,7 @@
       </w:rPr>
     </w:lvl>
   </w:abstractNum>
-  <w:abstractNum w:abstractNumId="52" w15:restartNumberingAfterBreak="0">
+  <w:abstractNum w:abstractNumId="53" w15:restartNumberingAfterBreak="0">
     <w:nsid w:val="60A26939"/>
     <w:multiLevelType w:val="multilevel"/>
     <w:tmpl w:val="F666386A"/>
@@ -24431,7 +25538,7 @@
       </w:rPr>
     </w:lvl>
   </w:abstractNum>
-  <w:abstractNum w:abstractNumId="53" w15:restartNumberingAfterBreak="0">
+  <w:abstractNum w:abstractNumId="54" w15:restartNumberingAfterBreak="0">
     <w:nsid w:val="63B85E56"/>
     <w:multiLevelType w:val="multilevel"/>
     <w:tmpl w:val="A4605FC0"/>
@@ -24580,7 +25687,7 @@
       </w:rPr>
     </w:lvl>
   </w:abstractNum>
-  <w:abstractNum w:abstractNumId="54" w15:restartNumberingAfterBreak="0">
+  <w:abstractNum w:abstractNumId="55" w15:restartNumberingAfterBreak="0">
     <w:nsid w:val="64B12C20"/>
     <w:multiLevelType w:val="hybridMultilevel"/>
     <w:tmpl w:val="20BC552E"/>
@@ -24693,7 +25800,7 @@
       </w:rPr>
     </w:lvl>
   </w:abstractNum>
-  <w:abstractNum w:abstractNumId="55" w15:restartNumberingAfterBreak="0">
+  <w:abstractNum w:abstractNumId="56" w15:restartNumberingAfterBreak="0">
     <w:nsid w:val="65750195"/>
     <w:multiLevelType w:val="hybridMultilevel"/>
     <w:tmpl w:val="C15207C8"/>
@@ -24806,7 +25913,7 @@
       </w:rPr>
     </w:lvl>
   </w:abstractNum>
-  <w:abstractNum w:abstractNumId="56" w15:restartNumberingAfterBreak="0">
+  <w:abstractNum w:abstractNumId="57" w15:restartNumberingAfterBreak="0">
     <w:nsid w:val="65F82005"/>
     <w:multiLevelType w:val="multilevel"/>
     <w:tmpl w:val="1736DDA4"/>
@@ -24955,7 +26062,305 @@
       </w:rPr>
     </w:lvl>
   </w:abstractNum>
-  <w:abstractNum w:abstractNumId="57" w15:restartNumberingAfterBreak="0">
+  <w:abstractNum w:abstractNumId="58" w15:restartNumberingAfterBreak="0">
+    <w:nsid w:val="66285E29"/>
+    <w:multiLevelType w:val="multilevel"/>
+    <w:tmpl w:val="3D76608C"/>
+    <w:lvl w:ilvl="0">
+      <w:start w:val="1"/>
+      <w:numFmt w:val="bullet"/>
+      <w:lvlText w:val=""/>
+      <w:lvlJc w:val="left"/>
+      <w:pPr>
+        <w:tabs>
+          <w:tab w:val="num" w:pos="720"/>
+        </w:tabs>
+        <w:ind w:left="720" w:hanging="360"/>
+      </w:pPr>
+      <w:rPr>
+        <w:rFonts w:ascii="Symbol" w:hAnsi="Symbol" w:hint="default"/>
+        <w:sz w:val="20"/>
+      </w:rPr>
+    </w:lvl>
+    <w:lvl w:ilvl="1" w:tentative="1">
+      <w:start w:val="1"/>
+      <w:numFmt w:val="bullet"/>
+      <w:lvlText w:val="o"/>
+      <w:lvlJc w:val="left"/>
+      <w:pPr>
+        <w:tabs>
+          <w:tab w:val="num" w:pos="1440"/>
+        </w:tabs>
+        <w:ind w:left="1440" w:hanging="360"/>
+      </w:pPr>
+      <w:rPr>
+        <w:rFonts w:ascii="Courier New" w:hAnsi="Courier New" w:hint="default"/>
+        <w:sz w:val="20"/>
+      </w:rPr>
+    </w:lvl>
+    <w:lvl w:ilvl="2" w:tentative="1">
+      <w:start w:val="1"/>
+      <w:numFmt w:val="bullet"/>
+      <w:lvlText w:val=""/>
+      <w:lvlJc w:val="left"/>
+      <w:pPr>
+        <w:tabs>
+          <w:tab w:val="num" w:pos="2160"/>
+        </w:tabs>
+        <w:ind w:left="2160" w:hanging="360"/>
+      </w:pPr>
+      <w:rPr>
+        <w:rFonts w:ascii="Wingdings" w:hAnsi="Wingdings" w:hint="default"/>
+        <w:sz w:val="20"/>
+      </w:rPr>
+    </w:lvl>
+    <w:lvl w:ilvl="3" w:tentative="1">
+      <w:start w:val="1"/>
+      <w:numFmt w:val="bullet"/>
+      <w:lvlText w:val=""/>
+      <w:lvlJc w:val="left"/>
+      <w:pPr>
+        <w:tabs>
+          <w:tab w:val="num" w:pos="2880"/>
+        </w:tabs>
+        <w:ind w:left="2880" w:hanging="360"/>
+      </w:pPr>
+      <w:rPr>
+        <w:rFonts w:ascii="Wingdings" w:hAnsi="Wingdings" w:hint="default"/>
+        <w:sz w:val="20"/>
+      </w:rPr>
+    </w:lvl>
+    <w:lvl w:ilvl="4" w:tentative="1">
+      <w:start w:val="1"/>
+      <w:numFmt w:val="bullet"/>
+      <w:lvlText w:val=""/>
+      <w:lvlJc w:val="left"/>
+      <w:pPr>
+        <w:tabs>
+          <w:tab w:val="num" w:pos="3600"/>
+        </w:tabs>
+        <w:ind w:left="3600" w:hanging="360"/>
+      </w:pPr>
+      <w:rPr>
+        <w:rFonts w:ascii="Wingdings" w:hAnsi="Wingdings" w:hint="default"/>
+        <w:sz w:val="20"/>
+      </w:rPr>
+    </w:lvl>
+    <w:lvl w:ilvl="5" w:tentative="1">
+      <w:start w:val="1"/>
+      <w:numFmt w:val="bullet"/>
+      <w:lvlText w:val=""/>
+      <w:lvlJc w:val="left"/>
+      <w:pPr>
+        <w:tabs>
+          <w:tab w:val="num" w:pos="4320"/>
+        </w:tabs>
+        <w:ind w:left="4320" w:hanging="360"/>
+      </w:pPr>
+      <w:rPr>
+        <w:rFonts w:ascii="Wingdings" w:hAnsi="Wingdings" w:hint="default"/>
+        <w:sz w:val="20"/>
+      </w:rPr>
+    </w:lvl>
+    <w:lvl w:ilvl="6" w:tentative="1">
+      <w:start w:val="1"/>
+      <w:numFmt w:val="bullet"/>
+      <w:lvlText w:val=""/>
+      <w:lvlJc w:val="left"/>
+      <w:pPr>
+        <w:tabs>
+          <w:tab w:val="num" w:pos="5040"/>
+        </w:tabs>
+        <w:ind w:left="5040" w:hanging="360"/>
+      </w:pPr>
+      <w:rPr>
+        <w:rFonts w:ascii="Wingdings" w:hAnsi="Wingdings" w:hint="default"/>
+        <w:sz w:val="20"/>
+      </w:rPr>
+    </w:lvl>
+    <w:lvl w:ilvl="7" w:tentative="1">
+      <w:start w:val="1"/>
+      <w:numFmt w:val="bullet"/>
+      <w:lvlText w:val=""/>
+      <w:lvlJc w:val="left"/>
+      <w:pPr>
+        <w:tabs>
+          <w:tab w:val="num" w:pos="5760"/>
+        </w:tabs>
+        <w:ind w:left="5760" w:hanging="360"/>
+      </w:pPr>
+      <w:rPr>
+        <w:rFonts w:ascii="Wingdings" w:hAnsi="Wingdings" w:hint="default"/>
+        <w:sz w:val="20"/>
+      </w:rPr>
+    </w:lvl>
+    <w:lvl w:ilvl="8" w:tentative="1">
+      <w:start w:val="1"/>
+      <w:numFmt w:val="bullet"/>
+      <w:lvlText w:val=""/>
+      <w:lvlJc w:val="left"/>
+      <w:pPr>
+        <w:tabs>
+          <w:tab w:val="num" w:pos="6480"/>
+        </w:tabs>
+        <w:ind w:left="6480" w:hanging="360"/>
+      </w:pPr>
+      <w:rPr>
+        <w:rFonts w:ascii="Wingdings" w:hAnsi="Wingdings" w:hint="default"/>
+        <w:sz w:val="20"/>
+      </w:rPr>
+    </w:lvl>
+  </w:abstractNum>
+  <w:abstractNum w:abstractNumId="59" w15:restartNumberingAfterBreak="0">
+    <w:nsid w:val="67CC3AFA"/>
+    <w:multiLevelType w:val="multilevel"/>
+    <w:tmpl w:val="81263052"/>
+    <w:lvl w:ilvl="0">
+      <w:start w:val="1"/>
+      <w:numFmt w:val="bullet"/>
+      <w:lvlText w:val=""/>
+      <w:lvlJc w:val="left"/>
+      <w:pPr>
+        <w:tabs>
+          <w:tab w:val="num" w:pos="720"/>
+        </w:tabs>
+        <w:ind w:left="720" w:hanging="360"/>
+      </w:pPr>
+      <w:rPr>
+        <w:rFonts w:ascii="Symbol" w:hAnsi="Symbol" w:hint="default"/>
+        <w:sz w:val="20"/>
+      </w:rPr>
+    </w:lvl>
+    <w:lvl w:ilvl="1" w:tentative="1">
+      <w:start w:val="1"/>
+      <w:numFmt w:val="bullet"/>
+      <w:lvlText w:val="o"/>
+      <w:lvlJc w:val="left"/>
+      <w:pPr>
+        <w:tabs>
+          <w:tab w:val="num" w:pos="1440"/>
+        </w:tabs>
+        <w:ind w:left="1440" w:hanging="360"/>
+      </w:pPr>
+      <w:rPr>
+        <w:rFonts w:ascii="Courier New" w:hAnsi="Courier New" w:hint="default"/>
+        <w:sz w:val="20"/>
+      </w:rPr>
+    </w:lvl>
+    <w:lvl w:ilvl="2" w:tentative="1">
+      <w:start w:val="1"/>
+      <w:numFmt w:val="bullet"/>
+      <w:lvlText w:val=""/>
+      <w:lvlJc w:val="left"/>
+      <w:pPr>
+        <w:tabs>
+          <w:tab w:val="num" w:pos="2160"/>
+        </w:tabs>
+        <w:ind w:left="2160" w:hanging="360"/>
+      </w:pPr>
+      <w:rPr>
+        <w:rFonts w:ascii="Wingdings" w:hAnsi="Wingdings" w:hint="default"/>
+        <w:sz w:val="20"/>
+      </w:rPr>
+    </w:lvl>
+    <w:lvl w:ilvl="3" w:tentative="1">
+      <w:start w:val="1"/>
+      <w:numFmt w:val="bullet"/>
+      <w:lvlText w:val=""/>
+      <w:lvlJc w:val="left"/>
+      <w:pPr>
+        <w:tabs>
+          <w:tab w:val="num" w:pos="2880"/>
+        </w:tabs>
+        <w:ind w:left="2880" w:hanging="360"/>
+      </w:pPr>
+      <w:rPr>
+        <w:rFonts w:ascii="Wingdings" w:hAnsi="Wingdings" w:hint="default"/>
+        <w:sz w:val="20"/>
+      </w:rPr>
+    </w:lvl>
+    <w:lvl w:ilvl="4" w:tentative="1">
+      <w:start w:val="1"/>
+      <w:numFmt w:val="bullet"/>
+      <w:lvlText w:val=""/>
+      <w:lvlJc w:val="left"/>
+      <w:pPr>
+        <w:tabs>
+          <w:tab w:val="num" w:pos="3600"/>
+        </w:tabs>
+        <w:ind w:left="3600" w:hanging="360"/>
+      </w:pPr>
+      <w:rPr>
+        <w:rFonts w:ascii="Wingdings" w:hAnsi="Wingdings" w:hint="default"/>
+        <w:sz w:val="20"/>
+      </w:rPr>
+    </w:lvl>
+    <w:lvl w:ilvl="5" w:tentative="1">
+      <w:start w:val="1"/>
+      <w:numFmt w:val="bullet"/>
+      <w:lvlText w:val=""/>
+      <w:lvlJc w:val="left"/>
+      <w:pPr>
+        <w:tabs>
+          <w:tab w:val="num" w:pos="4320"/>
+        </w:tabs>
+        <w:ind w:left="4320" w:hanging="360"/>
+      </w:pPr>
+      <w:rPr>
+        <w:rFonts w:ascii="Wingdings" w:hAnsi="Wingdings" w:hint="default"/>
+        <w:sz w:val="20"/>
+      </w:rPr>
+    </w:lvl>
+    <w:lvl w:ilvl="6" w:tentative="1">
+      <w:start w:val="1"/>
+      <w:numFmt w:val="bullet"/>
+      <w:lvlText w:val=""/>
+      <w:lvlJc w:val="left"/>
+      <w:pPr>
+        <w:tabs>
+          <w:tab w:val="num" w:pos="5040"/>
+        </w:tabs>
+        <w:ind w:left="5040" w:hanging="360"/>
+      </w:pPr>
+      <w:rPr>
+        <w:rFonts w:ascii="Wingdings" w:hAnsi="Wingdings" w:hint="default"/>
+        <w:sz w:val="20"/>
+      </w:rPr>
+    </w:lvl>
+    <w:lvl w:ilvl="7" w:tentative="1">
+      <w:start w:val="1"/>
+      <w:numFmt w:val="bullet"/>
+      <w:lvlText w:val=""/>
+      <w:lvlJc w:val="left"/>
+      <w:pPr>
+        <w:tabs>
+          <w:tab w:val="num" w:pos="5760"/>
+        </w:tabs>
+        <w:ind w:left="5760" w:hanging="360"/>
+      </w:pPr>
+      <w:rPr>
+        <w:rFonts w:ascii="Wingdings" w:hAnsi="Wingdings" w:hint="default"/>
+        <w:sz w:val="20"/>
+      </w:rPr>
+    </w:lvl>
+    <w:lvl w:ilvl="8" w:tentative="1">
+      <w:start w:val="1"/>
+      <w:numFmt w:val="bullet"/>
+      <w:lvlText w:val=""/>
+      <w:lvlJc w:val="left"/>
+      <w:pPr>
+        <w:tabs>
+          <w:tab w:val="num" w:pos="6480"/>
+        </w:tabs>
+        <w:ind w:left="6480" w:hanging="360"/>
+      </w:pPr>
+      <w:rPr>
+        <w:rFonts w:ascii="Wingdings" w:hAnsi="Wingdings" w:hint="default"/>
+        <w:sz w:val="20"/>
+      </w:rPr>
+    </w:lvl>
+  </w:abstractNum>
+  <w:abstractNum w:abstractNumId="60" w15:restartNumberingAfterBreak="0">
     <w:nsid w:val="6AE40369"/>
     <w:multiLevelType w:val="hybridMultilevel"/>
     <w:tmpl w:val="13BA3BF6"/>
@@ -25068,10 +26473,10 @@
       </w:rPr>
     </w:lvl>
   </w:abstractNum>
-  <w:abstractNum w:abstractNumId="58" w15:restartNumberingAfterBreak="0">
-    <w:nsid w:val="6C8E52DE"/>
+  <w:abstractNum w:abstractNumId="61" w15:restartNumberingAfterBreak="0">
+    <w:nsid w:val="6EC139F6"/>
     <w:multiLevelType w:val="multilevel"/>
-    <w:tmpl w:val="92C05E6C"/>
+    <w:tmpl w:val="B406D3EC"/>
     <w:lvl w:ilvl="0">
       <w:start w:val="1"/>
       <w:numFmt w:val="bullet"/>
@@ -25217,14 +26622,918 @@
       </w:rPr>
     </w:lvl>
   </w:abstractNum>
-  <w:abstractNum w:abstractNumId="59" w15:restartNumberingAfterBreak="0">
-    <w:nsid w:val="6EC139F6"/>
+  <w:abstractNum w:abstractNumId="62" w15:restartNumberingAfterBreak="0">
+    <w:nsid w:val="6FDE637C"/>
+    <w:multiLevelType w:val="hybridMultilevel"/>
+    <w:tmpl w:val="CE982B14"/>
+    <w:lvl w:ilvl="0" w:tplc="04090001">
+      <w:start w:val="1"/>
+      <w:numFmt w:val="bullet"/>
+      <w:lvlText w:val=""/>
+      <w:lvlJc w:val="left"/>
+      <w:pPr>
+        <w:ind w:left="720" w:hanging="360"/>
+      </w:pPr>
+      <w:rPr>
+        <w:rFonts w:ascii="Symbol" w:hAnsi="Symbol" w:hint="default"/>
+      </w:rPr>
+    </w:lvl>
+    <w:lvl w:ilvl="1" w:tplc="04090003" w:tentative="1">
+      <w:start w:val="1"/>
+      <w:numFmt w:val="bullet"/>
+      <w:lvlText w:val="o"/>
+      <w:lvlJc w:val="left"/>
+      <w:pPr>
+        <w:ind w:left="1440" w:hanging="360"/>
+      </w:pPr>
+      <w:rPr>
+        <w:rFonts w:ascii="Courier New" w:hAnsi="Courier New" w:cs="Courier New" w:hint="default"/>
+      </w:rPr>
+    </w:lvl>
+    <w:lvl w:ilvl="2" w:tplc="04090005" w:tentative="1">
+      <w:start w:val="1"/>
+      <w:numFmt w:val="bullet"/>
+      <w:lvlText w:val=""/>
+      <w:lvlJc w:val="left"/>
+      <w:pPr>
+        <w:ind w:left="2160" w:hanging="360"/>
+      </w:pPr>
+      <w:rPr>
+        <w:rFonts w:ascii="Wingdings" w:hAnsi="Wingdings" w:hint="default"/>
+      </w:rPr>
+    </w:lvl>
+    <w:lvl w:ilvl="3" w:tplc="04090001" w:tentative="1">
+      <w:start w:val="1"/>
+      <w:numFmt w:val="bullet"/>
+      <w:lvlText w:val=""/>
+      <w:lvlJc w:val="left"/>
+      <w:pPr>
+        <w:ind w:left="2880" w:hanging="360"/>
+      </w:pPr>
+      <w:rPr>
+        <w:rFonts w:ascii="Symbol" w:hAnsi="Symbol" w:hint="default"/>
+      </w:rPr>
+    </w:lvl>
+    <w:lvl w:ilvl="4" w:tplc="04090003" w:tentative="1">
+      <w:start w:val="1"/>
+      <w:numFmt w:val="bullet"/>
+      <w:lvlText w:val="o"/>
+      <w:lvlJc w:val="left"/>
+      <w:pPr>
+        <w:ind w:left="3600" w:hanging="360"/>
+      </w:pPr>
+      <w:rPr>
+        <w:rFonts w:ascii="Courier New" w:hAnsi="Courier New" w:cs="Courier New" w:hint="default"/>
+      </w:rPr>
+    </w:lvl>
+    <w:lvl w:ilvl="5" w:tplc="04090005" w:tentative="1">
+      <w:start w:val="1"/>
+      <w:numFmt w:val="bullet"/>
+      <w:lvlText w:val=""/>
+      <w:lvlJc w:val="left"/>
+      <w:pPr>
+        <w:ind w:left="4320" w:hanging="360"/>
+      </w:pPr>
+      <w:rPr>
+        <w:rFonts w:ascii="Wingdings" w:hAnsi="Wingdings" w:hint="default"/>
+      </w:rPr>
+    </w:lvl>
+    <w:lvl w:ilvl="6" w:tplc="04090001" w:tentative="1">
+      <w:start w:val="1"/>
+      <w:numFmt w:val="bullet"/>
+      <w:lvlText w:val=""/>
+      <w:lvlJc w:val="left"/>
+      <w:pPr>
+        <w:ind w:left="5040" w:hanging="360"/>
+      </w:pPr>
+      <w:rPr>
+        <w:rFonts w:ascii="Symbol" w:hAnsi="Symbol" w:hint="default"/>
+      </w:rPr>
+    </w:lvl>
+    <w:lvl w:ilvl="7" w:tplc="04090003" w:tentative="1">
+      <w:start w:val="1"/>
+      <w:numFmt w:val="bullet"/>
+      <w:lvlText w:val="o"/>
+      <w:lvlJc w:val="left"/>
+      <w:pPr>
+        <w:ind w:left="5760" w:hanging="360"/>
+      </w:pPr>
+      <w:rPr>
+        <w:rFonts w:ascii="Courier New" w:hAnsi="Courier New" w:cs="Courier New" w:hint="default"/>
+      </w:rPr>
+    </w:lvl>
+    <w:lvl w:ilvl="8" w:tplc="04090005" w:tentative="1">
+      <w:start w:val="1"/>
+      <w:numFmt w:val="bullet"/>
+      <w:lvlText w:val=""/>
+      <w:lvlJc w:val="left"/>
+      <w:pPr>
+        <w:ind w:left="6480" w:hanging="360"/>
+      </w:pPr>
+      <w:rPr>
+        <w:rFonts w:ascii="Wingdings" w:hAnsi="Wingdings" w:hint="default"/>
+      </w:rPr>
+    </w:lvl>
+  </w:abstractNum>
+  <w:abstractNum w:abstractNumId="63" w15:restartNumberingAfterBreak="0">
+    <w:nsid w:val="704005B9"/>
+    <w:multiLevelType w:val="hybridMultilevel"/>
+    <w:tmpl w:val="79A07628"/>
+    <w:lvl w:ilvl="0" w:tplc="04090001">
+      <w:start w:val="1"/>
+      <w:numFmt w:val="bullet"/>
+      <w:lvlText w:val=""/>
+      <w:lvlJc w:val="left"/>
+      <w:pPr>
+        <w:ind w:left="720" w:hanging="360"/>
+      </w:pPr>
+      <w:rPr>
+        <w:rFonts w:ascii="Symbol" w:hAnsi="Symbol" w:hint="default"/>
+      </w:rPr>
+    </w:lvl>
+    <w:lvl w:ilvl="1" w:tplc="04090003" w:tentative="1">
+      <w:start w:val="1"/>
+      <w:numFmt w:val="bullet"/>
+      <w:lvlText w:val="o"/>
+      <w:lvlJc w:val="left"/>
+      <w:pPr>
+        <w:ind w:left="1440" w:hanging="360"/>
+      </w:pPr>
+      <w:rPr>
+        <w:rFonts w:ascii="Courier New" w:hAnsi="Courier New" w:cs="Courier New" w:hint="default"/>
+      </w:rPr>
+    </w:lvl>
+    <w:lvl w:ilvl="2" w:tplc="04090005" w:tentative="1">
+      <w:start w:val="1"/>
+      <w:numFmt w:val="bullet"/>
+      <w:lvlText w:val=""/>
+      <w:lvlJc w:val="left"/>
+      <w:pPr>
+        <w:ind w:left="2160" w:hanging="360"/>
+      </w:pPr>
+      <w:rPr>
+        <w:rFonts w:ascii="Wingdings" w:hAnsi="Wingdings" w:hint="default"/>
+      </w:rPr>
+    </w:lvl>
+    <w:lvl w:ilvl="3" w:tplc="04090001" w:tentative="1">
+      <w:start w:val="1"/>
+      <w:numFmt w:val="bullet"/>
+      <w:lvlText w:val=""/>
+      <w:lvlJc w:val="left"/>
+      <w:pPr>
+        <w:ind w:left="2880" w:hanging="360"/>
+      </w:pPr>
+      <w:rPr>
+        <w:rFonts w:ascii="Symbol" w:hAnsi="Symbol" w:hint="default"/>
+      </w:rPr>
+    </w:lvl>
+    <w:lvl w:ilvl="4" w:tplc="04090003" w:tentative="1">
+      <w:start w:val="1"/>
+      <w:numFmt w:val="bullet"/>
+      <w:lvlText w:val="o"/>
+      <w:lvlJc w:val="left"/>
+      <w:pPr>
+        <w:ind w:left="3600" w:hanging="360"/>
+      </w:pPr>
+      <w:rPr>
+        <w:rFonts w:ascii="Courier New" w:hAnsi="Courier New" w:cs="Courier New" w:hint="default"/>
+      </w:rPr>
+    </w:lvl>
+    <w:lvl w:ilvl="5" w:tplc="04090005" w:tentative="1">
+      <w:start w:val="1"/>
+      <w:numFmt w:val="bullet"/>
+      <w:lvlText w:val=""/>
+      <w:lvlJc w:val="left"/>
+      <w:pPr>
+        <w:ind w:left="4320" w:hanging="360"/>
+      </w:pPr>
+      <w:rPr>
+        <w:rFonts w:ascii="Wingdings" w:hAnsi="Wingdings" w:hint="default"/>
+      </w:rPr>
+    </w:lvl>
+    <w:lvl w:ilvl="6" w:tplc="04090001" w:tentative="1">
+      <w:start w:val="1"/>
+      <w:numFmt w:val="bullet"/>
+      <w:lvlText w:val=""/>
+      <w:lvlJc w:val="left"/>
+      <w:pPr>
+        <w:ind w:left="5040" w:hanging="360"/>
+      </w:pPr>
+      <w:rPr>
+        <w:rFonts w:ascii="Symbol" w:hAnsi="Symbol" w:hint="default"/>
+      </w:rPr>
+    </w:lvl>
+    <w:lvl w:ilvl="7" w:tplc="04090003" w:tentative="1">
+      <w:start w:val="1"/>
+      <w:numFmt w:val="bullet"/>
+      <w:lvlText w:val="o"/>
+      <w:lvlJc w:val="left"/>
+      <w:pPr>
+        <w:ind w:left="5760" w:hanging="360"/>
+      </w:pPr>
+      <w:rPr>
+        <w:rFonts w:ascii="Courier New" w:hAnsi="Courier New" w:cs="Courier New" w:hint="default"/>
+      </w:rPr>
+    </w:lvl>
+    <w:lvl w:ilvl="8" w:tplc="04090005" w:tentative="1">
+      <w:start w:val="1"/>
+      <w:numFmt w:val="bullet"/>
+      <w:lvlText w:val=""/>
+      <w:lvlJc w:val="left"/>
+      <w:pPr>
+        <w:ind w:left="6480" w:hanging="360"/>
+      </w:pPr>
+      <w:rPr>
+        <w:rFonts w:ascii="Wingdings" w:hAnsi="Wingdings" w:hint="default"/>
+      </w:rPr>
+    </w:lvl>
+  </w:abstractNum>
+  <w:abstractNum w:abstractNumId="64" w15:restartNumberingAfterBreak="0">
+    <w:nsid w:val="70941CAD"/>
+    <w:multiLevelType w:val="hybridMultilevel"/>
+    <w:tmpl w:val="14B82356"/>
+    <w:lvl w:ilvl="0" w:tplc="04090001">
+      <w:start w:val="1"/>
+      <w:numFmt w:val="bullet"/>
+      <w:lvlText w:val=""/>
+      <w:lvlJc w:val="left"/>
+      <w:pPr>
+        <w:ind w:left="720" w:hanging="360"/>
+      </w:pPr>
+      <w:rPr>
+        <w:rFonts w:ascii="Symbol" w:hAnsi="Symbol" w:hint="default"/>
+      </w:rPr>
+    </w:lvl>
+    <w:lvl w:ilvl="1" w:tplc="04090003" w:tentative="1">
+      <w:start w:val="1"/>
+      <w:numFmt w:val="bullet"/>
+      <w:lvlText w:val="o"/>
+      <w:lvlJc w:val="left"/>
+      <w:pPr>
+        <w:ind w:left="1440" w:hanging="360"/>
+      </w:pPr>
+      <w:rPr>
+        <w:rFonts w:ascii="Courier New" w:hAnsi="Courier New" w:cs="Courier New" w:hint="default"/>
+      </w:rPr>
+    </w:lvl>
+    <w:lvl w:ilvl="2" w:tplc="04090005" w:tentative="1">
+      <w:start w:val="1"/>
+      <w:numFmt w:val="bullet"/>
+      <w:lvlText w:val=""/>
+      <w:lvlJc w:val="left"/>
+      <w:pPr>
+        <w:ind w:left="2160" w:hanging="360"/>
+      </w:pPr>
+      <w:rPr>
+        <w:rFonts w:ascii="Wingdings" w:hAnsi="Wingdings" w:hint="default"/>
+      </w:rPr>
+    </w:lvl>
+    <w:lvl w:ilvl="3" w:tplc="04090001" w:tentative="1">
+      <w:start w:val="1"/>
+      <w:numFmt w:val="bullet"/>
+      <w:lvlText w:val=""/>
+      <w:lvlJc w:val="left"/>
+      <w:pPr>
+        <w:ind w:left="2880" w:hanging="360"/>
+      </w:pPr>
+      <w:rPr>
+        <w:rFonts w:ascii="Symbol" w:hAnsi="Symbol" w:hint="default"/>
+      </w:rPr>
+    </w:lvl>
+    <w:lvl w:ilvl="4" w:tplc="04090003" w:tentative="1">
+      <w:start w:val="1"/>
+      <w:numFmt w:val="bullet"/>
+      <w:lvlText w:val="o"/>
+      <w:lvlJc w:val="left"/>
+      <w:pPr>
+        <w:ind w:left="3600" w:hanging="360"/>
+      </w:pPr>
+      <w:rPr>
+        <w:rFonts w:ascii="Courier New" w:hAnsi="Courier New" w:cs="Courier New" w:hint="default"/>
+      </w:rPr>
+    </w:lvl>
+    <w:lvl w:ilvl="5" w:tplc="04090005" w:tentative="1">
+      <w:start w:val="1"/>
+      <w:numFmt w:val="bullet"/>
+      <w:lvlText w:val=""/>
+      <w:lvlJc w:val="left"/>
+      <w:pPr>
+        <w:ind w:left="4320" w:hanging="360"/>
+      </w:pPr>
+      <w:rPr>
+        <w:rFonts w:ascii="Wingdings" w:hAnsi="Wingdings" w:hint="default"/>
+      </w:rPr>
+    </w:lvl>
+    <w:lvl w:ilvl="6" w:tplc="04090001" w:tentative="1">
+      <w:start w:val="1"/>
+      <w:numFmt w:val="bullet"/>
+      <w:lvlText w:val=""/>
+      <w:lvlJc w:val="left"/>
+      <w:pPr>
+        <w:ind w:left="5040" w:hanging="360"/>
+      </w:pPr>
+      <w:rPr>
+        <w:rFonts w:ascii="Symbol" w:hAnsi="Symbol" w:hint="default"/>
+      </w:rPr>
+    </w:lvl>
+    <w:lvl w:ilvl="7" w:tplc="04090003" w:tentative="1">
+      <w:start w:val="1"/>
+      <w:numFmt w:val="bullet"/>
+      <w:lvlText w:val="o"/>
+      <w:lvlJc w:val="left"/>
+      <w:pPr>
+        <w:ind w:left="5760" w:hanging="360"/>
+      </w:pPr>
+      <w:rPr>
+        <w:rFonts w:ascii="Courier New" w:hAnsi="Courier New" w:cs="Courier New" w:hint="default"/>
+      </w:rPr>
+    </w:lvl>
+    <w:lvl w:ilvl="8" w:tplc="04090005" w:tentative="1">
+      <w:start w:val="1"/>
+      <w:numFmt w:val="bullet"/>
+      <w:lvlText w:val=""/>
+      <w:lvlJc w:val="left"/>
+      <w:pPr>
+        <w:ind w:left="6480" w:hanging="360"/>
+      </w:pPr>
+      <w:rPr>
+        <w:rFonts w:ascii="Wingdings" w:hAnsi="Wingdings" w:hint="default"/>
+      </w:rPr>
+    </w:lvl>
+  </w:abstractNum>
+  <w:abstractNum w:abstractNumId="65" w15:restartNumberingAfterBreak="0">
+    <w:nsid w:val="74D02F77"/>
+    <w:multiLevelType w:val="hybridMultilevel"/>
+    <w:tmpl w:val="5D54DA20"/>
+    <w:lvl w:ilvl="0" w:tplc="04090001">
+      <w:start w:val="1"/>
+      <w:numFmt w:val="bullet"/>
+      <w:lvlText w:val=""/>
+      <w:lvlJc w:val="left"/>
+      <w:pPr>
+        <w:ind w:left="720" w:hanging="360"/>
+      </w:pPr>
+      <w:rPr>
+        <w:rFonts w:ascii="Symbol" w:hAnsi="Symbol" w:hint="default"/>
+      </w:rPr>
+    </w:lvl>
+    <w:lvl w:ilvl="1" w:tplc="04090003" w:tentative="1">
+      <w:start w:val="1"/>
+      <w:numFmt w:val="bullet"/>
+      <w:lvlText w:val="o"/>
+      <w:lvlJc w:val="left"/>
+      <w:pPr>
+        <w:ind w:left="1440" w:hanging="360"/>
+      </w:pPr>
+      <w:rPr>
+        <w:rFonts w:ascii="Courier New" w:hAnsi="Courier New" w:cs="Courier New" w:hint="default"/>
+      </w:rPr>
+    </w:lvl>
+    <w:lvl w:ilvl="2" w:tplc="04090005" w:tentative="1">
+      <w:start w:val="1"/>
+      <w:numFmt w:val="bullet"/>
+      <w:lvlText w:val=""/>
+      <w:lvlJc w:val="left"/>
+      <w:pPr>
+        <w:ind w:left="2160" w:hanging="360"/>
+      </w:pPr>
+      <w:rPr>
+        <w:rFonts w:ascii="Wingdings" w:hAnsi="Wingdings" w:hint="default"/>
+      </w:rPr>
+    </w:lvl>
+    <w:lvl w:ilvl="3" w:tplc="04090001" w:tentative="1">
+      <w:start w:val="1"/>
+      <w:numFmt w:val="bullet"/>
+      <w:lvlText w:val=""/>
+      <w:lvlJc w:val="left"/>
+      <w:pPr>
+        <w:ind w:left="2880" w:hanging="360"/>
+      </w:pPr>
+      <w:rPr>
+        <w:rFonts w:ascii="Symbol" w:hAnsi="Symbol" w:hint="default"/>
+      </w:rPr>
+    </w:lvl>
+    <w:lvl w:ilvl="4" w:tplc="04090003" w:tentative="1">
+      <w:start w:val="1"/>
+      <w:numFmt w:val="bullet"/>
+      <w:lvlText w:val="o"/>
+      <w:lvlJc w:val="left"/>
+      <w:pPr>
+        <w:ind w:left="3600" w:hanging="360"/>
+      </w:pPr>
+      <w:rPr>
+        <w:rFonts w:ascii="Courier New" w:hAnsi="Courier New" w:cs="Courier New" w:hint="default"/>
+      </w:rPr>
+    </w:lvl>
+    <w:lvl w:ilvl="5" w:tplc="04090005" w:tentative="1">
+      <w:start w:val="1"/>
+      <w:numFmt w:val="bullet"/>
+      <w:lvlText w:val=""/>
+      <w:lvlJc w:val="left"/>
+      <w:pPr>
+        <w:ind w:left="4320" w:hanging="360"/>
+      </w:pPr>
+      <w:rPr>
+        <w:rFonts w:ascii="Wingdings" w:hAnsi="Wingdings" w:hint="default"/>
+      </w:rPr>
+    </w:lvl>
+    <w:lvl w:ilvl="6" w:tplc="04090001" w:tentative="1">
+      <w:start w:val="1"/>
+      <w:numFmt w:val="bullet"/>
+      <w:lvlText w:val=""/>
+      <w:lvlJc w:val="left"/>
+      <w:pPr>
+        <w:ind w:left="5040" w:hanging="360"/>
+      </w:pPr>
+      <w:rPr>
+        <w:rFonts w:ascii="Symbol" w:hAnsi="Symbol" w:hint="default"/>
+      </w:rPr>
+    </w:lvl>
+    <w:lvl w:ilvl="7" w:tplc="04090003" w:tentative="1">
+      <w:start w:val="1"/>
+      <w:numFmt w:val="bullet"/>
+      <w:lvlText w:val="o"/>
+      <w:lvlJc w:val="left"/>
+      <w:pPr>
+        <w:ind w:left="5760" w:hanging="360"/>
+      </w:pPr>
+      <w:rPr>
+        <w:rFonts w:ascii="Courier New" w:hAnsi="Courier New" w:cs="Courier New" w:hint="default"/>
+      </w:rPr>
+    </w:lvl>
+    <w:lvl w:ilvl="8" w:tplc="04090005" w:tentative="1">
+      <w:start w:val="1"/>
+      <w:numFmt w:val="bullet"/>
+      <w:lvlText w:val=""/>
+      <w:lvlJc w:val="left"/>
+      <w:pPr>
+        <w:ind w:left="6480" w:hanging="360"/>
+      </w:pPr>
+      <w:rPr>
+        <w:rFonts w:ascii="Wingdings" w:hAnsi="Wingdings" w:hint="default"/>
+      </w:rPr>
+    </w:lvl>
+  </w:abstractNum>
+  <w:abstractNum w:abstractNumId="66" w15:restartNumberingAfterBreak="0">
+    <w:nsid w:val="77375945"/>
+    <w:multiLevelType w:val="hybridMultilevel"/>
+    <w:tmpl w:val="CB5E4C1E"/>
+    <w:lvl w:ilvl="0" w:tplc="04090001">
+      <w:start w:val="1"/>
+      <w:numFmt w:val="bullet"/>
+      <w:lvlText w:val=""/>
+      <w:lvlJc w:val="left"/>
+      <w:pPr>
+        <w:ind w:left="720" w:hanging="360"/>
+      </w:pPr>
+      <w:rPr>
+        <w:rFonts w:ascii="Symbol" w:hAnsi="Symbol" w:hint="default"/>
+      </w:rPr>
+    </w:lvl>
+    <w:lvl w:ilvl="1" w:tplc="04090003" w:tentative="1">
+      <w:start w:val="1"/>
+      <w:numFmt w:val="bullet"/>
+      <w:lvlText w:val="o"/>
+      <w:lvlJc w:val="left"/>
+      <w:pPr>
+        <w:ind w:left="1440" w:hanging="360"/>
+      </w:pPr>
+      <w:rPr>
+        <w:rFonts w:ascii="Courier New" w:hAnsi="Courier New" w:cs="Courier New" w:hint="default"/>
+      </w:rPr>
+    </w:lvl>
+    <w:lvl w:ilvl="2" w:tplc="04090005" w:tentative="1">
+      <w:start w:val="1"/>
+      <w:numFmt w:val="bullet"/>
+      <w:lvlText w:val=""/>
+      <w:lvlJc w:val="left"/>
+      <w:pPr>
+        <w:ind w:left="2160" w:hanging="360"/>
+      </w:pPr>
+      <w:rPr>
+        <w:rFonts w:ascii="Wingdings" w:hAnsi="Wingdings" w:hint="default"/>
+      </w:rPr>
+    </w:lvl>
+    <w:lvl w:ilvl="3" w:tplc="04090001" w:tentative="1">
+      <w:start w:val="1"/>
+      <w:numFmt w:val="bullet"/>
+      <w:lvlText w:val=""/>
+      <w:lvlJc w:val="left"/>
+      <w:pPr>
+        <w:ind w:left="2880" w:hanging="360"/>
+      </w:pPr>
+      <w:rPr>
+        <w:rFonts w:ascii="Symbol" w:hAnsi="Symbol" w:hint="default"/>
+      </w:rPr>
+    </w:lvl>
+    <w:lvl w:ilvl="4" w:tplc="04090003" w:tentative="1">
+      <w:start w:val="1"/>
+      <w:numFmt w:val="bullet"/>
+      <w:lvlText w:val="o"/>
+      <w:lvlJc w:val="left"/>
+      <w:pPr>
+        <w:ind w:left="3600" w:hanging="360"/>
+      </w:pPr>
+      <w:rPr>
+        <w:rFonts w:ascii="Courier New" w:hAnsi="Courier New" w:cs="Courier New" w:hint="default"/>
+      </w:rPr>
+    </w:lvl>
+    <w:lvl w:ilvl="5" w:tplc="04090005" w:tentative="1">
+      <w:start w:val="1"/>
+      <w:numFmt w:val="bullet"/>
+      <w:lvlText w:val=""/>
+      <w:lvlJc w:val="left"/>
+      <w:pPr>
+        <w:ind w:left="4320" w:hanging="360"/>
+      </w:pPr>
+      <w:rPr>
+        <w:rFonts w:ascii="Wingdings" w:hAnsi="Wingdings" w:hint="default"/>
+      </w:rPr>
+    </w:lvl>
+    <w:lvl w:ilvl="6" w:tplc="04090001" w:tentative="1">
+      <w:start w:val="1"/>
+      <w:numFmt w:val="bullet"/>
+      <w:lvlText w:val=""/>
+      <w:lvlJc w:val="left"/>
+      <w:pPr>
+        <w:ind w:left="5040" w:hanging="360"/>
+      </w:pPr>
+      <w:rPr>
+        <w:rFonts w:ascii="Symbol" w:hAnsi="Symbol" w:hint="default"/>
+      </w:rPr>
+    </w:lvl>
+    <w:lvl w:ilvl="7" w:tplc="04090003" w:tentative="1">
+      <w:start w:val="1"/>
+      <w:numFmt w:val="bullet"/>
+      <w:lvlText w:val="o"/>
+      <w:lvlJc w:val="left"/>
+      <w:pPr>
+        <w:ind w:left="5760" w:hanging="360"/>
+      </w:pPr>
+      <w:rPr>
+        <w:rFonts w:ascii="Courier New" w:hAnsi="Courier New" w:cs="Courier New" w:hint="default"/>
+      </w:rPr>
+    </w:lvl>
+    <w:lvl w:ilvl="8" w:tplc="04090005" w:tentative="1">
+      <w:start w:val="1"/>
+      <w:numFmt w:val="bullet"/>
+      <w:lvlText w:val=""/>
+      <w:lvlJc w:val="left"/>
+      <w:pPr>
+        <w:ind w:left="6480" w:hanging="360"/>
+      </w:pPr>
+      <w:rPr>
+        <w:rFonts w:ascii="Wingdings" w:hAnsi="Wingdings" w:hint="default"/>
+      </w:rPr>
+    </w:lvl>
+  </w:abstractNum>
+  <w:abstractNum w:abstractNumId="67" w15:restartNumberingAfterBreak="0">
+    <w:nsid w:val="77ED21B6"/>
+    <w:multiLevelType w:val="hybridMultilevel"/>
+    <w:tmpl w:val="F30A54D4"/>
+    <w:lvl w:ilvl="0" w:tplc="04090001">
+      <w:start w:val="1"/>
+      <w:numFmt w:val="bullet"/>
+      <w:lvlText w:val=""/>
+      <w:lvlJc w:val="left"/>
+      <w:pPr>
+        <w:ind w:left="720" w:hanging="360"/>
+      </w:pPr>
+      <w:rPr>
+        <w:rFonts w:ascii="Symbol" w:hAnsi="Symbol" w:hint="default"/>
+      </w:rPr>
+    </w:lvl>
+    <w:lvl w:ilvl="1" w:tplc="04090003" w:tentative="1">
+      <w:start w:val="1"/>
+      <w:numFmt w:val="bullet"/>
+      <w:lvlText w:val="o"/>
+      <w:lvlJc w:val="left"/>
+      <w:pPr>
+        <w:ind w:left="1440" w:hanging="360"/>
+      </w:pPr>
+      <w:rPr>
+        <w:rFonts w:ascii="Courier New" w:hAnsi="Courier New" w:cs="Courier New" w:hint="default"/>
+      </w:rPr>
+    </w:lvl>
+    <w:lvl w:ilvl="2" w:tplc="04090005" w:tentative="1">
+      <w:start w:val="1"/>
+      <w:numFmt w:val="bullet"/>
+      <w:lvlText w:val=""/>
+      <w:lvlJc w:val="left"/>
+      <w:pPr>
+        <w:ind w:left="2160" w:hanging="360"/>
+      </w:pPr>
+      <w:rPr>
+        <w:rFonts w:ascii="Wingdings" w:hAnsi="Wingdings" w:hint="default"/>
+      </w:rPr>
+    </w:lvl>
+    <w:lvl w:ilvl="3" w:tplc="04090001" w:tentative="1">
+      <w:start w:val="1"/>
+      <w:numFmt w:val="bullet"/>
+      <w:lvlText w:val=""/>
+      <w:lvlJc w:val="left"/>
+      <w:pPr>
+        <w:ind w:left="2880" w:hanging="360"/>
+      </w:pPr>
+      <w:rPr>
+        <w:rFonts w:ascii="Symbol" w:hAnsi="Symbol" w:hint="default"/>
+      </w:rPr>
+    </w:lvl>
+    <w:lvl w:ilvl="4" w:tplc="04090003" w:tentative="1">
+      <w:start w:val="1"/>
+      <w:numFmt w:val="bullet"/>
+      <w:lvlText w:val="o"/>
+      <w:lvlJc w:val="left"/>
+      <w:pPr>
+        <w:ind w:left="3600" w:hanging="360"/>
+      </w:pPr>
+      <w:rPr>
+        <w:rFonts w:ascii="Courier New" w:hAnsi="Courier New" w:cs="Courier New" w:hint="default"/>
+      </w:rPr>
+    </w:lvl>
+    <w:lvl w:ilvl="5" w:tplc="04090005" w:tentative="1">
+      <w:start w:val="1"/>
+      <w:numFmt w:val="bullet"/>
+      <w:lvlText w:val=""/>
+      <w:lvlJc w:val="left"/>
+      <w:pPr>
+        <w:ind w:left="4320" w:hanging="360"/>
+      </w:pPr>
+      <w:rPr>
+        <w:rFonts w:ascii="Wingdings" w:hAnsi="Wingdings" w:hint="default"/>
+      </w:rPr>
+    </w:lvl>
+    <w:lvl w:ilvl="6" w:tplc="04090001" w:tentative="1">
+      <w:start w:val="1"/>
+      <w:numFmt w:val="bullet"/>
+      <w:lvlText w:val=""/>
+      <w:lvlJc w:val="left"/>
+      <w:pPr>
+        <w:ind w:left="5040" w:hanging="360"/>
+      </w:pPr>
+      <w:rPr>
+        <w:rFonts w:ascii="Symbol" w:hAnsi="Symbol" w:hint="default"/>
+      </w:rPr>
+    </w:lvl>
+    <w:lvl w:ilvl="7" w:tplc="04090003" w:tentative="1">
+      <w:start w:val="1"/>
+      <w:numFmt w:val="bullet"/>
+      <w:lvlText w:val="o"/>
+      <w:lvlJc w:val="left"/>
+      <w:pPr>
+        <w:ind w:left="5760" w:hanging="360"/>
+      </w:pPr>
+      <w:rPr>
+        <w:rFonts w:ascii="Courier New" w:hAnsi="Courier New" w:cs="Courier New" w:hint="default"/>
+      </w:rPr>
+    </w:lvl>
+    <w:lvl w:ilvl="8" w:tplc="04090005" w:tentative="1">
+      <w:start w:val="1"/>
+      <w:numFmt w:val="bullet"/>
+      <w:lvlText w:val=""/>
+      <w:lvlJc w:val="left"/>
+      <w:pPr>
+        <w:ind w:left="6480" w:hanging="360"/>
+      </w:pPr>
+      <w:rPr>
+        <w:rFonts w:ascii="Wingdings" w:hAnsi="Wingdings" w:hint="default"/>
+      </w:rPr>
+    </w:lvl>
+  </w:abstractNum>
+  <w:abstractNum w:abstractNumId="68" w15:restartNumberingAfterBreak="0">
+    <w:nsid w:val="7A777FEB"/>
+    <w:multiLevelType w:val="hybridMultilevel"/>
+    <w:tmpl w:val="7F1E0B92"/>
+    <w:lvl w:ilvl="0" w:tplc="04090001">
+      <w:start w:val="1"/>
+      <w:numFmt w:val="bullet"/>
+      <w:lvlText w:val=""/>
+      <w:lvlJc w:val="left"/>
+      <w:pPr>
+        <w:ind w:left="720" w:hanging="360"/>
+      </w:pPr>
+      <w:rPr>
+        <w:rFonts w:ascii="Symbol" w:hAnsi="Symbol" w:hint="default"/>
+      </w:rPr>
+    </w:lvl>
+    <w:lvl w:ilvl="1" w:tplc="04090003">
+      <w:start w:val="1"/>
+      <w:numFmt w:val="bullet"/>
+      <w:lvlText w:val="o"/>
+      <w:lvlJc w:val="left"/>
+      <w:pPr>
+        <w:ind w:left="1440" w:hanging="360"/>
+      </w:pPr>
+      <w:rPr>
+        <w:rFonts w:ascii="Courier New" w:hAnsi="Courier New" w:cs="Courier New" w:hint="default"/>
+      </w:rPr>
+    </w:lvl>
+    <w:lvl w:ilvl="2" w:tplc="04090005" w:tentative="1">
+      <w:start w:val="1"/>
+      <w:numFmt w:val="bullet"/>
+      <w:lvlText w:val=""/>
+      <w:lvlJc w:val="left"/>
+      <w:pPr>
+        <w:ind w:left="2160" w:hanging="360"/>
+      </w:pPr>
+      <w:rPr>
+        <w:rFonts w:ascii="Wingdings" w:hAnsi="Wingdings" w:hint="default"/>
+      </w:rPr>
+    </w:lvl>
+    <w:lvl w:ilvl="3" w:tplc="04090001" w:tentative="1">
+      <w:start w:val="1"/>
+      <w:numFmt w:val="bullet"/>
+      <w:lvlText w:val=""/>
+      <w:lvlJc w:val="left"/>
+      <w:pPr>
+        <w:ind w:left="2880" w:hanging="360"/>
+      </w:pPr>
+      <w:rPr>
+        <w:rFonts w:ascii="Symbol" w:hAnsi="Symbol" w:hint="default"/>
+      </w:rPr>
+    </w:lvl>
+    <w:lvl w:ilvl="4" w:tplc="04090003" w:tentative="1">
+      <w:start w:val="1"/>
+      <w:numFmt w:val="bullet"/>
+      <w:lvlText w:val="o"/>
+      <w:lvlJc w:val="left"/>
+      <w:pPr>
+        <w:ind w:left="3600" w:hanging="360"/>
+      </w:pPr>
+      <w:rPr>
+        <w:rFonts w:ascii="Courier New" w:hAnsi="Courier New" w:cs="Courier New" w:hint="default"/>
+      </w:rPr>
+    </w:lvl>
+    <w:lvl w:ilvl="5" w:tplc="04090005" w:tentative="1">
+      <w:start w:val="1"/>
+      <w:numFmt w:val="bullet"/>
+      <w:lvlText w:val=""/>
+      <w:lvlJc w:val="left"/>
+      <w:pPr>
+        <w:ind w:left="4320" w:hanging="360"/>
+      </w:pPr>
+      <w:rPr>
+        <w:rFonts w:ascii="Wingdings" w:hAnsi="Wingdings" w:hint="default"/>
+      </w:rPr>
+    </w:lvl>
+    <w:lvl w:ilvl="6" w:tplc="04090001" w:tentative="1">
+      <w:start w:val="1"/>
+      <w:numFmt w:val="bullet"/>
+      <w:lvlText w:val=""/>
+      <w:lvlJc w:val="left"/>
+      <w:pPr>
+        <w:ind w:left="5040" w:hanging="360"/>
+      </w:pPr>
+      <w:rPr>
+        <w:rFonts w:ascii="Symbol" w:hAnsi="Symbol" w:hint="default"/>
+      </w:rPr>
+    </w:lvl>
+    <w:lvl w:ilvl="7" w:tplc="04090003" w:tentative="1">
+      <w:start w:val="1"/>
+      <w:numFmt w:val="bullet"/>
+      <w:lvlText w:val="o"/>
+      <w:lvlJc w:val="left"/>
+      <w:pPr>
+        <w:ind w:left="5760" w:hanging="360"/>
+      </w:pPr>
+      <w:rPr>
+        <w:rFonts w:ascii="Courier New" w:hAnsi="Courier New" w:cs="Courier New" w:hint="default"/>
+      </w:rPr>
+    </w:lvl>
+    <w:lvl w:ilvl="8" w:tplc="04090005" w:tentative="1">
+      <w:start w:val="1"/>
+      <w:numFmt w:val="bullet"/>
+      <w:lvlText w:val=""/>
+      <w:lvlJc w:val="left"/>
+      <w:pPr>
+        <w:ind w:left="6480" w:hanging="360"/>
+      </w:pPr>
+      <w:rPr>
+        <w:rFonts w:ascii="Wingdings" w:hAnsi="Wingdings" w:hint="default"/>
+      </w:rPr>
+    </w:lvl>
+  </w:abstractNum>
+  <w:abstractNum w:abstractNumId="69" w15:restartNumberingAfterBreak="0">
+    <w:nsid w:val="7F117DC9"/>
+    <w:multiLevelType w:val="hybridMultilevel"/>
+    <w:tmpl w:val="78EC7198"/>
+    <w:lvl w:ilvl="0" w:tplc="04090001">
+      <w:start w:val="1"/>
+      <w:numFmt w:val="bullet"/>
+      <w:lvlText w:val=""/>
+      <w:lvlJc w:val="left"/>
+      <w:pPr>
+        <w:ind w:left="720" w:hanging="360"/>
+      </w:pPr>
+      <w:rPr>
+        <w:rFonts w:ascii="Symbol" w:hAnsi="Symbol" w:hint="default"/>
+      </w:rPr>
+    </w:lvl>
+    <w:lvl w:ilvl="1" w:tplc="04090003" w:tentative="1">
+      <w:start w:val="1"/>
+      <w:numFmt w:val="bullet"/>
+      <w:lvlText w:val="o"/>
+      <w:lvlJc w:val="left"/>
+      <w:pPr>
+        <w:ind w:left="1440" w:hanging="360"/>
+      </w:pPr>
+      <w:rPr>
+        <w:rFonts w:ascii="Courier New" w:hAnsi="Courier New" w:cs="Courier New" w:hint="default"/>
+      </w:rPr>
+    </w:lvl>
+    <w:lvl w:ilvl="2" w:tplc="04090005" w:tentative="1">
+      <w:start w:val="1"/>
+      <w:numFmt w:val="bullet"/>
+      <w:lvlText w:val=""/>
+      <w:lvlJc w:val="left"/>
+      <w:pPr>
+        <w:ind w:left="2160" w:hanging="360"/>
+      </w:pPr>
+      <w:rPr>
+        <w:rFonts w:ascii="Wingdings" w:hAnsi="Wingdings" w:hint="default"/>
+      </w:rPr>
+    </w:lvl>
+    <w:lvl w:ilvl="3" w:tplc="04090001" w:tentative="1">
+      <w:start w:val="1"/>
+      <w:numFmt w:val="bullet"/>
+      <w:lvlText w:val=""/>
+      <w:lvlJc w:val="left"/>
+      <w:pPr>
+        <w:ind w:left="2880" w:hanging="360"/>
+      </w:pPr>
+      <w:rPr>
+        <w:rFonts w:ascii="Symbol" w:hAnsi="Symbol" w:hint="default"/>
+      </w:rPr>
+    </w:lvl>
+    <w:lvl w:ilvl="4" w:tplc="04090003" w:tentative="1">
+      <w:start w:val="1"/>
+      <w:numFmt w:val="bullet"/>
+      <w:lvlText w:val="o"/>
+      <w:lvlJc w:val="left"/>
+      <w:pPr>
+        <w:ind w:left="3600" w:hanging="360"/>
+      </w:pPr>
+      <w:rPr>
+        <w:rFonts w:ascii="Courier New" w:hAnsi="Courier New" w:cs="Courier New" w:hint="default"/>
+      </w:rPr>
+    </w:lvl>
+    <w:lvl w:ilvl="5" w:tplc="04090005" w:tentative="1">
+      <w:start w:val="1"/>
+      <w:numFmt w:val="bullet"/>
+      <w:lvlText w:val=""/>
+      <w:lvlJc w:val="left"/>
+      <w:pPr>
+        <w:ind w:left="4320" w:hanging="360"/>
+      </w:pPr>
+      <w:rPr>
+        <w:rFonts w:ascii="Wingdings" w:hAnsi="Wingdings" w:hint="default"/>
+      </w:rPr>
+    </w:lvl>
+    <w:lvl w:ilvl="6" w:tplc="04090001" w:tentative="1">
+      <w:start w:val="1"/>
+      <w:numFmt w:val="bullet"/>
+      <w:lvlText w:val=""/>
+      <w:lvlJc w:val="left"/>
+      <w:pPr>
+        <w:ind w:left="5040" w:hanging="360"/>
+      </w:pPr>
+      <w:rPr>
+        <w:rFonts w:ascii="Symbol" w:hAnsi="Symbol" w:hint="default"/>
+      </w:rPr>
+    </w:lvl>
+    <w:lvl w:ilvl="7" w:tplc="04090003" w:tentative="1">
+      <w:start w:val="1"/>
+      <w:numFmt w:val="bullet"/>
+      <w:lvlText w:val="o"/>
+      <w:lvlJc w:val="left"/>
+      <w:pPr>
+        <w:ind w:left="5760" w:hanging="360"/>
+      </w:pPr>
+      <w:rPr>
+        <w:rFonts w:ascii="Courier New" w:hAnsi="Courier New" w:cs="Courier New" w:hint="default"/>
+      </w:rPr>
+    </w:lvl>
+    <w:lvl w:ilvl="8" w:tplc="04090005" w:tentative="1">
+      <w:start w:val="1"/>
+      <w:numFmt w:val="bullet"/>
+      <w:lvlText w:val=""/>
+      <w:lvlJc w:val="left"/>
+      <w:pPr>
+        <w:ind w:left="6480" w:hanging="360"/>
+      </w:pPr>
+      <w:rPr>
+        <w:rFonts w:ascii="Wingdings" w:hAnsi="Wingdings" w:hint="default"/>
+      </w:rPr>
+    </w:lvl>
+  </w:abstractNum>
+  <w:abstractNum w:abstractNumId="70" w15:restartNumberingAfterBreak="0">
+    <w:nsid w:val="7F5F32B4"/>
     <w:multiLevelType w:val="multilevel"/>
-    <w:tmpl w:val="B406D3EC"/>
+    <w:tmpl w:val="9DCE86DE"/>
     <w:lvl w:ilvl="0">
       <w:start w:val="1"/>
-      <w:numFmt w:val="bullet"/>
-      <w:lvlText w:val=""/>
+      <w:numFmt w:val="decimal"/>
+      <w:lvlText w:val="%1."/>
       <w:lvlJc w:val="left"/>
       <w:pPr>
         <w:tabs>
@@ -25232,15 +27541,11 @@
         </w:tabs>
         <w:ind w:left="720" w:hanging="360"/>
       </w:pPr>
-      <w:rPr>
-        <w:rFonts w:ascii="Symbol" w:hAnsi="Symbol" w:hint="default"/>
-        <w:sz w:val="20"/>
-      </w:rPr>
     </w:lvl>
     <w:lvl w:ilvl="1" w:tentative="1">
       <w:start w:val="1"/>
-      <w:numFmt w:val="bullet"/>
-      <w:lvlText w:val="o"/>
+      <w:numFmt w:val="decimal"/>
+      <w:lvlText w:val="%2."/>
       <w:lvlJc w:val="left"/>
       <w:pPr>
         <w:tabs>
@@ -25248,15 +27553,11 @@
         </w:tabs>
         <w:ind w:left="1440" w:hanging="360"/>
       </w:pPr>
-      <w:rPr>
-        <w:rFonts w:ascii="Courier New" w:hAnsi="Courier New" w:hint="default"/>
-        <w:sz w:val="20"/>
-      </w:rPr>
     </w:lvl>
     <w:lvl w:ilvl="2" w:tentative="1">
       <w:start w:val="1"/>
-      <w:numFmt w:val="bullet"/>
-      <w:lvlText w:val=""/>
+      <w:numFmt w:val="decimal"/>
+      <w:lvlText w:val="%3."/>
       <w:lvlJc w:val="left"/>
       <w:pPr>
         <w:tabs>
@@ -25264,15 +27565,11 @@
         </w:tabs>
         <w:ind w:left="2160" w:hanging="360"/>
       </w:pPr>
-      <w:rPr>
-        <w:rFonts w:ascii="Wingdings" w:hAnsi="Wingdings" w:hint="default"/>
-        <w:sz w:val="20"/>
-      </w:rPr>
     </w:lvl>
     <w:lvl w:ilvl="3" w:tentative="1">
       <w:start w:val="1"/>
-      <w:numFmt w:val="bullet"/>
-      <w:lvlText w:val=""/>
+      <w:numFmt w:val="decimal"/>
+      <w:lvlText w:val="%4."/>
       <w:lvlJc w:val="left"/>
       <w:pPr>
         <w:tabs>
@@ -25280,15 +27577,11 @@
         </w:tabs>
         <w:ind w:left="2880" w:hanging="360"/>
       </w:pPr>
-      <w:rPr>
-        <w:rFonts w:ascii="Wingdings" w:hAnsi="Wingdings" w:hint="default"/>
-        <w:sz w:val="20"/>
-      </w:rPr>
     </w:lvl>
     <w:lvl w:ilvl="4" w:tentative="1">
       <w:start w:val="1"/>
-      <w:numFmt w:val="bullet"/>
-      <w:lvlText w:val=""/>
+      <w:numFmt w:val="decimal"/>
+      <w:lvlText w:val="%5."/>
       <w:lvlJc w:val="left"/>
       <w:pPr>
         <w:tabs>
@@ -25296,15 +27589,11 @@
         </w:tabs>
         <w:ind w:left="3600" w:hanging="360"/>
       </w:pPr>
-      <w:rPr>
-        <w:rFonts w:ascii="Wingdings" w:hAnsi="Wingdings" w:hint="default"/>
-        <w:sz w:val="20"/>
-      </w:rPr>
     </w:lvl>
     <w:lvl w:ilvl="5" w:tentative="1">
       <w:start w:val="1"/>
-      <w:numFmt w:val="bullet"/>
-      <w:lvlText w:val=""/>
+      <w:numFmt w:val="decimal"/>
+      <w:lvlText w:val="%6."/>
       <w:lvlJc w:val="left"/>
       <w:pPr>
         <w:tabs>
@@ -25312,15 +27601,11 @@
         </w:tabs>
         <w:ind w:left="4320" w:hanging="360"/>
       </w:pPr>
-      <w:rPr>
-        <w:rFonts w:ascii="Wingdings" w:hAnsi="Wingdings" w:hint="default"/>
-        <w:sz w:val="20"/>
-      </w:rPr>
     </w:lvl>
     <w:lvl w:ilvl="6" w:tentative="1">
       <w:start w:val="1"/>
-      <w:numFmt w:val="bullet"/>
-      <w:lvlText w:val=""/>
+      <w:numFmt w:val="decimal"/>
+      <w:lvlText w:val="%7."/>
       <w:lvlJc w:val="left"/>
       <w:pPr>
         <w:tabs>
@@ -25328,15 +27613,11 @@
         </w:tabs>
         <w:ind w:left="5040" w:hanging="360"/>
       </w:pPr>
-      <w:rPr>
-        <w:rFonts w:ascii="Wingdings" w:hAnsi="Wingdings" w:hint="default"/>
-        <w:sz w:val="20"/>
-      </w:rPr>
     </w:lvl>
     <w:lvl w:ilvl="7" w:tentative="1">
       <w:start w:val="1"/>
-      <w:numFmt w:val="bullet"/>
-      <w:lvlText w:val=""/>
+      <w:numFmt w:val="decimal"/>
+      <w:lvlText w:val="%8."/>
       <w:lvlJc w:val="left"/>
       <w:pPr>
         <w:tabs>
@@ -25344,15 +27625,11 @@
         </w:tabs>
         <w:ind w:left="5760" w:hanging="360"/>
       </w:pPr>
-      <w:rPr>
-        <w:rFonts w:ascii="Wingdings" w:hAnsi="Wingdings" w:hint="default"/>
-        <w:sz w:val="20"/>
-      </w:rPr>
     </w:lvl>
     <w:lvl w:ilvl="8" w:tentative="1">
       <w:start w:val="1"/>
-      <w:numFmt w:val="bullet"/>
-      <w:lvlText w:val=""/>
+      <w:numFmt w:val="decimal"/>
+      <w:lvlText w:val="%9."/>
       <w:lvlJc w:val="left"/>
       <w:pPr>
         <w:tabs>
@@ -25360,953 +27637,9 @@
         </w:tabs>
         <w:ind w:left="6480" w:hanging="360"/>
       </w:pPr>
-      <w:rPr>
-        <w:rFonts w:ascii="Wingdings" w:hAnsi="Wingdings" w:hint="default"/>
-        <w:sz w:val="20"/>
-      </w:rPr>
     </w:lvl>
   </w:abstractNum>
-  <w:abstractNum w:abstractNumId="60" w15:restartNumberingAfterBreak="0">
-    <w:nsid w:val="6F8918FE"/>
-    <w:multiLevelType w:val="multilevel"/>
-    <w:tmpl w:val="0B4015DA"/>
-    <w:lvl w:ilvl="0">
-      <w:start w:val="1"/>
-      <w:numFmt w:val="bullet"/>
-      <w:lvlText w:val=""/>
-      <w:lvlJc w:val="left"/>
-      <w:pPr>
-        <w:tabs>
-          <w:tab w:val="num" w:pos="720"/>
-        </w:tabs>
-        <w:ind w:left="720" w:hanging="360"/>
-      </w:pPr>
-      <w:rPr>
-        <w:rFonts w:ascii="Symbol" w:hAnsi="Symbol" w:hint="default"/>
-        <w:sz w:val="20"/>
-      </w:rPr>
-    </w:lvl>
-    <w:lvl w:ilvl="1" w:tentative="1">
-      <w:start w:val="1"/>
-      <w:numFmt w:val="bullet"/>
-      <w:lvlText w:val="o"/>
-      <w:lvlJc w:val="left"/>
-      <w:pPr>
-        <w:tabs>
-          <w:tab w:val="num" w:pos="1440"/>
-        </w:tabs>
-        <w:ind w:left="1440" w:hanging="360"/>
-      </w:pPr>
-      <w:rPr>
-        <w:rFonts w:ascii="Courier New" w:hAnsi="Courier New" w:hint="default"/>
-        <w:sz w:val="20"/>
-      </w:rPr>
-    </w:lvl>
-    <w:lvl w:ilvl="2" w:tentative="1">
-      <w:start w:val="1"/>
-      <w:numFmt w:val="bullet"/>
-      <w:lvlText w:val=""/>
-      <w:lvlJc w:val="left"/>
-      <w:pPr>
-        <w:tabs>
-          <w:tab w:val="num" w:pos="2160"/>
-        </w:tabs>
-        <w:ind w:left="2160" w:hanging="360"/>
-      </w:pPr>
-      <w:rPr>
-        <w:rFonts w:ascii="Wingdings" w:hAnsi="Wingdings" w:hint="default"/>
-        <w:sz w:val="20"/>
-      </w:rPr>
-    </w:lvl>
-    <w:lvl w:ilvl="3" w:tentative="1">
-      <w:start w:val="1"/>
-      <w:numFmt w:val="bullet"/>
-      <w:lvlText w:val=""/>
-      <w:lvlJc w:val="left"/>
-      <w:pPr>
-        <w:tabs>
-          <w:tab w:val="num" w:pos="2880"/>
-        </w:tabs>
-        <w:ind w:left="2880" w:hanging="360"/>
-      </w:pPr>
-      <w:rPr>
-        <w:rFonts w:ascii="Wingdings" w:hAnsi="Wingdings" w:hint="default"/>
-        <w:sz w:val="20"/>
-      </w:rPr>
-    </w:lvl>
-    <w:lvl w:ilvl="4" w:tentative="1">
-      <w:start w:val="1"/>
-      <w:numFmt w:val="bullet"/>
-      <w:lvlText w:val=""/>
-      <w:lvlJc w:val="left"/>
-      <w:pPr>
-        <w:tabs>
-          <w:tab w:val="num" w:pos="3600"/>
-        </w:tabs>
-        <w:ind w:left="3600" w:hanging="360"/>
-      </w:pPr>
-      <w:rPr>
-        <w:rFonts w:ascii="Wingdings" w:hAnsi="Wingdings" w:hint="default"/>
-        <w:sz w:val="20"/>
-      </w:rPr>
-    </w:lvl>
-    <w:lvl w:ilvl="5" w:tentative="1">
-      <w:start w:val="1"/>
-      <w:numFmt w:val="bullet"/>
-      <w:lvlText w:val=""/>
-      <w:lvlJc w:val="left"/>
-      <w:pPr>
-        <w:tabs>
-          <w:tab w:val="num" w:pos="4320"/>
-        </w:tabs>
-        <w:ind w:left="4320" w:hanging="360"/>
-      </w:pPr>
-      <w:rPr>
-        <w:rFonts w:ascii="Wingdings" w:hAnsi="Wingdings" w:hint="default"/>
-        <w:sz w:val="20"/>
-      </w:rPr>
-    </w:lvl>
-    <w:lvl w:ilvl="6" w:tentative="1">
-      <w:start w:val="1"/>
-      <w:numFmt w:val="bullet"/>
-      <w:lvlText w:val=""/>
-      <w:lvlJc w:val="left"/>
-      <w:pPr>
-        <w:tabs>
-          <w:tab w:val="num" w:pos="5040"/>
-        </w:tabs>
-        <w:ind w:left="5040" w:hanging="360"/>
-      </w:pPr>
-      <w:rPr>
-        <w:rFonts w:ascii="Wingdings" w:hAnsi="Wingdings" w:hint="default"/>
-        <w:sz w:val="20"/>
-      </w:rPr>
-    </w:lvl>
-    <w:lvl w:ilvl="7" w:tentative="1">
-      <w:start w:val="1"/>
-      <w:numFmt w:val="bullet"/>
-      <w:lvlText w:val=""/>
-      <w:lvlJc w:val="left"/>
-      <w:pPr>
-        <w:tabs>
-          <w:tab w:val="num" w:pos="5760"/>
-        </w:tabs>
-        <w:ind w:left="5760" w:hanging="360"/>
-      </w:pPr>
-      <w:rPr>
-        <w:rFonts w:ascii="Wingdings" w:hAnsi="Wingdings" w:hint="default"/>
-        <w:sz w:val="20"/>
-      </w:rPr>
-    </w:lvl>
-    <w:lvl w:ilvl="8" w:tentative="1">
-      <w:start w:val="1"/>
-      <w:numFmt w:val="bullet"/>
-      <w:lvlText w:val=""/>
-      <w:lvlJc w:val="left"/>
-      <w:pPr>
-        <w:tabs>
-          <w:tab w:val="num" w:pos="6480"/>
-        </w:tabs>
-        <w:ind w:left="6480" w:hanging="360"/>
-      </w:pPr>
-      <w:rPr>
-        <w:rFonts w:ascii="Wingdings" w:hAnsi="Wingdings" w:hint="default"/>
-        <w:sz w:val="20"/>
-      </w:rPr>
-    </w:lvl>
-  </w:abstractNum>
-  <w:abstractNum w:abstractNumId="61" w15:restartNumberingAfterBreak="0">
-    <w:nsid w:val="704005B9"/>
-    <w:multiLevelType w:val="hybridMultilevel"/>
-    <w:tmpl w:val="79A07628"/>
-    <w:lvl w:ilvl="0" w:tplc="04090001">
-      <w:start w:val="1"/>
-      <w:numFmt w:val="bullet"/>
-      <w:lvlText w:val=""/>
-      <w:lvlJc w:val="left"/>
-      <w:pPr>
-        <w:ind w:left="720" w:hanging="360"/>
-      </w:pPr>
-      <w:rPr>
-        <w:rFonts w:ascii="Symbol" w:hAnsi="Symbol" w:hint="default"/>
-      </w:rPr>
-    </w:lvl>
-    <w:lvl w:ilvl="1" w:tplc="04090003" w:tentative="1">
-      <w:start w:val="1"/>
-      <w:numFmt w:val="bullet"/>
-      <w:lvlText w:val="o"/>
-      <w:lvlJc w:val="left"/>
-      <w:pPr>
-        <w:ind w:left="1440" w:hanging="360"/>
-      </w:pPr>
-      <w:rPr>
-        <w:rFonts w:ascii="Courier New" w:hAnsi="Courier New" w:cs="Courier New" w:hint="default"/>
-      </w:rPr>
-    </w:lvl>
-    <w:lvl w:ilvl="2" w:tplc="04090005" w:tentative="1">
-      <w:start w:val="1"/>
-      <w:numFmt w:val="bullet"/>
-      <w:lvlText w:val=""/>
-      <w:lvlJc w:val="left"/>
-      <w:pPr>
-        <w:ind w:left="2160" w:hanging="360"/>
-      </w:pPr>
-      <w:rPr>
-        <w:rFonts w:ascii="Wingdings" w:hAnsi="Wingdings" w:hint="default"/>
-      </w:rPr>
-    </w:lvl>
-    <w:lvl w:ilvl="3" w:tplc="04090001" w:tentative="1">
-      <w:start w:val="1"/>
-      <w:numFmt w:val="bullet"/>
-      <w:lvlText w:val=""/>
-      <w:lvlJc w:val="left"/>
-      <w:pPr>
-        <w:ind w:left="2880" w:hanging="360"/>
-      </w:pPr>
-      <w:rPr>
-        <w:rFonts w:ascii="Symbol" w:hAnsi="Symbol" w:hint="default"/>
-      </w:rPr>
-    </w:lvl>
-    <w:lvl w:ilvl="4" w:tplc="04090003" w:tentative="1">
-      <w:start w:val="1"/>
-      <w:numFmt w:val="bullet"/>
-      <w:lvlText w:val="o"/>
-      <w:lvlJc w:val="left"/>
-      <w:pPr>
-        <w:ind w:left="3600" w:hanging="360"/>
-      </w:pPr>
-      <w:rPr>
-        <w:rFonts w:ascii="Courier New" w:hAnsi="Courier New" w:cs="Courier New" w:hint="default"/>
-      </w:rPr>
-    </w:lvl>
-    <w:lvl w:ilvl="5" w:tplc="04090005" w:tentative="1">
-      <w:start w:val="1"/>
-      <w:numFmt w:val="bullet"/>
-      <w:lvlText w:val=""/>
-      <w:lvlJc w:val="left"/>
-      <w:pPr>
-        <w:ind w:left="4320" w:hanging="360"/>
-      </w:pPr>
-      <w:rPr>
-        <w:rFonts w:ascii="Wingdings" w:hAnsi="Wingdings" w:hint="default"/>
-      </w:rPr>
-    </w:lvl>
-    <w:lvl w:ilvl="6" w:tplc="04090001" w:tentative="1">
-      <w:start w:val="1"/>
-      <w:numFmt w:val="bullet"/>
-      <w:lvlText w:val=""/>
-      <w:lvlJc w:val="left"/>
-      <w:pPr>
-        <w:ind w:left="5040" w:hanging="360"/>
-      </w:pPr>
-      <w:rPr>
-        <w:rFonts w:ascii="Symbol" w:hAnsi="Symbol" w:hint="default"/>
-      </w:rPr>
-    </w:lvl>
-    <w:lvl w:ilvl="7" w:tplc="04090003" w:tentative="1">
-      <w:start w:val="1"/>
-      <w:numFmt w:val="bullet"/>
-      <w:lvlText w:val="o"/>
-      <w:lvlJc w:val="left"/>
-      <w:pPr>
-        <w:ind w:left="5760" w:hanging="360"/>
-      </w:pPr>
-      <w:rPr>
-        <w:rFonts w:ascii="Courier New" w:hAnsi="Courier New" w:cs="Courier New" w:hint="default"/>
-      </w:rPr>
-    </w:lvl>
-    <w:lvl w:ilvl="8" w:tplc="04090005" w:tentative="1">
-      <w:start w:val="1"/>
-      <w:numFmt w:val="bullet"/>
-      <w:lvlText w:val=""/>
-      <w:lvlJc w:val="left"/>
-      <w:pPr>
-        <w:ind w:left="6480" w:hanging="360"/>
-      </w:pPr>
-      <w:rPr>
-        <w:rFonts w:ascii="Wingdings" w:hAnsi="Wingdings" w:hint="default"/>
-      </w:rPr>
-    </w:lvl>
-  </w:abstractNum>
-  <w:abstractNum w:abstractNumId="62" w15:restartNumberingAfterBreak="0">
-    <w:nsid w:val="74D02F77"/>
-    <w:multiLevelType w:val="hybridMultilevel"/>
-    <w:tmpl w:val="5D54DA20"/>
-    <w:lvl w:ilvl="0" w:tplc="04090001">
-      <w:start w:val="1"/>
-      <w:numFmt w:val="bullet"/>
-      <w:lvlText w:val=""/>
-      <w:lvlJc w:val="left"/>
-      <w:pPr>
-        <w:ind w:left="720" w:hanging="360"/>
-      </w:pPr>
-      <w:rPr>
-        <w:rFonts w:ascii="Symbol" w:hAnsi="Symbol" w:hint="default"/>
-      </w:rPr>
-    </w:lvl>
-    <w:lvl w:ilvl="1" w:tplc="04090003" w:tentative="1">
-      <w:start w:val="1"/>
-      <w:numFmt w:val="bullet"/>
-      <w:lvlText w:val="o"/>
-      <w:lvlJc w:val="left"/>
-      <w:pPr>
-        <w:ind w:left="1440" w:hanging="360"/>
-      </w:pPr>
-      <w:rPr>
-        <w:rFonts w:ascii="Courier New" w:hAnsi="Courier New" w:cs="Courier New" w:hint="default"/>
-      </w:rPr>
-    </w:lvl>
-    <w:lvl w:ilvl="2" w:tplc="04090005" w:tentative="1">
-      <w:start w:val="1"/>
-      <w:numFmt w:val="bullet"/>
-      <w:lvlText w:val=""/>
-      <w:lvlJc w:val="left"/>
-      <w:pPr>
-        <w:ind w:left="2160" w:hanging="360"/>
-      </w:pPr>
-      <w:rPr>
-        <w:rFonts w:ascii="Wingdings" w:hAnsi="Wingdings" w:hint="default"/>
-      </w:rPr>
-    </w:lvl>
-    <w:lvl w:ilvl="3" w:tplc="04090001" w:tentative="1">
-      <w:start w:val="1"/>
-      <w:numFmt w:val="bullet"/>
-      <w:lvlText w:val=""/>
-      <w:lvlJc w:val="left"/>
-      <w:pPr>
-        <w:ind w:left="2880" w:hanging="360"/>
-      </w:pPr>
-      <w:rPr>
-        <w:rFonts w:ascii="Symbol" w:hAnsi="Symbol" w:hint="default"/>
-      </w:rPr>
-    </w:lvl>
-    <w:lvl w:ilvl="4" w:tplc="04090003" w:tentative="1">
-      <w:start w:val="1"/>
-      <w:numFmt w:val="bullet"/>
-      <w:lvlText w:val="o"/>
-      <w:lvlJc w:val="left"/>
-      <w:pPr>
-        <w:ind w:left="3600" w:hanging="360"/>
-      </w:pPr>
-      <w:rPr>
-        <w:rFonts w:ascii="Courier New" w:hAnsi="Courier New" w:cs="Courier New" w:hint="default"/>
-      </w:rPr>
-    </w:lvl>
-    <w:lvl w:ilvl="5" w:tplc="04090005" w:tentative="1">
-      <w:start w:val="1"/>
-      <w:numFmt w:val="bullet"/>
-      <w:lvlText w:val=""/>
-      <w:lvlJc w:val="left"/>
-      <w:pPr>
-        <w:ind w:left="4320" w:hanging="360"/>
-      </w:pPr>
-      <w:rPr>
-        <w:rFonts w:ascii="Wingdings" w:hAnsi="Wingdings" w:hint="default"/>
-      </w:rPr>
-    </w:lvl>
-    <w:lvl w:ilvl="6" w:tplc="04090001" w:tentative="1">
-      <w:start w:val="1"/>
-      <w:numFmt w:val="bullet"/>
-      <w:lvlText w:val=""/>
-      <w:lvlJc w:val="left"/>
-      <w:pPr>
-        <w:ind w:left="5040" w:hanging="360"/>
-      </w:pPr>
-      <w:rPr>
-        <w:rFonts w:ascii="Symbol" w:hAnsi="Symbol" w:hint="default"/>
-      </w:rPr>
-    </w:lvl>
-    <w:lvl w:ilvl="7" w:tplc="04090003" w:tentative="1">
-      <w:start w:val="1"/>
-      <w:numFmt w:val="bullet"/>
-      <w:lvlText w:val="o"/>
-      <w:lvlJc w:val="left"/>
-      <w:pPr>
-        <w:ind w:left="5760" w:hanging="360"/>
-      </w:pPr>
-      <w:rPr>
-        <w:rFonts w:ascii="Courier New" w:hAnsi="Courier New" w:cs="Courier New" w:hint="default"/>
-      </w:rPr>
-    </w:lvl>
-    <w:lvl w:ilvl="8" w:tplc="04090005" w:tentative="1">
-      <w:start w:val="1"/>
-      <w:numFmt w:val="bullet"/>
-      <w:lvlText w:val=""/>
-      <w:lvlJc w:val="left"/>
-      <w:pPr>
-        <w:ind w:left="6480" w:hanging="360"/>
-      </w:pPr>
-      <w:rPr>
-        <w:rFonts w:ascii="Wingdings" w:hAnsi="Wingdings" w:hint="default"/>
-      </w:rPr>
-    </w:lvl>
-  </w:abstractNum>
-  <w:abstractNum w:abstractNumId="63" w15:restartNumberingAfterBreak="0">
-    <w:nsid w:val="77375945"/>
-    <w:multiLevelType w:val="hybridMultilevel"/>
-    <w:tmpl w:val="CB5E4C1E"/>
-    <w:lvl w:ilvl="0" w:tplc="04090001">
-      <w:start w:val="1"/>
-      <w:numFmt w:val="bullet"/>
-      <w:lvlText w:val=""/>
-      <w:lvlJc w:val="left"/>
-      <w:pPr>
-        <w:ind w:left="720" w:hanging="360"/>
-      </w:pPr>
-      <w:rPr>
-        <w:rFonts w:ascii="Symbol" w:hAnsi="Symbol" w:hint="default"/>
-      </w:rPr>
-    </w:lvl>
-    <w:lvl w:ilvl="1" w:tplc="04090003" w:tentative="1">
-      <w:start w:val="1"/>
-      <w:numFmt w:val="bullet"/>
-      <w:lvlText w:val="o"/>
-      <w:lvlJc w:val="left"/>
-      <w:pPr>
-        <w:ind w:left="1440" w:hanging="360"/>
-      </w:pPr>
-      <w:rPr>
-        <w:rFonts w:ascii="Courier New" w:hAnsi="Courier New" w:cs="Courier New" w:hint="default"/>
-      </w:rPr>
-    </w:lvl>
-    <w:lvl w:ilvl="2" w:tplc="04090005" w:tentative="1">
-      <w:start w:val="1"/>
-      <w:numFmt w:val="bullet"/>
-      <w:lvlText w:val=""/>
-      <w:lvlJc w:val="left"/>
-      <w:pPr>
-        <w:ind w:left="2160" w:hanging="360"/>
-      </w:pPr>
-      <w:rPr>
-        <w:rFonts w:ascii="Wingdings" w:hAnsi="Wingdings" w:hint="default"/>
-      </w:rPr>
-    </w:lvl>
-    <w:lvl w:ilvl="3" w:tplc="04090001" w:tentative="1">
-      <w:start w:val="1"/>
-      <w:numFmt w:val="bullet"/>
-      <w:lvlText w:val=""/>
-      <w:lvlJc w:val="left"/>
-      <w:pPr>
-        <w:ind w:left="2880" w:hanging="360"/>
-      </w:pPr>
-      <w:rPr>
-        <w:rFonts w:ascii="Symbol" w:hAnsi="Symbol" w:hint="default"/>
-      </w:rPr>
-    </w:lvl>
-    <w:lvl w:ilvl="4" w:tplc="04090003" w:tentative="1">
-      <w:start w:val="1"/>
-      <w:numFmt w:val="bullet"/>
-      <w:lvlText w:val="o"/>
-      <w:lvlJc w:val="left"/>
-      <w:pPr>
-        <w:ind w:left="3600" w:hanging="360"/>
-      </w:pPr>
-      <w:rPr>
-        <w:rFonts w:ascii="Courier New" w:hAnsi="Courier New" w:cs="Courier New" w:hint="default"/>
-      </w:rPr>
-    </w:lvl>
-    <w:lvl w:ilvl="5" w:tplc="04090005" w:tentative="1">
-      <w:start w:val="1"/>
-      <w:numFmt w:val="bullet"/>
-      <w:lvlText w:val=""/>
-      <w:lvlJc w:val="left"/>
-      <w:pPr>
-        <w:ind w:left="4320" w:hanging="360"/>
-      </w:pPr>
-      <w:rPr>
-        <w:rFonts w:ascii="Wingdings" w:hAnsi="Wingdings" w:hint="default"/>
-      </w:rPr>
-    </w:lvl>
-    <w:lvl w:ilvl="6" w:tplc="04090001" w:tentative="1">
-      <w:start w:val="1"/>
-      <w:numFmt w:val="bullet"/>
-      <w:lvlText w:val=""/>
-      <w:lvlJc w:val="left"/>
-      <w:pPr>
-        <w:ind w:left="5040" w:hanging="360"/>
-      </w:pPr>
-      <w:rPr>
-        <w:rFonts w:ascii="Symbol" w:hAnsi="Symbol" w:hint="default"/>
-      </w:rPr>
-    </w:lvl>
-    <w:lvl w:ilvl="7" w:tplc="04090003" w:tentative="1">
-      <w:start w:val="1"/>
-      <w:numFmt w:val="bullet"/>
-      <w:lvlText w:val="o"/>
-      <w:lvlJc w:val="left"/>
-      <w:pPr>
-        <w:ind w:left="5760" w:hanging="360"/>
-      </w:pPr>
-      <w:rPr>
-        <w:rFonts w:ascii="Courier New" w:hAnsi="Courier New" w:cs="Courier New" w:hint="default"/>
-      </w:rPr>
-    </w:lvl>
-    <w:lvl w:ilvl="8" w:tplc="04090005" w:tentative="1">
-      <w:start w:val="1"/>
-      <w:numFmt w:val="bullet"/>
-      <w:lvlText w:val=""/>
-      <w:lvlJc w:val="left"/>
-      <w:pPr>
-        <w:ind w:left="6480" w:hanging="360"/>
-      </w:pPr>
-      <w:rPr>
-        <w:rFonts w:ascii="Wingdings" w:hAnsi="Wingdings" w:hint="default"/>
-      </w:rPr>
-    </w:lvl>
-  </w:abstractNum>
-  <w:abstractNum w:abstractNumId="64" w15:restartNumberingAfterBreak="0">
-    <w:nsid w:val="77ED21B6"/>
-    <w:multiLevelType w:val="hybridMultilevel"/>
-    <w:tmpl w:val="F30A54D4"/>
-    <w:lvl w:ilvl="0" w:tplc="04090001">
-      <w:start w:val="1"/>
-      <w:numFmt w:val="bullet"/>
-      <w:lvlText w:val=""/>
-      <w:lvlJc w:val="left"/>
-      <w:pPr>
-        <w:ind w:left="720" w:hanging="360"/>
-      </w:pPr>
-      <w:rPr>
-        <w:rFonts w:ascii="Symbol" w:hAnsi="Symbol" w:hint="default"/>
-      </w:rPr>
-    </w:lvl>
-    <w:lvl w:ilvl="1" w:tplc="04090003" w:tentative="1">
-      <w:start w:val="1"/>
-      <w:numFmt w:val="bullet"/>
-      <w:lvlText w:val="o"/>
-      <w:lvlJc w:val="left"/>
-      <w:pPr>
-        <w:ind w:left="1440" w:hanging="360"/>
-      </w:pPr>
-      <w:rPr>
-        <w:rFonts w:ascii="Courier New" w:hAnsi="Courier New" w:cs="Courier New" w:hint="default"/>
-      </w:rPr>
-    </w:lvl>
-    <w:lvl w:ilvl="2" w:tplc="04090005" w:tentative="1">
-      <w:start w:val="1"/>
-      <w:numFmt w:val="bullet"/>
-      <w:lvlText w:val=""/>
-      <w:lvlJc w:val="left"/>
-      <w:pPr>
-        <w:ind w:left="2160" w:hanging="360"/>
-      </w:pPr>
-      <w:rPr>
-        <w:rFonts w:ascii="Wingdings" w:hAnsi="Wingdings" w:hint="default"/>
-      </w:rPr>
-    </w:lvl>
-    <w:lvl w:ilvl="3" w:tplc="04090001" w:tentative="1">
-      <w:start w:val="1"/>
-      <w:numFmt w:val="bullet"/>
-      <w:lvlText w:val=""/>
-      <w:lvlJc w:val="left"/>
-      <w:pPr>
-        <w:ind w:left="2880" w:hanging="360"/>
-      </w:pPr>
-      <w:rPr>
-        <w:rFonts w:ascii="Symbol" w:hAnsi="Symbol" w:hint="default"/>
-      </w:rPr>
-    </w:lvl>
-    <w:lvl w:ilvl="4" w:tplc="04090003" w:tentative="1">
-      <w:start w:val="1"/>
-      <w:numFmt w:val="bullet"/>
-      <w:lvlText w:val="o"/>
-      <w:lvlJc w:val="left"/>
-      <w:pPr>
-        <w:ind w:left="3600" w:hanging="360"/>
-      </w:pPr>
-      <w:rPr>
-        <w:rFonts w:ascii="Courier New" w:hAnsi="Courier New" w:cs="Courier New" w:hint="default"/>
-      </w:rPr>
-    </w:lvl>
-    <w:lvl w:ilvl="5" w:tplc="04090005" w:tentative="1">
-      <w:start w:val="1"/>
-      <w:numFmt w:val="bullet"/>
-      <w:lvlText w:val=""/>
-      <w:lvlJc w:val="left"/>
-      <w:pPr>
-        <w:ind w:left="4320" w:hanging="360"/>
-      </w:pPr>
-      <w:rPr>
-        <w:rFonts w:ascii="Wingdings" w:hAnsi="Wingdings" w:hint="default"/>
-      </w:rPr>
-    </w:lvl>
-    <w:lvl w:ilvl="6" w:tplc="04090001" w:tentative="1">
-      <w:start w:val="1"/>
-      <w:numFmt w:val="bullet"/>
-      <w:lvlText w:val=""/>
-      <w:lvlJc w:val="left"/>
-      <w:pPr>
-        <w:ind w:left="5040" w:hanging="360"/>
-      </w:pPr>
-      <w:rPr>
-        <w:rFonts w:ascii="Symbol" w:hAnsi="Symbol" w:hint="default"/>
-      </w:rPr>
-    </w:lvl>
-    <w:lvl w:ilvl="7" w:tplc="04090003" w:tentative="1">
-      <w:start w:val="1"/>
-      <w:numFmt w:val="bullet"/>
-      <w:lvlText w:val="o"/>
-      <w:lvlJc w:val="left"/>
-      <w:pPr>
-        <w:ind w:left="5760" w:hanging="360"/>
-      </w:pPr>
-      <w:rPr>
-        <w:rFonts w:ascii="Courier New" w:hAnsi="Courier New" w:cs="Courier New" w:hint="default"/>
-      </w:rPr>
-    </w:lvl>
-    <w:lvl w:ilvl="8" w:tplc="04090005" w:tentative="1">
-      <w:start w:val="1"/>
-      <w:numFmt w:val="bullet"/>
-      <w:lvlText w:val=""/>
-      <w:lvlJc w:val="left"/>
-      <w:pPr>
-        <w:ind w:left="6480" w:hanging="360"/>
-      </w:pPr>
-      <w:rPr>
-        <w:rFonts w:ascii="Wingdings" w:hAnsi="Wingdings" w:hint="default"/>
-      </w:rPr>
-    </w:lvl>
-  </w:abstractNum>
-  <w:abstractNum w:abstractNumId="65" w15:restartNumberingAfterBreak="0">
-    <w:nsid w:val="7A777FEB"/>
-    <w:multiLevelType w:val="hybridMultilevel"/>
-    <w:tmpl w:val="7F1E0B92"/>
-    <w:lvl w:ilvl="0" w:tplc="04090001">
-      <w:start w:val="1"/>
-      <w:numFmt w:val="bullet"/>
-      <w:lvlText w:val=""/>
-      <w:lvlJc w:val="left"/>
-      <w:pPr>
-        <w:ind w:left="720" w:hanging="360"/>
-      </w:pPr>
-      <w:rPr>
-        <w:rFonts w:ascii="Symbol" w:hAnsi="Symbol" w:hint="default"/>
-      </w:rPr>
-    </w:lvl>
-    <w:lvl w:ilvl="1" w:tplc="04090003">
-      <w:start w:val="1"/>
-      <w:numFmt w:val="bullet"/>
-      <w:lvlText w:val="o"/>
-      <w:lvlJc w:val="left"/>
-      <w:pPr>
-        <w:ind w:left="1440" w:hanging="360"/>
-      </w:pPr>
-      <w:rPr>
-        <w:rFonts w:ascii="Courier New" w:hAnsi="Courier New" w:cs="Courier New" w:hint="default"/>
-      </w:rPr>
-    </w:lvl>
-    <w:lvl w:ilvl="2" w:tplc="04090005" w:tentative="1">
-      <w:start w:val="1"/>
-      <w:numFmt w:val="bullet"/>
-      <w:lvlText w:val=""/>
-      <w:lvlJc w:val="left"/>
-      <w:pPr>
-        <w:ind w:left="2160" w:hanging="360"/>
-      </w:pPr>
-      <w:rPr>
-        <w:rFonts w:ascii="Wingdings" w:hAnsi="Wingdings" w:hint="default"/>
-      </w:rPr>
-    </w:lvl>
-    <w:lvl w:ilvl="3" w:tplc="04090001" w:tentative="1">
-      <w:start w:val="1"/>
-      <w:numFmt w:val="bullet"/>
-      <w:lvlText w:val=""/>
-      <w:lvlJc w:val="left"/>
-      <w:pPr>
-        <w:ind w:left="2880" w:hanging="360"/>
-      </w:pPr>
-      <w:rPr>
-        <w:rFonts w:ascii="Symbol" w:hAnsi="Symbol" w:hint="default"/>
-      </w:rPr>
-    </w:lvl>
-    <w:lvl w:ilvl="4" w:tplc="04090003" w:tentative="1">
-      <w:start w:val="1"/>
-      <w:numFmt w:val="bullet"/>
-      <w:lvlText w:val="o"/>
-      <w:lvlJc w:val="left"/>
-      <w:pPr>
-        <w:ind w:left="3600" w:hanging="360"/>
-      </w:pPr>
-      <w:rPr>
-        <w:rFonts w:ascii="Courier New" w:hAnsi="Courier New" w:cs="Courier New" w:hint="default"/>
-      </w:rPr>
-    </w:lvl>
-    <w:lvl w:ilvl="5" w:tplc="04090005" w:tentative="1">
-      <w:start w:val="1"/>
-      <w:numFmt w:val="bullet"/>
-      <w:lvlText w:val=""/>
-      <w:lvlJc w:val="left"/>
-      <w:pPr>
-        <w:ind w:left="4320" w:hanging="360"/>
-      </w:pPr>
-      <w:rPr>
-        <w:rFonts w:ascii="Wingdings" w:hAnsi="Wingdings" w:hint="default"/>
-      </w:rPr>
-    </w:lvl>
-    <w:lvl w:ilvl="6" w:tplc="04090001" w:tentative="1">
-      <w:start w:val="1"/>
-      <w:numFmt w:val="bullet"/>
-      <w:lvlText w:val=""/>
-      <w:lvlJc w:val="left"/>
-      <w:pPr>
-        <w:ind w:left="5040" w:hanging="360"/>
-      </w:pPr>
-      <w:rPr>
-        <w:rFonts w:ascii="Symbol" w:hAnsi="Symbol" w:hint="default"/>
-      </w:rPr>
-    </w:lvl>
-    <w:lvl w:ilvl="7" w:tplc="04090003" w:tentative="1">
-      <w:start w:val="1"/>
-      <w:numFmt w:val="bullet"/>
-      <w:lvlText w:val="o"/>
-      <w:lvlJc w:val="left"/>
-      <w:pPr>
-        <w:ind w:left="5760" w:hanging="360"/>
-      </w:pPr>
-      <w:rPr>
-        <w:rFonts w:ascii="Courier New" w:hAnsi="Courier New" w:cs="Courier New" w:hint="default"/>
-      </w:rPr>
-    </w:lvl>
-    <w:lvl w:ilvl="8" w:tplc="04090005" w:tentative="1">
-      <w:start w:val="1"/>
-      <w:numFmt w:val="bullet"/>
-      <w:lvlText w:val=""/>
-      <w:lvlJc w:val="left"/>
-      <w:pPr>
-        <w:ind w:left="6480" w:hanging="360"/>
-      </w:pPr>
-      <w:rPr>
-        <w:rFonts w:ascii="Wingdings" w:hAnsi="Wingdings" w:hint="default"/>
-      </w:rPr>
-    </w:lvl>
-  </w:abstractNum>
-  <w:abstractNum w:abstractNumId="66" w15:restartNumberingAfterBreak="0">
-    <w:nsid w:val="7F117DC9"/>
-    <w:multiLevelType w:val="hybridMultilevel"/>
-    <w:tmpl w:val="78EC7198"/>
-    <w:lvl w:ilvl="0" w:tplc="04090001">
-      <w:start w:val="1"/>
-      <w:numFmt w:val="bullet"/>
-      <w:lvlText w:val=""/>
-      <w:lvlJc w:val="left"/>
-      <w:pPr>
-        <w:ind w:left="720" w:hanging="360"/>
-      </w:pPr>
-      <w:rPr>
-        <w:rFonts w:ascii="Symbol" w:hAnsi="Symbol" w:hint="default"/>
-      </w:rPr>
-    </w:lvl>
-    <w:lvl w:ilvl="1" w:tplc="04090003" w:tentative="1">
-      <w:start w:val="1"/>
-      <w:numFmt w:val="bullet"/>
-      <w:lvlText w:val="o"/>
-      <w:lvlJc w:val="left"/>
-      <w:pPr>
-        <w:ind w:left="1440" w:hanging="360"/>
-      </w:pPr>
-      <w:rPr>
-        <w:rFonts w:ascii="Courier New" w:hAnsi="Courier New" w:cs="Courier New" w:hint="default"/>
-      </w:rPr>
-    </w:lvl>
-    <w:lvl w:ilvl="2" w:tplc="04090005" w:tentative="1">
-      <w:start w:val="1"/>
-      <w:numFmt w:val="bullet"/>
-      <w:lvlText w:val=""/>
-      <w:lvlJc w:val="left"/>
-      <w:pPr>
-        <w:ind w:left="2160" w:hanging="360"/>
-      </w:pPr>
-      <w:rPr>
-        <w:rFonts w:ascii="Wingdings" w:hAnsi="Wingdings" w:hint="default"/>
-      </w:rPr>
-    </w:lvl>
-    <w:lvl w:ilvl="3" w:tplc="04090001" w:tentative="1">
-      <w:start w:val="1"/>
-      <w:numFmt w:val="bullet"/>
-      <w:lvlText w:val=""/>
-      <w:lvlJc w:val="left"/>
-      <w:pPr>
-        <w:ind w:left="2880" w:hanging="360"/>
-      </w:pPr>
-      <w:rPr>
-        <w:rFonts w:ascii="Symbol" w:hAnsi="Symbol" w:hint="default"/>
-      </w:rPr>
-    </w:lvl>
-    <w:lvl w:ilvl="4" w:tplc="04090003" w:tentative="1">
-      <w:start w:val="1"/>
-      <w:numFmt w:val="bullet"/>
-      <w:lvlText w:val="o"/>
-      <w:lvlJc w:val="left"/>
-      <w:pPr>
-        <w:ind w:left="3600" w:hanging="360"/>
-      </w:pPr>
-      <w:rPr>
-        <w:rFonts w:ascii="Courier New" w:hAnsi="Courier New" w:cs="Courier New" w:hint="default"/>
-      </w:rPr>
-    </w:lvl>
-    <w:lvl w:ilvl="5" w:tplc="04090005" w:tentative="1">
-      <w:start w:val="1"/>
-      <w:numFmt w:val="bullet"/>
-      <w:lvlText w:val=""/>
-      <w:lvlJc w:val="left"/>
-      <w:pPr>
-        <w:ind w:left="4320" w:hanging="360"/>
-      </w:pPr>
-      <w:rPr>
-        <w:rFonts w:ascii="Wingdings" w:hAnsi="Wingdings" w:hint="default"/>
-      </w:rPr>
-    </w:lvl>
-    <w:lvl w:ilvl="6" w:tplc="04090001" w:tentative="1">
-      <w:start w:val="1"/>
-      <w:numFmt w:val="bullet"/>
-      <w:lvlText w:val=""/>
-      <w:lvlJc w:val="left"/>
-      <w:pPr>
-        <w:ind w:left="5040" w:hanging="360"/>
-      </w:pPr>
-      <w:rPr>
-        <w:rFonts w:ascii="Symbol" w:hAnsi="Symbol" w:hint="default"/>
-      </w:rPr>
-    </w:lvl>
-    <w:lvl w:ilvl="7" w:tplc="04090003" w:tentative="1">
-      <w:start w:val="1"/>
-      <w:numFmt w:val="bullet"/>
-      <w:lvlText w:val="o"/>
-      <w:lvlJc w:val="left"/>
-      <w:pPr>
-        <w:ind w:left="5760" w:hanging="360"/>
-      </w:pPr>
-      <w:rPr>
-        <w:rFonts w:ascii="Courier New" w:hAnsi="Courier New" w:cs="Courier New" w:hint="default"/>
-      </w:rPr>
-    </w:lvl>
-    <w:lvl w:ilvl="8" w:tplc="04090005" w:tentative="1">
-      <w:start w:val="1"/>
-      <w:numFmt w:val="bullet"/>
-      <w:lvlText w:val=""/>
-      <w:lvlJc w:val="left"/>
-      <w:pPr>
-        <w:ind w:left="6480" w:hanging="360"/>
-      </w:pPr>
-      <w:rPr>
-        <w:rFonts w:ascii="Wingdings" w:hAnsi="Wingdings" w:hint="default"/>
-      </w:rPr>
-    </w:lvl>
-  </w:abstractNum>
-  <w:abstractNum w:abstractNumId="67" w15:restartNumberingAfterBreak="0">
-    <w:nsid w:val="7F5F32B4"/>
-    <w:multiLevelType w:val="multilevel"/>
-    <w:tmpl w:val="9DCE86DE"/>
-    <w:lvl w:ilvl="0">
-      <w:start w:val="1"/>
-      <w:numFmt w:val="decimal"/>
-      <w:lvlText w:val="%1."/>
-      <w:lvlJc w:val="left"/>
-      <w:pPr>
-        <w:tabs>
-          <w:tab w:val="num" w:pos="720"/>
-        </w:tabs>
-        <w:ind w:left="720" w:hanging="360"/>
-      </w:pPr>
-    </w:lvl>
-    <w:lvl w:ilvl="1" w:tentative="1">
-      <w:start w:val="1"/>
-      <w:numFmt w:val="decimal"/>
-      <w:lvlText w:val="%2."/>
-      <w:lvlJc w:val="left"/>
-      <w:pPr>
-        <w:tabs>
-          <w:tab w:val="num" w:pos="1440"/>
-        </w:tabs>
-        <w:ind w:left="1440" w:hanging="360"/>
-      </w:pPr>
-    </w:lvl>
-    <w:lvl w:ilvl="2" w:tentative="1">
-      <w:start w:val="1"/>
-      <w:numFmt w:val="decimal"/>
-      <w:lvlText w:val="%3."/>
-      <w:lvlJc w:val="left"/>
-      <w:pPr>
-        <w:tabs>
-          <w:tab w:val="num" w:pos="2160"/>
-        </w:tabs>
-        <w:ind w:left="2160" w:hanging="360"/>
-      </w:pPr>
-    </w:lvl>
-    <w:lvl w:ilvl="3" w:tentative="1">
-      <w:start w:val="1"/>
-      <w:numFmt w:val="decimal"/>
-      <w:lvlText w:val="%4."/>
-      <w:lvlJc w:val="left"/>
-      <w:pPr>
-        <w:tabs>
-          <w:tab w:val="num" w:pos="2880"/>
-        </w:tabs>
-        <w:ind w:left="2880" w:hanging="360"/>
-      </w:pPr>
-    </w:lvl>
-    <w:lvl w:ilvl="4" w:tentative="1">
-      <w:start w:val="1"/>
-      <w:numFmt w:val="decimal"/>
-      <w:lvlText w:val="%5."/>
-      <w:lvlJc w:val="left"/>
-      <w:pPr>
-        <w:tabs>
-          <w:tab w:val="num" w:pos="3600"/>
-        </w:tabs>
-        <w:ind w:left="3600" w:hanging="360"/>
-      </w:pPr>
-    </w:lvl>
-    <w:lvl w:ilvl="5" w:tentative="1">
-      <w:start w:val="1"/>
-      <w:numFmt w:val="decimal"/>
-      <w:lvlText w:val="%6."/>
-      <w:lvlJc w:val="left"/>
-      <w:pPr>
-        <w:tabs>
-          <w:tab w:val="num" w:pos="4320"/>
-        </w:tabs>
-        <w:ind w:left="4320" w:hanging="360"/>
-      </w:pPr>
-    </w:lvl>
-    <w:lvl w:ilvl="6" w:tentative="1">
-      <w:start w:val="1"/>
-      <w:numFmt w:val="decimal"/>
-      <w:lvlText w:val="%7."/>
-      <w:lvlJc w:val="left"/>
-      <w:pPr>
-        <w:tabs>
-          <w:tab w:val="num" w:pos="5040"/>
-        </w:tabs>
-        <w:ind w:left="5040" w:hanging="360"/>
-      </w:pPr>
-    </w:lvl>
-    <w:lvl w:ilvl="7" w:tentative="1">
-      <w:start w:val="1"/>
-      <w:numFmt w:val="decimal"/>
-      <w:lvlText w:val="%8."/>
-      <w:lvlJc w:val="left"/>
-      <w:pPr>
-        <w:tabs>
-          <w:tab w:val="num" w:pos="5760"/>
-        </w:tabs>
-        <w:ind w:left="5760" w:hanging="360"/>
-      </w:pPr>
-    </w:lvl>
-    <w:lvl w:ilvl="8" w:tentative="1">
-      <w:start w:val="1"/>
-      <w:numFmt w:val="decimal"/>
-      <w:lvlText w:val="%9."/>
-      <w:lvlJc w:val="left"/>
-      <w:pPr>
-        <w:tabs>
-          <w:tab w:val="num" w:pos="6480"/>
-        </w:tabs>
-        <w:ind w:left="6480" w:hanging="360"/>
-      </w:pPr>
-    </w:lvl>
-  </w:abstractNum>
-  <w:abstractNum w:abstractNumId="68" w15:restartNumberingAfterBreak="0">
+  <w:abstractNum w:abstractNumId="71" w15:restartNumberingAfterBreak="0">
     <w:nsid w:val="7F8F5DCA"/>
     <w:multiLevelType w:val="hybridMultilevel"/>
     <w:tmpl w:val="C35C3066"/>
@@ -26419,7 +27752,7 @@
       </w:rPr>
     </w:lvl>
   </w:abstractNum>
-  <w:abstractNum w:abstractNumId="69" w15:restartNumberingAfterBreak="0">
+  <w:abstractNum w:abstractNumId="72" w15:restartNumberingAfterBreak="0">
     <w:nsid w:val="7FB359F2"/>
     <w:multiLevelType w:val="hybridMultilevel"/>
     <w:tmpl w:val="C3D454D4"/>
@@ -26506,219 +27839,228 @@
     </w:lvl>
   </w:abstractNum>
   <w:num w:numId="1" w16cid:durableId="380592594">
-    <w:abstractNumId w:val="22"/>
+    <w:abstractNumId w:val="21"/>
   </w:num>
   <w:num w:numId="2" w16cid:durableId="1425806120">
-    <w:abstractNumId w:val="22"/>
+    <w:abstractNumId w:val="21"/>
   </w:num>
   <w:num w:numId="3" w16cid:durableId="303201118">
-    <w:abstractNumId w:val="4"/>
+    <w:abstractNumId w:val="3"/>
   </w:num>
   <w:num w:numId="4" w16cid:durableId="1982884029">
-    <w:abstractNumId w:val="45"/>
+    <w:abstractNumId w:val="46"/>
   </w:num>
   <w:num w:numId="5" w16cid:durableId="812722374">
-    <w:abstractNumId w:val="49"/>
+    <w:abstractNumId w:val="50"/>
   </w:num>
   <w:num w:numId="6" w16cid:durableId="1352950111">
-    <w:abstractNumId w:val="32"/>
+    <w:abstractNumId w:val="31"/>
   </w:num>
   <w:num w:numId="7" w16cid:durableId="778372939">
+    <w:abstractNumId w:val="63"/>
+  </w:num>
+  <w:num w:numId="8" w16cid:durableId="1443498482">
+    <w:abstractNumId w:val="51"/>
+  </w:num>
+  <w:num w:numId="9" w16cid:durableId="1879775504">
+    <w:abstractNumId w:val="35"/>
+  </w:num>
+  <w:num w:numId="10" w16cid:durableId="203449513">
+    <w:abstractNumId w:val="19"/>
+  </w:num>
+  <w:num w:numId="11" w16cid:durableId="1631747189">
     <w:abstractNumId w:val="61"/>
   </w:num>
-  <w:num w:numId="8" w16cid:durableId="1443498482">
-    <w:abstractNumId w:val="50"/>
-  </w:num>
-  <w:num w:numId="9" w16cid:durableId="1879775504">
-    <w:abstractNumId w:val="36"/>
-  </w:num>
-  <w:num w:numId="10" w16cid:durableId="203449513">
-    <w:abstractNumId w:val="21"/>
-  </w:num>
-  <w:num w:numId="11" w16cid:durableId="1631747189">
-    <w:abstractNumId w:val="59"/>
-  </w:num>
   <w:num w:numId="12" w16cid:durableId="829100847">
-    <w:abstractNumId w:val="47"/>
+    <w:abstractNumId w:val="48"/>
   </w:num>
   <w:num w:numId="13" w16cid:durableId="982348317">
-    <w:abstractNumId w:val="15"/>
+    <w:abstractNumId w:val="12"/>
   </w:num>
   <w:num w:numId="14" w16cid:durableId="654532509">
     <w:abstractNumId w:val="39"/>
   </w:num>
   <w:num w:numId="15" w16cid:durableId="926230284">
-    <w:abstractNumId w:val="67"/>
+    <w:abstractNumId w:val="70"/>
   </w:num>
   <w:num w:numId="16" w16cid:durableId="1096629197">
-    <w:abstractNumId w:val="63"/>
+    <w:abstractNumId w:val="66"/>
   </w:num>
   <w:num w:numId="17" w16cid:durableId="341979708">
-    <w:abstractNumId w:val="35"/>
+    <w:abstractNumId w:val="34"/>
   </w:num>
   <w:num w:numId="18" w16cid:durableId="1567299664">
-    <w:abstractNumId w:val="48"/>
+    <w:abstractNumId w:val="49"/>
   </w:num>
   <w:num w:numId="19" w16cid:durableId="897323325">
-    <w:abstractNumId w:val="65"/>
+    <w:abstractNumId w:val="68"/>
   </w:num>
   <w:num w:numId="20" w16cid:durableId="627854094">
-    <w:abstractNumId w:val="13"/>
+    <w:abstractNumId w:val="10"/>
   </w:num>
   <w:num w:numId="21" w16cid:durableId="1574005071">
-    <w:abstractNumId w:val="33"/>
+    <w:abstractNumId w:val="32"/>
   </w:num>
   <w:num w:numId="22" w16cid:durableId="1075392372">
-    <w:abstractNumId w:val="31"/>
+    <w:abstractNumId w:val="30"/>
   </w:num>
   <w:num w:numId="23" w16cid:durableId="1082339080">
     <w:abstractNumId w:val="1"/>
   </w:num>
   <w:num w:numId="24" w16cid:durableId="701247287">
-    <w:abstractNumId w:val="69"/>
+    <w:abstractNumId w:val="72"/>
   </w:num>
   <w:num w:numId="25" w16cid:durableId="1634096302">
     <w:abstractNumId w:val="42"/>
   </w:num>
   <w:num w:numId="26" w16cid:durableId="905068792">
-    <w:abstractNumId w:val="24"/>
+    <w:abstractNumId w:val="25"/>
   </w:num>
   <w:num w:numId="27" w16cid:durableId="1566452663">
-    <w:abstractNumId w:val="34"/>
+    <w:abstractNumId w:val="33"/>
   </w:num>
   <w:num w:numId="28" w16cid:durableId="663632232">
-    <w:abstractNumId w:val="46"/>
+    <w:abstractNumId w:val="47"/>
   </w:num>
   <w:num w:numId="29" w16cid:durableId="1217278534">
+    <w:abstractNumId w:val="6"/>
+  </w:num>
+  <w:num w:numId="30" w16cid:durableId="1223252042">
+    <w:abstractNumId w:val="57"/>
+  </w:num>
+  <w:num w:numId="31" w16cid:durableId="1486823980">
+    <w:abstractNumId w:val="36"/>
+  </w:num>
+  <w:num w:numId="32" w16cid:durableId="1803884474">
     <w:abstractNumId w:val="8"/>
   </w:num>
-  <w:num w:numId="30" w16cid:durableId="1223252042">
-    <w:abstractNumId w:val="56"/>
-  </w:num>
-  <w:num w:numId="31" w16cid:durableId="1486823980">
-    <w:abstractNumId w:val="37"/>
-  </w:num>
-  <w:num w:numId="32" w16cid:durableId="1803884474">
-    <w:abstractNumId w:val="11"/>
-  </w:num>
   <w:num w:numId="33" w16cid:durableId="1100374348">
-    <w:abstractNumId w:val="52"/>
+    <w:abstractNumId w:val="53"/>
   </w:num>
   <w:num w:numId="34" w16cid:durableId="1547765188">
-    <w:abstractNumId w:val="53"/>
+    <w:abstractNumId w:val="54"/>
   </w:num>
   <w:num w:numId="35" w16cid:durableId="282225996">
-    <w:abstractNumId w:val="28"/>
+    <w:abstractNumId w:val="27"/>
   </w:num>
   <w:num w:numId="36" w16cid:durableId="932320468">
     <w:abstractNumId w:val="38"/>
   </w:num>
   <w:num w:numId="37" w16cid:durableId="298531567">
-    <w:abstractNumId w:val="30"/>
+    <w:abstractNumId w:val="29"/>
   </w:num>
   <w:num w:numId="38" w16cid:durableId="108397640">
-    <w:abstractNumId w:val="19"/>
+    <w:abstractNumId w:val="17"/>
   </w:num>
   <w:num w:numId="39" w16cid:durableId="1085230376">
     <w:abstractNumId w:val="2"/>
   </w:num>
   <w:num w:numId="40" w16cid:durableId="1547913739">
-    <w:abstractNumId w:val="16"/>
+    <w:abstractNumId w:val="13"/>
   </w:num>
   <w:num w:numId="41" w16cid:durableId="635600390">
-    <w:abstractNumId w:val="43"/>
+    <w:abstractNumId w:val="44"/>
   </w:num>
   <w:num w:numId="42" w16cid:durableId="695691041">
     <w:abstractNumId w:val="0"/>
   </w:num>
   <w:num w:numId="43" w16cid:durableId="1407461198">
-    <w:abstractNumId w:val="14"/>
+    <w:abstractNumId w:val="11"/>
   </w:num>
   <w:num w:numId="44" w16cid:durableId="100341007">
-    <w:abstractNumId w:val="18"/>
+    <w:abstractNumId w:val="15"/>
   </w:num>
   <w:num w:numId="45" w16cid:durableId="1124812233">
-    <w:abstractNumId w:val="66"/>
+    <w:abstractNumId w:val="69"/>
   </w:num>
   <w:num w:numId="46" w16cid:durableId="329527555">
-    <w:abstractNumId w:val="57"/>
+    <w:abstractNumId w:val="60"/>
   </w:num>
   <w:num w:numId="47" w16cid:durableId="363601245">
     <w:abstractNumId w:val="26"/>
   </w:num>
   <w:num w:numId="48" w16cid:durableId="308168935">
-    <w:abstractNumId w:val="10"/>
-  </w:num>
-  <w:num w:numId="49" w16cid:durableId="1214196425">
-    <w:abstractNumId w:val="25"/>
-  </w:num>
-  <w:num w:numId="50" w16cid:durableId="1700467969">
-    <w:abstractNumId w:val="6"/>
-  </w:num>
-  <w:num w:numId="51" w16cid:durableId="1322662291">
     <w:abstractNumId w:val="7"/>
   </w:num>
-  <w:num w:numId="52" w16cid:durableId="1675305385">
+  <w:num w:numId="49" w16cid:durableId="1675305385">
+    <w:abstractNumId w:val="67"/>
+  </w:num>
+  <w:num w:numId="50" w16cid:durableId="884178729">
+    <w:abstractNumId w:val="18"/>
+  </w:num>
+  <w:num w:numId="51" w16cid:durableId="67925036">
+    <w:abstractNumId w:val="4"/>
+  </w:num>
+  <w:num w:numId="52" w16cid:durableId="2081709782">
+    <w:abstractNumId w:val="71"/>
+  </w:num>
+  <w:num w:numId="53" w16cid:durableId="286203139">
+    <w:abstractNumId w:val="28"/>
+  </w:num>
+  <w:num w:numId="54" w16cid:durableId="408616971">
+    <w:abstractNumId w:val="55"/>
+  </w:num>
+  <w:num w:numId="55" w16cid:durableId="1197350382">
+    <w:abstractNumId w:val="65"/>
+  </w:num>
+  <w:num w:numId="56" w16cid:durableId="142358213">
+    <w:abstractNumId w:val="41"/>
+  </w:num>
+  <w:num w:numId="57" w16cid:durableId="1537308003">
+    <w:abstractNumId w:val="9"/>
+  </w:num>
+  <w:num w:numId="58" w16cid:durableId="191654200">
+    <w:abstractNumId w:val="56"/>
+  </w:num>
+  <w:num w:numId="59" w16cid:durableId="1289311923">
+    <w:abstractNumId w:val="45"/>
+  </w:num>
+  <w:num w:numId="60" w16cid:durableId="313223921">
+    <w:abstractNumId w:val="52"/>
+  </w:num>
+  <w:num w:numId="61" w16cid:durableId="464812777">
+    <w:abstractNumId w:val="14"/>
+  </w:num>
+  <w:num w:numId="62" w16cid:durableId="422535901">
+    <w:abstractNumId w:val="5"/>
+  </w:num>
+  <w:num w:numId="63" w16cid:durableId="175926741">
+    <w:abstractNumId w:val="40"/>
+  </w:num>
+  <w:num w:numId="64" w16cid:durableId="1626960152">
     <w:abstractNumId w:val="64"/>
   </w:num>
-  <w:num w:numId="53" w16cid:durableId="884178729">
+  <w:num w:numId="65" w16cid:durableId="1524631187">
+    <w:abstractNumId w:val="24"/>
+  </w:num>
+  <w:num w:numId="66" w16cid:durableId="240022890">
+    <w:abstractNumId w:val="59"/>
+  </w:num>
+  <w:num w:numId="67" w16cid:durableId="1227952215">
+    <w:abstractNumId w:val="37"/>
+  </w:num>
+  <w:num w:numId="68" w16cid:durableId="1521358502">
+    <w:abstractNumId w:val="23"/>
+  </w:num>
+  <w:num w:numId="69" w16cid:durableId="1307007558">
+    <w:abstractNumId w:val="16"/>
+  </w:num>
+  <w:num w:numId="70" w16cid:durableId="599994588">
+    <w:abstractNumId w:val="58"/>
+  </w:num>
+  <w:num w:numId="71" w16cid:durableId="714163176">
     <w:abstractNumId w:val="20"/>
   </w:num>
-  <w:num w:numId="54" w16cid:durableId="67925036">
-    <w:abstractNumId w:val="5"/>
-  </w:num>
-  <w:num w:numId="55" w16cid:durableId="2081709782">
-    <w:abstractNumId w:val="68"/>
-  </w:num>
-  <w:num w:numId="56" w16cid:durableId="286203139">
-    <w:abstractNumId w:val="29"/>
-  </w:num>
-  <w:num w:numId="57" w16cid:durableId="408616971">
-    <w:abstractNumId w:val="54"/>
-  </w:num>
-  <w:num w:numId="58" w16cid:durableId="1250384560">
-    <w:abstractNumId w:val="60"/>
-  </w:num>
-  <w:num w:numId="59" w16cid:durableId="1359820634">
-    <w:abstractNumId w:val="40"/>
-  </w:num>
-  <w:num w:numId="60" w16cid:durableId="342973599">
-    <w:abstractNumId w:val="27"/>
-  </w:num>
-  <w:num w:numId="61" w16cid:durableId="1580476969">
-    <w:abstractNumId w:val="9"/>
-  </w:num>
-  <w:num w:numId="62" w16cid:durableId="520124377">
-    <w:abstractNumId w:val="23"/>
-  </w:num>
-  <w:num w:numId="63" w16cid:durableId="250161270">
-    <w:abstractNumId w:val="3"/>
-  </w:num>
-  <w:num w:numId="64" w16cid:durableId="1988895018">
-    <w:abstractNumId w:val="58"/>
-  </w:num>
-  <w:num w:numId="65" w16cid:durableId="1197350382">
+  <w:num w:numId="72" w16cid:durableId="455493529">
     <w:abstractNumId w:val="62"/>
   </w:num>
-  <w:num w:numId="66" w16cid:durableId="142358213">
-    <w:abstractNumId w:val="41"/>
+  <w:num w:numId="73" w16cid:durableId="713045230">
+    <w:abstractNumId w:val="43"/>
   </w:num>
-  <w:num w:numId="67" w16cid:durableId="1537308003">
-    <w:abstractNumId w:val="12"/>
+  <w:num w:numId="74" w16cid:durableId="1491212363">
+    <w:abstractNumId w:val="22"/>
   </w:num>
-  <w:num w:numId="68" w16cid:durableId="191654200">
-    <w:abstractNumId w:val="55"/>
-  </w:num>
-  <w:num w:numId="69" w16cid:durableId="1289311923">
-    <w:abstractNumId w:val="44"/>
-  </w:num>
-  <w:num w:numId="70" w16cid:durableId="313223921">
-    <w:abstractNumId w:val="51"/>
-  </w:num>
-  <w:num w:numId="71" w16cid:durableId="464812777">
-    <w:abstractNumId w:val="17"/>
-  </w:num>
-  <w:numIdMacAtCleanup w:val="48"/>
+  <w:numIdMacAtCleanup w:val="67"/>
 </w:numbering>
 </file>
 
@@ -27165,7 +28507,7 @@
     <w:uiPriority w:val="9"/>
     <w:unhideWhenUsed/>
     <w:qFormat/>
-    <w:rsid w:val="00262DCF"/>
+    <w:rsid w:val="00637CC5"/>
     <w:pPr>
       <w:keepNext/>
       <w:keepLines/>
@@ -27418,7 +28760,7 @@
     <w:basedOn w:val="DefaultParagraphFont"/>
     <w:link w:val="Heading2"/>
     <w:uiPriority w:val="9"/>
-    <w:rsid w:val="00262DCF"/>
+    <w:rsid w:val="00637CC5"/>
     <w:rPr>
       <w:rFonts w:ascii="Cambria" w:eastAsiaTheme="majorEastAsia" w:hAnsi="Cambria" w:cstheme="majorBidi"/>
       <w:color w:val="000000" w:themeColor="text1"/>
